--- a/hardware_engineering_resume.docx
+++ b/hardware_engineering_resume.docx
@@ -1,488 +1,781 @@
 
 <file path=word/document.xml><?xml version="1.0" encoding="utf-8"?>
-<w:document xmlns:o="urn:schemas-microsoft-com:office:office" xmlns:r="http://schemas.openxmlformats.org/officeDocument/2006/relationships" xmlns:v="urn:schemas-microsoft-com:vml" xmlns:w="http://schemas.openxmlformats.org/wordprocessingml/2006/main" xmlns:w10="urn:schemas-microsoft-com:office:word" xmlns:wp="http://schemas.openxmlformats.org/drawingml/2006/wordprocessingDrawing" xmlns:wps="http://schemas.microsoft.com/office/word/2010/wordprocessingShape" xmlns:wpg="http://schemas.microsoft.com/office/word/2010/wordprocessingGroup" xmlns:mc="http://schemas.openxmlformats.org/markup-compatibility/2006" xmlns:wp14="http://schemas.microsoft.com/office/word/2010/wordprocessingDrawing" xmlns:w14="http://schemas.microsoft.com/office/word/2010/wordml" mc:Ignorable="w14 wp14">
+<w:document xmlns:mc="http://schemas.openxmlformats.org/markup-compatibility/2006" xmlns:o="urn:schemas-microsoft-com:office:office" xmlns:r="http://schemas.openxmlformats.org/officeDocument/2006/relationships" xmlns:m="http://schemas.openxmlformats.org/officeDocument/2006/math" xmlns:v="urn:schemas-microsoft-com:vml" xmlns:wp="http://schemas.openxmlformats.org/drawingml/2006/wordprocessingDrawing" xmlns:w10="urn:schemas-microsoft-com:office:word" xmlns:w="http://schemas.openxmlformats.org/wordprocessingml/2006/main" xmlns:wne="http://schemas.microsoft.com/office/word/2006/wordml" xmlns:sl="http://schemas.openxmlformats.org/schemaLibrary/2006/main" xmlns:a="http://schemas.openxmlformats.org/drawingml/2006/main" xmlns:pic="http://schemas.openxmlformats.org/drawingml/2006/picture" xmlns:c="http://schemas.openxmlformats.org/drawingml/2006/chart" xmlns:lc="http://schemas.openxmlformats.org/drawingml/2006/lockedCanvas" xmlns:dgm="http://schemas.openxmlformats.org/drawingml/2006/diagram" xmlns:wps="http://schemas.microsoft.com/office/word/2010/wordprocessingShape" xmlns:wpg="http://schemas.microsoft.com/office/word/2010/wordprocessingGroup" xmlns:w14="http://schemas.microsoft.com/office/word/2010/wordml" xmlns:w15="http://schemas.microsoft.com/office/word/2012/wordml">
   <w:body>
     <w:p>
       <w:pPr>
         <w:pStyle w:val="Heading1"/>
-        <w:spacing w:before="240" w:after="120"/>
+        <w:spacing w:after="120" w:before="240" w:lineRule="auto"/>
         <w:jc w:val="right"/>
         <w:rPr/>
       </w:pPr>
       <w:r>
         <w:rPr>
-          <w:rFonts w:ascii="Franklin Gothic Heavy" w:hAnsi="Franklin Gothic Heavy"/>
-          <w:b w:val="false"/>
-        </w:rPr>
-        <w:t>Victor Delaplaine</w:t>
+          <w:rFonts w:ascii="Libre Franklin Black" w:cs="Libre Franklin Black" w:eastAsia="Libre Franklin Black" w:hAnsi="Libre Franklin Black"/>
+          <w:b w:val="0"/>
+          <w:rtl w:val="0"/>
+        </w:rPr>
+        <w:t xml:space="preserve">Victor Delaplaine</w:t>
+      </w:r>
+      <w:r>
+        <w:rPr>
+          <w:rtl w:val="0"/>
+        </w:rPr>
       </w:r>
     </w:p>
     <w:p>
       <w:pPr>
-        <w:pStyle w:val="Address"/>
+        <w:keepNext w:val="0"/>
+        <w:keepLines w:val="0"/>
+        <w:widowControl w:val="1"/>
         <w:pBdr>
-          <w:bottom w:val="single" w:sz="24" w:space="1" w:color="000000"/>
+          <w:top w:space="0" w:sz="0" w:val="nil"/>
+          <w:left w:space="0" w:sz="0" w:val="nil"/>
+          <w:bottom w:color="000000" w:space="1" w:sz="24" w:val="single"/>
+          <w:right w:space="0" w:sz="0" w:val="nil"/>
+          <w:between w:space="0" w:sz="0" w:val="nil"/>
         </w:pBdr>
-        <w:ind w:left="0" w:hanging="0"/>
+        <w:shd w:fill="auto" w:val="clear"/>
+        <w:spacing w:after="120" w:before="0" w:line="240" w:lineRule="auto"/>
+        <w:ind w:left="0" w:right="0" w:firstLine="0"/>
         <w:jc w:val="right"/>
-        <w:rPr/>
-      </w:pPr>
-      <w:r>
-        <w:rPr>
-          <w:rFonts w:ascii="Cambria" w:hAnsi="Cambria" w:asciiTheme="majorHAnsi" w:hAnsiTheme="majorHAnsi"/>
-          <w:sz w:val="22"/>
-          <w:szCs w:val="22"/>
+        <w:rPr>
+          <w:rFonts w:ascii="Times New Roman" w:cs="Times New Roman" w:eastAsia="Times New Roman" w:hAnsi="Times New Roman"/>
+          <w:b w:val="0"/>
+          <w:i w:val="0"/>
+          <w:smallCaps w:val="0"/>
+          <w:strike w:val="0"/>
+          <w:color w:val="000000"/>
+          <w:sz w:val="20"/>
+          <w:szCs w:val="20"/>
+          <w:u w:val="none"/>
+          <w:shd w:fill="auto" w:val="clear"/>
+          <w:vertAlign w:val="baseline"/>
+        </w:rPr>
+      </w:pPr>
+      <w:r>
+        <w:rPr>
+          <w:rFonts w:ascii="Cambria" w:cs="Cambria" w:eastAsia="Cambria" w:hAnsi="Cambria"/>
+          <w:b w:val="0"/>
+          <w:i w:val="0"/>
+          <w:smallCaps w:val="0"/>
+          <w:strike w:val="0"/>
+          <w:color w:val="000000"/>
+          <w:sz w:val="22"/>
+          <w:szCs w:val="22"/>
+          <w:u w:val="none"/>
+          <w:shd w:fill="auto" w:val="clear"/>
+          <w:vertAlign w:val="baseline"/>
+          <w:rtl w:val="0"/>
         </w:rPr>
         <w:t xml:space="preserve">(650) 740 -6691  </w:t>
       </w:r>
       <w:r>
         <w:rPr>
-          <w:rFonts w:eastAsia="Wingdings" w:cs="Wingdings" w:ascii="Wingdings" w:hAnsi="Wingdings"/>
-          <w:sz w:val="22"/>
-          <w:szCs w:val="22"/>
-        </w:rPr>
-        <w:t></w:t>
-      </w:r>
-      <w:r>
-        <w:rPr>
-          <w:rFonts w:ascii="Cambria" w:hAnsi="Cambria" w:asciiTheme="majorHAnsi" w:hAnsiTheme="majorHAnsi"/>
-          <w:sz w:val="22"/>
-          <w:szCs w:val="22"/>
-        </w:rPr>
-        <w:t xml:space="preserve"> </w:t>
-      </w:r>
-      <w:r>
-        <w:rPr>
-          <w:rFonts w:ascii="Cambria" w:hAnsi="Cambria" w:asciiTheme="majorHAnsi" w:hAnsiTheme="majorHAnsi"/>
-          <w:color w:val="000000" w:themeColor="text1"/>
-          <w:sz w:val="22"/>
-          <w:szCs w:val="22"/>
-        </w:rPr>
-        <w:t xml:space="preserve"> vdelapla</w:t>
-      </w:r>
-      <w:hyperlink r:id="rId2">
+          <w:rFonts w:ascii="Noto Sans Symbols" w:cs="Noto Sans Symbols" w:eastAsia="Noto Sans Symbols" w:hAnsi="Noto Sans Symbols"/>
+          <w:b w:val="0"/>
+          <w:i w:val="0"/>
+          <w:smallCaps w:val="0"/>
+          <w:strike w:val="0"/>
+          <w:color w:val="000000"/>
+          <w:sz w:val="22"/>
+          <w:szCs w:val="22"/>
+          <w:u w:val="none"/>
+          <w:shd w:fill="auto" w:val="clear"/>
+          <w:vertAlign w:val="baseline"/>
+          <w:rtl w:val="0"/>
+        </w:rPr>
+        <w:t xml:space="preserve">⬧</w:t>
+      </w:r>
+      <w:r>
+        <w:rPr>
+          <w:rFonts w:ascii="Cambria" w:cs="Cambria" w:eastAsia="Cambria" w:hAnsi="Cambria"/>
+          <w:b w:val="0"/>
+          <w:i w:val="0"/>
+          <w:smallCaps w:val="0"/>
+          <w:strike w:val="0"/>
+          <w:color w:val="000000"/>
+          <w:sz w:val="22"/>
+          <w:szCs w:val="22"/>
+          <w:u w:val="none"/>
+          <w:shd w:fill="auto" w:val="clear"/>
+          <w:vertAlign w:val="baseline"/>
+          <w:rtl w:val="0"/>
+        </w:rPr>
+        <w:t xml:space="preserve">  vdelapla</w:t>
+      </w:r>
+      <w:hyperlink r:id="rId7">
         <w:r>
           <w:rPr>
-            <w:rStyle w:val="InternetLink"/>
-            <w:rFonts w:ascii="Cambria" w:hAnsi="Cambria" w:asciiTheme="majorHAnsi" w:hAnsiTheme="majorHAnsi"/>
-            <w:color w:val="000000" w:themeColor="text1"/>
+            <w:rFonts w:ascii="Cambria" w:cs="Cambria" w:eastAsia="Cambria" w:hAnsi="Cambria"/>
+            <w:b w:val="0"/>
+            <w:i w:val="0"/>
+            <w:smallCaps w:val="0"/>
+            <w:strike w:val="0"/>
+            <w:color w:val="000000"/>
             <w:sz w:val="22"/>
             <w:szCs w:val="22"/>
             <w:u w:val="none"/>
+            <w:shd w:fill="auto" w:val="clear"/>
+            <w:vertAlign w:val="baseline"/>
+            <w:rtl w:val="0"/>
           </w:rPr>
-          <w:t>@calpoly.edu</w:t>
+          <w:t xml:space="preserve">@calpoly.edu</w:t>
         </w:r>
       </w:hyperlink>
       <w:r>
         <w:rPr>
-          <w:rFonts w:ascii="Cambria" w:hAnsi="Cambria" w:asciiTheme="majorHAnsi" w:hAnsiTheme="majorHAnsi"/>
-          <w:sz w:val="22"/>
-          <w:szCs w:val="22"/>
+          <w:rFonts w:ascii="Cambria" w:cs="Cambria" w:eastAsia="Cambria" w:hAnsi="Cambria"/>
+          <w:b w:val="0"/>
+          <w:i w:val="0"/>
+          <w:smallCaps w:val="0"/>
+          <w:strike w:val="0"/>
+          <w:color w:val="000000"/>
+          <w:sz w:val="22"/>
+          <w:szCs w:val="22"/>
+          <w:u w:val="none"/>
+          <w:shd w:fill="auto" w:val="clear"/>
+          <w:vertAlign w:val="baseline"/>
+          <w:rtl w:val="0"/>
         </w:rPr>
         <w:t xml:space="preserve">   </w:t>
       </w:r>
       <w:r>
         <w:rPr>
-          <w:rFonts w:eastAsia="Wingdings" w:cs="Wingdings" w:ascii="Wingdings" w:hAnsi="Wingdings"/>
-          <w:sz w:val="22"/>
-          <w:szCs w:val="22"/>
-        </w:rPr>
-        <w:t></w:t>
-      </w:r>
-      <w:r>
-        <w:rPr>
-          <w:rFonts w:ascii="Cambria" w:hAnsi="Cambria" w:asciiTheme="majorHAnsi" w:hAnsiTheme="majorHAnsi"/>
-          <w:sz w:val="22"/>
-          <w:szCs w:val="22"/>
+          <w:rFonts w:ascii="Noto Sans Symbols" w:cs="Noto Sans Symbols" w:eastAsia="Noto Sans Symbols" w:hAnsi="Noto Sans Symbols"/>
+          <w:b w:val="0"/>
+          <w:i w:val="0"/>
+          <w:smallCaps w:val="0"/>
+          <w:strike w:val="0"/>
+          <w:color w:val="000000"/>
+          <w:sz w:val="22"/>
+          <w:szCs w:val="22"/>
+          <w:u w:val="none"/>
+          <w:shd w:fill="auto" w:val="clear"/>
+          <w:vertAlign w:val="baseline"/>
+          <w:rtl w:val="0"/>
+        </w:rPr>
+        <w:t xml:space="preserve">⬧</w:t>
+      </w:r>
+      <w:r>
+        <w:rPr>
+          <w:rFonts w:ascii="Cambria" w:cs="Cambria" w:eastAsia="Cambria" w:hAnsi="Cambria"/>
+          <w:b w:val="0"/>
+          <w:i w:val="0"/>
+          <w:smallCaps w:val="0"/>
+          <w:strike w:val="0"/>
+          <w:color w:val="000000"/>
+          <w:sz w:val="22"/>
+          <w:szCs w:val="22"/>
+          <w:u w:val="none"/>
+          <w:shd w:fill="auto" w:val="clear"/>
+          <w:vertAlign w:val="baseline"/>
+          <w:rtl w:val="0"/>
         </w:rPr>
         <w:t xml:space="preserve">   linkedin.com/in/victor-delaplaine</w:t>
+      </w:r>
+      <w:r>
+        <w:rPr>
+          <w:rtl w:val="0"/>
+        </w:rPr>
       </w:r>
     </w:p>
     <w:p>
       <w:pPr>
-        <w:pStyle w:val="Address"/>
+        <w:keepNext w:val="0"/>
+        <w:keepLines w:val="0"/>
+        <w:widowControl w:val="1"/>
         <w:pBdr>
-          <w:bottom w:val="single" w:sz="24" w:space="1" w:color="000000"/>
+          <w:top w:space="0" w:sz="0" w:val="nil"/>
+          <w:left w:space="0" w:sz="0" w:val="nil"/>
+          <w:bottom w:color="000000" w:space="1" w:sz="24" w:val="single"/>
+          <w:right w:space="0" w:sz="0" w:val="nil"/>
+          <w:between w:space="0" w:sz="0" w:val="nil"/>
         </w:pBdr>
-        <w:ind w:left="0" w:hanging="0"/>
+        <w:shd w:fill="auto" w:val="clear"/>
+        <w:spacing w:after="120" w:before="0" w:line="240" w:lineRule="auto"/>
+        <w:ind w:left="0" w:right="0" w:firstLine="0"/>
         <w:jc w:val="right"/>
-        <w:rPr/>
-      </w:pPr>
-      <w:r>
-        <w:rPr>
-          <w:rFonts w:ascii="Cambria" w:hAnsi="Cambria" w:asciiTheme="majorHAnsi" w:hAnsiTheme="majorHAnsi"/>
-          <w:b/>
-          <w:sz w:val="22"/>
-          <w:szCs w:val="22"/>
-        </w:rPr>
-        <w:t>Project  Portfolio:</w:t>
-      </w:r>
-      <w:r>
-        <w:rPr>
-          <w:rFonts w:ascii="Cambria" w:hAnsi="Cambria" w:asciiTheme="majorHAnsi" w:hAnsiTheme="majorHAnsi"/>
-          <w:sz w:val="22"/>
-          <w:szCs w:val="22"/>
+        <w:rPr>
+          <w:rFonts w:ascii="Times New Roman" w:cs="Times New Roman" w:eastAsia="Times New Roman" w:hAnsi="Times New Roman"/>
+          <w:b w:val="0"/>
+          <w:i w:val="0"/>
+          <w:smallCaps w:val="0"/>
+          <w:strike w:val="0"/>
+          <w:color w:val="000000"/>
+          <w:sz w:val="20"/>
+          <w:szCs w:val="20"/>
+          <w:u w:val="none"/>
+          <w:shd w:fill="auto" w:val="clear"/>
+          <w:vertAlign w:val="baseline"/>
+        </w:rPr>
+      </w:pPr>
+      <w:r>
+        <w:rPr>
+          <w:rFonts w:ascii="Cambria" w:cs="Cambria" w:eastAsia="Cambria" w:hAnsi="Cambria"/>
+          <w:b w:val="1"/>
+          <w:i w:val="0"/>
+          <w:smallCaps w:val="0"/>
+          <w:strike w:val="0"/>
+          <w:color w:val="000000"/>
+          <w:sz w:val="22"/>
+          <w:szCs w:val="22"/>
+          <w:u w:val="none"/>
+          <w:shd w:fill="auto" w:val="clear"/>
+          <w:vertAlign w:val="baseline"/>
+          <w:rtl w:val="0"/>
+        </w:rPr>
+        <w:t xml:space="preserve">Project  Portfolio:</w:t>
+      </w:r>
+      <w:r>
+        <w:rPr>
+          <w:rFonts w:ascii="Cambria" w:cs="Cambria" w:eastAsia="Cambria" w:hAnsi="Cambria"/>
+          <w:b w:val="0"/>
+          <w:i w:val="0"/>
+          <w:smallCaps w:val="0"/>
+          <w:strike w:val="0"/>
+          <w:color w:val="000000"/>
+          <w:sz w:val="22"/>
+          <w:szCs w:val="22"/>
+          <w:u w:val="none"/>
+          <w:shd w:fill="auto" w:val="clear"/>
+          <w:vertAlign w:val="baseline"/>
+          <w:rtl w:val="0"/>
         </w:rPr>
         <w:t xml:space="preserve"> github.com/byvictorrr</w:t>
+      </w:r>
+      <w:r>
+        <w:rPr>
+          <w:rtl w:val="0"/>
+        </w:rPr>
       </w:r>
     </w:p>
     <w:p>
       <w:pPr>
         <w:pStyle w:val="Heading2"/>
-        <w:spacing w:lineRule="auto" w:line="276" w:before="240" w:after="0"/>
-        <w:rPr>
-          <w:rFonts w:ascii="Franklin Gothic Heavy" w:hAnsi="Franklin Gothic Heavy"/>
-          <w:b w:val="false"/>
-          <w:b w:val="false"/>
+        <w:spacing w:after="0" w:before="240" w:line="276" w:lineRule="auto"/>
+        <w:rPr>
+          <w:rFonts w:ascii="Libre Franklin Black" w:cs="Libre Franklin Black" w:eastAsia="Libre Franklin Black" w:hAnsi="Libre Franklin Black"/>
+          <w:b w:val="0"/>
           <w:sz w:val="24"/>
           <w:szCs w:val="24"/>
         </w:rPr>
       </w:pPr>
-      <w:r>
-        <w:rPr>
-          <w:rFonts w:ascii="Franklin Gothic Heavy" w:hAnsi="Franklin Gothic Heavy"/>
-          <w:b w:val="false"/>
+      <w:bookmarkStart w:colFirst="0" w:colLast="0" w:name="_heading=h.gjdgxs" w:id="0"/>
+      <w:bookmarkEnd w:id="0"/>
+      <w:r>
+        <w:rPr>
+          <w:rFonts w:ascii="Libre Franklin Black" w:cs="Libre Franklin Black" w:eastAsia="Libre Franklin Black" w:hAnsi="Libre Franklin Black"/>
+          <w:b w:val="0"/>
           <w:sz w:val="24"/>
           <w:szCs w:val="24"/>
-        </w:rPr>
-        <w:t>Education</w:t>
-      </w:r>
-      <w:bookmarkStart w:id="0" w:name="_GoBack"/>
-      <w:bookmarkEnd w:id="0"/>
+          <w:rtl w:val="0"/>
+        </w:rPr>
+        <w:t xml:space="preserve">Education</w:t>
+      </w:r>
     </w:p>
     <w:p>
       <w:pPr>
-        <w:pStyle w:val="ProfileDetails"/>
-        <w:spacing w:lineRule="auto" w:line="276"/>
-        <w:ind w:left="0" w:firstLine="360"/>
-        <w:rPr>
-          <w:rFonts w:ascii="Cambria" w:hAnsi="Cambria"/>
-          <w:b/>
-          <w:b/>
-          <w:sz w:val="22"/>
-          <w:szCs w:val="22"/>
-        </w:rPr>
-      </w:pPr>
-      <w:r>
-        <w:rPr>
-          <w:rFonts w:ascii="Cambria" w:hAnsi="Cambria"/>
-          <w:b/>
-          <w:sz w:val="22"/>
-          <w:szCs w:val="22"/>
-        </w:rPr>
-        <w:t>California Polytechnic State University, San Luis Obispo</w:t>
+        <w:keepNext w:val="0"/>
+        <w:keepLines w:val="0"/>
+        <w:widowControl w:val="1"/>
+        <w:pBdr>
+          <w:top w:space="0" w:sz="0" w:val="nil"/>
+          <w:left w:space="0" w:sz="0" w:val="nil"/>
+          <w:bottom w:space="0" w:sz="0" w:val="nil"/>
+          <w:right w:space="0" w:sz="0" w:val="nil"/>
+          <w:between w:space="0" w:sz="0" w:val="nil"/>
+        </w:pBdr>
+        <w:shd w:fill="auto" w:val="clear"/>
+        <w:spacing w:after="0" w:before="0" w:line="276" w:lineRule="auto"/>
+        <w:ind w:left="0" w:right="0" w:firstLine="360"/>
+        <w:jc w:val="left"/>
+        <w:rPr>
+          <w:rFonts w:ascii="Cambria" w:cs="Cambria" w:eastAsia="Cambria" w:hAnsi="Cambria"/>
+          <w:b w:val="1"/>
+          <w:i w:val="0"/>
+          <w:smallCaps w:val="0"/>
+          <w:strike w:val="0"/>
+          <w:color w:val="000000"/>
+          <w:sz w:val="22"/>
+          <w:szCs w:val="22"/>
+          <w:u w:val="none"/>
+          <w:shd w:fill="auto" w:val="clear"/>
+          <w:vertAlign w:val="baseline"/>
+        </w:rPr>
+      </w:pPr>
+      <w:r>
+        <w:rPr>
+          <w:rFonts w:ascii="Cambria" w:cs="Cambria" w:eastAsia="Cambria" w:hAnsi="Cambria"/>
+          <w:b w:val="1"/>
+          <w:i w:val="0"/>
+          <w:smallCaps w:val="0"/>
+          <w:strike w:val="0"/>
+          <w:color w:val="000000"/>
+          <w:sz w:val="22"/>
+          <w:szCs w:val="22"/>
+          <w:u w:val="none"/>
+          <w:shd w:fill="auto" w:val="clear"/>
+          <w:vertAlign w:val="baseline"/>
+          <w:rtl w:val="0"/>
+        </w:rPr>
+        <w:t xml:space="preserve">California Polytechnic State University, San Luis Obispo</w:t>
       </w:r>
     </w:p>
     <w:p>
       <w:pPr>
-        <w:pStyle w:val="ProfileDetails"/>
-        <w:spacing w:lineRule="auto" w:line="276"/>
-        <w:rPr/>
-      </w:pPr>
-      <w:r>
-        <w:rPr>
-          <w:rFonts w:ascii="Cambria" w:hAnsi="Cambria"/>
-          <w:sz w:val="22"/>
-          <w:szCs w:val="22"/>
+        <w:keepNext w:val="0"/>
+        <w:keepLines w:val="0"/>
+        <w:widowControl w:val="1"/>
+        <w:pBdr>
+          <w:top w:space="0" w:sz="0" w:val="nil"/>
+          <w:left w:space="0" w:sz="0" w:val="nil"/>
+          <w:bottom w:space="0" w:sz="0" w:val="nil"/>
+          <w:right w:space="0" w:sz="0" w:val="nil"/>
+          <w:between w:space="0" w:sz="0" w:val="nil"/>
+        </w:pBdr>
+        <w:shd w:fill="auto" w:val="clear"/>
+        <w:spacing w:after="0" w:before="0" w:line="276" w:lineRule="auto"/>
+        <w:ind w:left="360" w:right="0" w:firstLine="0"/>
+        <w:jc w:val="left"/>
+        <w:rPr>
+          <w:rFonts w:ascii="Times New Roman" w:cs="Times New Roman" w:eastAsia="Times New Roman" w:hAnsi="Times New Roman"/>
+          <w:b w:val="0"/>
+          <w:i w:val="0"/>
+          <w:smallCaps w:val="0"/>
+          <w:strike w:val="0"/>
+          <w:color w:val="000000"/>
+          <w:sz w:val="20"/>
+          <w:szCs w:val="20"/>
+          <w:u w:val="none"/>
+          <w:shd w:fill="auto" w:val="clear"/>
+          <w:vertAlign w:val="baseline"/>
+        </w:rPr>
+      </w:pPr>
+      <w:r>
+        <w:rPr>
+          <w:rFonts w:ascii="Cambria" w:cs="Cambria" w:eastAsia="Cambria" w:hAnsi="Cambria"/>
+          <w:b w:val="0"/>
+          <w:i w:val="0"/>
+          <w:smallCaps w:val="0"/>
+          <w:strike w:val="0"/>
+          <w:color w:val="000000"/>
+          <w:sz w:val="22"/>
+          <w:szCs w:val="22"/>
+          <w:u w:val="none"/>
+          <w:shd w:fill="auto" w:val="clear"/>
+          <w:vertAlign w:val="baseline"/>
+          <w:rtl w:val="0"/>
         </w:rPr>
         <w:t xml:space="preserve">Bachelor of Science in </w:t>
       </w:r>
       <w:r>
         <w:rPr>
-          <w:rFonts w:ascii="Cambria" w:hAnsi="Cambria"/>
-          <w:b/>
-          <w:sz w:val="22"/>
-          <w:szCs w:val="22"/>
-        </w:rPr>
-        <w:t>Computer Engineering</w:t>
-      </w:r>
-      <w:r>
-        <w:rPr>
-          <w:rFonts w:ascii="Cambria" w:hAnsi="Cambria"/>
-          <w:sz w:val="22"/>
-          <w:szCs w:val="22"/>
-        </w:rPr>
-        <w:t>, June 2020</w:t>
+          <w:rFonts w:ascii="Cambria" w:cs="Cambria" w:eastAsia="Cambria" w:hAnsi="Cambria"/>
+          <w:b w:val="1"/>
+          <w:i w:val="0"/>
+          <w:smallCaps w:val="0"/>
+          <w:strike w:val="0"/>
+          <w:color w:val="000000"/>
+          <w:sz w:val="22"/>
+          <w:szCs w:val="22"/>
+          <w:u w:val="none"/>
+          <w:shd w:fill="auto" w:val="clear"/>
+          <w:vertAlign w:val="baseline"/>
+          <w:rtl w:val="0"/>
+        </w:rPr>
+        <w:t xml:space="preserve">Computer Engineering</w:t>
+      </w:r>
+      <w:r>
+        <w:rPr>
+          <w:rFonts w:ascii="Cambria" w:cs="Cambria" w:eastAsia="Cambria" w:hAnsi="Cambria"/>
+          <w:b w:val="0"/>
+          <w:i w:val="0"/>
+          <w:smallCaps w:val="0"/>
+          <w:strike w:val="0"/>
+          <w:color w:val="000000"/>
+          <w:sz w:val="22"/>
+          <w:szCs w:val="22"/>
+          <w:u w:val="none"/>
+          <w:shd w:fill="auto" w:val="clear"/>
+          <w:vertAlign w:val="baseline"/>
+          <w:rtl w:val="0"/>
+        </w:rPr>
+        <w:t xml:space="preserve">, June 2020</w:t>
         <w:tab/>
         <w:tab/>
         <w:t xml:space="preserve">          Overall GPA: 3.89</w:t>
       </w:r>
+      <w:r>
+        <w:rPr>
+          <w:rtl w:val="0"/>
+        </w:rPr>
+      </w:r>
     </w:p>
     <w:p>
       <w:pPr>
-        <w:pStyle w:val="ProfileDetails"/>
-        <w:spacing w:lineRule="auto" w:line="276"/>
-        <w:rPr/>
-      </w:pPr>
-      <w:r>
-        <w:rPr>
-          <w:rFonts w:ascii="Cambria" w:hAnsi="Cambria"/>
-          <w:b/>
-          <w:sz w:val="22"/>
-          <w:szCs w:val="22"/>
-        </w:rPr>
-        <w:t>Canada College – Redwood city</w:t>
+        <w:keepNext w:val="0"/>
+        <w:keepLines w:val="0"/>
+        <w:widowControl w:val="1"/>
+        <w:pBdr>
+          <w:top w:space="0" w:sz="0" w:val="nil"/>
+          <w:left w:space="0" w:sz="0" w:val="nil"/>
+          <w:bottom w:space="0" w:sz="0" w:val="nil"/>
+          <w:right w:space="0" w:sz="0" w:val="nil"/>
+          <w:between w:space="0" w:sz="0" w:val="nil"/>
+        </w:pBdr>
+        <w:shd w:fill="auto" w:val="clear"/>
+        <w:spacing w:after="0" w:before="0" w:line="276" w:lineRule="auto"/>
+        <w:ind w:left="360" w:right="0" w:firstLine="0"/>
+        <w:jc w:val="left"/>
+        <w:rPr>
+          <w:rFonts w:ascii="Times New Roman" w:cs="Times New Roman" w:eastAsia="Times New Roman" w:hAnsi="Times New Roman"/>
+          <w:b w:val="0"/>
+          <w:i w:val="0"/>
+          <w:smallCaps w:val="0"/>
+          <w:strike w:val="0"/>
+          <w:color w:val="000000"/>
+          <w:sz w:val="20"/>
+          <w:szCs w:val="20"/>
+          <w:u w:val="none"/>
+          <w:shd w:fill="auto" w:val="clear"/>
+          <w:vertAlign w:val="baseline"/>
+        </w:rPr>
+      </w:pPr>
+      <w:r>
+        <w:rPr>
+          <w:rFonts w:ascii="Cambria" w:cs="Cambria" w:eastAsia="Cambria" w:hAnsi="Cambria"/>
+          <w:b w:val="1"/>
+          <w:i w:val="0"/>
+          <w:smallCaps w:val="0"/>
+          <w:strike w:val="0"/>
+          <w:color w:val="000000"/>
+          <w:sz w:val="22"/>
+          <w:szCs w:val="22"/>
+          <w:u w:val="none"/>
+          <w:shd w:fill="auto" w:val="clear"/>
+          <w:vertAlign w:val="baseline"/>
+          <w:rtl w:val="0"/>
+        </w:rPr>
+        <w:t xml:space="preserve">Canada College – Redwood city</w:t>
+      </w:r>
+      <w:r>
+        <w:rPr>
+          <w:rtl w:val="0"/>
+        </w:rPr>
       </w:r>
     </w:p>
     <w:p>
       <w:pPr>
-        <w:pStyle w:val="ProfileDetails"/>
+        <w:keepNext w:val="0"/>
+        <w:keepLines w:val="0"/>
+        <w:widowControl w:val="1"/>
+        <w:pBdr>
+          <w:top w:space="0" w:sz="0" w:val="nil"/>
+          <w:left w:space="0" w:sz="0" w:val="nil"/>
+          <w:bottom w:space="0" w:sz="0" w:val="nil"/>
+          <w:right w:space="0" w:sz="0" w:val="nil"/>
+          <w:between w:space="0" w:sz="0" w:val="nil"/>
+        </w:pBdr>
+        <w:shd w:fill="auto" w:val="clear"/>
         <w:tabs>
-          <w:tab w:val="clear" w:pos="720"/>
-          <w:tab w:val="right" w:pos="10080" w:leader="none"/>
+          <w:tab w:val="right" w:pos="10080"/>
         </w:tabs>
-        <w:spacing w:lineRule="auto" w:line="276"/>
-        <w:rPr/>
-      </w:pPr>
-      <w:r>
-        <w:rPr>
-          <w:rFonts w:ascii="Cambria" w:hAnsi="Cambria"/>
-          <w:sz w:val="22"/>
-          <w:szCs w:val="22"/>
-        </w:rPr>
-        <w:t>Certificates in</w:t>
-      </w:r>
-      <w:r>
-        <w:rPr>
-          <w:rFonts w:ascii="Cambria" w:hAnsi="Cambria"/>
-          <w:b/>
-          <w:bCs/>
-          <w:sz w:val="22"/>
-          <w:szCs w:val="22"/>
-        </w:rPr>
-        <w:t xml:space="preserve"> Engineering </w:t>
-      </w:r>
-      <w:r>
-        <w:rPr>
-          <w:rFonts w:ascii="Cambria" w:hAnsi="Cambria"/>
-          <w:b/>
-          <w:sz w:val="22"/>
-          <w:szCs w:val="22"/>
-        </w:rPr>
-        <w:t>and Computer Science</w:t>
-      </w:r>
-      <w:r>
-        <w:rPr>
-          <w:rFonts w:ascii="Cambria" w:hAnsi="Cambria"/>
-          <w:sz w:val="22"/>
-          <w:szCs w:val="22"/>
-        </w:rPr>
-        <w:t xml:space="preserve">, </w:t>
-      </w:r>
-      <w:r>
-        <w:rPr>
-          <w:rFonts w:ascii="Cambria" w:hAnsi="Cambria"/>
-          <w:sz w:val="22"/>
-          <w:szCs w:val="22"/>
-        </w:rPr>
-        <w:t>June 2018</w:t>
-      </w:r>
-      <w:r>
-        <w:rPr>
-          <w:rFonts w:ascii="Cambria" w:hAnsi="Cambria"/>
-          <w:sz w:val="22"/>
-          <w:szCs w:val="22"/>
-        </w:rPr>
-        <w:t xml:space="preserve">                                                                                 GPA: 3.94</w:t>
+        <w:spacing w:after="0" w:before="0" w:line="276" w:lineRule="auto"/>
+        <w:ind w:left="360" w:right="0" w:firstLine="0"/>
+        <w:jc w:val="left"/>
+        <w:rPr>
+          <w:rFonts w:ascii="Times New Roman" w:cs="Times New Roman" w:eastAsia="Times New Roman" w:hAnsi="Times New Roman"/>
+          <w:b w:val="0"/>
+          <w:i w:val="0"/>
+          <w:smallCaps w:val="0"/>
+          <w:strike w:val="0"/>
+          <w:color w:val="000000"/>
+          <w:sz w:val="20"/>
+          <w:szCs w:val="20"/>
+          <w:u w:val="none"/>
+          <w:shd w:fill="auto" w:val="clear"/>
+          <w:vertAlign w:val="baseline"/>
+        </w:rPr>
+      </w:pPr>
+      <w:r>
+        <w:rPr>
+          <w:rFonts w:ascii="Cambria" w:cs="Cambria" w:eastAsia="Cambria" w:hAnsi="Cambria"/>
+          <w:b w:val="0"/>
+          <w:i w:val="0"/>
+          <w:smallCaps w:val="0"/>
+          <w:strike w:val="0"/>
+          <w:color w:val="000000"/>
+          <w:sz w:val="22"/>
+          <w:szCs w:val="22"/>
+          <w:u w:val="none"/>
+          <w:shd w:fill="auto" w:val="clear"/>
+          <w:vertAlign w:val="baseline"/>
+          <w:rtl w:val="0"/>
+        </w:rPr>
+        <w:t xml:space="preserve">Certificates in</w:t>
+      </w:r>
+      <w:r>
+        <w:rPr>
+          <w:rFonts w:ascii="Cambria" w:cs="Cambria" w:eastAsia="Cambria" w:hAnsi="Cambria"/>
+          <w:b w:val="1"/>
+          <w:i w:val="0"/>
+          <w:smallCaps w:val="0"/>
+          <w:strike w:val="0"/>
+          <w:color w:val="000000"/>
+          <w:sz w:val="22"/>
+          <w:szCs w:val="22"/>
+          <w:u w:val="none"/>
+          <w:shd w:fill="auto" w:val="clear"/>
+          <w:vertAlign w:val="baseline"/>
+          <w:rtl w:val="0"/>
+        </w:rPr>
+        <w:t xml:space="preserve"> Engineering and Computer Science</w:t>
+      </w:r>
+      <w:r>
+        <w:rPr>
+          <w:rFonts w:ascii="Cambria" w:cs="Cambria" w:eastAsia="Cambria" w:hAnsi="Cambria"/>
+          <w:b w:val="0"/>
+          <w:i w:val="0"/>
+          <w:smallCaps w:val="0"/>
+          <w:strike w:val="0"/>
+          <w:color w:val="000000"/>
+          <w:sz w:val="22"/>
+          <w:szCs w:val="22"/>
+          <w:u w:val="none"/>
+          <w:shd w:fill="auto" w:val="clear"/>
+          <w:vertAlign w:val="baseline"/>
+          <w:rtl w:val="0"/>
+        </w:rPr>
+        <w:t xml:space="preserve">, June 2018                                                                                 GPA: 3.94</w:t>
         <w:tab/>
+      </w:r>
+      <w:r>
+        <w:rPr>
+          <w:rtl w:val="0"/>
+        </w:rPr>
       </w:r>
     </w:p>
     <w:p>
       <w:pPr>
         <w:pStyle w:val="Heading2"/>
-        <w:spacing w:lineRule="auto" w:line="276" w:before="240" w:after="0"/>
-        <w:rPr>
-          <w:rFonts w:ascii="Franklin Gothic Heavy" w:hAnsi="Franklin Gothic Heavy"/>
-          <w:b w:val="false"/>
-          <w:b w:val="false"/>
+        <w:spacing w:after="0" w:before="240" w:line="276" w:lineRule="auto"/>
+        <w:rPr>
+          <w:rFonts w:ascii="Libre Franklin Black" w:cs="Libre Franklin Black" w:eastAsia="Libre Franklin Black" w:hAnsi="Libre Franklin Black"/>
+          <w:b w:val="0"/>
           <w:sz w:val="24"/>
           <w:szCs w:val="24"/>
         </w:rPr>
       </w:pPr>
       <w:r>
         <w:rPr>
-          <w:rFonts w:ascii="Franklin Gothic Heavy" w:hAnsi="Franklin Gothic Heavy"/>
-          <w:b w:val="false"/>
+          <w:rFonts w:ascii="Libre Franklin Black" w:cs="Libre Franklin Black" w:eastAsia="Libre Franklin Black" w:hAnsi="Libre Franklin Black"/>
+          <w:b w:val="0"/>
           <w:sz w:val="24"/>
           <w:szCs w:val="24"/>
-        </w:rPr>
-        <w:t>Skills</w:t>
+          <w:rtl w:val="0"/>
+        </w:rPr>
+        <w:t xml:space="preserve">Skills</w:t>
       </w:r>
     </w:p>
     <w:p>
       <w:pPr>
-        <w:pStyle w:val="Normal"/>
-        <w:widowControl/>
-        <w:bidi w:val="0"/>
-        <w:spacing w:lineRule="auto" w:line="276"/>
-        <w:ind w:left="360" w:right="0" w:hanging="0"/>
+        <w:widowControl w:val="1"/>
+        <w:spacing w:line="276" w:lineRule="auto"/>
+        <w:ind w:left="360" w:right="0" w:firstLine="0"/>
         <w:jc w:val="left"/>
         <w:rPr/>
       </w:pPr>
       <w:r>
         <w:rPr>
-          <w:rFonts w:ascii="Cambria" w:hAnsi="Cambria"/>
-          <w:sz w:val="22"/>
-          <w:szCs w:val="22"/>
+          <w:rFonts w:ascii="Cambria" w:cs="Cambria" w:eastAsia="Cambria" w:hAnsi="Cambria"/>
+          <w:sz w:val="22"/>
+          <w:szCs w:val="22"/>
+          <w:rtl w:val="0"/>
         </w:rPr>
         <w:t xml:space="preserve"> </w:t>
       </w:r>
       <w:r>
         <w:rPr>
-          <w:rFonts w:ascii="Cambria" w:hAnsi="Cambria"/>
-          <w:b/>
-          <w:sz w:val="22"/>
-          <w:szCs w:val="22"/>
-        </w:rPr>
-        <w:t>Programming Languages:</w:t>
-      </w:r>
-      <w:r>
-        <w:rPr>
-          <w:rFonts w:ascii="Cambria" w:hAnsi="Cambria"/>
-          <w:sz w:val="22"/>
-          <w:szCs w:val="22"/>
+          <w:rFonts w:ascii="Cambria" w:cs="Cambria" w:eastAsia="Cambria" w:hAnsi="Cambria"/>
+          <w:b w:val="1"/>
+          <w:sz w:val="22"/>
+          <w:szCs w:val="22"/>
+          <w:rtl w:val="0"/>
+        </w:rPr>
+        <w:t xml:space="preserve">Programming Languages:</w:t>
+      </w:r>
+      <w:r>
+        <w:rPr>
+          <w:rFonts w:ascii="Cambria" w:cs="Cambria" w:eastAsia="Cambria" w:hAnsi="Cambria"/>
+          <w:sz w:val="22"/>
+          <w:szCs w:val="22"/>
+          <w:rtl w:val="0"/>
         </w:rPr>
         <w:t xml:space="preserve"> C, C++, Python, Java, Javascript, Shell, Verilog/System Verilog, Assembly,SQLite, mySQL</w:t>
+      </w:r>
+      <w:r>
+        <w:rPr>
+          <w:rtl w:val="0"/>
+        </w:rPr>
       </w:r>
     </w:p>
     <w:p>
       <w:pPr>
-        <w:pStyle w:val="Normal"/>
-        <w:spacing w:lineRule="auto" w:line="276"/>
-        <w:ind w:left="360" w:hanging="0"/>
-        <w:rPr>
-          <w:rFonts w:ascii="Cambria" w:hAnsi="Cambria"/>
-          <w:sz w:val="22"/>
-          <w:szCs w:val="22"/>
-        </w:rPr>
-      </w:pPr>
-      <w:r>
-        <w:rPr>
-          <w:rFonts w:ascii="Cambria" w:hAnsi="Cambria"/>
-          <w:b/>
-          <w:sz w:val="22"/>
-          <w:szCs w:val="22"/>
+        <w:spacing w:line="276" w:lineRule="auto"/>
+        <w:ind w:left="360" w:firstLine="0"/>
+        <w:rPr/>
+      </w:pPr>
+      <w:r>
+        <w:rPr>
+          <w:rFonts w:ascii="Cambria" w:cs="Cambria" w:eastAsia="Cambria" w:hAnsi="Cambria"/>
+          <w:b w:val="1"/>
+          <w:sz w:val="22"/>
+          <w:szCs w:val="22"/>
+          <w:rtl w:val="0"/>
         </w:rPr>
         <w:t xml:space="preserve">Hardware Testing Devices: </w:t>
       </w:r>
       <w:r>
         <w:rPr>
-          <w:rFonts w:ascii="Cambria" w:hAnsi="Cambria"/>
-          <w:sz w:val="22"/>
-          <w:szCs w:val="22"/>
-        </w:rPr>
-        <w:t>Function Generator, Digital and Analog Multimeters, Oscilloscope, DC Power Supply, Op Amp Circuit Board</w:t>
+          <w:rFonts w:ascii="Cambria" w:cs="Cambria" w:eastAsia="Cambria" w:hAnsi="Cambria"/>
+          <w:sz w:val="22"/>
+          <w:szCs w:val="22"/>
+          <w:rtl w:val="0"/>
+        </w:rPr>
+        <w:t xml:space="preserve">Function Generator, Digital and Analog Multimeters, Oscilloscope, DC Power Supply, Op Amp Circuit Board</w:t>
+      </w:r>
+      <w:r>
+        <w:rPr>
+          <w:rtl w:val="0"/>
+        </w:rPr>
       </w:r>
     </w:p>
     <w:p>
       <w:pPr>
-        <w:pStyle w:val="Normal"/>
-        <w:spacing w:lineRule="auto" w:line="276"/>
+        <w:spacing w:line="276" w:lineRule="auto"/>
+        <w:ind w:left="360" w:firstLine="0"/>
         <w:rPr/>
       </w:pPr>
       <w:r>
         <w:rPr>
-          <w:rFonts w:ascii="Cambria" w:hAnsi="Cambria"/>
-          <w:sz w:val="22"/>
-          <w:szCs w:val="22"/>
-        </w:rPr>
-        <w:t xml:space="preserve">       </w:t>
-      </w:r>
-      <w:r>
-        <w:rPr>
-          <w:rFonts w:ascii="Cambria" w:hAnsi="Cambria"/>
-          <w:b/>
-          <w:sz w:val="22"/>
-          <w:szCs w:val="22"/>
-        </w:rPr>
-        <w:t xml:space="preserve">Applications: </w:t>
-      </w:r>
-      <w:r>
-        <w:rPr>
-          <w:rFonts w:ascii="Cambria" w:hAnsi="Cambria"/>
-          <w:sz w:val="22"/>
-          <w:szCs w:val="22"/>
-        </w:rPr>
-        <w:t>Eclipse,Vim, Sed, Xilinx, Microsoft Word/Excel/PowerPoint</w:t>
+          <w:rFonts w:ascii="Cambria" w:cs="Cambria" w:eastAsia="Cambria" w:hAnsi="Cambria"/>
+          <w:b w:val="1"/>
+          <w:sz w:val="22"/>
+          <w:szCs w:val="22"/>
+          <w:rtl w:val="0"/>
+        </w:rPr>
+        <w:t xml:space="preserve">Technologies: </w:t>
+      </w:r>
+      <w:r>
+        <w:rPr>
+          <w:rFonts w:ascii="Cambria" w:cs="Cambria" w:eastAsia="Cambria" w:hAnsi="Cambria"/>
+          <w:b w:val="0"/>
+          <w:sz w:val="22"/>
+          <w:szCs w:val="22"/>
+          <w:rtl w:val="0"/>
+        </w:rPr>
+        <w:t xml:space="preserve">Arduino, Raspberrypi, AWS, UNIX, FPGA</w:t>
+      </w:r>
+      <w:r>
+        <w:rPr>
+          <w:rtl w:val="0"/>
+        </w:rPr>
       </w:r>
     </w:p>
     <w:p>
       <w:pPr>
-        <w:pStyle w:val="Normal"/>
-        <w:spacing w:lineRule="auto" w:line="276"/>
-        <w:ind w:left="360" w:hanging="0"/>
+        <w:spacing w:line="276" w:lineRule="auto"/>
         <w:rPr/>
       </w:pPr>
       <w:r>
         <w:rPr>
-          <w:rFonts w:ascii="Cambria" w:hAnsi="Cambria"/>
-          <w:b/>
-          <w:sz w:val="22"/>
-          <w:szCs w:val="22"/>
-        </w:rPr>
-        <w:t xml:space="preserve">Language: </w:t>
-      </w:r>
-      <w:r>
-        <w:rPr>
-          <w:rFonts w:ascii="Cambria" w:hAnsi="Cambria"/>
-          <w:sz w:val="22"/>
-          <w:szCs w:val="22"/>
-        </w:rPr>
-        <w:t>Fluent in English</w:t>
+          <w:rFonts w:ascii="Cambria" w:cs="Cambria" w:eastAsia="Cambria" w:hAnsi="Cambria"/>
+          <w:sz w:val="22"/>
+          <w:szCs w:val="22"/>
+          <w:rtl w:val="0"/>
+        </w:rPr>
+        <w:t xml:space="preserve">       </w:t>
+      </w:r>
+      <w:r>
+        <w:rPr>
+          <w:rFonts w:ascii="Cambria" w:cs="Cambria" w:eastAsia="Cambria" w:hAnsi="Cambria"/>
+          <w:b w:val="1"/>
+          <w:sz w:val="22"/>
+          <w:szCs w:val="22"/>
+          <w:rtl w:val="0"/>
+        </w:rPr>
+        <w:t xml:space="preserve">Applications: </w:t>
+      </w:r>
+      <w:r>
+        <w:rPr>
+          <w:rFonts w:ascii="Cambria" w:cs="Cambria" w:eastAsia="Cambria" w:hAnsi="Cambria"/>
+          <w:sz w:val="22"/>
+          <w:szCs w:val="22"/>
+          <w:rtl w:val="0"/>
+        </w:rPr>
+        <w:t xml:space="preserve">Eclipse,Vim, Sed, Xilinx, Microsoft Word/Excel/PowerPoint, </w:t>
+      </w:r>
+      <w:r>
+        <w:rPr>
+          <w:rtl w:val="0"/>
+        </w:rPr>
       </w:r>
     </w:p>
     <w:p>
       <w:pPr>
         <w:pStyle w:val="Heading2"/>
-        <w:spacing w:lineRule="auto" w:line="276" w:before="240" w:after="0"/>
-        <w:rPr>
-          <w:rFonts w:ascii="Franklin Gothic Heavy" w:hAnsi="Franklin Gothic Heavy"/>
-          <w:b w:val="false"/>
-          <w:b w:val="false"/>
+        <w:spacing w:after="0" w:before="240" w:line="276" w:lineRule="auto"/>
+        <w:rPr/>
+      </w:pPr>
+      <w:r>
+        <w:rPr>
+          <w:rFonts w:ascii="Libre Franklin Black" w:cs="Libre Franklin Black" w:eastAsia="Libre Franklin Black" w:hAnsi="Libre Franklin Black"/>
+          <w:b w:val="0"/>
           <w:sz w:val="24"/>
           <w:szCs w:val="24"/>
-        </w:rPr>
-      </w:pPr>
-      <w:r>
-        <w:rPr>
-          <w:rFonts w:ascii="Franklin Gothic Heavy" w:hAnsi="Franklin Gothic Heavy"/>
-          <w:b w:val="false"/>
-          <w:sz w:val="24"/>
-          <w:szCs w:val="24"/>
-        </w:rPr>
-        <w:t>Computer Engineering Experience</w:t>
+          <w:rtl w:val="0"/>
+        </w:rPr>
+        <w:t xml:space="preserve">Computer Engineering Experience</w:t>
+      </w:r>
+      <w:r>
+        <w:rPr>
+          <w:rtl w:val="0"/>
+        </w:rPr>
       </w:r>
     </w:p>
     <w:p>
       <w:pPr>
-        <w:pStyle w:val="Normal"/>
-        <w:spacing w:lineRule="auto" w:line="276"/>
-        <w:ind w:left="360" w:hanging="0"/>
+        <w:spacing w:line="276" w:lineRule="auto"/>
+        <w:ind w:left="360" w:firstLine="0"/>
         <w:rPr/>
       </w:pPr>
       <w:r>
         <w:rPr>
-          <w:rFonts w:ascii="Cambria" w:hAnsi="Cambria"/>
-          <w:b/>
-          <w:sz w:val="22"/>
-          <w:szCs w:val="22"/>
+          <w:rFonts w:ascii="Cambria" w:cs="Cambria" w:eastAsia="Cambria" w:hAnsi="Cambria"/>
+          <w:b w:val="1"/>
+          <w:sz w:val="22"/>
+          <w:szCs w:val="22"/>
+          <w:rtl w:val="0"/>
         </w:rPr>
         <w:t xml:space="preserve">Machine Learning Lead Intern </w:t>
       </w:r>
       <w:r>
         <w:rPr>
-          <w:rFonts w:ascii="Cambria" w:hAnsi="Cambria"/>
-          <w:sz w:val="22"/>
-          <w:szCs w:val="22"/>
+          <w:rFonts w:ascii="Cambria" w:cs="Cambria" w:eastAsia="Cambria" w:hAnsi="Cambria"/>
+          <w:sz w:val="22"/>
+          <w:szCs w:val="22"/>
+          <w:rtl w:val="0"/>
         </w:rPr>
         <w:t xml:space="preserve">(25 hours per week)     </w:t>
       </w:r>
       <w:r>
         <w:rPr>
-          <w:rFonts w:ascii="Cambria" w:hAnsi="Cambria"/>
-          <w:b/>
-          <w:sz w:val="22"/>
-          <w:szCs w:val="22"/>
+          <w:rFonts w:ascii="Cambria" w:cs="Cambria" w:eastAsia="Cambria" w:hAnsi="Cambria"/>
+          <w:b w:val="1"/>
+          <w:sz w:val="22"/>
+          <w:szCs w:val="22"/>
+          <w:rtl w:val="0"/>
         </w:rPr>
         <w:tab/>
         <w:tab/>
@@ -491,548 +784,885 @@
       </w:r>
       <w:r>
         <w:rPr>
-          <w:rFonts w:ascii="Cambria" w:hAnsi="Cambria"/>
-          <w:sz w:val="22"/>
-          <w:szCs w:val="22"/>
-        </w:rPr>
-        <w:t>June 2018 – Sept. 2018</w:t>
+          <w:rFonts w:ascii="Cambria" w:cs="Cambria" w:eastAsia="Cambria" w:hAnsi="Cambria"/>
+          <w:sz w:val="22"/>
+          <w:szCs w:val="22"/>
+          <w:rtl w:val="0"/>
+        </w:rPr>
+        <w:t xml:space="preserve">June 2018 – Sept. 2018</w:t>
+      </w:r>
+      <w:r>
+        <w:rPr>
+          <w:rtl w:val="0"/>
+        </w:rPr>
       </w:r>
     </w:p>
     <w:p>
       <w:pPr>
-        <w:pStyle w:val="Normal"/>
-        <w:spacing w:lineRule="auto" w:line="276"/>
-        <w:ind w:left="360" w:hanging="0"/>
+        <w:spacing w:line="276" w:lineRule="auto"/>
+        <w:ind w:left="360" w:firstLine="0"/>
         <w:rPr/>
       </w:pPr>
       <w:r>
         <w:rPr>
-          <w:rFonts w:ascii="Cambria" w:hAnsi="Cambria"/>
-          <w:b/>
-          <w:sz w:val="22"/>
-          <w:szCs w:val="22"/>
-        </w:rPr>
-        <w:t>ICE Lab – San Francisco, CA</w:t>
+          <w:rFonts w:ascii="Cambria" w:cs="Cambria" w:eastAsia="Cambria" w:hAnsi="Cambria"/>
+          <w:b w:val="1"/>
+          <w:sz w:val="22"/>
+          <w:szCs w:val="22"/>
+          <w:rtl w:val="0"/>
+        </w:rPr>
+        <w:t xml:space="preserve">ICE Lab – San Francisco, CA</w:t>
+      </w:r>
+      <w:r>
+        <w:rPr>
+          <w:rtl w:val="0"/>
+        </w:rPr>
       </w:r>
     </w:p>
     <w:p>
       <w:pPr>
-        <w:pStyle w:val="ListParagraph"/>
+        <w:keepNext w:val="0"/>
+        <w:keepLines w:val="0"/>
+        <w:widowControl w:val="1"/>
         <w:numPr>
           <w:ilvl w:val="0"/>
           <w:numId w:val="2"/>
         </w:numPr>
+        <w:pBdr>
+          <w:top w:space="0" w:sz="0" w:val="nil"/>
+          <w:left w:space="0" w:sz="0" w:val="nil"/>
+          <w:bottom w:space="0" w:sz="0" w:val="nil"/>
+          <w:right w:space="0" w:sz="0" w:val="nil"/>
+          <w:between w:space="0" w:sz="0" w:val="nil"/>
+        </w:pBdr>
+        <w:shd w:fill="auto" w:val="clear"/>
         <w:tabs>
-          <w:tab w:val="left" w:pos="720" w:leader="none"/>
+          <w:tab w:val="left" w:pos="720"/>
         </w:tabs>
-        <w:spacing w:lineRule="auto" w:line="276"/>
-        <w:rPr/>
-      </w:pPr>
-      <w:r>
-        <w:rPr>
-          <w:rFonts w:ascii="Cambria" w:hAnsi="Cambria" w:asciiTheme="majorHAnsi" w:hAnsiTheme="majorHAnsi"/>
-          <w:sz w:val="22"/>
-          <w:szCs w:val="22"/>
-        </w:rPr>
-        <w:t>Assisted in developing an android application, for a Neural Machine Interface (NMI)</w:t>
+        <w:spacing w:after="0" w:before="0" w:line="276" w:lineRule="auto"/>
+        <w:ind w:left="720" w:right="0" w:hanging="360"/>
+        <w:jc w:val="left"/>
+        <w:rPr>
+          <w:rFonts w:ascii="Cambria" w:cs="Cambria" w:eastAsia="Cambria" w:hAnsi="Cambria"/>
+          <w:b w:val="0"/>
+          <w:i w:val="0"/>
+          <w:smallCaps w:val="0"/>
+          <w:strike w:val="0"/>
+          <w:color w:val="000000"/>
+          <w:sz w:val="22"/>
+          <w:szCs w:val="22"/>
+          <w:u w:val="none"/>
+          <w:shd w:fill="auto" w:val="clear"/>
+          <w:vertAlign w:val="baseline"/>
+        </w:rPr>
+      </w:pPr>
+      <w:r>
+        <w:rPr>
+          <w:rFonts w:ascii="Cambria" w:cs="Cambria" w:eastAsia="Cambria" w:hAnsi="Cambria"/>
+          <w:b w:val="0"/>
+          <w:i w:val="0"/>
+          <w:smallCaps w:val="0"/>
+          <w:strike w:val="0"/>
+          <w:color w:val="000000"/>
+          <w:sz w:val="22"/>
+          <w:szCs w:val="22"/>
+          <w:u w:val="none"/>
+          <w:shd w:fill="auto" w:val="clear"/>
+          <w:vertAlign w:val="baseline"/>
+          <w:rtl w:val="0"/>
+        </w:rPr>
+        <w:t xml:space="preserve">Assisted in developing an android application, for a Neural Machine Interface (NMI)</w:t>
+      </w:r>
+      <w:r>
+        <w:rPr>
+          <w:rtl w:val="0"/>
+        </w:rPr>
       </w:r>
     </w:p>
     <w:p>
       <w:pPr>
-        <w:pStyle w:val="ListParagraph"/>
+        <w:keepNext w:val="0"/>
+        <w:keepLines w:val="0"/>
+        <w:widowControl w:val="1"/>
         <w:numPr>
           <w:ilvl w:val="0"/>
           <w:numId w:val="2"/>
         </w:numPr>
+        <w:pBdr>
+          <w:top w:space="0" w:sz="0" w:val="nil"/>
+          <w:left w:space="0" w:sz="0" w:val="nil"/>
+          <w:bottom w:space="0" w:sz="0" w:val="nil"/>
+          <w:right w:space="0" w:sz="0" w:val="nil"/>
+          <w:between w:space="0" w:sz="0" w:val="nil"/>
+        </w:pBdr>
+        <w:shd w:fill="auto" w:val="clear"/>
         <w:tabs>
-          <w:tab w:val="left" w:pos="720" w:leader="none"/>
+          <w:tab w:val="left" w:pos="720"/>
         </w:tabs>
-        <w:spacing w:lineRule="auto" w:line="276"/>
-        <w:rPr/>
-      </w:pPr>
-      <w:r>
-        <w:rPr>
-          <w:rFonts w:ascii="Cambria" w:hAnsi="Cambria" w:asciiTheme="majorHAnsi" w:hAnsiTheme="majorHAnsi"/>
-          <w:sz w:val="22"/>
-          <w:szCs w:val="22"/>
-        </w:rPr>
-        <w:t>Set up an AWS server to get a working mySQL base in order to store users data</w:t>
+        <w:spacing w:after="0" w:before="0" w:line="276" w:lineRule="auto"/>
+        <w:ind w:left="720" w:right="0" w:hanging="360"/>
+        <w:jc w:val="left"/>
+        <w:rPr>
+          <w:rFonts w:ascii="Times New Roman" w:cs="Times New Roman" w:eastAsia="Times New Roman" w:hAnsi="Times New Roman"/>
+          <w:b w:val="0"/>
+          <w:i w:val="0"/>
+          <w:smallCaps w:val="0"/>
+          <w:strike w:val="0"/>
+          <w:color w:val="000000"/>
+          <w:sz w:val="20"/>
+          <w:szCs w:val="20"/>
+          <w:u w:val="none"/>
+          <w:shd w:fill="auto" w:val="clear"/>
+          <w:vertAlign w:val="baseline"/>
+        </w:rPr>
+      </w:pPr>
+      <w:r>
+        <w:rPr>
+          <w:rFonts w:ascii="Cambria" w:cs="Cambria" w:eastAsia="Cambria" w:hAnsi="Cambria"/>
+          <w:b w:val="0"/>
+          <w:i w:val="0"/>
+          <w:smallCaps w:val="0"/>
+          <w:strike w:val="0"/>
+          <w:color w:val="000000"/>
+          <w:sz w:val="22"/>
+          <w:szCs w:val="22"/>
+          <w:u w:val="none"/>
+          <w:shd w:fill="auto" w:val="clear"/>
+          <w:vertAlign w:val="baseline"/>
+          <w:rtl w:val="0"/>
+        </w:rPr>
+        <w:t xml:space="preserve">Set up an AWS server to get a working mySQL base in order to store users data</w:t>
+      </w:r>
+      <w:r>
+        <w:rPr>
+          <w:rtl w:val="0"/>
+        </w:rPr>
       </w:r>
     </w:p>
     <w:p>
       <w:pPr>
-        <w:pStyle w:val="Normal"/>
         <w:tabs>
-          <w:tab w:val="left" w:pos="720" w:leader="none"/>
+          <w:tab w:val="left" w:pos="720"/>
         </w:tabs>
-        <w:spacing w:lineRule="auto" w:line="276" w:before="120" w:after="0"/>
-        <w:ind w:left="360" w:hanging="0"/>
-        <w:rPr>
-          <w:rFonts w:ascii="Cambria" w:hAnsi="Cambria"/>
-          <w:b/>
-          <w:b/>
+        <w:spacing w:after="0" w:before="120" w:line="276" w:lineRule="auto"/>
+        <w:ind w:left="360" w:firstLine="0"/>
+        <w:rPr/>
+      </w:pPr>
+      <w:r>
+        <w:rPr>
+          <w:rFonts w:ascii="Cambria" w:cs="Cambria" w:eastAsia="Cambria" w:hAnsi="Cambria"/>
+          <w:b w:val="1"/>
           <w:sz w:val="22"/>
           <w:szCs w:val="22"/>
           <w:u w:val="single"/>
-        </w:rPr>
-      </w:pPr>
-      <w:r>
-        <w:rPr>
-          <w:rFonts w:ascii="Cambria" w:hAnsi="Cambria"/>
-          <w:b/>
-          <w:sz w:val="22"/>
-          <w:szCs w:val="22"/>
-          <w:u w:val="single"/>
-        </w:rPr>
-        <w:t>Technical Projects – Cal Poly:</w:t>
+          <w:rtl w:val="0"/>
+        </w:rPr>
+        <w:t xml:space="preserve">Technical Projects – Cal Poly:/Independent:</w:t>
+      </w:r>
+      <w:r>
+        <w:rPr>
+          <w:rtl w:val="0"/>
+        </w:rPr>
       </w:r>
     </w:p>
     <w:p>
       <w:pPr>
-        <w:pStyle w:val="Normal"/>
         <w:tabs>
-          <w:tab w:val="left" w:pos="720" w:leader="none"/>
+          <w:tab w:val="left" w:pos="720"/>
         </w:tabs>
-        <w:spacing w:lineRule="auto" w:line="276"/>
-        <w:ind w:left="360" w:hanging="0"/>
+        <w:spacing w:line="276" w:lineRule="auto"/>
+        <w:ind w:left="360" w:firstLine="0"/>
         <w:rPr/>
       </w:pPr>
       <w:r>
         <w:rPr>
-          <w:rFonts w:ascii="Cambria" w:hAnsi="Cambria"/>
-          <w:b/>
-          <w:sz w:val="22"/>
-          <w:szCs w:val="22"/>
-        </w:rPr>
-        <w:t xml:space="preserve">Automous Solar Tracker </w:t>
-      </w:r>
-      <w:r>
-        <w:rPr>
-          <w:rFonts w:ascii="Cambria" w:hAnsi="Cambria"/>
-          <w:b/>
-          <w:sz w:val="22"/>
-          <w:szCs w:val="22"/>
-        </w:rPr>
-        <w:t>(</w:t>
-      </w:r>
-      <w:r>
-        <w:rPr>
-          <w:rFonts w:ascii="Cambria" w:hAnsi="Cambria"/>
-          <w:b/>
-          <w:sz w:val="22"/>
-          <w:szCs w:val="22"/>
-        </w:rPr>
-        <w:t>SolarRat</w:t>
-      </w:r>
-      <w:r>
-        <w:rPr>
-          <w:rFonts w:ascii="Cambria" w:hAnsi="Cambria"/>
-          <w:b/>
-          <w:sz w:val="22"/>
-          <w:szCs w:val="22"/>
-        </w:rPr>
-        <w:t xml:space="preserve">) – </w:t>
-      </w:r>
-      <w:r>
-        <w:rPr>
-          <w:rFonts w:ascii="Cambria" w:hAnsi="Cambria"/>
-          <w:b w:val="false"/>
-          <w:bCs w:val="false"/>
-          <w:sz w:val="22"/>
-          <w:szCs w:val="22"/>
-        </w:rPr>
-        <w:t>This is a solar tracker I designed using an arduino and a RAT MCU. The solar tracker sweeps through 12 position via servo motor and records the intensity of light at each of the 12 locations. Using a bubble sort, the highest intensity of light location is foun</w:t>
-      </w:r>
-      <w:r>
-        <w:rPr>
-          <w:rFonts w:ascii="Cambria" w:hAnsi="Cambria"/>
-          <w:b w:val="false"/>
-          <w:bCs w:val="false"/>
-          <w:sz w:val="22"/>
-          <w:szCs w:val="22"/>
-        </w:rPr>
-        <w:t xml:space="preserve">d </w:t>
-      </w:r>
-      <w:r>
-        <w:rPr>
-          <w:rFonts w:ascii="Cambria" w:hAnsi="Cambria"/>
-          <w:b w:val="false"/>
-          <w:bCs w:val="false"/>
-          <w:sz w:val="22"/>
-          <w:szCs w:val="22"/>
-        </w:rPr>
-        <w:t>and the the solar panel stays there. Below shows a video in the link</w:t>
+          <w:rFonts w:ascii="Cambria" w:cs="Cambria" w:eastAsia="Cambria" w:hAnsi="Cambria"/>
+          <w:b w:val="1"/>
+          <w:sz w:val="22"/>
+          <w:szCs w:val="22"/>
+          <w:rtl w:val="0"/>
+        </w:rPr>
+        <w:t xml:space="preserve">Autonomous Solar Tracker (SolarRat) </w:t>
+      </w:r>
+      <w:r>
+        <w:rPr>
+          <w:rtl w:val="0"/>
+        </w:rPr>
       </w:r>
     </w:p>
     <w:p>
       <w:pPr>
-        <w:pStyle w:val="Normal"/>
-        <w:spacing w:lineRule="auto" w:line="276"/>
-        <w:ind w:left="360" w:hanging="0"/>
-        <w:rPr/>
-      </w:pPr>
-      <w:r>
-        <w:rPr>
-          <w:rFonts w:ascii="Cambria" w:hAnsi="Cambria"/>
-          <w:b/>
-          <w:sz w:val="22"/>
-          <w:szCs w:val="22"/>
-        </w:rPr>
-        <w:t xml:space="preserve">Automous Phone Projector(aProjector) </w:t>
-      </w:r>
-      <w:r>
-        <w:rPr>
-          <w:rFonts w:ascii="Cambria" w:hAnsi="Cambria"/>
-          <w:sz w:val="22"/>
-          <w:szCs w:val="22"/>
-        </w:rPr>
-        <w:t xml:space="preserve"> – The aProjector, was a invented by a friend and I. It is simply a projector which projects</w:t>
-      </w:r>
-      <w:r>
-        <w:rPr>
-          <w:sz w:val="22"/>
-          <w:szCs w:val="22"/>
-        </w:rPr>
-        <w:t>a phones screen on the wall and autofocuses it. I referred to the thin lens equation as a basis to develop a program written in C++ run on the Arduino Mega 2560. This Arduino controls the motor to turn the stepper motor into a given angle needed to produce a clear image on the wall.</w:t>
+        <w:tabs>
+          <w:tab w:val="left" w:pos="720"/>
+        </w:tabs>
+        <w:spacing w:line="276" w:lineRule="auto"/>
+        <w:ind w:left="360" w:firstLine="0"/>
+        <w:rPr>
+          <w:rFonts w:ascii="Cambria" w:cs="Cambria" w:eastAsia="Cambria" w:hAnsi="Cambria"/>
+          <w:b w:val="0"/>
+          <w:sz w:val="22"/>
+          <w:szCs w:val="22"/>
+        </w:rPr>
+      </w:pPr>
+      <w:r>
+        <w:rPr>
+          <w:rFonts w:ascii="Cambria" w:cs="Cambria" w:eastAsia="Cambria" w:hAnsi="Cambria"/>
+          <w:sz w:val="22"/>
+          <w:szCs w:val="22"/>
+          <w:rtl w:val="0"/>
+        </w:rPr>
+        <w:t xml:space="preserve">– </w:t>
+      </w:r>
+      <w:r>
+        <w:rPr>
+          <w:rFonts w:ascii="Cambria" w:cs="Cambria" w:eastAsia="Cambria" w:hAnsi="Cambria"/>
+          <w:b w:val="0"/>
+          <w:sz w:val="22"/>
+          <w:szCs w:val="22"/>
+          <w:rtl w:val="0"/>
+        </w:rPr>
+        <w:t xml:space="preserve">It sweeps through 12 position via servo motor and records a pair data: intensity of light, position</w:t>
       </w:r>
     </w:p>
     <w:p>
       <w:pPr>
-        <w:pStyle w:val="ListParagraph"/>
-        <w:spacing w:lineRule="auto" w:line="276"/>
-        <w:ind w:left="360" w:hanging="0"/>
-        <w:rPr/>
-      </w:pPr>
-      <w:r>
-        <w:rPr>
-          <w:rFonts w:ascii="Cambria" w:hAnsi="Cambria"/>
-          <w:b/>
-          <w:bCs/>
-          <w:sz w:val="22"/>
-          <w:szCs w:val="22"/>
-        </w:rPr>
-        <w:t xml:space="preserve">Assembler (Mips Assembler) </w:t>
-      </w:r>
-      <w:r>
-        <w:rPr>
-          <w:rFonts w:ascii="Cambria" w:hAnsi="Cambria"/>
-          <w:sz w:val="22"/>
-          <w:szCs w:val="22"/>
-        </w:rPr>
-        <w:t xml:space="preserve">–Designed an assembler that transforms a large set of instructions into the mips machine </w:t>
-      </w:r>
-      <w:r>
-        <w:rPr/>
-        <w:t>code.</w:t>
+        <w:tabs>
+          <w:tab w:val="left" w:pos="720"/>
+        </w:tabs>
+        <w:spacing w:line="276" w:lineRule="auto"/>
+        <w:ind w:left="360" w:firstLine="0"/>
+        <w:rPr>
+          <w:rFonts w:ascii="Cambria" w:cs="Cambria" w:eastAsia="Cambria" w:hAnsi="Cambria"/>
+          <w:sz w:val="22"/>
+          <w:szCs w:val="22"/>
+        </w:rPr>
+      </w:pPr>
+      <w:r>
+        <w:rPr>
+          <w:rFonts w:ascii="Cambria" w:cs="Cambria" w:eastAsia="Cambria" w:hAnsi="Cambria"/>
+          <w:b w:val="1"/>
+          <w:sz w:val="22"/>
+          <w:szCs w:val="22"/>
+          <w:rtl w:val="0"/>
+        </w:rPr>
+        <w:t xml:space="preserve">– </w:t>
+      </w:r>
+      <w:r>
+        <w:rPr>
+          <w:rFonts w:ascii="Cambria" w:cs="Cambria" w:eastAsia="Cambria" w:hAnsi="Cambria"/>
+          <w:sz w:val="22"/>
+          <w:szCs w:val="22"/>
+          <w:rtl w:val="0"/>
+        </w:rPr>
+        <w:t xml:space="preserve">Used an arduino and a RAT MCU(see below)</w:t>
       </w:r>
     </w:p>
     <w:p>
       <w:pPr>
-        <w:pStyle w:val="Normal"/>
-        <w:spacing w:lineRule="auto" w:line="276"/>
-        <w:ind w:left="360" w:hanging="0"/>
-        <w:rPr/>
-      </w:pPr>
-      <w:r>
-        <w:rPr>
-          <w:rFonts w:ascii="Cambria" w:hAnsi="Cambria"/>
-          <w:b/>
-          <w:sz w:val="22"/>
-          <w:szCs w:val="22"/>
-        </w:rPr>
-        <w:t>Microcontroller (RAT MCU)</w:t>
-      </w:r>
-      <w:r>
-        <w:rPr>
-          <w:rFonts w:ascii="Cambria" w:hAnsi="Cambria"/>
-          <w:sz w:val="22"/>
-          <w:szCs w:val="22"/>
-        </w:rPr>
-        <w:t xml:space="preserve"> – </w:t>
-      </w:r>
-      <w:r>
-        <w:rPr>
-          <w:rFonts w:ascii="Cambria" w:hAnsi="Cambria"/>
-          <w:sz w:val="22"/>
-          <w:szCs w:val="22"/>
-        </w:rPr>
-        <w:t>I designed a fully functional computer that has around 40 instruction. This computer consists of basic modules - Program Rom, Register file, RAM, Program Counter, Stack Pointer, Arithmetic and Logic Unit, Flags, Shadow Flags, Interrupt Flag and a Control Unit. These were all modeled using SystemVerilog on a Basys3 FPGA board.</w:t>
+        <w:tabs>
+          <w:tab w:val="left" w:pos="720"/>
+        </w:tabs>
+        <w:spacing w:line="276" w:lineRule="auto"/>
+        <w:ind w:left="360" w:firstLine="0"/>
+        <w:rPr>
+          <w:b w:val="0"/>
+        </w:rPr>
+      </w:pPr>
+      <w:r>
+        <w:rPr>
+          <w:rFonts w:ascii="Cambria" w:cs="Cambria" w:eastAsia="Cambria" w:hAnsi="Cambria"/>
+          <w:b w:val="0"/>
+          <w:sz w:val="22"/>
+          <w:szCs w:val="22"/>
+          <w:rtl w:val="0"/>
+        </w:rPr>
+        <w:t xml:space="preserve">– Wrote the program in assembly language,  the data is sorted based on intensity and is fed to the arduino to turn the servo to that position</w:t>
+      </w:r>
+      <w:r>
+        <w:rPr>
+          <w:rtl w:val="0"/>
+        </w:rPr>
       </w:r>
     </w:p>
     <w:p>
       <w:pPr>
+        <w:spacing w:line="276" w:lineRule="auto"/>
+        <w:ind w:left="360" w:firstLine="0"/>
+        <w:rPr/>
+      </w:pPr>
+      <w:r>
+        <w:rPr>
+          <w:rFonts w:ascii="Cambria" w:cs="Cambria" w:eastAsia="Cambria" w:hAnsi="Cambria"/>
+          <w:b w:val="1"/>
+          <w:sz w:val="22"/>
+          <w:szCs w:val="22"/>
+          <w:rtl w:val="0"/>
+        </w:rPr>
+        <w:t xml:space="preserve">Autonomous Phone Projector(aProjector) </w:t>
+      </w:r>
+      <w:r>
+        <w:rPr>
+          <w:rFonts w:ascii="Cambria" w:cs="Cambria" w:eastAsia="Cambria" w:hAnsi="Cambria"/>
+          <w:sz w:val="22"/>
+          <w:szCs w:val="22"/>
+          <w:rtl w:val="0"/>
+        </w:rPr>
+        <w:t xml:space="preserve"> - still working on</w:t>
+      </w:r>
+      <w:r>
+        <w:rPr>
+          <w:rtl w:val="0"/>
+        </w:rPr>
+      </w:r>
+    </w:p>
+    <w:p>
+      <w:pPr>
+        <w:spacing w:line="276" w:lineRule="auto"/>
+        <w:ind w:left="360" w:firstLine="0"/>
+        <w:rPr>
+          <w:sz w:val="22"/>
+          <w:szCs w:val="22"/>
+        </w:rPr>
+      </w:pPr>
+      <w:r>
+        <w:rPr>
+          <w:rFonts w:ascii="Cambria" w:cs="Cambria" w:eastAsia="Cambria" w:hAnsi="Cambria"/>
+          <w:sz w:val="22"/>
+          <w:szCs w:val="22"/>
+          <w:rtl w:val="0"/>
+        </w:rPr>
+        <w:t xml:space="preserve">– It projects a magnified </w:t>
+      </w:r>
+      <w:r>
+        <w:rPr>
+          <w:sz w:val="22"/>
+          <w:szCs w:val="22"/>
+          <w:rtl w:val="0"/>
+        </w:rPr>
+        <w:t xml:space="preserve">phones image on the wall and autofocuses</w:t>
+      </w:r>
+    </w:p>
+    <w:p>
+      <w:pPr>
+        <w:spacing w:line="276" w:lineRule="auto"/>
+        <w:ind w:left="360" w:firstLine="0"/>
+        <w:rPr/>
+      </w:pPr>
+      <w:r>
+        <w:rPr>
+          <w:rFonts w:ascii="Cambria" w:cs="Cambria" w:eastAsia="Cambria" w:hAnsi="Cambria"/>
+          <w:sz w:val="22"/>
+          <w:szCs w:val="22"/>
+          <w:rtl w:val="0"/>
+        </w:rPr>
+        <w:t xml:space="preserve">– </w:t>
+      </w:r>
+      <w:r>
+        <w:rPr>
+          <w:sz w:val="22"/>
+          <w:szCs w:val="22"/>
+          <w:rtl w:val="0"/>
+        </w:rPr>
+        <w:t xml:space="preserve">Used a basic physics equation - thin lens equation in the program </w:t>
+      </w:r>
+      <w:r>
+        <w:rPr>
+          <w:rtl w:val="0"/>
+        </w:rPr>
+      </w:r>
+    </w:p>
+    <w:p>
+      <w:pPr>
+        <w:spacing w:line="276" w:lineRule="auto"/>
+        <w:ind w:left="360" w:firstLine="0"/>
+        <w:rPr/>
+      </w:pPr>
+      <w:r>
+        <w:rPr>
+          <w:rFonts w:ascii="Cambria" w:cs="Cambria" w:eastAsia="Cambria" w:hAnsi="Cambria"/>
+          <w:sz w:val="22"/>
+          <w:szCs w:val="22"/>
+          <w:rtl w:val="0"/>
+        </w:rPr>
+        <w:t xml:space="preserve">– </w:t>
+      </w:r>
+      <w:r>
+        <w:rPr>
+          <w:sz w:val="22"/>
+          <w:szCs w:val="22"/>
+          <w:rtl w:val="0"/>
+        </w:rPr>
+        <w:t xml:space="preserve">The Arduino is fed the distance the projector is away from the wall and turns the motor the amount </w:t>
+      </w:r>
+      <w:r>
+        <w:rPr>
+          <w:rtl w:val="0"/>
+        </w:rPr>
+      </w:r>
+    </w:p>
+    <w:p>
+      <w:pPr>
+        <w:keepNext w:val="0"/>
+        <w:keepLines w:val="0"/>
+        <w:widowControl w:val="1"/>
+        <w:pBdr>
+          <w:top w:space="0" w:sz="0" w:val="nil"/>
+          <w:left w:space="0" w:sz="0" w:val="nil"/>
+          <w:bottom w:space="0" w:sz="0" w:val="nil"/>
+          <w:right w:space="0" w:sz="0" w:val="nil"/>
+          <w:between w:space="0" w:sz="0" w:val="nil"/>
+        </w:pBdr>
+        <w:shd w:fill="auto" w:val="clear"/>
+        <w:spacing w:after="0" w:before="0" w:line="276" w:lineRule="auto"/>
+        <w:ind w:left="360" w:right="0" w:firstLine="0"/>
+        <w:jc w:val="left"/>
+        <w:rPr>
+          <w:rFonts w:ascii="Times New Roman" w:cs="Times New Roman" w:eastAsia="Times New Roman" w:hAnsi="Times New Roman"/>
+          <w:b w:val="0"/>
+          <w:i w:val="0"/>
+          <w:smallCaps w:val="0"/>
+          <w:strike w:val="0"/>
+          <w:color w:val="000000"/>
+          <w:sz w:val="20"/>
+          <w:szCs w:val="20"/>
+          <w:u w:val="none"/>
+          <w:shd w:fill="auto" w:val="clear"/>
+          <w:vertAlign w:val="baseline"/>
+        </w:rPr>
+      </w:pPr>
+      <w:r>
+        <w:rPr>
+          <w:rFonts w:ascii="Cambria" w:cs="Cambria" w:eastAsia="Cambria" w:hAnsi="Cambria"/>
+          <w:b w:val="1"/>
+          <w:i w:val="0"/>
+          <w:smallCaps w:val="0"/>
+          <w:strike w:val="0"/>
+          <w:color w:val="000000"/>
+          <w:sz w:val="22"/>
+          <w:szCs w:val="22"/>
+          <w:u w:val="none"/>
+          <w:shd w:fill="auto" w:val="clear"/>
+          <w:vertAlign w:val="baseline"/>
+          <w:rtl w:val="0"/>
+        </w:rPr>
+        <w:t xml:space="preserve">Assembler (Mips Assembler) </w:t>
+      </w:r>
+      <w:r>
+        <w:rPr>
+          <w:rtl w:val="0"/>
+        </w:rPr>
+      </w:r>
+    </w:p>
+    <w:p>
+      <w:pPr>
+        <w:keepNext w:val="0"/>
+        <w:keepLines w:val="0"/>
+        <w:widowControl w:val="1"/>
+        <w:pBdr>
+          <w:top w:space="0" w:sz="0" w:val="nil"/>
+          <w:left w:space="0" w:sz="0" w:val="nil"/>
+          <w:bottom w:space="0" w:sz="0" w:val="nil"/>
+          <w:right w:space="0" w:sz="0" w:val="nil"/>
+          <w:between w:space="0" w:sz="0" w:val="nil"/>
+        </w:pBdr>
+        <w:shd w:fill="auto" w:val="clear"/>
+        <w:spacing w:after="0" w:before="0" w:line="276" w:lineRule="auto"/>
+        <w:ind w:left="360" w:right="0" w:firstLine="0"/>
+        <w:jc w:val="left"/>
+        <w:rPr>
+          <w:rFonts w:ascii="Times New Roman" w:cs="Times New Roman" w:eastAsia="Times New Roman" w:hAnsi="Times New Roman"/>
+          <w:b w:val="0"/>
+          <w:i w:val="0"/>
+          <w:smallCaps w:val="0"/>
+          <w:strike w:val="0"/>
+          <w:color w:val="000000"/>
+          <w:sz w:val="20"/>
+          <w:szCs w:val="20"/>
+          <w:u w:val="none"/>
+          <w:shd w:fill="auto" w:val="clear"/>
+          <w:vertAlign w:val="baseline"/>
+        </w:rPr>
+      </w:pPr>
+      <w:r>
+        <w:rPr>
+          <w:rFonts w:ascii="Cambria" w:cs="Cambria" w:eastAsia="Cambria" w:hAnsi="Cambria"/>
+          <w:sz w:val="22"/>
+          <w:szCs w:val="22"/>
+          <w:rtl w:val="0"/>
+        </w:rPr>
+        <w:t xml:space="preserve">– </w:t>
+      </w:r>
+      <w:r>
+        <w:rPr>
+          <w:rFonts w:ascii="Cambria" w:cs="Cambria" w:eastAsia="Cambria" w:hAnsi="Cambria"/>
+          <w:b w:val="0"/>
+          <w:i w:val="0"/>
+          <w:smallCaps w:val="0"/>
+          <w:strike w:val="0"/>
+          <w:color w:val="000000"/>
+          <w:sz w:val="22"/>
+          <w:szCs w:val="22"/>
+          <w:u w:val="none"/>
+          <w:shd w:fill="auto" w:val="clear"/>
+          <w:vertAlign w:val="baseline"/>
+          <w:rtl w:val="0"/>
+        </w:rPr>
+        <w:t xml:space="preserve">Designed an assembler in Java that transforms a large set of instructions into the mips machine </w:t>
+      </w:r>
+      <w:r>
+        <w:rPr>
+          <w:rFonts w:ascii="Times New Roman" w:cs="Times New Roman" w:eastAsia="Times New Roman" w:hAnsi="Times New Roman"/>
+          <w:b w:val="0"/>
+          <w:i w:val="0"/>
+          <w:smallCaps w:val="0"/>
+          <w:strike w:val="0"/>
+          <w:color w:val="000000"/>
+          <w:sz w:val="20"/>
+          <w:szCs w:val="20"/>
+          <w:u w:val="none"/>
+          <w:shd w:fill="auto" w:val="clear"/>
+          <w:vertAlign w:val="baseline"/>
+          <w:rtl w:val="0"/>
+        </w:rPr>
+        <w:t xml:space="preserve">code.</w:t>
+      </w:r>
+    </w:p>
+    <w:p>
+      <w:pPr>
+        <w:spacing w:line="276" w:lineRule="auto"/>
+        <w:ind w:left="360" w:firstLine="0"/>
+        <w:rPr/>
+      </w:pPr>
+      <w:r>
+        <w:rPr>
+          <w:rFonts w:ascii="Cambria" w:cs="Cambria" w:eastAsia="Cambria" w:hAnsi="Cambria"/>
+          <w:b w:val="1"/>
+          <w:sz w:val="22"/>
+          <w:szCs w:val="22"/>
+          <w:rtl w:val="0"/>
+        </w:rPr>
+        <w:t xml:space="preserve">Microcontroller (RAT MCU)</w:t>
+      </w:r>
+      <w:r>
+        <w:rPr>
+          <w:rFonts w:ascii="Cambria" w:cs="Cambria" w:eastAsia="Cambria" w:hAnsi="Cambria"/>
+          <w:sz w:val="22"/>
+          <w:szCs w:val="22"/>
+          <w:rtl w:val="0"/>
+        </w:rPr>
+        <w:t xml:space="preserve"> </w:t>
+      </w:r>
+      <w:r>
+        <w:rPr>
+          <w:rtl w:val="0"/>
+        </w:rPr>
+      </w:r>
+    </w:p>
+    <w:p>
+      <w:pPr>
+        <w:spacing w:line="276" w:lineRule="auto"/>
+        <w:ind w:left="360" w:firstLine="0"/>
+        <w:rPr/>
+      </w:pPr>
+      <w:r>
+        <w:rPr>
+          <w:rFonts w:ascii="Cambria" w:cs="Cambria" w:eastAsia="Cambria" w:hAnsi="Cambria"/>
+          <w:sz w:val="22"/>
+          <w:szCs w:val="22"/>
+          <w:rtl w:val="0"/>
+        </w:rPr>
+        <w:t xml:space="preserve">– I designed a fully functional computer that has around 40 instructions, in System Verilog</w:t>
+      </w:r>
+      <w:r>
+        <w:rPr>
+          <w:rtl w:val="0"/>
+        </w:rPr>
+      </w:r>
+    </w:p>
+    <w:p>
+      <w:pPr>
+        <w:spacing w:line="276" w:lineRule="auto"/>
+        <w:ind w:left="360" w:firstLine="0"/>
+        <w:rPr/>
+      </w:pPr>
+      <w:r>
+        <w:rPr>
+          <w:rFonts w:ascii="Cambria" w:cs="Cambria" w:eastAsia="Cambria" w:hAnsi="Cambria"/>
+          <w:sz w:val="22"/>
+          <w:szCs w:val="22"/>
+          <w:rtl w:val="0"/>
+        </w:rPr>
+        <w:t xml:space="preserve">– This computer consists of basic modules: Program Rom, RAM, PC, SP, ALU, CU, ect.</w:t>
+      </w:r>
+      <w:r>
+        <w:rPr>
+          <w:rtl w:val="0"/>
+        </w:rPr>
+      </w:r>
+    </w:p>
+    <w:p>
+      <w:pPr>
         <w:pStyle w:val="Heading2"/>
-        <w:spacing w:lineRule="auto" w:line="276" w:before="240" w:after="0"/>
+        <w:spacing w:after="0" w:before="240" w:line="276" w:lineRule="auto"/>
         <w:rPr/>
       </w:pPr>
       <w:r>
         <w:rPr>
-          <w:rFonts w:ascii="Franklin Gothic Heavy" w:hAnsi="Franklin Gothic Heavy"/>
-          <w:b w:val="false"/>
+          <w:rFonts w:ascii="Libre Franklin Black" w:cs="Libre Franklin Black" w:eastAsia="Libre Franklin Black" w:hAnsi="Libre Franklin Black"/>
+          <w:b w:val="0"/>
           <w:sz w:val="24"/>
           <w:szCs w:val="24"/>
-        </w:rPr>
-        <w:t>Leadership and Work Experience</w:t>
+          <w:rtl w:val="0"/>
+        </w:rPr>
+        <w:t xml:space="preserve">Leadership and Work Experience</w:t>
+      </w:r>
+      <w:r>
+        <w:rPr>
+          <w:rtl w:val="0"/>
+        </w:rPr>
       </w:r>
     </w:p>
     <w:p>
       <w:pPr>
-        <w:pStyle w:val="Normal"/>
-        <w:spacing w:lineRule="auto" w:line="276"/>
-        <w:ind w:left="360" w:hanging="0"/>
+        <w:spacing w:line="276" w:lineRule="auto"/>
+        <w:ind w:left="360" w:firstLine="0"/>
         <w:rPr/>
       </w:pPr>
       <w:r>
         <w:rPr>
-          <w:rFonts w:ascii="Cambria" w:hAnsi="Cambria"/>
-          <w:b/>
-          <w:sz w:val="22"/>
-          <w:szCs w:val="22"/>
-        </w:rPr>
-        <w:t>Science Technology Engineering Math Tutor (STEM)  – Canada College</w:t>
+          <w:rFonts w:ascii="Cambria" w:cs="Cambria" w:eastAsia="Cambria" w:hAnsi="Cambria"/>
+          <w:b w:val="1"/>
+          <w:sz w:val="22"/>
+          <w:szCs w:val="22"/>
+          <w:rtl w:val="0"/>
+        </w:rPr>
+        <w:t xml:space="preserve">Science Technology Engineering Math Tutor (STEM)  – Canada College</w:t>
+      </w:r>
+      <w:r>
+        <w:rPr>
+          <w:rtl w:val="0"/>
+        </w:rPr>
       </w:r>
     </w:p>
     <w:p>
       <w:pPr>
-        <w:pStyle w:val="Normal"/>
         <w:tabs>
-          <w:tab w:val="clear" w:pos="720"/>
-          <w:tab w:val="right" w:pos="10080" w:leader="none"/>
+          <w:tab w:val="right" w:pos="10080"/>
         </w:tabs>
-        <w:spacing w:lineRule="auto" w:line="276"/>
-        <w:ind w:left="360" w:hanging="0"/>
+        <w:spacing w:line="276" w:lineRule="auto"/>
+        <w:ind w:left="360" w:firstLine="0"/>
         <w:rPr/>
       </w:pPr>
       <w:r>
         <w:rPr>
-          <w:rFonts w:ascii="Cambria" w:hAnsi="Cambria"/>
-          <w:b/>
-          <w:sz w:val="22"/>
-          <w:szCs w:val="22"/>
-        </w:rPr>
-        <w:t>Tutor (10 to 15 hours per week)</w:t>
-      </w:r>
-      <w:r>
-        <w:rPr>
-          <w:rFonts w:ascii="Cambria" w:hAnsi="Cambria"/>
-          <w:sz w:val="22"/>
-          <w:szCs w:val="22"/>
+          <w:rFonts w:ascii="Cambria" w:cs="Cambria" w:eastAsia="Cambria" w:hAnsi="Cambria"/>
+          <w:b w:val="1"/>
+          <w:sz w:val="22"/>
+          <w:szCs w:val="22"/>
+          <w:rtl w:val="0"/>
+        </w:rPr>
+        <w:t xml:space="preserve">Tutor (10 to 15 hours per week)</w:t>
+      </w:r>
+      <w:r>
+        <w:rPr>
+          <w:rFonts w:ascii="Cambria" w:cs="Cambria" w:eastAsia="Cambria" w:hAnsi="Cambria"/>
+          <w:sz w:val="22"/>
+          <w:szCs w:val="22"/>
+          <w:rtl w:val="0"/>
         </w:rPr>
         <w:tab/>
-      </w:r>
-      <w:r>
-        <w:rPr>
-          <w:rFonts w:ascii="Cambria" w:hAnsi="Cambria"/>
-          <w:sz w:val="22"/>
-          <w:szCs w:val="22"/>
-        </w:rPr>
-        <w:t xml:space="preserve">December </w:t>
-      </w:r>
-      <w:r>
-        <w:rPr>
-          <w:rFonts w:ascii="Cambria" w:hAnsi="Cambria"/>
-          <w:sz w:val="22"/>
-          <w:szCs w:val="22"/>
-        </w:rPr>
-        <w:t>20</w:t>
-      </w:r>
-      <w:r>
-        <w:rPr>
-          <w:rFonts w:ascii="Cambria" w:hAnsi="Cambria"/>
-          <w:sz w:val="22"/>
-          <w:szCs w:val="22"/>
-        </w:rPr>
-        <w:t>16</w:t>
-      </w:r>
-      <w:r>
-        <w:rPr>
-          <w:rFonts w:ascii="Cambria" w:hAnsi="Cambria"/>
-          <w:sz w:val="22"/>
-          <w:szCs w:val="22"/>
-        </w:rPr>
-        <w:t xml:space="preserve"> – </w:t>
-      </w:r>
-      <w:r>
-        <w:rPr>
-          <w:rFonts w:ascii="Cambria" w:hAnsi="Cambria"/>
-          <w:sz w:val="22"/>
-          <w:szCs w:val="22"/>
-        </w:rPr>
-        <w:t>June 2018</w:t>
+        <w:t xml:space="preserve">December 2016 – June 2018</w:t>
+      </w:r>
+      <w:r>
+        <w:rPr>
+          <w:rtl w:val="0"/>
+        </w:rPr>
       </w:r>
     </w:p>
     <w:p>
       <w:pPr>
-        <w:pStyle w:val="ListParagraph"/>
+        <w:keepNext w:val="0"/>
+        <w:keepLines w:val="0"/>
+        <w:widowControl w:val="1"/>
         <w:numPr>
           <w:ilvl w:val="0"/>
           <w:numId w:val="1"/>
         </w:numPr>
+        <w:pBdr>
+          <w:top w:space="0" w:sz="0" w:val="nil"/>
+          <w:left w:space="0" w:sz="0" w:val="nil"/>
+          <w:bottom w:space="0" w:sz="0" w:val="nil"/>
+          <w:right w:space="0" w:sz="0" w:val="nil"/>
+          <w:between w:space="0" w:sz="0" w:val="nil"/>
+        </w:pBdr>
+        <w:shd w:fill="auto" w:val="clear"/>
         <w:tabs>
-          <w:tab w:val="clear" w:pos="720"/>
-          <w:tab w:val="right" w:pos="10080" w:leader="none"/>
+          <w:tab w:val="right" w:pos="10080"/>
         </w:tabs>
-        <w:spacing w:lineRule="auto" w:line="276"/>
-        <w:ind w:left="720" w:hanging="360"/>
-        <w:rPr/>
-      </w:pPr>
-      <w:r>
-        <w:rPr>
-          <w:rFonts w:ascii="Cambria" w:hAnsi="Cambria"/>
-          <w:sz w:val="22"/>
-          <w:szCs w:val="22"/>
-        </w:rPr>
-        <w:t>Enhanced leadership, communication, and interpersonal skills through tutoring peers in computer programming, physics, and calculus.</w:t>
+        <w:spacing w:after="0" w:before="0" w:line="276" w:lineRule="auto"/>
+        <w:ind w:left="720" w:right="0" w:hanging="360"/>
+        <w:jc w:val="left"/>
+        <w:rPr>
+          <w:rFonts w:ascii="Times New Roman" w:cs="Times New Roman" w:eastAsia="Times New Roman" w:hAnsi="Times New Roman"/>
+          <w:b w:val="0"/>
+          <w:i w:val="0"/>
+          <w:smallCaps w:val="0"/>
+          <w:strike w:val="0"/>
+          <w:color w:val="000000"/>
+          <w:sz w:val="20"/>
+          <w:szCs w:val="20"/>
+          <w:u w:val="none"/>
+          <w:shd w:fill="auto" w:val="clear"/>
+          <w:vertAlign w:val="baseline"/>
+        </w:rPr>
+      </w:pPr>
+      <w:r>
+        <w:rPr>
+          <w:rFonts w:ascii="Cambria" w:cs="Cambria" w:eastAsia="Cambria" w:hAnsi="Cambria"/>
+          <w:b w:val="0"/>
+          <w:i w:val="0"/>
+          <w:smallCaps w:val="0"/>
+          <w:strike w:val="0"/>
+          <w:color w:val="000000"/>
+          <w:sz w:val="22"/>
+          <w:szCs w:val="22"/>
+          <w:u w:val="none"/>
+          <w:shd w:fill="auto" w:val="clear"/>
+          <w:vertAlign w:val="baseline"/>
+          <w:rtl w:val="0"/>
+        </w:rPr>
+        <w:t xml:space="preserve">Enhanced leadership, communication, and interpersonal skills through tutoring peers in computer programming, physics, and calculus</w:t>
+      </w:r>
+      <w:r>
+        <w:rPr>
+          <w:rtl w:val="0"/>
+        </w:rPr>
       </w:r>
     </w:p>
     <w:p>
       <w:pPr>
-        <w:pStyle w:val="ListParagraph"/>
+        <w:tabs>
+          <w:tab w:val="left" w:pos="360"/>
+          <w:tab w:val="right" w:pos="10080"/>
+        </w:tabs>
+        <w:spacing w:line="276" w:lineRule="auto"/>
+        <w:rPr/>
+      </w:pPr>
+      <w:r>
+        <w:rPr>
+          <w:rFonts w:ascii="Cambria" w:cs="Cambria" w:eastAsia="Cambria" w:hAnsi="Cambria"/>
+          <w:sz w:val="22"/>
+          <w:szCs w:val="22"/>
+          <w:rtl w:val="0"/>
+        </w:rPr>
+        <w:tab/>
+      </w:r>
+      <w:r>
+        <w:rPr>
+          <w:rFonts w:ascii="Cambria" w:cs="Cambria" w:eastAsia="Cambria" w:hAnsi="Cambria"/>
+          <w:b w:val="1"/>
+          <w:sz w:val="22"/>
+          <w:szCs w:val="22"/>
+          <w:rtl w:val="0"/>
+        </w:rPr>
+        <w:t xml:space="preserve">Computer Science Club – Canada College</w:t>
+      </w:r>
+      <w:r>
+        <w:rPr>
+          <w:rtl w:val="0"/>
+        </w:rPr>
+      </w:r>
+    </w:p>
+    <w:p>
+      <w:pPr>
+        <w:keepNext w:val="0"/>
+        <w:keepLines w:val="0"/>
+        <w:widowControl w:val="1"/>
         <w:numPr>
           <w:ilvl w:val="0"/>
           <w:numId w:val="1"/>
         </w:numPr>
+        <w:pBdr>
+          <w:top w:space="0" w:sz="0" w:val="nil"/>
+          <w:left w:space="0" w:sz="0" w:val="nil"/>
+          <w:bottom w:space="0" w:sz="0" w:val="nil"/>
+          <w:right w:space="0" w:sz="0" w:val="nil"/>
+          <w:between w:space="0" w:sz="0" w:val="nil"/>
+        </w:pBdr>
+        <w:shd w:fill="auto" w:val="clear"/>
         <w:tabs>
-          <w:tab w:val="clear" w:pos="720"/>
-          <w:tab w:val="right" w:pos="10080" w:leader="none"/>
+          <w:tab w:val="left" w:pos="360"/>
+          <w:tab w:val="left" w:pos="720"/>
+          <w:tab w:val="right" w:pos="10080"/>
         </w:tabs>
-        <w:spacing w:lineRule="auto" w:line="276"/>
-        <w:ind w:left="720" w:hanging="360"/>
-        <w:rPr/>
-      </w:pPr>
-      <w:r>
-        <w:rPr>
-          <w:rFonts w:ascii="Cambria" w:hAnsi="Cambria"/>
-          <w:sz w:val="22"/>
-          <w:szCs w:val="22"/>
-        </w:rPr>
-        <w:t>Helped others get a jump start in Math a week before classes started</w:t>
-      </w:r>
-    </w:p>
-    <w:p>
-      <w:pPr>
-        <w:pStyle w:val="Normal"/>
-        <w:tabs>
-          <w:tab w:val="clear" w:pos="720"/>
-          <w:tab w:val="left" w:pos="360" w:leader="none"/>
-          <w:tab w:val="right" w:pos="10080" w:leader="none"/>
-        </w:tabs>
-        <w:spacing w:lineRule="auto" w:line="276"/>
-        <w:rPr>
-          <w:rFonts w:ascii="Cambria" w:hAnsi="Cambria"/>
-          <w:sz w:val="12"/>
-          <w:szCs w:val="12"/>
-        </w:rPr>
-      </w:pPr>
-      <w:r>
-        <w:rPr>
-          <w:rFonts w:ascii="Cambria" w:hAnsi="Cambria"/>
-          <w:sz w:val="12"/>
-          <w:szCs w:val="12"/>
-        </w:rPr>
-        <w:tab/>
-      </w:r>
-    </w:p>
-    <w:p>
-      <w:pPr>
-        <w:pStyle w:val="Normal"/>
-        <w:tabs>
-          <w:tab w:val="clear" w:pos="720"/>
-          <w:tab w:val="left" w:pos="360" w:leader="none"/>
-          <w:tab w:val="right" w:pos="10080" w:leader="none"/>
-        </w:tabs>
-        <w:spacing w:lineRule="auto" w:line="276"/>
-        <w:rPr/>
-      </w:pPr>
-      <w:r>
-        <w:rPr>
-          <w:rFonts w:ascii="Cambria" w:hAnsi="Cambria"/>
-          <w:sz w:val="22"/>
-          <w:szCs w:val="22"/>
-        </w:rPr>
-        <w:tab/>
-      </w:r>
-      <w:r>
-        <w:rPr>
-          <w:rFonts w:ascii="Cambria" w:hAnsi="Cambria"/>
-          <w:b/>
-          <w:sz w:val="22"/>
-          <w:szCs w:val="22"/>
-        </w:rPr>
-        <w:t xml:space="preserve">Computer Science Club – </w:t>
-      </w:r>
-      <w:r>
-        <w:rPr>
-          <w:rFonts w:ascii="Cambria" w:hAnsi="Cambria"/>
-          <w:b/>
-          <w:sz w:val="22"/>
-          <w:szCs w:val="22"/>
-        </w:rPr>
-        <w:t>Canada College</w:t>
-      </w:r>
-    </w:p>
-    <w:p>
-      <w:pPr>
-        <w:pStyle w:val="ListParagraph"/>
-        <w:numPr>
-          <w:ilvl w:val="0"/>
-          <w:numId w:val="1"/>
-        </w:numPr>
-        <w:tabs>
-          <w:tab w:val="left" w:pos="360" w:leader="none"/>
-          <w:tab w:val="left" w:pos="720" w:leader="none"/>
-          <w:tab w:val="right" w:pos="10080" w:leader="none"/>
-        </w:tabs>
-        <w:spacing w:lineRule="auto" w:line="276"/>
-        <w:ind w:left="720" w:hanging="360"/>
-        <w:rPr/>
-      </w:pPr>
-      <w:r>
-        <w:rPr>
-          <w:rFonts w:ascii="Cambria" w:hAnsi="Cambria"/>
-          <w:sz w:val="22"/>
-          <w:szCs w:val="22"/>
-        </w:rPr>
-        <w:t xml:space="preserve">Volunteered to be the secretary for the computer science club </w:t>
-      </w:r>
-      <w:r>
-        <w:rPr>
-          <w:rFonts w:ascii="Cambria" w:hAnsi="Cambria"/>
-          <w:b/>
-          <w:sz w:val="22"/>
-          <w:szCs w:val="22"/>
-        </w:rPr>
-        <w:t xml:space="preserve">    </w:t>
+        <w:spacing w:after="0" w:before="0" w:line="276" w:lineRule="auto"/>
+        <w:ind w:left="720" w:right="0" w:hanging="360"/>
+        <w:jc w:val="left"/>
+        <w:rPr>
+          <w:i w:val="0"/>
+          <w:smallCaps w:val="0"/>
+          <w:strike w:val="0"/>
+          <w:color w:val="000000"/>
+          <w:sz w:val="20"/>
+          <w:szCs w:val="20"/>
+          <w:shd w:fill="auto" w:val="clear"/>
+          <w:vertAlign w:val="baseline"/>
+        </w:rPr>
+      </w:pPr>
+      <w:r>
+        <w:rPr>
+          <w:rFonts w:ascii="Cambria" w:cs="Cambria" w:eastAsia="Cambria" w:hAnsi="Cambria"/>
+          <w:i w:val="0"/>
+          <w:smallCaps w:val="0"/>
+          <w:strike w:val="0"/>
+          <w:color w:val="000000"/>
+          <w:sz w:val="22"/>
+          <w:szCs w:val="22"/>
+          <w:u w:val="none"/>
+          <w:shd w:fill="auto" w:val="clear"/>
+          <w:vertAlign w:val="baseline"/>
+          <w:rtl w:val="0"/>
+        </w:rPr>
+        <w:t xml:space="preserve">Held the secretary </w:t>
+      </w:r>
+      <w:r>
+        <w:rPr>
+          <w:rFonts w:ascii="Cambria" w:cs="Cambria" w:eastAsia="Cambria" w:hAnsi="Cambria"/>
+          <w:sz w:val="22"/>
+          <w:szCs w:val="22"/>
+          <w:rtl w:val="0"/>
+        </w:rPr>
+        <w:t xml:space="preserve">position</w:t>
+      </w:r>
+      <w:r>
+        <w:rPr>
+          <w:rtl w:val="0"/>
+        </w:rPr>
       </w:r>
     </w:p>
     <w:sectPr>
-      <w:type w:val="nextPage"/>
-      <w:pgSz w:w="12240" w:h="15840"/>
-      <w:pgMar w:left="1080" w:right="1080" w:header="0" w:top="360" w:footer="0" w:bottom="360" w:gutter="0"/>
-      <w:pgNumType w:fmt="decimal"/>
-      <w:formProt w:val="false"/>
-      <w:textDirection w:val="lrTb"/>
-      <w:docGrid w:type="default" w:linePitch="360" w:charSpace="8192"/>
+      <w:pgSz w:h="15840" w:w="12240"/>
+      <w:pgMar w:bottom="360" w:top="360" w:left="1080" w:right="1080" w:header="0" w:footer="0"/>
+      <w:pgNumType w:start="1"/>
     </w:sectPr>
   </w:body>
 </w:document>
 </file>
 
 <file path=word/numbering.xml><?xml version="1.0" encoding="utf-8"?>
-<w:numbering xmlns:w="http://schemas.openxmlformats.org/wordprocessingml/2006/main" xmlns:o="urn:schemas-microsoft-com:office:office" xmlns:r="http://schemas.openxmlformats.org/officeDocument/2006/relationships" xmlns:v="urn:schemas-microsoft-com:vml">
+<w:numbering xmlns:mc="http://schemas.openxmlformats.org/markup-compatibility/2006" xmlns:o="urn:schemas-microsoft-com:office:office" xmlns:r="http://schemas.openxmlformats.org/officeDocument/2006/relationships" xmlns:m="http://schemas.openxmlformats.org/officeDocument/2006/math" xmlns:v="urn:schemas-microsoft-com:vml" xmlns:wp="http://schemas.openxmlformats.org/drawingml/2006/wordprocessingDrawing" xmlns:w10="urn:schemas-microsoft-com:office:word" xmlns:w="http://schemas.openxmlformats.org/wordprocessingml/2006/main" xmlns:wne="http://schemas.microsoft.com/office/word/2006/wordml" xmlns:sl="http://schemas.openxmlformats.org/schemaLibrary/2006/main" xmlns:a="http://schemas.openxmlformats.org/drawingml/2006/main" xmlns:pic="http://schemas.openxmlformats.org/drawingml/2006/picture" xmlns:c="http://schemas.openxmlformats.org/drawingml/2006/chart" xmlns:lc="http://schemas.openxmlformats.org/drawingml/2006/lockedCanvas" xmlns:dgm="http://schemas.openxmlformats.org/drawingml/2006/diagram" xmlns:wps="http://schemas.microsoft.com/office/word/2010/wordprocessingShape" xmlns:wpg="http://schemas.microsoft.com/office/word/2010/wordprocessingGroup" xmlns:w14="http://schemas.microsoft.com/office/word/2010/wordml" xmlns:w15="http://schemas.microsoft.com/office/word/2012/wordml">
   <w:abstractNum w:abstractNumId="1">
     <w:lvl w:ilvl="0">
       <w:start w:val="1"/>
       <w:numFmt w:val="bullet"/>
-      <w:lvlText w:val=""/>
+      <w:lvlText w:val="●"/>
       <w:lvlJc w:val="left"/>
       <w:pPr>
         <w:ind w:left="1080" w:hanging="360"/>
       </w:pPr>
       <w:rPr>
-        <w:rFonts w:ascii="Symbol" w:hAnsi="Symbol" w:cs="Symbol" w:hint="default"/>
         <w:sz w:val="22"/>
-        <w:rFonts w:cs="Symbol"/>
+        <w:szCs w:val="22"/>
       </w:rPr>
     </w:lvl>
     <w:lvl w:ilvl="1">
@@ -1043,10 +1673,7 @@
       <w:pPr>
         <w:ind w:left="1800" w:hanging="360"/>
       </w:pPr>
-      <w:rPr>
-        <w:rFonts w:ascii="Courier New" w:hAnsi="Courier New" w:cs="Courier New" w:hint="default"/>
-        <w:rFonts w:cs="Courier New"/>
-      </w:rPr>
+      <w:rPr/>
     </w:lvl>
     <w:lvl w:ilvl="2">
       <w:start w:val="1"/>
@@ -1056,10 +1683,7 @@
       <w:pPr>
         <w:ind w:left="2520" w:hanging="360"/>
       </w:pPr>
-      <w:rPr>
-        <w:rFonts w:ascii="Wingdings" w:hAnsi="Wingdings" w:cs="Wingdings" w:hint="default"/>
-        <w:rFonts w:cs="Wingdings"/>
-      </w:rPr>
+      <w:rPr/>
     </w:lvl>
     <w:lvl w:ilvl="3">
       <w:start w:val="1"/>
@@ -1069,10 +1693,7 @@
       <w:pPr>
         <w:ind w:left="3240" w:hanging="360"/>
       </w:pPr>
-      <w:rPr>
-        <w:rFonts w:ascii="Symbol" w:hAnsi="Symbol" w:cs="Symbol" w:hint="default"/>
-        <w:rFonts w:cs="Symbol"/>
-      </w:rPr>
+      <w:rPr/>
     </w:lvl>
     <w:lvl w:ilvl="4">
       <w:start w:val="1"/>
@@ -1082,10 +1703,7 @@
       <w:pPr>
         <w:ind w:left="3960" w:hanging="360"/>
       </w:pPr>
-      <w:rPr>
-        <w:rFonts w:ascii="Courier New" w:hAnsi="Courier New" w:cs="Courier New" w:hint="default"/>
-        <w:rFonts w:cs="Courier New"/>
-      </w:rPr>
+      <w:rPr/>
     </w:lvl>
     <w:lvl w:ilvl="5">
       <w:start w:val="1"/>
@@ -1095,10 +1713,7 @@
       <w:pPr>
         <w:ind w:left="4680" w:hanging="360"/>
       </w:pPr>
-      <w:rPr>
-        <w:rFonts w:ascii="Wingdings" w:hAnsi="Wingdings" w:cs="Wingdings" w:hint="default"/>
-        <w:rFonts w:cs="Wingdings"/>
-      </w:rPr>
+      <w:rPr/>
     </w:lvl>
     <w:lvl w:ilvl="6">
       <w:start w:val="1"/>
@@ -1108,10 +1723,7 @@
       <w:pPr>
         <w:ind w:left="5400" w:hanging="360"/>
       </w:pPr>
-      <w:rPr>
-        <w:rFonts w:ascii="Symbol" w:hAnsi="Symbol" w:cs="Symbol" w:hint="default"/>
-        <w:rFonts w:cs="Symbol"/>
-      </w:rPr>
+      <w:rPr/>
     </w:lvl>
     <w:lvl w:ilvl="7">
       <w:start w:val="1"/>
@@ -1121,10 +1733,7 @@
       <w:pPr>
         <w:ind w:left="6120" w:hanging="360"/>
       </w:pPr>
-      <w:rPr>
-        <w:rFonts w:ascii="Courier New" w:hAnsi="Courier New" w:cs="Courier New" w:hint="default"/>
-        <w:rFonts w:cs="Courier New"/>
-      </w:rPr>
+      <w:rPr/>
     </w:lvl>
     <w:lvl w:ilvl="8">
       <w:start w:val="1"/>
@@ -1134,222 +1743,102 @@
       <w:pPr>
         <w:ind w:left="6840" w:hanging="360"/>
       </w:pPr>
-      <w:rPr>
-        <w:rFonts w:ascii="Wingdings" w:hAnsi="Wingdings" w:cs="Wingdings" w:hint="default"/>
-        <w:rFonts w:cs="Wingdings"/>
-      </w:rPr>
+      <w:rPr/>
     </w:lvl>
   </w:abstractNum>
   <w:abstractNum w:abstractNumId="2">
     <w:lvl w:ilvl="0">
       <w:start w:val="1"/>
       <w:numFmt w:val="bullet"/>
-      <w:lvlText w:val=""/>
+      <w:lvlText w:val="●"/>
       <w:lvlJc w:val="left"/>
       <w:pPr>
         <w:ind w:left="720" w:hanging="360"/>
       </w:pPr>
       <w:rPr>
-        <w:rFonts w:ascii="Symbol" w:hAnsi="Symbol" w:cs="Symbol" w:hint="default"/>
         <w:sz w:val="22"/>
-        <w:rFonts w:cs="Symbol"/>
+        <w:szCs w:val="22"/>
       </w:rPr>
     </w:lvl>
     <w:lvl w:ilvl="1">
       <w:start w:val="1"/>
       <w:numFmt w:val="bullet"/>
-      <w:lvlText w:val="o"/>
+      <w:lvlText w:val="○"/>
       <w:lvlJc w:val="left"/>
       <w:pPr>
         <w:ind w:left="1440" w:hanging="360"/>
       </w:pPr>
-      <w:rPr>
-        <w:rFonts w:ascii="Courier New" w:hAnsi="Courier New" w:cs="Courier New" w:hint="default"/>
-        <w:rFonts w:cs="Courier New"/>
-      </w:rPr>
+      <w:rPr/>
     </w:lvl>
     <w:lvl w:ilvl="2">
       <w:start w:val="1"/>
       <w:numFmt w:val="bullet"/>
-      <w:lvlText w:val=""/>
+      <w:lvlText w:val="■"/>
       <w:lvlJc w:val="left"/>
       <w:pPr>
         <w:ind w:left="2160" w:hanging="360"/>
       </w:pPr>
-      <w:rPr>
-        <w:rFonts w:ascii="Wingdings" w:hAnsi="Wingdings" w:cs="Wingdings" w:hint="default"/>
-        <w:rFonts w:cs="Wingdings"/>
-      </w:rPr>
+      <w:rPr/>
     </w:lvl>
     <w:lvl w:ilvl="3">
       <w:start w:val="1"/>
       <w:numFmt w:val="bullet"/>
-      <w:lvlText w:val=""/>
+      <w:lvlText w:val="●"/>
       <w:lvlJc w:val="left"/>
       <w:pPr>
         <w:ind w:left="2880" w:hanging="360"/>
       </w:pPr>
-      <w:rPr>
-        <w:rFonts w:ascii="Symbol" w:hAnsi="Symbol" w:cs="Symbol" w:hint="default"/>
-        <w:rFonts w:cs="Symbol"/>
-      </w:rPr>
+      <w:rPr/>
     </w:lvl>
     <w:lvl w:ilvl="4">
       <w:start w:val="1"/>
       <w:numFmt w:val="bullet"/>
-      <w:lvlText w:val="o"/>
+      <w:lvlText w:val="○"/>
       <w:lvlJc w:val="left"/>
       <w:pPr>
         <w:ind w:left="3600" w:hanging="360"/>
       </w:pPr>
-      <w:rPr>
-        <w:rFonts w:ascii="Courier New" w:hAnsi="Courier New" w:cs="Courier New" w:hint="default"/>
-        <w:rFonts w:cs="Courier New"/>
-      </w:rPr>
+      <w:rPr/>
     </w:lvl>
     <w:lvl w:ilvl="5">
       <w:start w:val="1"/>
       <w:numFmt w:val="bullet"/>
-      <w:lvlText w:val=""/>
+      <w:lvlText w:val="■"/>
       <w:lvlJc w:val="left"/>
       <w:pPr>
         <w:ind w:left="4320" w:hanging="360"/>
       </w:pPr>
-      <w:rPr>
-        <w:rFonts w:ascii="Wingdings" w:hAnsi="Wingdings" w:cs="Wingdings" w:hint="default"/>
-        <w:rFonts w:cs="Wingdings"/>
-      </w:rPr>
+      <w:rPr/>
     </w:lvl>
     <w:lvl w:ilvl="6">
       <w:start w:val="1"/>
       <w:numFmt w:val="bullet"/>
-      <w:lvlText w:val=""/>
+      <w:lvlText w:val="●"/>
       <w:lvlJc w:val="left"/>
       <w:pPr>
         <w:ind w:left="5040" w:hanging="360"/>
       </w:pPr>
-      <w:rPr>
-        <w:rFonts w:ascii="Symbol" w:hAnsi="Symbol" w:cs="Symbol" w:hint="default"/>
-        <w:rFonts w:cs="Symbol"/>
-      </w:rPr>
+      <w:rPr/>
     </w:lvl>
     <w:lvl w:ilvl="7">
       <w:start w:val="1"/>
       <w:numFmt w:val="bullet"/>
-      <w:lvlText w:val="o"/>
+      <w:lvlText w:val="○"/>
       <w:lvlJc w:val="left"/>
       <w:pPr>
         <w:ind w:left="5760" w:hanging="360"/>
       </w:pPr>
-      <w:rPr>
-        <w:rFonts w:ascii="Courier New" w:hAnsi="Courier New" w:cs="Courier New" w:hint="default"/>
-        <w:rFonts w:cs="Courier New"/>
-      </w:rPr>
+      <w:rPr/>
     </w:lvl>
     <w:lvl w:ilvl="8">
       <w:start w:val="1"/>
       <w:numFmt w:val="bullet"/>
-      <w:lvlText w:val=""/>
+      <w:lvlText w:val="■"/>
       <w:lvlJc w:val="left"/>
       <w:pPr>
         <w:ind w:left="6480" w:hanging="360"/>
       </w:pPr>
-      <w:rPr>
-        <w:rFonts w:ascii="Wingdings" w:hAnsi="Wingdings" w:cs="Wingdings" w:hint="default"/>
-        <w:rFonts w:cs="Wingdings"/>
-      </w:rPr>
-    </w:lvl>
-  </w:abstractNum>
-  <w:abstractNum w:abstractNumId="3">
-    <w:lvl w:ilvl="0">
-      <w:start w:val="1"/>
-      <w:numFmt w:val="none"/>
-      <w:suff w:val="nothing"/>
-      <w:lvlText w:val=""/>
-      <w:lvlJc w:val="left"/>
-      <w:pPr>
-        <w:ind w:left="0" w:hanging="0"/>
-      </w:pPr>
-    </w:lvl>
-    <w:lvl w:ilvl="1">
-      <w:start w:val="1"/>
-      <w:numFmt w:val="none"/>
-      <w:suff w:val="nothing"/>
-      <w:lvlText w:val=""/>
-      <w:lvlJc w:val="left"/>
-      <w:pPr>
-        <w:ind w:left="0" w:hanging="0"/>
-      </w:pPr>
-    </w:lvl>
-    <w:lvl w:ilvl="2">
-      <w:start w:val="1"/>
-      <w:numFmt w:val="none"/>
-      <w:suff w:val="nothing"/>
-      <w:lvlText w:val=""/>
-      <w:lvlJc w:val="left"/>
-      <w:pPr>
-        <w:ind w:left="0" w:hanging="0"/>
-      </w:pPr>
-    </w:lvl>
-    <w:lvl w:ilvl="3">
-      <w:start w:val="1"/>
-      <w:numFmt w:val="none"/>
-      <w:suff w:val="nothing"/>
-      <w:lvlText w:val=""/>
-      <w:lvlJc w:val="left"/>
-      <w:pPr>
-        <w:ind w:left="0" w:hanging="0"/>
-      </w:pPr>
-    </w:lvl>
-    <w:lvl w:ilvl="4">
-      <w:start w:val="1"/>
-      <w:numFmt w:val="none"/>
-      <w:suff w:val="nothing"/>
-      <w:lvlText w:val=""/>
-      <w:lvlJc w:val="left"/>
-      <w:pPr>
-        <w:ind w:left="0" w:hanging="0"/>
-      </w:pPr>
-    </w:lvl>
-    <w:lvl w:ilvl="5">
-      <w:start w:val="1"/>
-      <w:numFmt w:val="none"/>
-      <w:suff w:val="nothing"/>
-      <w:lvlText w:val=""/>
-      <w:lvlJc w:val="left"/>
-      <w:pPr>
-        <w:ind w:left="0" w:hanging="0"/>
-      </w:pPr>
-    </w:lvl>
-    <w:lvl w:ilvl="6">
-      <w:start w:val="1"/>
-      <w:numFmt w:val="none"/>
-      <w:suff w:val="nothing"/>
-      <w:lvlText w:val=""/>
-      <w:lvlJc w:val="left"/>
-      <w:pPr>
-        <w:ind w:left="0" w:hanging="0"/>
-      </w:pPr>
-    </w:lvl>
-    <w:lvl w:ilvl="7">
-      <w:start w:val="1"/>
-      <w:numFmt w:val="none"/>
-      <w:suff w:val="nothing"/>
-      <w:lvlText w:val=""/>
-      <w:lvlJc w:val="left"/>
-      <w:pPr>
-        <w:ind w:left="0" w:hanging="0"/>
-      </w:pPr>
-    </w:lvl>
-    <w:lvl w:ilvl="8">
-      <w:start w:val="1"/>
-      <w:numFmt w:val="none"/>
-      <w:suff w:val="nothing"/>
-      <w:lvlText w:val=""/>
-      <w:lvlJc w:val="left"/>
-      <w:pPr>
-        <w:ind w:left="0" w:hanging="0"/>
-      </w:pPr>
+      <w:rPr/>
     </w:lvl>
   </w:abstractNum>
   <w:num w:numId="1">
@@ -1358,424 +1847,159 @@
   <w:num w:numId="2">
     <w:abstractNumId w:val="2"/>
   </w:num>
-  <w:num w:numId="3">
-    <w:abstractNumId w:val="3"/>
-  </w:num>
 </w:numbering>
 </file>
 
 <file path=word/styles.xml><?xml version="1.0" encoding="utf-8"?>
-<w:styles xmlns:w="http://schemas.openxmlformats.org/wordprocessingml/2006/main" xmlns:w14="http://schemas.microsoft.com/office/word/2010/wordml" xmlns:mc="http://schemas.openxmlformats.org/markup-compatibility/2006" mc:Ignorable="w14">
+<w:styles xmlns:mc="http://schemas.openxmlformats.org/markup-compatibility/2006" xmlns:o="urn:schemas-microsoft-com:office:office" xmlns:r="http://schemas.openxmlformats.org/officeDocument/2006/relationships" xmlns:m="http://schemas.openxmlformats.org/officeDocument/2006/math" xmlns:v="urn:schemas-microsoft-com:vml" xmlns:wp="http://schemas.openxmlformats.org/drawingml/2006/wordprocessingDrawing" xmlns:w10="urn:schemas-microsoft-com:office:word" xmlns:w="http://schemas.openxmlformats.org/wordprocessingml/2006/main" xmlns:wne="http://schemas.microsoft.com/office/word/2006/wordml" xmlns:sl="http://schemas.openxmlformats.org/schemaLibrary/2006/main" xmlns:a="http://schemas.openxmlformats.org/drawingml/2006/main" xmlns:pic="http://schemas.openxmlformats.org/drawingml/2006/picture" xmlns:c="http://schemas.openxmlformats.org/drawingml/2006/chart" xmlns:lc="http://schemas.openxmlformats.org/drawingml/2006/lockedCanvas" xmlns:dgm="http://schemas.openxmlformats.org/drawingml/2006/diagram" xmlns:wps="http://schemas.microsoft.com/office/word/2010/wordprocessingShape" xmlns:wpg="http://schemas.microsoft.com/office/word/2010/wordprocessingGroup" xmlns:w14="http://schemas.microsoft.com/office/word/2010/wordml" xmlns:w15="http://schemas.microsoft.com/office/word/2012/wordml">
   <w:docDefaults>
     <w:rPrDefault>
       <w:rPr>
-        <w:rFonts w:ascii="Times New Roman" w:hAnsi="Times New Roman" w:eastAsia="Times New Roman" w:cs="Times New Roman"/>
-        <w:lang w:val="en-US" w:eastAsia="en-US" w:bidi="ar-SA"/>
+        <w:lang w:val="en-US"/>
       </w:rPr>
     </w:rPrDefault>
     <w:pPrDefault>
       <w:pPr/>
     </w:pPrDefault>
   </w:docDefaults>
-  <w:latentStyles w:defLockedState="0" w:defUIPriority="99" w:defSemiHidden="0" w:defUnhideWhenUsed="0" w:defQFormat="0" w:count="371">
-    <w:lsdException w:name="Normal" w:uiPriority="0" w:qFormat="1"/>
-    <w:lsdException w:name="heading 1" w:uiPriority="9" w:qFormat="1"/>
-    <w:lsdException w:name="heading 2" w:uiPriority="0" w:qFormat="1"/>
-    <w:lsdException w:name="heading 3" w:uiPriority="9" w:qFormat="1"/>
-    <w:lsdException w:name="heading 4" w:uiPriority="9" w:qFormat="1"/>
-    <w:lsdException w:name="heading 5" w:uiPriority="9" w:qFormat="1"/>
-    <w:lsdException w:name="heading 6" w:uiPriority="9" w:qFormat="1"/>
-    <w:lsdException w:name="heading 7" w:uiPriority="9" w:qFormat="1"/>
-    <w:lsdException w:name="heading 8" w:uiPriority="9" w:qFormat="1"/>
-    <w:lsdException w:name="heading 9" w:uiPriority="9" w:qFormat="1"/>
-    <w:lsdException w:name="index 1" w:semiHidden="1" w:unhideWhenUsed="1"/>
-    <w:lsdException w:name="index 2" w:semiHidden="1" w:unhideWhenUsed="1"/>
-    <w:lsdException w:name="index 3" w:semiHidden="1" w:unhideWhenUsed="1"/>
-    <w:lsdException w:name="index 4" w:semiHidden="1" w:unhideWhenUsed="1"/>
-    <w:lsdException w:name="index 5" w:semiHidden="1" w:unhideWhenUsed="1"/>
-    <w:lsdException w:name="index 6" w:semiHidden="1" w:unhideWhenUsed="1"/>
-    <w:lsdException w:name="index 7" w:semiHidden="1" w:unhideWhenUsed="1"/>
-    <w:lsdException w:name="index 8" w:semiHidden="1" w:unhideWhenUsed="1"/>
-    <w:lsdException w:name="index 9" w:semiHidden="1" w:unhideWhenUsed="1"/>
-    <w:lsdException w:name="toc 1" w:uiPriority="39" w:semiHidden="1" w:unhideWhenUsed="1"/>
-    <w:lsdException w:name="toc 2" w:uiPriority="39" w:semiHidden="1" w:unhideWhenUsed="1"/>
-    <w:lsdException w:name="toc 3" w:uiPriority="39" w:semiHidden="1" w:unhideWhenUsed="1"/>
-    <w:lsdException w:name="toc 4" w:uiPriority="39" w:semiHidden="1" w:unhideWhenUsed="1"/>
-    <w:lsdException w:name="toc 5" w:uiPriority="39" w:semiHidden="1" w:unhideWhenUsed="1"/>
-    <w:lsdException w:name="toc 6" w:uiPriority="39" w:semiHidden="1" w:unhideWhenUsed="1"/>
-    <w:lsdException w:name="toc 7" w:uiPriority="39" w:semiHidden="1" w:unhideWhenUsed="1"/>
-    <w:lsdException w:name="toc 8" w:uiPriority="39" w:semiHidden="1" w:unhideWhenUsed="1"/>
-    <w:lsdException w:name="toc 9" w:uiPriority="39" w:semiHidden="1" w:unhideWhenUsed="1"/>
-    <w:lsdException w:name="Normal Indent" w:semiHidden="1" w:unhideWhenUsed="1"/>
-    <w:lsdException w:name="footnote text" w:semiHidden="1" w:unhideWhenUsed="1"/>
-    <w:lsdException w:name="annotation text" w:semiHidden="1" w:unhideWhenUsed="1"/>
-    <w:lsdException w:name="header" w:semiHidden="1" w:unhideWhenUsed="1"/>
-    <w:lsdException w:name="footer" w:semiHidden="1" w:unhideWhenUsed="1"/>
-    <w:lsdException w:name="index heading" w:semiHidden="1" w:unhideWhenUsed="1"/>
-    <w:lsdException w:name="caption" w:uiPriority="35" w:semiHidden="1" w:unhideWhenUsed="1" w:qFormat="1"/>
-    <w:lsdException w:name="table of figures" w:semiHidden="1" w:unhideWhenUsed="1"/>
-    <w:lsdException w:name="envelope address" w:semiHidden="1" w:unhideWhenUsed="1"/>
-    <w:lsdException w:name="envelope return" w:semiHidden="1" w:unhideWhenUsed="1"/>
-    <w:lsdException w:name="footnote reference" w:semiHidden="1" w:unhideWhenUsed="1"/>
-    <w:lsdException w:name="annotation reference" w:semiHidden="1" w:unhideWhenUsed="1"/>
-    <w:lsdException w:name="line number" w:semiHidden="1" w:unhideWhenUsed="1"/>
-    <w:lsdException w:name="page number" w:semiHidden="1" w:unhideWhenUsed="1"/>
-    <w:lsdException w:name="endnote reference" w:semiHidden="1" w:unhideWhenUsed="1"/>
-    <w:lsdException w:name="endnote text" w:semiHidden="1" w:unhideWhenUsed="1"/>
-    <w:lsdException w:name="table of authorities" w:semiHidden="1" w:unhideWhenUsed="1"/>
-    <w:lsdException w:name="macro" w:semiHidden="1" w:unhideWhenUsed="1"/>
-    <w:lsdException w:name="toa heading" w:semiHidden="1" w:unhideWhenUsed="1"/>
-    <w:lsdException w:name="List" w:semiHidden="1" w:unhideWhenUsed="1"/>
-    <w:lsdException w:name="List Bullet" w:semiHidden="1" w:unhideWhenUsed="1"/>
-    <w:lsdException w:name="List Number" w:semiHidden="1" w:unhideWhenUsed="1"/>
-    <w:lsdException w:name="List 2" w:semiHidden="1" w:unhideWhenUsed="1"/>
-    <w:lsdException w:name="List 3" w:semiHidden="1" w:unhideWhenUsed="1"/>
-    <w:lsdException w:name="List 4" w:semiHidden="1" w:unhideWhenUsed="1"/>
-    <w:lsdException w:name="List 5" w:semiHidden="1" w:unhideWhenUsed="1"/>
-    <w:lsdException w:name="List Bullet 2" w:semiHidden="1" w:unhideWhenUsed="1"/>
-    <w:lsdException w:name="List Bullet 3" w:semiHidden="1" w:unhideWhenUsed="1"/>
-    <w:lsdException w:name="List Bullet 4" w:semiHidden="1" w:unhideWhenUsed="1"/>
-    <w:lsdException w:name="List Bullet 5" w:semiHidden="1" w:unhideWhenUsed="1"/>
-    <w:lsdException w:name="List Number 2" w:semiHidden="1" w:unhideWhenUsed="1"/>
-    <w:lsdException w:name="List Number 3" w:semiHidden="1" w:unhideWhenUsed="1"/>
-    <w:lsdException w:name="List Number 4" w:semiHidden="1" w:unhideWhenUsed="1"/>
-    <w:lsdException w:name="List Number 5" w:semiHidden="1" w:unhideWhenUsed="1"/>
-    <w:lsdException w:name="Title" w:uiPriority="10" w:qFormat="1"/>
-    <w:lsdException w:name="Closing" w:semiHidden="1" w:unhideWhenUsed="1"/>
-    <w:lsdException w:name="Signature" w:semiHidden="1" w:unhideWhenUsed="1"/>
-    <w:lsdException w:name="Default Paragraph Font" w:uiPriority="1" w:semiHidden="1" w:unhideWhenUsed="1"/>
-    <w:lsdException w:name="Body Text" w:semiHidden="1" w:unhideWhenUsed="1"/>
-    <w:lsdException w:name="Body Text Indent" w:semiHidden="1" w:unhideWhenUsed="1"/>
-    <w:lsdException w:name="List Continue" w:semiHidden="1" w:unhideWhenUsed="1"/>
-    <w:lsdException w:name="List Continue 2" w:semiHidden="1" w:unhideWhenUsed="1"/>
-    <w:lsdException w:name="List Continue 3" w:semiHidden="1" w:unhideWhenUsed="1"/>
-    <w:lsdException w:name="List Continue 4" w:semiHidden="1" w:unhideWhenUsed="1"/>
-    <w:lsdException w:name="List Continue 5" w:semiHidden="1" w:unhideWhenUsed="1"/>
-    <w:lsdException w:name="Message Header" w:semiHidden="1" w:unhideWhenUsed="1"/>
-    <w:lsdException w:name="Subtitle" w:uiPriority="11" w:qFormat="1"/>
-    <w:lsdException w:name="Salutation" w:semiHidden="1" w:unhideWhenUsed="1"/>
-    <w:lsdException w:name="Date" w:semiHidden="1" w:unhideWhenUsed="1"/>
-    <w:lsdException w:name="Body Text First Indent" w:semiHidden="1" w:unhideWhenUsed="1"/>
-    <w:lsdException w:name="Body Text First Indent 2" w:semiHidden="1" w:unhideWhenUsed="1"/>
-    <w:lsdException w:name="Note Heading" w:semiHidden="1" w:unhideWhenUsed="1"/>
-    <w:lsdException w:name="Body Text 2" w:semiHidden="1" w:unhideWhenUsed="1"/>
-    <w:lsdException w:name="Body Text 3" w:semiHidden="1" w:unhideWhenUsed="1"/>
-    <w:lsdException w:name="Body Text Indent 2" w:semiHidden="1" w:unhideWhenUsed="1"/>
-    <w:lsdException w:name="Body Text Indent 3" w:semiHidden="1" w:unhideWhenUsed="1"/>
-    <w:lsdException w:name="Block Text" w:semiHidden="1" w:unhideWhenUsed="1"/>
-    <w:lsdException w:name="Hyperlink" w:semiHidden="1" w:unhideWhenUsed="1"/>
-    <w:lsdException w:name="FollowedHyperlink" w:semiHidden="1" w:unhideWhenUsed="1"/>
-    <w:lsdException w:name="Strong" w:uiPriority="22" w:qFormat="1"/>
-    <w:lsdException w:name="Emphasis" w:uiPriority="20" w:qFormat="1"/>
-    <w:lsdException w:name="Document Map" w:semiHidden="1" w:unhideWhenUsed="1"/>
-    <w:lsdException w:name="Plain Text" w:semiHidden="1" w:unhideWhenUsed="1"/>
-    <w:lsdException w:name="E-mail Signature" w:semiHidden="1" w:unhideWhenUsed="1"/>
-    <w:lsdException w:name="HTML Top of Form" w:semiHidden="1" w:unhideWhenUsed="1"/>
-    <w:lsdException w:name="HTML Bottom of Form" w:semiHidden="1" w:unhideWhenUsed="1"/>
-    <w:lsdException w:name="Normal (Web)" w:semiHidden="1" w:unhideWhenUsed="1"/>
-    <w:lsdException w:name="HTML Acronym" w:semiHidden="1" w:unhideWhenUsed="1"/>
-    <w:lsdException w:name="HTML Address" w:semiHidden="1" w:unhideWhenUsed="1"/>
-    <w:lsdException w:name="HTML Cite" w:semiHidden="1" w:unhideWhenUsed="1"/>
-    <w:lsdException w:name="HTML Code" w:semiHidden="1" w:unhideWhenUsed="1"/>
-    <w:lsdException w:name="HTML Definition" w:semiHidden="1" w:unhideWhenUsed="1"/>
-    <w:lsdException w:name="HTML Keyboard" w:semiHidden="1" w:unhideWhenUsed="1"/>
-    <w:lsdException w:name="HTML Preformatted" w:semiHidden="1" w:unhideWhenUsed="1"/>
-    <w:lsdException w:name="HTML Sample" w:semiHidden="1" w:unhideWhenUsed="1"/>
-    <w:lsdException w:name="HTML Typewriter" w:semiHidden="1" w:unhideWhenUsed="1"/>
-    <w:lsdException w:name="HTML Variable" w:semiHidden="1" w:unhideWhenUsed="1"/>
-    <w:lsdException w:name="Normal Table" w:semiHidden="1" w:unhideWhenUsed="1"/>
-    <w:lsdException w:name="annotation subject" w:semiHidden="1" w:unhideWhenUsed="1"/>
-    <w:lsdException w:name="No List" w:semiHidden="1" w:unhideWhenUsed="1"/>
-    <w:lsdException w:name="Outline List 1" w:semiHidden="1" w:unhideWhenUsed="1"/>
-    <w:lsdException w:name="Outline List 2" w:semiHidden="1" w:unhideWhenUsed="1"/>
-    <w:lsdException w:name="Outline List 3" w:semiHidden="1" w:unhideWhenUsed="1"/>
-    <w:lsdException w:name="Table Simple 1" w:semiHidden="1" w:unhideWhenUsed="1"/>
-    <w:lsdException w:name="Table Simple 2" w:semiHidden="1" w:unhideWhenUsed="1"/>
-    <w:lsdException w:name="Table Simple 3" w:semiHidden="1" w:unhideWhenUsed="1"/>
-    <w:lsdException w:name="Table Classic 1" w:semiHidden="1" w:unhideWhenUsed="1"/>
-    <w:lsdException w:name="Table Classic 2" w:semiHidden="1" w:unhideWhenUsed="1"/>
-    <w:lsdException w:name="Table Classic 3" w:semiHidden="1" w:unhideWhenUsed="1"/>
-    <w:lsdException w:name="Table Classic 4" w:semiHidden="1" w:unhideWhenUsed="1"/>
-    <w:lsdException w:name="Table Colorful 1" w:semiHidden="1" w:unhideWhenUsed="1"/>
-    <w:lsdException w:name="Table Colorful 2" w:semiHidden="1" w:unhideWhenUsed="1"/>
-    <w:lsdException w:name="Table Colorful 3" w:semiHidden="1" w:unhideWhenUsed="1"/>
-    <w:lsdException w:name="Table Columns 1" w:semiHidden="1" w:unhideWhenUsed="1"/>
-    <w:lsdException w:name="Table Columns 2" w:semiHidden="1" w:unhideWhenUsed="1"/>
-    <w:lsdException w:name="Table Columns 3" w:semiHidden="1" w:unhideWhenUsed="1"/>
-    <w:lsdException w:name="Table Columns 4" w:semiHidden="1" w:unhideWhenUsed="1"/>
-    <w:lsdException w:name="Table Columns 5" w:semiHidden="1" w:unhideWhenUsed="1"/>
-    <w:lsdException w:name="Table Grid 1" w:semiHidden="1" w:unhideWhenUsed="1"/>
-    <w:lsdException w:name="Table Grid 2" w:semiHidden="1" w:unhideWhenUsed="1"/>
-    <w:lsdException w:name="Table Grid 3" w:semiHidden="1" w:unhideWhenUsed="1"/>
-    <w:lsdException w:name="Table Grid 4" w:semiHidden="1" w:unhideWhenUsed="1"/>
-    <w:lsdException w:name="Table Grid 5" w:semiHidden="1" w:unhideWhenUsed="1"/>
-    <w:lsdException w:name="Table Grid 6" w:semiHidden="1" w:unhideWhenUsed="1"/>
-    <w:lsdException w:name="Table Grid 7" w:semiHidden="1" w:unhideWhenUsed="1"/>
-    <w:lsdException w:name="Table Grid 8" w:semiHidden="1" w:unhideWhenUsed="1"/>
-    <w:lsdException w:name="Table List 1" w:semiHidden="1" w:unhideWhenUsed="1"/>
-    <w:lsdException w:name="Table List 2" w:semiHidden="1" w:unhideWhenUsed="1"/>
-    <w:lsdException w:name="Table List 3" w:semiHidden="1" w:unhideWhenUsed="1"/>
-    <w:lsdException w:name="Table List 4" w:semiHidden="1" w:unhideWhenUsed="1"/>
-    <w:lsdException w:name="Table List 5" w:semiHidden="1" w:unhideWhenUsed="1"/>
-    <w:lsdException w:name="Table List 6" w:semiHidden="1" w:unhideWhenUsed="1"/>
-    <w:lsdException w:name="Table List 7" w:semiHidden="1" w:unhideWhenUsed="1"/>
-    <w:lsdException w:name="Table List 8" w:semiHidden="1" w:unhideWhenUsed="1"/>
-    <w:lsdException w:name="Table 3D effects 1" w:semiHidden="1" w:unhideWhenUsed="1"/>
-    <w:lsdException w:name="Table 3D effects 2" w:semiHidden="1" w:unhideWhenUsed="1"/>
-    <w:lsdException w:name="Table 3D effects 3" w:semiHidden="1" w:unhideWhenUsed="1"/>
-    <w:lsdException w:name="Table Contemporary" w:semiHidden="1" w:unhideWhenUsed="1"/>
-    <w:lsdException w:name="Table Elegant" w:semiHidden="1" w:unhideWhenUsed="1"/>
-    <w:lsdException w:name="Table Professional" w:semiHidden="1" w:unhideWhenUsed="1"/>
-    <w:lsdException w:name="Table Subtle 1" w:semiHidden="1" w:unhideWhenUsed="1"/>
-    <w:lsdException w:name="Table Subtle 2" w:semiHidden="1" w:unhideWhenUsed="1"/>
-    <w:lsdException w:name="Table Web 1" w:semiHidden="1" w:unhideWhenUsed="1"/>
-    <w:lsdException w:name="Table Web 2" w:semiHidden="1" w:unhideWhenUsed="1"/>
-    <w:lsdException w:name="Table Web 3" w:semiHidden="1" w:unhideWhenUsed="1"/>
-    <w:lsdException w:name="Balloon Text" w:semiHidden="1" w:unhideWhenUsed="1"/>
-    <w:lsdException w:name="Table Grid" w:uiPriority="59"/>
-    <w:lsdException w:name="Table Theme" w:semiHidden="1" w:unhideWhenUsed="1"/>
-    <w:lsdException w:name="Placeholder Text" w:semiHidden="1"/>
-    <w:lsdException w:name="No Spacing" w:uiPriority="1" w:qFormat="1"/>
-    <w:lsdException w:name="Light Shading" w:uiPriority="60"/>
-    <w:lsdException w:name="Light List" w:uiPriority="61"/>
-    <w:lsdException w:name="Light Grid" w:uiPriority="62"/>
-    <w:lsdException w:name="Medium Shading 1" w:uiPriority="63"/>
-    <w:lsdException w:name="Medium Shading 2" w:uiPriority="64"/>
-    <w:lsdException w:name="Medium List 1" w:uiPriority="65"/>
-    <w:lsdException w:name="Medium List 2" w:uiPriority="66"/>
-    <w:lsdException w:name="Medium Grid 1" w:uiPriority="67"/>
-    <w:lsdException w:name="Medium Grid 2" w:uiPriority="68"/>
-    <w:lsdException w:name="Medium Grid 3" w:uiPriority="69"/>
-    <w:lsdException w:name="Dark List" w:uiPriority="70"/>
-    <w:lsdException w:name="Colorful Shading" w:uiPriority="71"/>
-    <w:lsdException w:name="Colorful List" w:uiPriority="72"/>
-    <w:lsdException w:name="Colorful Grid" w:uiPriority="73"/>
-    <w:lsdException w:name="Light Shading Accent 1" w:uiPriority="60"/>
-    <w:lsdException w:name="Light List Accent 1" w:uiPriority="61"/>
-    <w:lsdException w:name="Light Grid Accent 1" w:uiPriority="62"/>
-    <w:lsdException w:name="Medium Shading 1 Accent 1" w:uiPriority="63"/>
-    <w:lsdException w:name="Medium Shading 2 Accent 1" w:uiPriority="64"/>
-    <w:lsdException w:name="Medium List 1 Accent 1" w:uiPriority="65"/>
-    <w:lsdException w:name="Revision" w:semiHidden="1"/>
-    <w:lsdException w:name="List Paragraph" w:uiPriority="34" w:qFormat="1"/>
-    <w:lsdException w:name="Quote" w:uiPriority="29" w:qFormat="1"/>
-    <w:lsdException w:name="Intense Quote" w:uiPriority="30" w:qFormat="1"/>
-    <w:lsdException w:name="Medium List 2 Accent 1" w:uiPriority="66"/>
-    <w:lsdException w:name="Medium Grid 1 Accent 1" w:uiPriority="67"/>
-    <w:lsdException w:name="Medium Grid 2 Accent 1" w:uiPriority="68"/>
-    <w:lsdException w:name="Medium Grid 3 Accent 1" w:uiPriority="69"/>
-    <w:lsdException w:name="Dark List Accent 1" w:uiPriority="70"/>
-    <w:lsdException w:name="Colorful Shading Accent 1" w:uiPriority="71"/>
-    <w:lsdException w:name="Colorful List Accent 1" w:uiPriority="72"/>
-    <w:lsdException w:name="Colorful Grid Accent 1" w:uiPriority="73"/>
-    <w:lsdException w:name="Light Shading Accent 2" w:uiPriority="60"/>
-    <w:lsdException w:name="Light List Accent 2" w:uiPriority="61"/>
-    <w:lsdException w:name="Light Grid Accent 2" w:uiPriority="62"/>
-    <w:lsdException w:name="Medium Shading 1 Accent 2" w:uiPriority="63"/>
-    <w:lsdException w:name="Medium Shading 2 Accent 2" w:uiPriority="64"/>
-    <w:lsdException w:name="Medium List 1 Accent 2" w:uiPriority="65"/>
-    <w:lsdException w:name="Medium List 2 Accent 2" w:uiPriority="66"/>
-    <w:lsdException w:name="Medium Grid 1 Accent 2" w:uiPriority="67"/>
-    <w:lsdException w:name="Medium Grid 2 Accent 2" w:uiPriority="68"/>
-    <w:lsdException w:name="Medium Grid 3 Accent 2" w:uiPriority="69"/>
-    <w:lsdException w:name="Dark List Accent 2" w:uiPriority="70"/>
-    <w:lsdException w:name="Colorful Shading Accent 2" w:uiPriority="71"/>
-    <w:lsdException w:name="Colorful List Accent 2" w:uiPriority="72"/>
-    <w:lsdException w:name="Colorful Grid Accent 2" w:uiPriority="73"/>
-    <w:lsdException w:name="Light Shading Accent 3" w:uiPriority="60"/>
-    <w:lsdException w:name="Light List Accent 3" w:uiPriority="61"/>
-    <w:lsdException w:name="Light Grid Accent 3" w:uiPriority="62"/>
-    <w:lsdException w:name="Medium Shading 1 Accent 3" w:uiPriority="63"/>
-    <w:lsdException w:name="Medium Shading 2 Accent 3" w:uiPriority="64"/>
-    <w:lsdException w:name="Medium List 1 Accent 3" w:uiPriority="65"/>
-    <w:lsdException w:name="Medium List 2 Accent 3" w:uiPriority="66"/>
-    <w:lsdException w:name="Medium Grid 1 Accent 3" w:uiPriority="67"/>
-    <w:lsdException w:name="Medium Grid 2 Accent 3" w:uiPriority="68"/>
-    <w:lsdException w:name="Medium Grid 3 Accent 3" w:uiPriority="69"/>
-    <w:lsdException w:name="Dark List Accent 3" w:uiPriority="70"/>
-    <w:lsdException w:name="Colorful Shading Accent 3" w:uiPriority="71"/>
-    <w:lsdException w:name="Colorful List Accent 3" w:uiPriority="72"/>
-    <w:lsdException w:name="Colorful Grid Accent 3" w:uiPriority="73"/>
-    <w:lsdException w:name="Light Shading Accent 4" w:uiPriority="60"/>
-    <w:lsdException w:name="Light List Accent 4" w:uiPriority="61"/>
-    <w:lsdException w:name="Light Grid Accent 4" w:uiPriority="62"/>
-    <w:lsdException w:name="Medium Shading 1 Accent 4" w:uiPriority="63"/>
-    <w:lsdException w:name="Medium Shading 2 Accent 4" w:uiPriority="64"/>
-    <w:lsdException w:name="Medium List 1 Accent 4" w:uiPriority="65"/>
-    <w:lsdException w:name="Medium List 2 Accent 4" w:uiPriority="66"/>
-    <w:lsdException w:name="Medium Grid 1 Accent 4" w:uiPriority="67"/>
-    <w:lsdException w:name="Medium Grid 2 Accent 4" w:uiPriority="68"/>
-    <w:lsdException w:name="Medium Grid 3 Accent 4" w:uiPriority="69"/>
-    <w:lsdException w:name="Dark List Accent 4" w:uiPriority="70"/>
-    <w:lsdException w:name="Colorful Shading Accent 4" w:uiPriority="71"/>
-    <w:lsdException w:name="Colorful List Accent 4" w:uiPriority="72"/>
-    <w:lsdException w:name="Colorful Grid Accent 4" w:uiPriority="73"/>
-    <w:lsdException w:name="Light Shading Accent 5" w:uiPriority="60"/>
-    <w:lsdException w:name="Light List Accent 5" w:uiPriority="61"/>
-    <w:lsdException w:name="Light Grid Accent 5" w:uiPriority="62"/>
-    <w:lsdException w:name="Medium Shading 1 Accent 5" w:uiPriority="63"/>
-    <w:lsdException w:name="Medium Shading 2 Accent 5" w:uiPriority="64"/>
-    <w:lsdException w:name="Medium List 1 Accent 5" w:uiPriority="65"/>
-    <w:lsdException w:name="Medium List 2 Accent 5" w:uiPriority="66"/>
-    <w:lsdException w:name="Medium Grid 1 Accent 5" w:uiPriority="67"/>
-    <w:lsdException w:name="Medium Grid 2 Accent 5" w:uiPriority="68"/>
-    <w:lsdException w:name="Medium Grid 3 Accent 5" w:uiPriority="69"/>
-    <w:lsdException w:name="Dark List Accent 5" w:uiPriority="70"/>
-    <w:lsdException w:name="Colorful Shading Accent 5" w:uiPriority="71"/>
-    <w:lsdException w:name="Colorful List Accent 5" w:uiPriority="72"/>
-    <w:lsdException w:name="Colorful Grid Accent 5" w:uiPriority="73"/>
-    <w:lsdException w:name="Light Shading Accent 6" w:uiPriority="60"/>
-    <w:lsdException w:name="Light List Accent 6" w:uiPriority="61"/>
-    <w:lsdException w:name="Light Grid Accent 6" w:uiPriority="62"/>
-    <w:lsdException w:name="Medium Shading 1 Accent 6" w:uiPriority="63"/>
-    <w:lsdException w:name="Medium Shading 2 Accent 6" w:uiPriority="64"/>
-    <w:lsdException w:name="Medium List 1 Accent 6" w:uiPriority="65"/>
-    <w:lsdException w:name="Medium List 2 Accent 6" w:uiPriority="66"/>
-    <w:lsdException w:name="Medium Grid 1 Accent 6" w:uiPriority="67"/>
-    <w:lsdException w:name="Medium Grid 2 Accent 6" w:uiPriority="68"/>
-    <w:lsdException w:name="Medium Grid 3 Accent 6" w:uiPriority="69"/>
-    <w:lsdException w:name="Dark List Accent 6" w:uiPriority="70"/>
-    <w:lsdException w:name="Colorful Shading Accent 6" w:uiPriority="71"/>
-    <w:lsdException w:name="Colorful List Accent 6" w:uiPriority="72"/>
-    <w:lsdException w:name="Colorful Grid Accent 6" w:uiPriority="73"/>
-    <w:lsdException w:name="Subtle Emphasis" w:uiPriority="19" w:qFormat="1"/>
-    <w:lsdException w:name="Intense Emphasis" w:uiPriority="21" w:qFormat="1"/>
-    <w:lsdException w:name="Subtle Reference" w:uiPriority="31" w:qFormat="1"/>
-    <w:lsdException w:name="Intense Reference" w:uiPriority="32" w:qFormat="1"/>
-    <w:lsdException w:name="Book Title" w:uiPriority="33" w:qFormat="1"/>
-    <w:lsdException w:name="Bibliography" w:uiPriority="37" w:semiHidden="1" w:unhideWhenUsed="1"/>
-    <w:lsdException w:name="TOC Heading" w:uiPriority="39" w:semiHidden="1" w:unhideWhenUsed="1" w:qFormat="1"/>
-    <w:lsdException w:name="Plain Table 1" w:uiPriority="41"/>
-    <w:lsdException w:name="Plain Table 2" w:uiPriority="42"/>
-    <w:lsdException w:name="Plain Table 3" w:uiPriority="43"/>
-    <w:lsdException w:name="Plain Table 4" w:uiPriority="44"/>
-    <w:lsdException w:name="Plain Table 5" w:uiPriority="45"/>
-    <w:lsdException w:name="Grid Table Light" w:uiPriority="40"/>
-    <w:lsdException w:name="Grid Table 1 Light" w:uiPriority="46"/>
-    <w:lsdException w:name="Grid Table 2" w:uiPriority="47"/>
-    <w:lsdException w:name="Grid Table 3" w:uiPriority="48"/>
-    <w:lsdException w:name="Grid Table 4" w:uiPriority="49"/>
-    <w:lsdException w:name="Grid Table 5 Dark" w:uiPriority="50"/>
-    <w:lsdException w:name="Grid Table 6 Colorful" w:uiPriority="51"/>
-    <w:lsdException w:name="Grid Table 7 Colorful" w:uiPriority="52"/>
-    <w:lsdException w:name="Grid Table 1 Light Accent 1" w:uiPriority="46"/>
-    <w:lsdException w:name="Grid Table 2 Accent 1" w:uiPriority="47"/>
-    <w:lsdException w:name="Grid Table 3 Accent 1" w:uiPriority="48"/>
-    <w:lsdException w:name="Grid Table 4 Accent 1" w:uiPriority="49"/>
-    <w:lsdException w:name="Grid Table 5 Dark Accent 1" w:uiPriority="50"/>
-    <w:lsdException w:name="Grid Table 6 Colorful Accent 1" w:uiPriority="51"/>
-    <w:lsdException w:name="Grid Table 7 Colorful Accent 1" w:uiPriority="52"/>
-    <w:lsdException w:name="Grid Table 1 Light Accent 2" w:uiPriority="46"/>
-    <w:lsdException w:name="Grid Table 2 Accent 2" w:uiPriority="47"/>
-    <w:lsdException w:name="Grid Table 3 Accent 2" w:uiPriority="48"/>
-    <w:lsdException w:name="Grid Table 4 Accent 2" w:uiPriority="49"/>
-    <w:lsdException w:name="Grid Table 5 Dark Accent 2" w:uiPriority="50"/>
-    <w:lsdException w:name="Grid Table 6 Colorful Accent 2" w:uiPriority="51"/>
-    <w:lsdException w:name="Grid Table 7 Colorful Accent 2" w:uiPriority="52"/>
-    <w:lsdException w:name="Grid Table 1 Light Accent 3" w:uiPriority="46"/>
-    <w:lsdException w:name="Grid Table 2 Accent 3" w:uiPriority="47"/>
-    <w:lsdException w:name="Grid Table 3 Accent 3" w:uiPriority="48"/>
-    <w:lsdException w:name="Grid Table 4 Accent 3" w:uiPriority="49"/>
-    <w:lsdException w:name="Grid Table 5 Dark Accent 3" w:uiPriority="50"/>
-    <w:lsdException w:name="Grid Table 6 Colorful Accent 3" w:uiPriority="51"/>
-    <w:lsdException w:name="Grid Table 7 Colorful Accent 3" w:uiPriority="52"/>
-    <w:lsdException w:name="Grid Table 1 Light Accent 4" w:uiPriority="46"/>
-    <w:lsdException w:name="Grid Table 2 Accent 4" w:uiPriority="47"/>
-    <w:lsdException w:name="Grid Table 3 Accent 4" w:uiPriority="48"/>
-    <w:lsdException w:name="Grid Table 4 Accent 4" w:uiPriority="49"/>
-    <w:lsdException w:name="Grid Table 5 Dark Accent 4" w:uiPriority="50"/>
-    <w:lsdException w:name="Grid Table 6 Colorful Accent 4" w:uiPriority="51"/>
-    <w:lsdException w:name="Grid Table 7 Colorful Accent 4" w:uiPriority="52"/>
-    <w:lsdException w:name="Grid Table 1 Light Accent 5" w:uiPriority="46"/>
-    <w:lsdException w:name="Grid Table 2 Accent 5" w:uiPriority="47"/>
-    <w:lsdException w:name="Grid Table 3 Accent 5" w:uiPriority="48"/>
-    <w:lsdException w:name="Grid Table 4 Accent 5" w:uiPriority="49"/>
-    <w:lsdException w:name="Grid Table 5 Dark Accent 5" w:uiPriority="50"/>
-    <w:lsdException w:name="Grid Table 6 Colorful Accent 5" w:uiPriority="51"/>
-    <w:lsdException w:name="Grid Table 7 Colorful Accent 5" w:uiPriority="52"/>
-    <w:lsdException w:name="Grid Table 1 Light Accent 6" w:uiPriority="46"/>
-    <w:lsdException w:name="Grid Table 2 Accent 6" w:uiPriority="47"/>
-    <w:lsdException w:name="Grid Table 3 Accent 6" w:uiPriority="48"/>
-    <w:lsdException w:name="Grid Table 4 Accent 6" w:uiPriority="49"/>
-    <w:lsdException w:name="Grid Table 5 Dark Accent 6" w:uiPriority="50"/>
-    <w:lsdException w:name="Grid Table 6 Colorful Accent 6" w:uiPriority="51"/>
-    <w:lsdException w:name="Grid Table 7 Colorful Accent 6" w:uiPriority="52"/>
-    <w:lsdException w:name="List Table 1 Light" w:uiPriority="46"/>
-    <w:lsdException w:name="List Table 2" w:uiPriority="47"/>
-    <w:lsdException w:name="List Table 3" w:uiPriority="48"/>
-    <w:lsdException w:name="List Table 4" w:uiPriority="49"/>
-    <w:lsdException w:name="List Table 5 Dark" w:uiPriority="50"/>
-    <w:lsdException w:name="List Table 6 Colorful" w:uiPriority="51"/>
-    <w:lsdException w:name="List Table 7 Colorful" w:uiPriority="52"/>
-    <w:lsdException w:name="List Table 1 Light Accent 1" w:uiPriority="46"/>
-    <w:lsdException w:name="List Table 2 Accent 1" w:uiPriority="47"/>
-    <w:lsdException w:name="List Table 3 Accent 1" w:uiPriority="48"/>
-    <w:lsdException w:name="List Table 4 Accent 1" w:uiPriority="49"/>
-    <w:lsdException w:name="List Table 5 Dark Accent 1" w:uiPriority="50"/>
-    <w:lsdException w:name="List Table 6 Colorful Accent 1" w:uiPriority="51"/>
-    <w:lsdException w:name="List Table 7 Colorful Accent 1" w:uiPriority="52"/>
-    <w:lsdException w:name="List Table 1 Light Accent 2" w:uiPriority="46"/>
-    <w:lsdException w:name="List Table 2 Accent 2" w:uiPriority="47"/>
-    <w:lsdException w:name="List Table 3 Accent 2" w:uiPriority="48"/>
-    <w:lsdException w:name="List Table 4 Accent 2" w:uiPriority="49"/>
-    <w:lsdException w:name="List Table 5 Dark Accent 2" w:uiPriority="50"/>
-    <w:lsdException w:name="List Table 6 Colorful Accent 2" w:uiPriority="51"/>
-    <w:lsdException w:name="List Table 7 Colorful Accent 2" w:uiPriority="52"/>
-    <w:lsdException w:name="List Table 1 Light Accent 3" w:uiPriority="46"/>
-    <w:lsdException w:name="List Table 2 Accent 3" w:uiPriority="47"/>
-    <w:lsdException w:name="List Table 3 Accent 3" w:uiPriority="48"/>
-    <w:lsdException w:name="List Table 4 Accent 3" w:uiPriority="49"/>
-    <w:lsdException w:name="List Table 5 Dark Accent 3" w:uiPriority="50"/>
-    <w:lsdException w:name="List Table 6 Colorful Accent 3" w:uiPriority="51"/>
-    <w:lsdException w:name="List Table 7 Colorful Accent 3" w:uiPriority="52"/>
-    <w:lsdException w:name="List Table 1 Light Accent 4" w:uiPriority="46"/>
-    <w:lsdException w:name="List Table 2 Accent 4" w:uiPriority="47"/>
-    <w:lsdException w:name="List Table 3 Accent 4" w:uiPriority="48"/>
-    <w:lsdException w:name="List Table 4 Accent 4" w:uiPriority="49"/>
-    <w:lsdException w:name="List Table 5 Dark Accent 4" w:uiPriority="50"/>
-    <w:lsdException w:name="List Table 6 Colorful Accent 4" w:uiPriority="51"/>
-    <w:lsdException w:name="List Table 7 Colorful Accent 4" w:uiPriority="52"/>
-    <w:lsdException w:name="List Table 1 Light Accent 5" w:uiPriority="46"/>
-    <w:lsdException w:name="List Table 2 Accent 5" w:uiPriority="47"/>
-    <w:lsdException w:name="List Table 3 Accent 5" w:uiPriority="48"/>
-    <w:lsdException w:name="List Table 4 Accent 5" w:uiPriority="49"/>
-    <w:lsdException w:name="List Table 5 Dark Accent 5" w:uiPriority="50"/>
-    <w:lsdException w:name="List Table 6 Colorful Accent 5" w:uiPriority="51"/>
-    <w:lsdException w:name="List Table 7 Colorful Accent 5" w:uiPriority="52"/>
-    <w:lsdException w:name="List Table 1 Light Accent 6" w:uiPriority="46"/>
-    <w:lsdException w:name="List Table 2 Accent 6" w:uiPriority="47"/>
-    <w:lsdException w:name="List Table 3 Accent 6" w:uiPriority="48"/>
-    <w:lsdException w:name="List Table 4 Accent 6" w:uiPriority="49"/>
-    <w:lsdException w:name="List Table 5 Dark Accent 6" w:uiPriority="50"/>
-    <w:lsdException w:name="List Table 6 Colorful Accent 6" w:uiPriority="51"/>
-    <w:lsdException w:name="List Table 7 Colorful Accent 6" w:uiPriority="52"/>
-  </w:latentStyles>
+  <w:style w:type="paragraph" w:styleId="Normal" w:default="1">
+    <w:name w:val="normal"/>
+  </w:style>
+  <w:style w:type="table" w:styleId="TableNormal" w:default="1">
+    <w:name w:val="Table Normal"/>
+  </w:style>
+  <w:style w:type="paragraph" w:styleId="Heading1">
+    <w:name w:val="heading 1"/>
+    <w:basedOn w:val="Normal"/>
+    <w:next w:val="Normal"/>
+    <w:pPr>
+      <w:keepNext w:val="1"/>
+      <w:spacing w:after="240" w:before="240" w:lineRule="auto"/>
+      <w:ind w:left="360" w:firstLine="0"/>
+    </w:pPr>
+    <w:rPr>
+      <w:rFonts w:ascii="Garamond" w:cs="Garamond" w:eastAsia="Garamond" w:hAnsi="Garamond"/>
+      <w:b w:val="1"/>
+      <w:sz w:val="48"/>
+      <w:szCs w:val="48"/>
+    </w:rPr>
+  </w:style>
+  <w:style w:type="paragraph" w:styleId="Heading2">
+    <w:name w:val="heading 2"/>
+    <w:basedOn w:val="Normal"/>
+    <w:next w:val="Normal"/>
+    <w:pPr>
+      <w:keepNext w:val="1"/>
+      <w:spacing w:after="120" w:before="240" w:lineRule="auto"/>
+    </w:pPr>
+    <w:rPr>
+      <w:b w:val="1"/>
+      <w:sz w:val="22"/>
+      <w:szCs w:val="22"/>
+    </w:rPr>
+  </w:style>
+  <w:style w:type="paragraph" w:styleId="Heading3">
+    <w:name w:val="heading 3"/>
+    <w:basedOn w:val="Normal"/>
+    <w:next w:val="Normal"/>
+    <w:pPr>
+      <w:keepNext w:val="1"/>
+      <w:spacing w:after="120" w:before="0" w:lineRule="auto"/>
+      <w:jc w:val="center"/>
+    </w:pPr>
+    <w:rPr>
+      <w:rFonts w:ascii="Garamond" w:cs="Garamond" w:eastAsia="Garamond" w:hAnsi="Garamond"/>
+      <w:b w:val="1"/>
+      <w:smallCaps w:val="1"/>
+      <w:sz w:val="30"/>
+      <w:szCs w:val="30"/>
+    </w:rPr>
+  </w:style>
+  <w:style w:type="paragraph" w:styleId="Heading4">
+    <w:name w:val="heading 4"/>
+    <w:basedOn w:val="Normal"/>
+    <w:next w:val="Normal"/>
+    <w:pPr>
+      <w:keepNext w:val="1"/>
+    </w:pPr>
+    <w:rPr>
+      <w:rFonts w:ascii="Garamond" w:cs="Garamond" w:eastAsia="Garamond" w:hAnsi="Garamond"/>
+      <w:b w:val="1"/>
+      <w:sz w:val="48"/>
+      <w:szCs w:val="48"/>
+    </w:rPr>
+  </w:style>
+  <w:style w:type="paragraph" w:styleId="Heading5">
+    <w:name w:val="heading 5"/>
+    <w:basedOn w:val="Normal"/>
+    <w:next w:val="Normal"/>
+    <w:pPr>
+      <w:keepNext w:val="1"/>
+    </w:pPr>
+    <w:rPr>
+      <w:rFonts w:ascii="Garamond" w:cs="Garamond" w:eastAsia="Garamond" w:hAnsi="Garamond"/>
+      <w:b w:val="1"/>
+      <w:sz w:val="21"/>
+      <w:szCs w:val="21"/>
+    </w:rPr>
+  </w:style>
+  <w:style w:type="paragraph" w:styleId="Heading6">
+    <w:name w:val="heading 6"/>
+    <w:basedOn w:val="Normal"/>
+    <w:next w:val="Normal"/>
+    <w:pPr>
+      <w:keepNext w:val="1"/>
+      <w:spacing w:after="40" w:before="0" w:lineRule="auto"/>
+      <w:jc w:val="center"/>
+    </w:pPr>
+    <w:rPr>
+      <w:rFonts w:ascii="Garamond" w:cs="Garamond" w:eastAsia="Garamond" w:hAnsi="Garamond"/>
+      <w:b w:val="1"/>
+      <w:sz w:val="48"/>
+      <w:szCs w:val="48"/>
+    </w:rPr>
+  </w:style>
+  <w:style w:type="paragraph" w:styleId="Title">
+    <w:name w:val="Title"/>
+    <w:basedOn w:val="Normal"/>
+    <w:next w:val="Normal"/>
+    <w:pPr>
+      <w:spacing w:after="60" w:before="240" w:lineRule="auto"/>
+      <w:jc w:val="center"/>
+    </w:pPr>
+    <w:rPr>
+      <w:rFonts w:ascii="Cambria" w:cs="Cambria" w:eastAsia="Cambria" w:hAnsi="Cambria"/>
+      <w:b w:val="1"/>
+      <w:sz w:val="32"/>
+      <w:szCs w:val="32"/>
+    </w:rPr>
+  </w:style>
   <w:style w:type="paragraph" w:styleId="Normal" w:default="1">
     <w:name w:val="Normal"/>
-    <w:qFormat/>
-    <w:rsid w:val="00e53c33"/>
+    <w:qFormat w:val="1"/>
+    <w:rsid w:val="00E53C33"/>
     <w:pPr>
-      <w:widowControl/>
+      <w:widowControl w:val="1"/>
       <w:bidi w:val="0"/>
       <w:jc w:val="left"/>
     </w:pPr>
     <w:rPr>
-      <w:rFonts w:ascii="Times New Roman" w:hAnsi="Times New Roman" w:eastAsia="Times New Roman" w:cs="Times New Roman"/>
+      <w:rFonts w:ascii="Times New Roman" w:cs="Times New Roman" w:eastAsia="Times New Roman" w:hAnsi="Times New Roman"/>
       <w:color w:val="auto"/>
       <w:kern w:val="0"/>
       <w:sz w:val="20"/>
       <w:szCs w:val="20"/>
-      <w:lang w:val="en-US" w:eastAsia="en-US" w:bidi="ar-SA"/>
+      <w:lang w:bidi="ar-SA" w:eastAsia="en-US" w:val="en-US"/>
     </w:rPr>
   </w:style>
   <w:style w:type="paragraph" w:styleId="Heading1">
     <w:name w:val="Heading 1"/>
     <w:basedOn w:val="Heading4"/>
     <w:next w:val="Normal"/>
-    <w:qFormat/>
-    <w:rsid w:val="00162e6b"/>
+    <w:qFormat w:val="1"/>
+    <w:rsid w:val="00162E6B"/>
     <w:pPr>
-      <w:spacing w:before="240" w:after="240"/>
+      <w:spacing w:after="240" w:before="240"/>
       <w:ind w:left="360" w:hanging="0"/>
       <w:outlineLvl w:val="0"/>
     </w:pPr>
@@ -1785,16 +2009,16 @@
     <w:name w:val="Heading 2"/>
     <w:basedOn w:val="Normal"/>
     <w:next w:val="Normal"/>
-    <w:qFormat/>
-    <w:rsid w:val="00e71b1e"/>
+    <w:qFormat w:val="1"/>
+    <w:rsid w:val="00E71B1E"/>
     <w:pPr>
-      <w:keepNext w:val="true"/>
-      <w:spacing w:before="240" w:after="120"/>
+      <w:keepNext w:val="1"/>
+      <w:spacing w:after="120" w:before="240"/>
       <w:outlineLvl w:val="1"/>
     </w:pPr>
     <w:rPr>
-      <w:b/>
-      <w:bCs/>
+      <w:b w:val="1"/>
+      <w:bCs w:val="1"/>
       <w:sz w:val="22"/>
     </w:rPr>
   </w:style>
@@ -1802,18 +2026,18 @@
     <w:name w:val="Heading 3"/>
     <w:basedOn w:val="Normal"/>
     <w:next w:val="Normal"/>
-    <w:qFormat/>
-    <w:rsid w:val="00e53c33"/>
+    <w:qFormat w:val="1"/>
+    <w:rsid w:val="00E53C33"/>
     <w:pPr>
-      <w:keepNext w:val="true"/>
-      <w:spacing w:before="0" w:after="120"/>
+      <w:keepNext w:val="1"/>
+      <w:spacing w:after="120" w:before="0"/>
       <w:jc w:val="center"/>
       <w:outlineLvl w:val="2"/>
     </w:pPr>
     <w:rPr>
       <w:rFonts w:ascii="Garamond" w:hAnsi="Garamond"/>
-      <w:b/>
-      <w:smallCaps/>
+      <w:b w:val="1"/>
+      <w:smallCaps w:val="1"/>
       <w:spacing w:val="4"/>
       <w:sz w:val="30"/>
     </w:rPr>
@@ -1822,15 +2046,15 @@
     <w:name w:val="Heading 4"/>
     <w:basedOn w:val="Normal"/>
     <w:next w:val="Normal"/>
-    <w:qFormat/>
-    <w:rsid w:val="00e53c33"/>
+    <w:qFormat w:val="1"/>
+    <w:rsid w:val="00E53C33"/>
     <w:pPr>
-      <w:keepNext w:val="true"/>
+      <w:keepNext w:val="1"/>
       <w:outlineLvl w:val="3"/>
     </w:pPr>
     <w:rPr>
       <w:rFonts w:ascii="Garamond" w:hAnsi="Garamond"/>
-      <w:b/>
+      <w:b w:val="1"/>
       <w:spacing w:val="10"/>
       <w:sz w:val="48"/>
     </w:rPr>
@@ -1839,16 +2063,16 @@
     <w:name w:val="Heading 5"/>
     <w:basedOn w:val="Normal"/>
     <w:next w:val="Normal"/>
-    <w:qFormat/>
-    <w:rsid w:val="00e53c33"/>
+    <w:qFormat w:val="1"/>
+    <w:rsid w:val="00E53C33"/>
     <w:pPr>
-      <w:keepNext w:val="true"/>
+      <w:keepNext w:val="1"/>
       <w:outlineLvl w:val="4"/>
     </w:pPr>
     <w:rPr>
-      <w:rFonts w:ascii="Garamond" w:hAnsi="Garamond" w:cs="Courier New"/>
-      <w:b/>
-      <w:bCs/>
+      <w:rFonts w:ascii="Garamond" w:cs="Courier New" w:hAnsi="Garamond"/>
+      <w:b w:val="1"/>
+      <w:bCs w:val="1"/>
       <w:sz w:val="21"/>
     </w:rPr>
   </w:style>
@@ -1856,17 +2080,17 @@
     <w:name w:val="Heading 6"/>
     <w:basedOn w:val="Normal"/>
     <w:next w:val="Normal"/>
-    <w:qFormat/>
-    <w:rsid w:val="00e53c33"/>
+    <w:qFormat w:val="1"/>
+    <w:rsid w:val="00E53C33"/>
     <w:pPr>
-      <w:keepNext w:val="true"/>
-      <w:spacing w:before="0" w:after="40"/>
+      <w:keepNext w:val="1"/>
+      <w:spacing w:after="40" w:before="0"/>
       <w:jc w:val="center"/>
       <w:outlineLvl w:val="5"/>
     </w:pPr>
     <w:rPr>
       <w:rFonts w:ascii="Garamond" w:hAnsi="Garamond"/>
-      <w:b/>
+      <w:b w:val="1"/>
       <w:spacing w:val="10"/>
       <w:sz w:val="48"/>
     </w:rPr>
@@ -1875,17 +2099,17 @@
     <w:name w:val="Heading 7"/>
     <w:basedOn w:val="Normal"/>
     <w:next w:val="Normal"/>
-    <w:qFormat/>
-    <w:rsid w:val="00e53c33"/>
+    <w:qFormat w:val="1"/>
+    <w:rsid w:val="00E53C33"/>
     <w:pPr>
-      <w:keepNext w:val="true"/>
+      <w:keepNext w:val="1"/>
       <w:jc w:val="center"/>
       <w:outlineLvl w:val="6"/>
     </w:pPr>
     <w:rPr>
-      <w:rFonts w:ascii="Garamond" w:hAnsi="Garamond" w:cs="Courier New"/>
-      <w:i/>
-      <w:iCs/>
+      <w:rFonts w:ascii="Garamond" w:cs="Courier New" w:hAnsi="Garamond"/>
+      <w:i w:val="1"/>
+      <w:iCs w:val="1"/>
       <w:spacing w:val="8"/>
       <w:sz w:val="21"/>
     </w:rPr>
@@ -1894,16 +2118,16 @@
     <w:name w:val="Heading 8"/>
     <w:basedOn w:val="Normal"/>
     <w:next w:val="Normal"/>
-    <w:qFormat/>
-    <w:rsid w:val="00e53c33"/>
+    <w:qFormat w:val="1"/>
+    <w:rsid w:val="00E53C33"/>
     <w:pPr>
-      <w:keepNext w:val="true"/>
+      <w:keepNext w:val="1"/>
       <w:outlineLvl w:val="7"/>
     </w:pPr>
     <w:rPr>
       <w:rFonts w:ascii="Garamond" w:hAnsi="Garamond"/>
-      <w:b/>
-      <w:smallCaps/>
+      <w:b w:val="1"/>
+      <w:smallCaps w:val="1"/>
       <w:spacing w:val="12"/>
       <w:sz w:val="31"/>
     </w:rPr>
@@ -1912,33 +2136,33 @@
     <w:name w:val="Heading 9"/>
     <w:basedOn w:val="Normal"/>
     <w:next w:val="Normal"/>
-    <w:qFormat/>
-    <w:rsid w:val="00e53c33"/>
+    <w:qFormat w:val="1"/>
+    <w:rsid w:val="00E53C33"/>
     <w:pPr>
-      <w:keepNext w:val="true"/>
+      <w:keepNext w:val="1"/>
       <w:ind w:left="270" w:right="270" w:hanging="0"/>
       <w:outlineLvl w:val="8"/>
     </w:pPr>
     <w:rPr>
       <w:rFonts w:ascii="Garamond" w:hAnsi="Garamond"/>
-      <w:b/>
-      <w:bCs/>
-      <w:smallCaps/>
+      <w:b w:val="1"/>
+      <w:bCs w:val="1"/>
+      <w:smallCaps w:val="1"/>
       <w:sz w:val="30"/>
     </w:rPr>
   </w:style>
   <w:style w:type="character" w:styleId="DefaultParagraphFont" w:default="1">
     <w:name w:val="Default Paragraph Font"/>
     <w:uiPriority w:val="1"/>
-    <w:semiHidden/>
-    <w:unhideWhenUsed/>
-    <w:qFormat/>
+    <w:semiHidden w:val="1"/>
+    <w:unhideWhenUsed w:val="1"/>
+    <w:qFormat w:val="1"/>
     <w:rPr/>
   </w:style>
   <w:style w:type="character" w:styleId="InternetLink">
     <w:name w:val="Internet Link"/>
     <w:basedOn w:val="DefaultParagraphFont"/>
-    <w:rsid w:val="00a831de"/>
+    <w:rsid w:val="00A831DE"/>
     <w:rPr>
       <w:color w:val="333399"/>
       <w:u w:val="single"/>
@@ -1949,12 +2173,12 @@
     <w:basedOn w:val="DefaultParagraphFont"/>
     <w:link w:val="Title"/>
     <w:uiPriority w:val="10"/>
-    <w:qFormat/>
+    <w:qFormat w:val="1"/>
     <w:rsid w:val="00705698"/>
     <w:rPr>
-      <w:rFonts w:ascii="Cambria" w:hAnsi="Cambria" w:eastAsia="Times New Roman" w:cs="Times New Roman"/>
-      <w:b/>
-      <w:bCs/>
+      <w:rFonts w:ascii="Cambria" w:cs="Times New Roman" w:eastAsia="Times New Roman" w:hAnsi="Cambria"/>
+      <w:b w:val="1"/>
+      <w:bCs w:val="1"/>
       <w:kern w:val="2"/>
       <w:sz w:val="32"/>
       <w:szCs w:val="32"/>
@@ -1964,9 +2188,9 @@
     <w:name w:val="Normal (Web) Char"/>
     <w:basedOn w:val="DefaultParagraphFont"/>
     <w:link w:val="NormalWeb"/>
-    <w:semiHidden/>
-    <w:qFormat/>
-    <w:rsid w:val="00b156ee"/>
+    <w:semiHidden w:val="1"/>
+    <w:qFormat w:val="1"/>
+    <w:rsid w:val="00B156EE"/>
     <w:rPr>
       <w:sz w:val="24"/>
       <w:szCs w:val="24"/>
@@ -1976,26 +2200,26 @@
     <w:name w:val="Heading All Caps Char"/>
     <w:basedOn w:val="NormalWebChar"/>
     <w:link w:val="HeadingAllCaps"/>
-    <w:qFormat/>
-    <w:rsid w:val="007b243e"/>
-    <w:rPr>
-      <w:caps/>
+    <w:qFormat w:val="1"/>
+    <w:rsid w:val="007B243E"/>
+    <w:rPr>
+      <w:caps w:val="1"/>
       <w:sz w:val="21"/>
       <w:szCs w:val="24"/>
-      <w:lang w:val="en-US" w:eastAsia="en-US" w:bidi="ar-SA"/>
+      <w:lang w:bidi="ar-SA" w:eastAsia="en-US" w:val="en-US"/>
     </w:rPr>
   </w:style>
   <w:style w:type="character" w:styleId="EmpoyerCharChar" w:customStyle="1">
     <w:name w:val="Empoyer Char Char"/>
     <w:basedOn w:val="NormalWebChar"/>
     <w:link w:val="Empoyer"/>
-    <w:qFormat/>
-    <w:rsid w:val="007b243e"/>
+    <w:qFormat w:val="1"/>
+    <w:rsid w:val="007B243E"/>
     <w:rPr>
       <w:color w:val="000000"/>
       <w:sz w:val="24"/>
       <w:szCs w:val="24"/>
-      <w:lang w:val="en-US" w:eastAsia="en-US" w:bidi="ar-SA"/>
+      <w:lang w:bidi="ar-SA" w:eastAsia="en-US" w:val="en-US"/>
     </w:rPr>
   </w:style>
   <w:style w:type="character" w:styleId="ListParagraphChar" w:customStyle="1">
@@ -2003,16 +2227,16 @@
     <w:basedOn w:val="DefaultParagraphFont"/>
     <w:link w:val="ListParagraph"/>
     <w:uiPriority w:val="34"/>
-    <w:qFormat/>
-    <w:rsid w:val="00162e6b"/>
+    <w:qFormat w:val="1"/>
+    <w:rsid w:val="00162E6B"/>
     <w:rPr/>
   </w:style>
   <w:style w:type="character" w:styleId="AddressChar" w:customStyle="1">
     <w:name w:val="Address Char"/>
     <w:basedOn w:val="ListParagraphChar"/>
     <w:link w:val="Address"/>
-    <w:qFormat/>
-    <w:rsid w:val="00162e6b"/>
+    <w:qFormat w:val="1"/>
+    <w:rsid w:val="00162E6B"/>
     <w:rPr/>
   </w:style>
   <w:style w:type="character" w:styleId="HeaderChar" w:customStyle="1">
@@ -2020,8 +2244,8 @@
     <w:basedOn w:val="DefaultParagraphFont"/>
     <w:link w:val="Header"/>
     <w:uiPriority w:val="99"/>
-    <w:qFormat/>
-    <w:rsid w:val="002247f4"/>
+    <w:qFormat w:val="1"/>
+    <w:rsid w:val="002247F4"/>
     <w:rPr/>
   </w:style>
   <w:style w:type="character" w:styleId="FooterChar" w:customStyle="1">
@@ -2029,32 +2253,32 @@
     <w:basedOn w:val="DefaultParagraphFont"/>
     <w:link w:val="Footer"/>
     <w:uiPriority w:val="99"/>
-    <w:qFormat/>
-    <w:rsid w:val="002247f4"/>
+    <w:qFormat w:val="1"/>
+    <w:rsid w:val="002247F4"/>
     <w:rPr/>
   </w:style>
   <w:style w:type="character" w:styleId="Textbold" w:customStyle="1">
     <w:name w:val="Text bold"/>
     <w:basedOn w:val="DefaultParagraphFont"/>
-    <w:qFormat/>
-    <w:rsid w:val="00dd1808"/>
-    <w:rPr>
-      <w:b/>
+    <w:qFormat w:val="1"/>
+    <w:rsid w:val="00DD1808"/>
+    <w:rPr>
+      <w:b w:val="1"/>
     </w:rPr>
   </w:style>
   <w:style w:type="character" w:styleId="PositionCharChar" w:customStyle="1">
     <w:name w:val="Position Char Char"/>
     <w:basedOn w:val="EmpoyerCharChar"/>
     <w:link w:val="Position"/>
-    <w:qFormat/>
-    <w:rsid w:val="00e71b1e"/>
-    <w:rPr>
-      <w:b/>
-      <w:bCs/>
+    <w:qFormat w:val="1"/>
+    <w:rsid w:val="00E71B1E"/>
+    <w:rPr>
+      <w:b w:val="1"/>
+      <w:bCs w:val="1"/>
       <w:color w:val="000000"/>
       <w:sz w:val="24"/>
       <w:szCs w:val="24"/>
-      <w:lang w:val="en-US" w:eastAsia="en-US" w:bidi="ar-SA"/>
+      <w:lang w:bidi="ar-SA" w:eastAsia="en-US" w:val="en-US"/>
     </w:rPr>
   </w:style>
   <w:style w:type="character" w:styleId="BalloonTextChar" w:customStyle="1">
@@ -2062,452 +2286,452 @@
     <w:basedOn w:val="DefaultParagraphFont"/>
     <w:link w:val="BalloonText"/>
     <w:uiPriority w:val="99"/>
-    <w:semiHidden/>
-    <w:qFormat/>
-    <w:rsid w:val="00f61d67"/>
-    <w:rPr>
-      <w:rFonts w:ascii="Tahoma" w:hAnsi="Tahoma" w:cs="Tahoma"/>
+    <w:semiHidden w:val="1"/>
+    <w:qFormat w:val="1"/>
+    <w:rsid w:val="00F61D67"/>
+    <w:rPr>
+      <w:rFonts w:ascii="Tahoma" w:cs="Tahoma" w:hAnsi="Tahoma"/>
       <w:sz w:val="16"/>
       <w:szCs w:val="16"/>
     </w:rPr>
   </w:style>
   <w:style w:type="character" w:styleId="ListLabel1">
     <w:name w:val="ListLabel 1"/>
-    <w:qFormat/>
+    <w:qFormat w:val="1"/>
     <w:rPr>
       <w:sz w:val="14"/>
     </w:rPr>
   </w:style>
   <w:style w:type="character" w:styleId="ListLabel2">
     <w:name w:val="ListLabel 2"/>
-    <w:qFormat/>
+    <w:qFormat w:val="1"/>
     <w:rPr>
       <w:rFonts w:cs="Courier New"/>
     </w:rPr>
   </w:style>
   <w:style w:type="character" w:styleId="ListLabel3">
     <w:name w:val="ListLabel 3"/>
-    <w:qFormat/>
+    <w:qFormat w:val="1"/>
     <w:rPr>
       <w:rFonts w:cs="Courier New"/>
     </w:rPr>
   </w:style>
   <w:style w:type="character" w:styleId="ListLabel4">
     <w:name w:val="ListLabel 4"/>
-    <w:qFormat/>
+    <w:qFormat w:val="1"/>
     <w:rPr>
       <w:rFonts w:cs="Courier New"/>
     </w:rPr>
   </w:style>
   <w:style w:type="character" w:styleId="ListLabel5">
     <w:name w:val="ListLabel 5"/>
-    <w:qFormat/>
+    <w:qFormat w:val="1"/>
     <w:rPr>
       <w:sz w:val="14"/>
     </w:rPr>
   </w:style>
   <w:style w:type="character" w:styleId="ListLabel6">
     <w:name w:val="ListLabel 6"/>
-    <w:qFormat/>
+    <w:qFormat w:val="1"/>
     <w:rPr>
       <w:rFonts w:cs="Courier New"/>
     </w:rPr>
   </w:style>
   <w:style w:type="character" w:styleId="ListLabel7">
     <w:name w:val="ListLabel 7"/>
-    <w:qFormat/>
+    <w:qFormat w:val="1"/>
     <w:rPr>
       <w:rFonts w:cs="Courier New"/>
     </w:rPr>
   </w:style>
   <w:style w:type="character" w:styleId="ListLabel8">
     <w:name w:val="ListLabel 8"/>
-    <w:qFormat/>
+    <w:qFormat w:val="1"/>
     <w:rPr>
       <w:rFonts w:cs="Courier New"/>
     </w:rPr>
   </w:style>
   <w:style w:type="character" w:styleId="ListLabel9">
     <w:name w:val="ListLabel 9"/>
-    <w:qFormat/>
+    <w:qFormat w:val="1"/>
     <w:rPr>
       <w:rFonts w:cs="Courier New"/>
     </w:rPr>
   </w:style>
   <w:style w:type="character" w:styleId="ListLabel10">
     <w:name w:val="ListLabel 10"/>
-    <w:qFormat/>
+    <w:qFormat w:val="1"/>
     <w:rPr>
       <w:rFonts w:cs="Courier New"/>
     </w:rPr>
   </w:style>
   <w:style w:type="character" w:styleId="ListLabel11">
     <w:name w:val="ListLabel 11"/>
-    <w:qFormat/>
+    <w:qFormat w:val="1"/>
     <w:rPr>
       <w:rFonts w:cs="Courier New"/>
     </w:rPr>
   </w:style>
   <w:style w:type="character" w:styleId="ListLabel12">
     <w:name w:val="ListLabel 12"/>
-    <w:qFormat/>
+    <w:qFormat w:val="1"/>
     <w:rPr>
       <w:rFonts w:cs="Courier New"/>
     </w:rPr>
   </w:style>
   <w:style w:type="character" w:styleId="ListLabel13">
     <w:name w:val="ListLabel 13"/>
-    <w:qFormat/>
+    <w:qFormat w:val="1"/>
     <w:rPr>
       <w:rFonts w:cs="Courier New"/>
     </w:rPr>
   </w:style>
   <w:style w:type="character" w:styleId="ListLabel14">
     <w:name w:val="ListLabel 14"/>
-    <w:qFormat/>
+    <w:qFormat w:val="1"/>
     <w:rPr>
       <w:rFonts w:cs="Courier New"/>
     </w:rPr>
   </w:style>
   <w:style w:type="character" w:styleId="ListLabel15">
     <w:name w:val="ListLabel 15"/>
-    <w:qFormat/>
+    <w:qFormat w:val="1"/>
     <w:rPr>
       <w:rFonts w:cs="Courier New"/>
     </w:rPr>
   </w:style>
   <w:style w:type="character" w:styleId="ListLabel16">
     <w:name w:val="ListLabel 16"/>
-    <w:qFormat/>
+    <w:qFormat w:val="1"/>
     <w:rPr>
       <w:rFonts w:cs="Courier New"/>
     </w:rPr>
   </w:style>
   <w:style w:type="character" w:styleId="ListLabel17">
     <w:name w:val="ListLabel 17"/>
-    <w:qFormat/>
+    <w:qFormat w:val="1"/>
     <w:rPr>
       <w:rFonts w:cs="Courier New"/>
     </w:rPr>
   </w:style>
   <w:style w:type="character" w:styleId="ListLabel18">
     <w:name w:val="ListLabel 18"/>
-    <w:qFormat/>
+    <w:qFormat w:val="1"/>
     <w:rPr>
       <w:rFonts w:cs="Courier New"/>
     </w:rPr>
   </w:style>
   <w:style w:type="character" w:styleId="ListLabel19">
     <w:name w:val="ListLabel 19"/>
-    <w:qFormat/>
+    <w:qFormat w:val="1"/>
     <w:rPr>
       <w:rFonts w:cs="Courier New"/>
     </w:rPr>
   </w:style>
   <w:style w:type="character" w:styleId="ListLabel20">
     <w:name w:val="ListLabel 20"/>
-    <w:qFormat/>
+    <w:qFormat w:val="1"/>
     <w:rPr>
       <w:rFonts w:cs="Courier New"/>
     </w:rPr>
   </w:style>
   <w:style w:type="character" w:styleId="ListLabel21">
     <w:name w:val="ListLabel 21"/>
-    <w:qFormat/>
+    <w:qFormat w:val="1"/>
     <w:rPr>
       <w:rFonts w:cs="Courier New"/>
     </w:rPr>
   </w:style>
   <w:style w:type="character" w:styleId="ListLabel22">
     <w:name w:val="ListLabel 22"/>
-    <w:qFormat/>
+    <w:qFormat w:val="1"/>
     <w:rPr>
       <w:rFonts w:cs="Courier New"/>
     </w:rPr>
   </w:style>
   <w:style w:type="character" w:styleId="ListLabel23">
     <w:name w:val="ListLabel 23"/>
-    <w:qFormat/>
+    <w:qFormat w:val="1"/>
     <w:rPr>
       <w:rFonts w:cs="Courier New"/>
     </w:rPr>
   </w:style>
   <w:style w:type="character" w:styleId="ListLabel24">
     <w:name w:val="ListLabel 24"/>
-    <w:qFormat/>
+    <w:qFormat w:val="1"/>
     <w:rPr>
       <w:rFonts w:cs="Courier New"/>
     </w:rPr>
   </w:style>
   <w:style w:type="character" w:styleId="ListLabel25">
     <w:name w:val="ListLabel 25"/>
-    <w:qFormat/>
+    <w:qFormat w:val="1"/>
     <w:rPr>
       <w:rFonts w:cs="Courier New"/>
     </w:rPr>
   </w:style>
   <w:style w:type="character" w:styleId="ListLabel26">
     <w:name w:val="ListLabel 26"/>
-    <w:qFormat/>
+    <w:qFormat w:val="1"/>
     <w:rPr>
       <w:rFonts w:cs="Courier New"/>
     </w:rPr>
   </w:style>
   <w:style w:type="character" w:styleId="ListLabel27">
     <w:name w:val="ListLabel 27"/>
-    <w:qFormat/>
+    <w:qFormat w:val="1"/>
     <w:rPr>
       <w:rFonts w:cs="Courier New"/>
     </w:rPr>
   </w:style>
   <w:style w:type="character" w:styleId="ListLabel28">
     <w:name w:val="ListLabel 28"/>
-    <w:qFormat/>
+    <w:qFormat w:val="1"/>
     <w:rPr>
       <w:rFonts w:cs="Courier New"/>
     </w:rPr>
   </w:style>
   <w:style w:type="character" w:styleId="ListLabel29">
     <w:name w:val="ListLabel 29"/>
-    <w:qFormat/>
+    <w:qFormat w:val="1"/>
     <w:rPr>
       <w:rFonts w:cs="Courier New"/>
     </w:rPr>
   </w:style>
   <w:style w:type="character" w:styleId="ListLabel30">
     <w:name w:val="ListLabel 30"/>
-    <w:qFormat/>
+    <w:qFormat w:val="1"/>
     <w:rPr>
       <w:rFonts w:cs="Courier New"/>
     </w:rPr>
   </w:style>
   <w:style w:type="character" w:styleId="ListLabel31">
     <w:name w:val="ListLabel 31"/>
-    <w:qFormat/>
+    <w:qFormat w:val="1"/>
     <w:rPr>
       <w:rFonts w:cs="Courier New"/>
     </w:rPr>
   </w:style>
   <w:style w:type="character" w:styleId="ListLabel32">
     <w:name w:val="ListLabel 32"/>
-    <w:qFormat/>
+    <w:qFormat w:val="1"/>
     <w:rPr>
       <w:rFonts w:cs="Courier New"/>
     </w:rPr>
   </w:style>
   <w:style w:type="character" w:styleId="ListLabel33">
     <w:name w:val="ListLabel 33"/>
-    <w:qFormat/>
+    <w:qFormat w:val="1"/>
     <w:rPr>
       <w:rFonts w:cs="Courier New"/>
     </w:rPr>
   </w:style>
   <w:style w:type="character" w:styleId="ListLabel34">
     <w:name w:val="ListLabel 34"/>
-    <w:qFormat/>
+    <w:qFormat w:val="1"/>
     <w:rPr>
       <w:rFonts w:cs="Courier New"/>
     </w:rPr>
   </w:style>
   <w:style w:type="character" w:styleId="ListLabel35">
     <w:name w:val="ListLabel 35"/>
-    <w:qFormat/>
+    <w:qFormat w:val="1"/>
     <w:rPr>
       <w:rFonts w:cs="Courier New"/>
     </w:rPr>
   </w:style>
   <w:style w:type="character" w:styleId="ListLabel36">
     <w:name w:val="ListLabel 36"/>
-    <w:qFormat/>
+    <w:qFormat w:val="1"/>
     <w:rPr>
       <w:rFonts w:cs="Courier New"/>
     </w:rPr>
   </w:style>
   <w:style w:type="character" w:styleId="ListLabel37">
     <w:name w:val="ListLabel 37"/>
-    <w:qFormat/>
+    <w:qFormat w:val="1"/>
     <w:rPr>
       <w:rFonts w:cs="Courier New"/>
     </w:rPr>
   </w:style>
   <w:style w:type="character" w:styleId="ListLabel38">
     <w:name w:val="ListLabel 38"/>
-    <w:qFormat/>
+    <w:qFormat w:val="1"/>
     <w:rPr>
       <w:rFonts w:cs="Courier New"/>
     </w:rPr>
   </w:style>
   <w:style w:type="character" w:styleId="ListLabel39">
     <w:name w:val="ListLabel 39"/>
-    <w:qFormat/>
+    <w:qFormat w:val="1"/>
     <w:rPr>
       <w:rFonts w:cs="Courier New"/>
     </w:rPr>
   </w:style>
   <w:style w:type="character" w:styleId="ListLabel40">
     <w:name w:val="ListLabel 40"/>
-    <w:qFormat/>
+    <w:qFormat w:val="1"/>
     <w:rPr>
       <w:rFonts w:cs="Courier New"/>
     </w:rPr>
   </w:style>
   <w:style w:type="character" w:styleId="ListLabel41">
     <w:name w:val="ListLabel 41"/>
-    <w:qFormat/>
+    <w:qFormat w:val="1"/>
     <w:rPr>
       <w:rFonts w:cs="Courier New"/>
     </w:rPr>
   </w:style>
   <w:style w:type="character" w:styleId="ListLabel42">
     <w:name w:val="ListLabel 42"/>
-    <w:qFormat/>
+    <w:qFormat w:val="1"/>
     <w:rPr>
       <w:rFonts w:cs="Courier New"/>
     </w:rPr>
   </w:style>
   <w:style w:type="character" w:styleId="ListLabel43">
     <w:name w:val="ListLabel 43"/>
-    <w:qFormat/>
+    <w:qFormat w:val="1"/>
     <w:rPr>
       <w:rFonts w:cs="Courier New"/>
     </w:rPr>
   </w:style>
   <w:style w:type="character" w:styleId="ListLabel44">
     <w:name w:val="ListLabel 44"/>
-    <w:qFormat/>
+    <w:qFormat w:val="1"/>
     <w:rPr>
       <w:rFonts w:cs="Courier New"/>
     </w:rPr>
   </w:style>
   <w:style w:type="character" w:styleId="ListLabel45">
     <w:name w:val="ListLabel 45"/>
-    <w:qFormat/>
+    <w:qFormat w:val="1"/>
     <w:rPr>
       <w:rFonts w:cs="Courier New"/>
     </w:rPr>
   </w:style>
   <w:style w:type="character" w:styleId="ListLabel46">
     <w:name w:val="ListLabel 46"/>
-    <w:qFormat/>
+    <w:qFormat w:val="1"/>
     <w:rPr>
       <w:rFonts w:cs="Courier New"/>
     </w:rPr>
   </w:style>
   <w:style w:type="character" w:styleId="ListLabel47">
     <w:name w:val="ListLabel 47"/>
-    <w:qFormat/>
+    <w:qFormat w:val="1"/>
     <w:rPr>
       <w:rFonts w:cs="Courier New"/>
     </w:rPr>
   </w:style>
   <w:style w:type="character" w:styleId="ListLabel48">
     <w:name w:val="ListLabel 48"/>
-    <w:qFormat/>
+    <w:qFormat w:val="1"/>
     <w:rPr>
       <w:rFonts w:cs="Courier New"/>
     </w:rPr>
   </w:style>
   <w:style w:type="character" w:styleId="ListLabel49">
     <w:name w:val="ListLabel 49"/>
-    <w:qFormat/>
+    <w:qFormat w:val="1"/>
     <w:rPr>
       <w:rFonts w:cs="Courier New"/>
     </w:rPr>
   </w:style>
   <w:style w:type="character" w:styleId="ListLabel50">
     <w:name w:val="ListLabel 50"/>
-    <w:qFormat/>
+    <w:qFormat w:val="1"/>
     <w:rPr>
       <w:rFonts w:cs="Courier New"/>
     </w:rPr>
   </w:style>
   <w:style w:type="character" w:styleId="ListLabel51">
     <w:name w:val="ListLabel 51"/>
-    <w:qFormat/>
+    <w:qFormat w:val="1"/>
     <w:rPr>
       <w:rFonts w:cs="Courier New"/>
     </w:rPr>
   </w:style>
   <w:style w:type="character" w:styleId="ListLabel52">
     <w:name w:val="ListLabel 52"/>
-    <w:qFormat/>
+    <w:qFormat w:val="1"/>
     <w:rPr>
       <w:rFonts w:cs="Courier New"/>
     </w:rPr>
   </w:style>
   <w:style w:type="character" w:styleId="ListLabel53">
     <w:name w:val="ListLabel 53"/>
-    <w:qFormat/>
+    <w:qFormat w:val="1"/>
     <w:rPr>
       <w:rFonts w:cs="Courier New"/>
     </w:rPr>
   </w:style>
   <w:style w:type="character" w:styleId="ListLabel54">
     <w:name w:val="ListLabel 54"/>
-    <w:qFormat/>
+    <w:qFormat w:val="1"/>
     <w:rPr>
       <w:rFonts w:cs="Courier New"/>
     </w:rPr>
   </w:style>
   <w:style w:type="character" w:styleId="ListLabel55">
     <w:name w:val="ListLabel 55"/>
-    <w:qFormat/>
+    <w:qFormat w:val="1"/>
     <w:rPr>
       <w:rFonts w:cs="Courier New"/>
     </w:rPr>
   </w:style>
   <w:style w:type="character" w:styleId="ListLabel56">
     <w:name w:val="ListLabel 56"/>
-    <w:qFormat/>
+    <w:qFormat w:val="1"/>
     <w:rPr>
       <w:rFonts w:cs="Courier New"/>
     </w:rPr>
   </w:style>
   <w:style w:type="character" w:styleId="ListLabel57">
     <w:name w:val="ListLabel 57"/>
-    <w:qFormat/>
+    <w:qFormat w:val="1"/>
     <w:rPr>
       <w:rFonts w:cs="Courier New"/>
     </w:rPr>
   </w:style>
   <w:style w:type="character" w:styleId="ListLabel58">
     <w:name w:val="ListLabel 58"/>
-    <w:qFormat/>
+    <w:qFormat w:val="1"/>
     <w:rPr>
       <w:rFonts w:cs="Courier New"/>
     </w:rPr>
   </w:style>
   <w:style w:type="character" w:styleId="ListLabel59">
     <w:name w:val="ListLabel 59"/>
-    <w:qFormat/>
+    <w:qFormat w:val="1"/>
     <w:rPr>
       <w:rFonts w:cs="Courier New"/>
     </w:rPr>
   </w:style>
   <w:style w:type="character" w:styleId="ListLabel60">
     <w:name w:val="ListLabel 60"/>
-    <w:qFormat/>
+    <w:qFormat w:val="1"/>
     <w:rPr>
       <w:rFonts w:cs="Courier New"/>
     </w:rPr>
   </w:style>
   <w:style w:type="character" w:styleId="ListLabel61">
     <w:name w:val="ListLabel 61"/>
-    <w:qFormat/>
+    <w:qFormat w:val="1"/>
     <w:rPr>
       <w:rFonts w:cs="Courier New"/>
     </w:rPr>
   </w:style>
   <w:style w:type="character" w:styleId="ListLabel62">
     <w:name w:val="ListLabel 62"/>
-    <w:qFormat/>
+    <w:qFormat w:val="1"/>
     <w:rPr>
       <w:rFonts w:cs="Courier New"/>
     </w:rPr>
   </w:style>
   <w:style w:type="character" w:styleId="ListLabel63">
     <w:name w:val="ListLabel 63"/>
-    <w:qFormat/>
+    <w:qFormat w:val="1"/>
     <w:rPr>
       <w:rFonts w:ascii="Cambria" w:hAnsi="Cambria" w:asciiTheme="majorHAnsi" w:hAnsiTheme="majorHAnsi"/>
       <w:color w:val="000000" w:themeColor="text1"/>
@@ -2518,135 +2742,135 @@
   </w:style>
   <w:style w:type="character" w:styleId="ListLabel64">
     <w:name w:val="ListLabel 64"/>
-    <w:qFormat/>
-    <w:rPr>
-      <w:rFonts w:ascii="Cambria" w:hAnsi="Cambria" w:cs="Symbol"/>
+    <w:qFormat w:val="1"/>
+    <w:rPr>
+      <w:rFonts w:ascii="Cambria" w:cs="Symbol" w:hAnsi="Cambria"/>
       <w:sz w:val="22"/>
     </w:rPr>
   </w:style>
   <w:style w:type="character" w:styleId="ListLabel65">
     <w:name w:val="ListLabel 65"/>
-    <w:qFormat/>
+    <w:qFormat w:val="1"/>
     <w:rPr>
       <w:rFonts w:cs="Courier New"/>
     </w:rPr>
   </w:style>
   <w:style w:type="character" w:styleId="ListLabel66">
     <w:name w:val="ListLabel 66"/>
-    <w:qFormat/>
+    <w:qFormat w:val="1"/>
     <w:rPr>
       <w:rFonts w:cs="Wingdings"/>
     </w:rPr>
   </w:style>
   <w:style w:type="character" w:styleId="ListLabel67">
     <w:name w:val="ListLabel 67"/>
-    <w:qFormat/>
+    <w:qFormat w:val="1"/>
     <w:rPr>
       <w:rFonts w:cs="Symbol"/>
     </w:rPr>
   </w:style>
   <w:style w:type="character" w:styleId="ListLabel68">
     <w:name w:val="ListLabel 68"/>
-    <w:qFormat/>
+    <w:qFormat w:val="1"/>
     <w:rPr>
       <w:rFonts w:cs="Courier New"/>
     </w:rPr>
   </w:style>
   <w:style w:type="character" w:styleId="ListLabel69">
     <w:name w:val="ListLabel 69"/>
-    <w:qFormat/>
+    <w:qFormat w:val="1"/>
     <w:rPr>
       <w:rFonts w:cs="Wingdings"/>
     </w:rPr>
   </w:style>
   <w:style w:type="character" w:styleId="ListLabel70">
     <w:name w:val="ListLabel 70"/>
-    <w:qFormat/>
+    <w:qFormat w:val="1"/>
     <w:rPr>
       <w:rFonts w:cs="Symbol"/>
     </w:rPr>
   </w:style>
   <w:style w:type="character" w:styleId="ListLabel71">
     <w:name w:val="ListLabel 71"/>
-    <w:qFormat/>
+    <w:qFormat w:val="1"/>
     <w:rPr>
       <w:rFonts w:cs="Courier New"/>
     </w:rPr>
   </w:style>
   <w:style w:type="character" w:styleId="ListLabel72">
     <w:name w:val="ListLabel 72"/>
-    <w:qFormat/>
+    <w:qFormat w:val="1"/>
     <w:rPr>
       <w:rFonts w:cs="Wingdings"/>
     </w:rPr>
   </w:style>
   <w:style w:type="character" w:styleId="ListLabel73">
     <w:name w:val="ListLabel 73"/>
-    <w:qFormat/>
-    <w:rPr>
-      <w:rFonts w:ascii="Cambria" w:hAnsi="Cambria" w:cs="Symbol"/>
+    <w:qFormat w:val="1"/>
+    <w:rPr>
+      <w:rFonts w:ascii="Cambria" w:cs="Symbol" w:hAnsi="Cambria"/>
       <w:sz w:val="22"/>
     </w:rPr>
   </w:style>
   <w:style w:type="character" w:styleId="ListLabel74">
     <w:name w:val="ListLabel 74"/>
-    <w:qFormat/>
+    <w:qFormat w:val="1"/>
     <w:rPr>
       <w:rFonts w:cs="Courier New"/>
     </w:rPr>
   </w:style>
   <w:style w:type="character" w:styleId="ListLabel75">
     <w:name w:val="ListLabel 75"/>
-    <w:qFormat/>
+    <w:qFormat w:val="1"/>
     <w:rPr>
       <w:rFonts w:cs="Wingdings"/>
     </w:rPr>
   </w:style>
   <w:style w:type="character" w:styleId="ListLabel76">
     <w:name w:val="ListLabel 76"/>
-    <w:qFormat/>
+    <w:qFormat w:val="1"/>
     <w:rPr>
       <w:rFonts w:cs="Symbol"/>
     </w:rPr>
   </w:style>
   <w:style w:type="character" w:styleId="ListLabel77">
     <w:name w:val="ListLabel 77"/>
-    <w:qFormat/>
+    <w:qFormat w:val="1"/>
     <w:rPr>
       <w:rFonts w:cs="Courier New"/>
     </w:rPr>
   </w:style>
   <w:style w:type="character" w:styleId="ListLabel78">
     <w:name w:val="ListLabel 78"/>
-    <w:qFormat/>
+    <w:qFormat w:val="1"/>
     <w:rPr>
       <w:rFonts w:cs="Wingdings"/>
     </w:rPr>
   </w:style>
   <w:style w:type="character" w:styleId="ListLabel79">
     <w:name w:val="ListLabel 79"/>
-    <w:qFormat/>
+    <w:qFormat w:val="1"/>
     <w:rPr>
       <w:rFonts w:cs="Symbol"/>
     </w:rPr>
   </w:style>
   <w:style w:type="character" w:styleId="ListLabel80">
     <w:name w:val="ListLabel 80"/>
-    <w:qFormat/>
+    <w:qFormat w:val="1"/>
     <w:rPr>
       <w:rFonts w:cs="Courier New"/>
     </w:rPr>
   </w:style>
   <w:style w:type="character" w:styleId="ListLabel81">
     <w:name w:val="ListLabel 81"/>
-    <w:qFormat/>
+    <w:qFormat w:val="1"/>
     <w:rPr>
       <w:rFonts w:cs="Wingdings"/>
     </w:rPr>
   </w:style>
   <w:style w:type="character" w:styleId="ListLabel82">
     <w:name w:val="ListLabel 82"/>
-    <w:qFormat/>
+    <w:qFormat w:val="1"/>
     <w:rPr>
       <w:rFonts w:ascii="Cambria" w:hAnsi="Cambria" w:asciiTheme="majorHAnsi" w:hAnsiTheme="majorHAnsi"/>
       <w:color w:val="000000" w:themeColor="text1"/>
@@ -2657,71 +2881,71 @@
   </w:style>
   <w:style w:type="character" w:styleId="ListLabel83">
     <w:name w:val="ListLabel 83"/>
-    <w:qFormat/>
-    <w:rPr>
-      <w:rFonts w:ascii="Cambria" w:hAnsi="Cambria" w:cs="Symbol"/>
+    <w:qFormat w:val="1"/>
+    <w:rPr>
+      <w:rFonts w:ascii="Cambria" w:cs="Symbol" w:hAnsi="Cambria"/>
       <w:sz w:val="22"/>
     </w:rPr>
   </w:style>
   <w:style w:type="character" w:styleId="ListLabel84">
     <w:name w:val="ListLabel 84"/>
-    <w:qFormat/>
+    <w:qFormat w:val="1"/>
     <w:rPr>
       <w:rFonts w:cs="Courier New"/>
     </w:rPr>
   </w:style>
   <w:style w:type="character" w:styleId="ListLabel85">
     <w:name w:val="ListLabel 85"/>
-    <w:qFormat/>
+    <w:qFormat w:val="1"/>
     <w:rPr>
       <w:rFonts w:cs="Wingdings"/>
     </w:rPr>
   </w:style>
   <w:style w:type="character" w:styleId="ListLabel86">
     <w:name w:val="ListLabel 86"/>
-    <w:qFormat/>
+    <w:qFormat w:val="1"/>
     <w:rPr>
       <w:rFonts w:cs="Symbol"/>
     </w:rPr>
   </w:style>
   <w:style w:type="character" w:styleId="ListLabel87">
     <w:name w:val="ListLabel 87"/>
-    <w:qFormat/>
+    <w:qFormat w:val="1"/>
     <w:rPr>
       <w:rFonts w:cs="Courier New"/>
     </w:rPr>
   </w:style>
   <w:style w:type="character" w:styleId="ListLabel88">
     <w:name w:val="ListLabel 88"/>
-    <w:qFormat/>
+    <w:qFormat w:val="1"/>
     <w:rPr>
       <w:rFonts w:cs="Wingdings"/>
     </w:rPr>
   </w:style>
   <w:style w:type="character" w:styleId="ListLabel89">
     <w:name w:val="ListLabel 89"/>
-    <w:qFormat/>
+    <w:qFormat w:val="1"/>
     <w:rPr>
       <w:rFonts w:cs="Symbol"/>
     </w:rPr>
   </w:style>
   <w:style w:type="character" w:styleId="ListLabel90">
     <w:name w:val="ListLabel 90"/>
-    <w:qFormat/>
+    <w:qFormat w:val="1"/>
     <w:rPr>
       <w:rFonts w:cs="Courier New"/>
     </w:rPr>
   </w:style>
   <w:style w:type="character" w:styleId="ListLabel91">
     <w:name w:val="ListLabel 91"/>
-    <w:qFormat/>
+    <w:qFormat w:val="1"/>
     <w:rPr>
       <w:rFonts w:cs="Wingdings"/>
     </w:rPr>
   </w:style>
   <w:style w:type="character" w:styleId="ListLabel92">
     <w:name w:val="ListLabel 92"/>
-    <w:qFormat/>
+    <w:qFormat w:val="1"/>
     <w:rPr>
       <w:rFonts w:cs="Symbol"/>
       <w:sz w:val="22"/>
@@ -2729,63 +2953,63 @@
   </w:style>
   <w:style w:type="character" w:styleId="ListLabel93">
     <w:name w:val="ListLabel 93"/>
-    <w:qFormat/>
+    <w:qFormat w:val="1"/>
     <w:rPr>
       <w:rFonts w:cs="Courier New"/>
     </w:rPr>
   </w:style>
   <w:style w:type="character" w:styleId="ListLabel94">
     <w:name w:val="ListLabel 94"/>
-    <w:qFormat/>
+    <w:qFormat w:val="1"/>
     <w:rPr>
       <w:rFonts w:cs="Wingdings"/>
     </w:rPr>
   </w:style>
   <w:style w:type="character" w:styleId="ListLabel95">
     <w:name w:val="ListLabel 95"/>
-    <w:qFormat/>
+    <w:qFormat w:val="1"/>
     <w:rPr>
       <w:rFonts w:cs="Symbol"/>
     </w:rPr>
   </w:style>
   <w:style w:type="character" w:styleId="ListLabel96">
     <w:name w:val="ListLabel 96"/>
-    <w:qFormat/>
+    <w:qFormat w:val="1"/>
     <w:rPr>
       <w:rFonts w:cs="Courier New"/>
     </w:rPr>
   </w:style>
   <w:style w:type="character" w:styleId="ListLabel97">
     <w:name w:val="ListLabel 97"/>
-    <w:qFormat/>
+    <w:qFormat w:val="1"/>
     <w:rPr>
       <w:rFonts w:cs="Wingdings"/>
     </w:rPr>
   </w:style>
   <w:style w:type="character" w:styleId="ListLabel98">
     <w:name w:val="ListLabel 98"/>
-    <w:qFormat/>
+    <w:qFormat w:val="1"/>
     <w:rPr>
       <w:rFonts w:cs="Symbol"/>
     </w:rPr>
   </w:style>
   <w:style w:type="character" w:styleId="ListLabel99">
     <w:name w:val="ListLabel 99"/>
-    <w:qFormat/>
+    <w:qFormat w:val="1"/>
     <w:rPr>
       <w:rFonts w:cs="Courier New"/>
     </w:rPr>
   </w:style>
   <w:style w:type="character" w:styleId="ListLabel100">
     <w:name w:val="ListLabel 100"/>
-    <w:qFormat/>
+    <w:qFormat w:val="1"/>
     <w:rPr>
       <w:rFonts w:cs="Wingdings"/>
     </w:rPr>
   </w:style>
   <w:style w:type="character" w:styleId="ListLabel101">
     <w:name w:val="ListLabel 101"/>
-    <w:qFormat/>
+    <w:qFormat w:val="1"/>
     <w:rPr>
       <w:rFonts w:ascii="Cambria" w:hAnsi="Cambria" w:asciiTheme="majorHAnsi" w:hAnsiTheme="majorHAnsi"/>
       <w:color w:val="000000" w:themeColor="text1"/>
@@ -2794,17 +3018,295 @@
       <w:u w:val="none"/>
     </w:rPr>
   </w:style>
+  <w:style w:type="character" w:styleId="ListLabel102">
+    <w:name w:val="ListLabel 102"/>
+    <w:qFormat w:val="1"/>
+    <w:rPr>
+      <w:rFonts w:cs="Symbol"/>
+      <w:sz w:val="22"/>
+    </w:rPr>
+  </w:style>
+  <w:style w:type="character" w:styleId="ListLabel103">
+    <w:name w:val="ListLabel 103"/>
+    <w:qFormat w:val="1"/>
+    <w:rPr>
+      <w:rFonts w:cs="Courier New"/>
+    </w:rPr>
+  </w:style>
+  <w:style w:type="character" w:styleId="ListLabel104">
+    <w:name w:val="ListLabel 104"/>
+    <w:qFormat w:val="1"/>
+    <w:rPr>
+      <w:rFonts w:cs="Wingdings"/>
+    </w:rPr>
+  </w:style>
+  <w:style w:type="character" w:styleId="ListLabel105">
+    <w:name w:val="ListLabel 105"/>
+    <w:qFormat w:val="1"/>
+    <w:rPr>
+      <w:rFonts w:cs="Symbol"/>
+    </w:rPr>
+  </w:style>
+  <w:style w:type="character" w:styleId="ListLabel106">
+    <w:name w:val="ListLabel 106"/>
+    <w:qFormat w:val="1"/>
+    <w:rPr>
+      <w:rFonts w:cs="Courier New"/>
+    </w:rPr>
+  </w:style>
+  <w:style w:type="character" w:styleId="ListLabel107">
+    <w:name w:val="ListLabel 107"/>
+    <w:qFormat w:val="1"/>
+    <w:rPr>
+      <w:rFonts w:cs="Wingdings"/>
+    </w:rPr>
+  </w:style>
+  <w:style w:type="character" w:styleId="ListLabel108">
+    <w:name w:val="ListLabel 108"/>
+    <w:qFormat w:val="1"/>
+    <w:rPr>
+      <w:rFonts w:cs="Symbol"/>
+    </w:rPr>
+  </w:style>
+  <w:style w:type="character" w:styleId="ListLabel109">
+    <w:name w:val="ListLabel 109"/>
+    <w:qFormat w:val="1"/>
+    <w:rPr>
+      <w:rFonts w:cs="Courier New"/>
+    </w:rPr>
+  </w:style>
+  <w:style w:type="character" w:styleId="ListLabel110">
+    <w:name w:val="ListLabel 110"/>
+    <w:qFormat w:val="1"/>
+    <w:rPr>
+      <w:rFonts w:cs="Wingdings"/>
+    </w:rPr>
+  </w:style>
+  <w:style w:type="character" w:styleId="ListLabel111">
+    <w:name w:val="ListLabel 111"/>
+    <w:qFormat w:val="1"/>
+    <w:rPr>
+      <w:rFonts w:cs="Symbol"/>
+      <w:sz w:val="22"/>
+    </w:rPr>
+  </w:style>
+  <w:style w:type="character" w:styleId="ListLabel112">
+    <w:name w:val="ListLabel 112"/>
+    <w:qFormat w:val="1"/>
+    <w:rPr>
+      <w:rFonts w:cs="Courier New"/>
+    </w:rPr>
+  </w:style>
+  <w:style w:type="character" w:styleId="ListLabel113">
+    <w:name w:val="ListLabel 113"/>
+    <w:qFormat w:val="1"/>
+    <w:rPr>
+      <w:rFonts w:cs="Wingdings"/>
+    </w:rPr>
+  </w:style>
+  <w:style w:type="character" w:styleId="ListLabel114">
+    <w:name w:val="ListLabel 114"/>
+    <w:qFormat w:val="1"/>
+    <w:rPr>
+      <w:rFonts w:cs="Symbol"/>
+    </w:rPr>
+  </w:style>
+  <w:style w:type="character" w:styleId="ListLabel115">
+    <w:name w:val="ListLabel 115"/>
+    <w:qFormat w:val="1"/>
+    <w:rPr>
+      <w:rFonts w:cs="Courier New"/>
+    </w:rPr>
+  </w:style>
+  <w:style w:type="character" w:styleId="ListLabel116">
+    <w:name w:val="ListLabel 116"/>
+    <w:qFormat w:val="1"/>
+    <w:rPr>
+      <w:rFonts w:cs="Wingdings"/>
+    </w:rPr>
+  </w:style>
+  <w:style w:type="character" w:styleId="ListLabel117">
+    <w:name w:val="ListLabel 117"/>
+    <w:qFormat w:val="1"/>
+    <w:rPr>
+      <w:rFonts w:cs="Symbol"/>
+    </w:rPr>
+  </w:style>
+  <w:style w:type="character" w:styleId="ListLabel118">
+    <w:name w:val="ListLabel 118"/>
+    <w:qFormat w:val="1"/>
+    <w:rPr>
+      <w:rFonts w:cs="Courier New"/>
+    </w:rPr>
+  </w:style>
+  <w:style w:type="character" w:styleId="ListLabel119">
+    <w:name w:val="ListLabel 119"/>
+    <w:qFormat w:val="1"/>
+    <w:rPr>
+      <w:rFonts w:cs="Wingdings"/>
+    </w:rPr>
+  </w:style>
+  <w:style w:type="character" w:styleId="ListLabel120">
+    <w:name w:val="ListLabel 120"/>
+    <w:qFormat w:val="1"/>
+    <w:rPr>
+      <w:rFonts w:ascii="Cambria" w:hAnsi="Cambria" w:asciiTheme="majorHAnsi" w:hAnsiTheme="majorHAnsi"/>
+      <w:color w:val="000000" w:themeColor="text1"/>
+      <w:sz w:val="22"/>
+      <w:szCs w:val="22"/>
+      <w:u w:val="none"/>
+    </w:rPr>
+  </w:style>
+  <w:style w:type="character" w:styleId="ListLabel121">
+    <w:name w:val="ListLabel 121"/>
+    <w:qFormat w:val="1"/>
+    <w:rPr>
+      <w:rFonts w:cs="Symbol"/>
+      <w:sz w:val="22"/>
+    </w:rPr>
+  </w:style>
+  <w:style w:type="character" w:styleId="ListLabel122">
+    <w:name w:val="ListLabel 122"/>
+    <w:qFormat w:val="1"/>
+    <w:rPr>
+      <w:rFonts w:cs="Courier New"/>
+    </w:rPr>
+  </w:style>
+  <w:style w:type="character" w:styleId="ListLabel123">
+    <w:name w:val="ListLabel 123"/>
+    <w:qFormat w:val="1"/>
+    <w:rPr>
+      <w:rFonts w:cs="Wingdings"/>
+    </w:rPr>
+  </w:style>
+  <w:style w:type="character" w:styleId="ListLabel124">
+    <w:name w:val="ListLabel 124"/>
+    <w:qFormat w:val="1"/>
+    <w:rPr>
+      <w:rFonts w:cs="Symbol"/>
+    </w:rPr>
+  </w:style>
+  <w:style w:type="character" w:styleId="ListLabel125">
+    <w:name w:val="ListLabel 125"/>
+    <w:qFormat w:val="1"/>
+    <w:rPr>
+      <w:rFonts w:cs="Courier New"/>
+    </w:rPr>
+  </w:style>
+  <w:style w:type="character" w:styleId="ListLabel126">
+    <w:name w:val="ListLabel 126"/>
+    <w:qFormat w:val="1"/>
+    <w:rPr>
+      <w:rFonts w:cs="Wingdings"/>
+    </w:rPr>
+  </w:style>
+  <w:style w:type="character" w:styleId="ListLabel127">
+    <w:name w:val="ListLabel 127"/>
+    <w:qFormat w:val="1"/>
+    <w:rPr>
+      <w:rFonts w:cs="Symbol"/>
+    </w:rPr>
+  </w:style>
+  <w:style w:type="character" w:styleId="ListLabel128">
+    <w:name w:val="ListLabel 128"/>
+    <w:qFormat w:val="1"/>
+    <w:rPr>
+      <w:rFonts w:cs="Courier New"/>
+    </w:rPr>
+  </w:style>
+  <w:style w:type="character" w:styleId="ListLabel129">
+    <w:name w:val="ListLabel 129"/>
+    <w:qFormat w:val="1"/>
+    <w:rPr>
+      <w:rFonts w:cs="Wingdings"/>
+    </w:rPr>
+  </w:style>
+  <w:style w:type="character" w:styleId="ListLabel130">
+    <w:name w:val="ListLabel 130"/>
+    <w:qFormat w:val="1"/>
+    <w:rPr>
+      <w:rFonts w:cs="Symbol"/>
+      <w:sz w:val="22"/>
+    </w:rPr>
+  </w:style>
+  <w:style w:type="character" w:styleId="ListLabel131">
+    <w:name w:val="ListLabel 131"/>
+    <w:qFormat w:val="1"/>
+    <w:rPr>
+      <w:rFonts w:cs="Courier New"/>
+    </w:rPr>
+  </w:style>
+  <w:style w:type="character" w:styleId="ListLabel132">
+    <w:name w:val="ListLabel 132"/>
+    <w:qFormat w:val="1"/>
+    <w:rPr>
+      <w:rFonts w:cs="Wingdings"/>
+    </w:rPr>
+  </w:style>
+  <w:style w:type="character" w:styleId="ListLabel133">
+    <w:name w:val="ListLabel 133"/>
+    <w:qFormat w:val="1"/>
+    <w:rPr>
+      <w:rFonts w:cs="Symbol"/>
+    </w:rPr>
+  </w:style>
+  <w:style w:type="character" w:styleId="ListLabel134">
+    <w:name w:val="ListLabel 134"/>
+    <w:qFormat w:val="1"/>
+    <w:rPr>
+      <w:rFonts w:cs="Courier New"/>
+    </w:rPr>
+  </w:style>
+  <w:style w:type="character" w:styleId="ListLabel135">
+    <w:name w:val="ListLabel 135"/>
+    <w:qFormat w:val="1"/>
+    <w:rPr>
+      <w:rFonts w:cs="Wingdings"/>
+    </w:rPr>
+  </w:style>
+  <w:style w:type="character" w:styleId="ListLabel136">
+    <w:name w:val="ListLabel 136"/>
+    <w:qFormat w:val="1"/>
+    <w:rPr>
+      <w:rFonts w:cs="Symbol"/>
+    </w:rPr>
+  </w:style>
+  <w:style w:type="character" w:styleId="ListLabel137">
+    <w:name w:val="ListLabel 137"/>
+    <w:qFormat w:val="1"/>
+    <w:rPr>
+      <w:rFonts w:cs="Courier New"/>
+    </w:rPr>
+  </w:style>
+  <w:style w:type="character" w:styleId="ListLabel138">
+    <w:name w:val="ListLabel 138"/>
+    <w:qFormat w:val="1"/>
+    <w:rPr>
+      <w:rFonts w:cs="Wingdings"/>
+    </w:rPr>
+  </w:style>
+  <w:style w:type="character" w:styleId="ListLabel139">
+    <w:name w:val="ListLabel 139"/>
+    <w:qFormat w:val="1"/>
+    <w:rPr>
+      <w:rFonts w:ascii="Cambria" w:hAnsi="Cambria" w:asciiTheme="majorHAnsi" w:hAnsiTheme="majorHAnsi"/>
+      <w:color w:val="000000" w:themeColor="text1"/>
+      <w:sz w:val="22"/>
+      <w:szCs w:val="22"/>
+      <w:u w:val="none"/>
+    </w:rPr>
+  </w:style>
   <w:style w:type="paragraph" w:styleId="Heading">
     <w:name w:val="Heading"/>
     <w:basedOn w:val="Normal"/>
     <w:next w:val="TextBody"/>
-    <w:qFormat/>
+    <w:qFormat w:val="1"/>
     <w:pPr>
-      <w:keepNext w:val="true"/>
-      <w:spacing w:before="240" w:after="120"/>
+      <w:keepNext w:val="1"/>
+      <w:spacing w:after="120" w:before="240"/>
     </w:pPr>
     <w:rPr>
-      <w:rFonts w:ascii="Liberation Sans" w:hAnsi="Liberation Sans" w:eastAsia="Droid Sans Fallback" w:cs="Noto Sans Devanagari"/>
+      <w:rFonts w:ascii="Liberation Sans" w:cs="Noto Sans Devanagari" w:eastAsia="Droid Sans Fallback" w:hAnsi="Liberation Sans"/>
       <w:sz w:val="28"/>
       <w:szCs w:val="28"/>
     </w:rPr>
@@ -2812,8 +3314,8 @@
   <w:style w:type="paragraph" w:styleId="TextBody">
     <w:name w:val="Body Text"/>
     <w:basedOn w:val="Normal"/>
-    <w:semiHidden/>
-    <w:rsid w:val="00e53c33"/>
+    <w:semiHidden w:val="1"/>
+    <w:rsid w:val="00E53C33"/>
     <w:pPr/>
     <w:rPr>
       <w:sz w:val="22"/>
@@ -2830,15 +3332,15 @@
   <w:style w:type="paragraph" w:styleId="Caption">
     <w:name w:val="Caption"/>
     <w:basedOn w:val="Normal"/>
-    <w:qFormat/>
+    <w:qFormat w:val="1"/>
     <w:pPr>
-      <w:suppressLineNumbers/>
-      <w:spacing w:before="120" w:after="120"/>
+      <w:suppressLineNumbers w:val="1"/>
+      <w:spacing w:after="120" w:before="120"/>
     </w:pPr>
     <w:rPr>
       <w:rFonts w:cs="Noto Sans Devanagari"/>
-      <w:i/>
-      <w:iCs/>
+      <w:i w:val="1"/>
+      <w:iCs w:val="1"/>
       <w:sz w:val="24"/>
       <w:szCs w:val="24"/>
     </w:rPr>
@@ -2846,9 +3348,9 @@
   <w:style w:type="paragraph" w:styleId="Index">
     <w:name w:val="Index"/>
     <w:basedOn w:val="Normal"/>
-    <w:qFormat/>
+    <w:qFormat w:val="1"/>
     <w:pPr>
-      <w:suppressLineNumbers/>
+      <w:suppressLineNumbers w:val="1"/>
     </w:pPr>
     <w:rPr>
       <w:rFonts w:cs="Noto Sans Devanagari"/>
@@ -2857,11 +3359,11 @@
   <w:style w:type="paragraph" w:styleId="BodyText2">
     <w:name w:val="Body Text 2"/>
     <w:basedOn w:val="Normal"/>
-    <w:semiHidden/>
-    <w:qFormat/>
-    <w:rsid w:val="00e53c33"/>
+    <w:semiHidden w:val="1"/>
+    <w:qFormat w:val="1"/>
+    <w:rsid w:val="00E53C33"/>
     <w:pPr>
-      <w:spacing w:before="0" w:after="60"/>
+      <w:spacing w:after="60" w:before="0"/>
       <w:jc w:val="both"/>
     </w:pPr>
     <w:rPr>
@@ -2872,8 +3374,8 @@
   <w:style w:type="paragraph" w:styleId="TextBodyIndent">
     <w:name w:val="Body Text Indent"/>
     <w:basedOn w:val="Normal"/>
-    <w:semiHidden/>
-    <w:rsid w:val="00e53c33"/>
+    <w:semiHidden w:val="1"/>
+    <w:rsid w:val="00E53C33"/>
     <w:pPr>
       <w:ind w:left="2160" w:hanging="2160"/>
     </w:pPr>
@@ -2885,11 +3387,11 @@
     <w:name w:val="Normal (Web)"/>
     <w:basedOn w:val="Normal"/>
     <w:link w:val="NormalWebChar"/>
-    <w:semiHidden/>
-    <w:qFormat/>
-    <w:rsid w:val="00e53c33"/>
+    <w:semiHidden w:val="1"/>
+    <w:qFormat w:val="1"/>
+    <w:rsid w:val="00E53C33"/>
     <w:pPr>
-      <w:spacing w:beforeAutospacing="1" w:afterAutospacing="1"/>
+      <w:spacing w:afterAutospacing="1" w:beforeAutospacing="1"/>
     </w:pPr>
     <w:rPr>
       <w:sz w:val="24"/>
@@ -2899,9 +3401,9 @@
   <w:style w:type="paragraph" w:styleId="BlockText">
     <w:name w:val="Block Text"/>
     <w:basedOn w:val="Normal"/>
-    <w:semiHidden/>
-    <w:qFormat/>
-    <w:rsid w:val="00e53c33"/>
+    <w:semiHidden w:val="1"/>
+    <w:qFormat w:val="1"/>
+    <w:rsid w:val="00E53C33"/>
     <w:pPr>
       <w:ind w:left="450" w:right="540" w:hanging="0"/>
       <w:jc w:val="both"/>
@@ -2917,17 +3419,17 @@
     <w:next w:val="Normal"/>
     <w:link w:val="TitleChar"/>
     <w:uiPriority w:val="10"/>
-    <w:qFormat/>
+    <w:qFormat w:val="1"/>
     <w:rsid w:val="00705698"/>
     <w:pPr>
-      <w:spacing w:before="240" w:after="60"/>
+      <w:spacing w:after="60" w:before="240"/>
       <w:jc w:val="center"/>
       <w:outlineLvl w:val="0"/>
     </w:pPr>
     <w:rPr>
       <w:rFonts w:ascii="Cambria" w:hAnsi="Cambria"/>
-      <w:b/>
-      <w:bCs/>
+      <w:b w:val="1"/>
+      <w:bCs w:val="1"/>
       <w:kern w:val="2"/>
       <w:sz w:val="32"/>
       <w:szCs w:val="32"/>
@@ -2938,7 +3440,7 @@
     <w:basedOn w:val="Normal"/>
     <w:link w:val="ListParagraphChar"/>
     <w:uiPriority w:val="34"/>
-    <w:qFormat/>
+    <w:qFormat w:val="1"/>
     <w:rsid w:val="00705698"/>
     <w:pPr>
       <w:ind w:left="720" w:hanging="0"/>
@@ -2949,16 +3451,16 @@
     <w:name w:val="Heading All Caps"/>
     <w:basedOn w:val="NormalWeb"/>
     <w:link w:val="HeadingAllCapsChar"/>
-    <w:qFormat/>
-    <w:rsid w:val="007b243e"/>
+    <w:qFormat w:val="1"/>
+    <w:rsid w:val="007B243E"/>
     <w:pPr>
-      <w:keepNext w:val="true"/>
-      <w:spacing w:beforeAutospacing="0" w:before="0" w:afterAutospacing="0" w:after="60"/>
+      <w:keepNext w:val="1"/>
+      <w:spacing w:after="60" w:afterAutospacing="0" w:before="0" w:beforeAutospacing="0"/>
       <w:ind w:left="360" w:hanging="0"/>
       <w:jc w:val="both"/>
     </w:pPr>
     <w:rPr>
-      <w:caps/>
+      <w:caps w:val="1"/>
       <w:sz w:val="21"/>
     </w:rPr>
   </w:style>
@@ -2966,10 +3468,10 @@
     <w:name w:val="Empoyer"/>
     <w:basedOn w:val="NormalWeb"/>
     <w:link w:val="EmpoyerCharChar"/>
-    <w:qFormat/>
-    <w:rsid w:val="007b243e"/>
+    <w:qFormat w:val="1"/>
+    <w:rsid w:val="007B243E"/>
     <w:pPr>
-      <w:spacing w:beforeAutospacing="0" w:before="0" w:afterAutospacing="0" w:after="0"/>
+      <w:spacing w:after="0" w:afterAutospacing="0" w:before="0" w:beforeAutospacing="0"/>
       <w:ind w:left="360" w:hanging="0"/>
       <w:jc w:val="both"/>
     </w:pPr>
@@ -2982,10 +3484,10 @@
     <w:name w:val="Address"/>
     <w:basedOn w:val="ListParagraph"/>
     <w:link w:val="AddressChar"/>
-    <w:qFormat/>
-    <w:rsid w:val="00162e6b"/>
+    <w:qFormat w:val="1"/>
+    <w:rsid w:val="00162E6B"/>
     <w:pPr>
-      <w:spacing w:before="0" w:after="120"/>
+      <w:spacing w:after="120" w:before="0"/>
       <w:ind w:left="360" w:hanging="0"/>
     </w:pPr>
     <w:rPr/>
@@ -2993,8 +3495,8 @@
   <w:style w:type="paragraph" w:styleId="Objective" w:customStyle="1">
     <w:name w:val="Objective"/>
     <w:basedOn w:val="Normal"/>
-    <w:qFormat/>
-    <w:rsid w:val="006646b5"/>
+    <w:qFormat w:val="1"/>
+    <w:rsid w:val="006646B5"/>
     <w:pPr>
       <w:ind w:left="360" w:hanging="0"/>
     </w:pPr>
@@ -3005,16 +3507,16 @@
   <w:style w:type="paragraph" w:styleId="SkillsList" w:customStyle="1">
     <w:name w:val="Skills List"/>
     <w:basedOn w:val="Normal"/>
-    <w:qFormat/>
-    <w:rsid w:val="002247f4"/>
+    <w:qFormat w:val="1"/>
+    <w:rsid w:val="002247F4"/>
     <w:pPr/>
     <w:rPr/>
   </w:style>
   <w:style w:type="paragraph" w:styleId="BulletListIndent" w:customStyle="1">
     <w:name w:val="Bullet List Indent"/>
     <w:basedOn w:val="Normal"/>
-    <w:qFormat/>
-    <w:rsid w:val="002247f4"/>
+    <w:qFormat w:val="1"/>
+    <w:rsid w:val="002247F4"/>
     <w:pPr/>
     <w:rPr/>
   </w:style>
@@ -3023,13 +3525,13 @@
     <w:basedOn w:val="Normal"/>
     <w:link w:val="HeaderChar"/>
     <w:uiPriority w:val="99"/>
-    <w:unhideWhenUsed/>
-    <w:rsid w:val="002247f4"/>
+    <w:unhideWhenUsed w:val="1"/>
+    <w:rsid w:val="002247F4"/>
     <w:pPr>
       <w:tabs>
         <w:tab w:val="clear" w:pos="720"/>
-        <w:tab w:val="center" w:pos="4680" w:leader="none"/>
-        <w:tab w:val="right" w:pos="9360" w:leader="none"/>
+        <w:tab w:val="center" w:leader="none" w:pos="4680"/>
+        <w:tab w:val="right" w:leader="none" w:pos="9360"/>
       </w:tabs>
     </w:pPr>
     <w:rPr/>
@@ -3039,13 +3541,13 @@
     <w:basedOn w:val="Normal"/>
     <w:link w:val="FooterChar"/>
     <w:uiPriority w:val="99"/>
-    <w:unhideWhenUsed/>
-    <w:rsid w:val="002247f4"/>
+    <w:unhideWhenUsed w:val="1"/>
+    <w:rsid w:val="002247F4"/>
     <w:pPr>
       <w:tabs>
         <w:tab w:val="clear" w:pos="720"/>
-        <w:tab w:val="center" w:pos="4680" w:leader="none"/>
-        <w:tab w:val="right" w:pos="9360" w:leader="none"/>
+        <w:tab w:val="center" w:leader="none" w:pos="4680"/>
+        <w:tab w:val="right" w:leader="none" w:pos="9360"/>
       </w:tabs>
     </w:pPr>
     <w:rPr/>
@@ -3053,8 +3555,8 @@
   <w:style w:type="paragraph" w:styleId="ProfileDetails" w:customStyle="1">
     <w:name w:val="Profile Details"/>
     <w:basedOn w:val="Normal"/>
-    <w:qFormat/>
-    <w:rsid w:val="00e71b1e"/>
+    <w:qFormat w:val="1"/>
+    <w:rsid w:val="00E71B1E"/>
     <w:pPr>
       <w:ind w:left="360" w:hanging="0"/>
     </w:pPr>
@@ -3064,42 +3566,42 @@
     <w:name w:val="Position"/>
     <w:basedOn w:val="Empoyer"/>
     <w:link w:val="PositionCharChar"/>
-    <w:qFormat/>
-    <w:rsid w:val="00e71b1e"/>
+    <w:qFormat w:val="1"/>
+    <w:rsid w:val="00E71B1E"/>
     <w:pPr>
-      <w:spacing w:before="0" w:after="60"/>
+      <w:spacing w:after="60" w:before="0"/>
       <w:ind w:left="446" w:right="547" w:hanging="0"/>
     </w:pPr>
     <w:rPr>
-      <w:b/>
-      <w:bCs/>
+      <w:b w:val="1"/>
+      <w:bCs w:val="1"/>
     </w:rPr>
   </w:style>
   <w:style w:type="paragraph" w:styleId="BulletedList" w:customStyle="1">
     <w:name w:val="Bulleted List"/>
     <w:basedOn w:val="SkillsList"/>
-    <w:qFormat/>
-    <w:rsid w:val="0062278e"/>
+    <w:qFormat w:val="1"/>
+    <w:rsid w:val="0062278E"/>
     <w:pPr/>
     <w:rPr/>
   </w:style>
   <w:style w:type="paragraph" w:styleId="Degree" w:customStyle="1">
     <w:name w:val="Degree"/>
     <w:basedOn w:val="Position"/>
-    <w:qFormat/>
-    <w:rsid w:val="00e71b1e"/>
+    <w:qFormat w:val="1"/>
+    <w:rsid w:val="00E71B1E"/>
     <w:pPr>
-      <w:spacing w:before="0" w:after="0"/>
+      <w:spacing w:after="0" w:before="0"/>
     </w:pPr>
     <w:rPr/>
   </w:style>
   <w:style w:type="paragraph" w:styleId="EducationDetails" w:customStyle="1">
     <w:name w:val="Education Details"/>
     <w:basedOn w:val="Empoyer"/>
-    <w:qFormat/>
-    <w:rsid w:val="00e71b1e"/>
+    <w:qFormat w:val="1"/>
+    <w:rsid w:val="00E71B1E"/>
     <w:pPr>
-      <w:spacing w:before="0" w:after="120"/>
+      <w:spacing w:after="120" w:before="0"/>
       <w:ind w:left="446" w:right="547" w:hanging="0"/>
       <w:jc w:val="left"/>
     </w:pPr>
@@ -3108,14 +3610,14 @@
   <w:style w:type="paragraph" w:styleId="SubmitResume" w:customStyle="1">
     <w:name w:val="Submit Resume"/>
     <w:basedOn w:val="EducationDetails"/>
-    <w:qFormat/>
-    <w:rsid w:val="00a831de"/>
+    <w:qFormat w:val="1"/>
+    <w:rsid w:val="00A831DE"/>
     <w:pPr>
-      <w:spacing w:before="200" w:after="0"/>
+      <w:spacing w:after="0" w:before="200"/>
     </w:pPr>
     <w:rPr>
       <w:rFonts w:cs="MS Shell Dlg"/>
-      <w:i/>
+      <w:i w:val="1"/>
       <w:color w:val="333399"/>
       <w:sz w:val="18"/>
       <w:szCs w:val="15"/>
@@ -3126,13 +3628,13 @@
     <w:basedOn w:val="Normal"/>
     <w:link w:val="BalloonTextChar"/>
     <w:uiPriority w:val="99"/>
-    <w:semiHidden/>
-    <w:unhideWhenUsed/>
-    <w:qFormat/>
-    <w:rsid w:val="00f61d67"/>
+    <w:semiHidden w:val="1"/>
+    <w:unhideWhenUsed w:val="1"/>
+    <w:qFormat w:val="1"/>
+    <w:rsid w:val="00F61D67"/>
     <w:pPr/>
     <w:rPr>
-      <w:rFonts w:ascii="Tahoma" w:hAnsi="Tahoma" w:cs="Tahoma"/>
+      <w:rFonts w:ascii="Tahoma" w:cs="Tahoma" w:hAnsi="Tahoma"/>
       <w:sz w:val="16"/>
       <w:szCs w:val="16"/>
     </w:rPr>
@@ -3140,58 +3642,75 @@
   <w:style w:type="paragraph" w:styleId="NoSpacing">
     <w:name w:val="No Spacing"/>
     <w:uiPriority w:val="1"/>
-    <w:qFormat/>
-    <w:rsid w:val="003a6ba9"/>
+    <w:qFormat w:val="1"/>
+    <w:rsid w:val="003A6BA9"/>
     <w:pPr>
-      <w:widowControl/>
+      <w:widowControl w:val="1"/>
       <w:bidi w:val="0"/>
       <w:jc w:val="left"/>
     </w:pPr>
     <w:rPr>
-      <w:rFonts w:ascii="Calibri" w:hAnsi="Calibri" w:eastAsia="Calibri" w:cs="" w:asciiTheme="minorHAnsi" w:cstheme="minorBidi" w:eastAsiaTheme="minorHAnsi" w:hAnsiTheme="minorHAnsi"/>
+      <w:rFonts w:ascii="Calibri" w:cs="" w:eastAsia="Calibri" w:hAnsi="Calibri" w:asciiTheme="minorHAnsi" w:cstheme="minorBidi" w:eastAsiaTheme="minorHAnsi" w:hAnsiTheme="minorHAnsi"/>
       <w:color w:val="auto"/>
       <w:kern w:val="0"/>
       <w:sz w:val="22"/>
       <w:szCs w:val="22"/>
-      <w:lang w:val="en-US" w:eastAsia="en-US" w:bidi="ar-SA"/>
+      <w:lang w:bidi="ar-SA" w:eastAsia="en-US" w:val="en-US"/>
     </w:rPr>
   </w:style>
   <w:style w:type="numbering" w:styleId="NoList" w:default="1">
     <w:name w:val="No List"/>
     <w:uiPriority w:val="99"/>
-    <w:semiHidden/>
-    <w:unhideWhenUsed/>
-    <w:qFormat/>
-  </w:style>
-  <w:style w:type="table" w:default="1" w:styleId="TableNormal">
+    <w:semiHidden w:val="1"/>
+    <w:unhideWhenUsed w:val="1"/>
+    <w:qFormat w:val="1"/>
+  </w:style>
+  <w:style w:type="table" w:styleId="TableNormal" w:default="1">
     <w:name w:val="Normal Table"/>
     <w:uiPriority w:val="99"/>
-    <w:semiHidden/>
-    <w:unhideWhenUsed/>
+    <w:semiHidden w:val="1"/>
+    <w:unhideWhenUsed w:val="1"/>
     <w:tblPr>
-      <w:tblInd w:w="0" w:type="dxa"/>
+      <w:tblInd w:w="0.0" w:type="dxa"/>
       <w:tblCellMar>
-        <w:top w:w="0" w:type="dxa"/>
-        <w:left w:w="108" w:type="dxa"/>
-        <w:bottom w:w="0" w:type="dxa"/>
-        <w:right w:w="108" w:type="dxa"/>
+        <w:top w:w="0.0" w:type="dxa"/>
+        <w:left w:w="108.0" w:type="dxa"/>
+        <w:bottom w:w="0.0" w:type="dxa"/>
+        <w:right w:w="108.0" w:type="dxa"/>
       </w:tblCellMar>
     </w:tblPr>
   </w:style>
   <w:style w:type="table" w:styleId="TableGrid">
     <w:name w:val="Table Grid"/>
     <w:basedOn w:val="TableNormal"/>
-    <w:rsid w:val="00b168da"/>
+    <w:rsid w:val="00B168DA"/>
     <w:tblPr>
       <w:tblBorders>
-        <w:top w:val="single" w:color="auto" w:sz="4" w:space="0"/>
-        <w:left w:val="single" w:color="auto" w:sz="4" w:space="0"/>
-        <w:bottom w:val="single" w:color="auto" w:sz="4" w:space="0"/>
-        <w:right w:val="single" w:color="auto" w:sz="4" w:space="0"/>
-        <w:insideH w:val="single" w:color="auto" w:sz="4" w:space="0"/>
-        <w:insideV w:val="single" w:color="auto" w:sz="4" w:space="0"/>
+        <w:top w:color="auto" w:space="0" w:sz="4" w:val="single"/>
+        <w:left w:color="auto" w:space="0" w:sz="4" w:val="single"/>
+        <w:bottom w:color="auto" w:space="0" w:sz="4" w:val="single"/>
+        <w:right w:color="auto" w:space="0" w:sz="4" w:val="single"/>
+        <w:insideH w:color="auto" w:space="0" w:sz="4" w:val="single"/>
+        <w:insideV w:color="auto" w:space="0" w:sz="4" w:val="single"/>
       </w:tblBorders>
     </w:tblPr>
+  </w:style>
+  <w:style w:type="paragraph" w:styleId="Subtitle">
+    <w:name w:val="Subtitle"/>
+    <w:basedOn w:val="Normal"/>
+    <w:next w:val="Normal"/>
+    <w:pPr>
+      <w:keepNext w:val="1"/>
+      <w:keepLines w:val="1"/>
+      <w:spacing w:after="80" w:before="360" w:lineRule="auto"/>
+    </w:pPr>
+    <w:rPr>
+      <w:rFonts w:ascii="Georgia" w:cs="Georgia" w:eastAsia="Georgia" w:hAnsi="Georgia"/>
+      <w:i w:val="1"/>
+      <w:color w:val="666666"/>
+      <w:sz w:val="48"/>
+      <w:szCs w:val="48"/>
+    </w:rPr>
   </w:style>
 </w:styles>
 </file>
@@ -3479,4 +3998,19 @@
   <a:objectDefaults/>
   <a:extraClrSchemeLst/>
 </a:theme>
+</file>
+
+<file path=customXML/item1.xml><?xml version="1.0" encoding="utf-8"?>
+<go:gDocsCustomXmlDataStorage xmlns:go="http://customooxmlschemas.google.com/" xmlns:r="http://schemas.openxmlformats.org/officeDocument/2006/relationships">
+  <go:docsCustomData xmlns:go="http://customooxmlschemas.google.com/" roundtripDataSignature="AMtx7mi3TsAexpHfsONDNc54oa0u+kVSug==">AMUW2mXuZDmq1u4hBCzrb/SNK9tEBShUCpWXZCaeinFRCmLqpRhsJaGYzdWE2CKaTE/hddb8lQcbG+bMsfaJg/94Nii+wBzP6o7uUT75vVKMV9vWAOatK6Fm1HQldoJoAxV8i3cdNiww</go:docsCustomData>
+</go:gDocsCustomXmlDataStorage>
+</file>
+
+<file path=customXML/itemProps1.xml><?xml version="1.0" encoding="utf-8"?>
+<ds:datastoreItem xmlns:ds="http://schemas.openxmlformats.org/officeDocument/2006/customXml" ds:itemID="{11111111-1234-1234-1234-123412341234}">
+  <ds:schemaRefs>
+    <ds:schemaRef ds:uri="http://schemas.openxmlformats.org/officeDocument/2006/relationships"/>
+    <ds:schemaRef ds:uri="http://customooxmlschemas.google.com/"/>
+  </ds:schemaRefs>
+</ds:datastoreItem>
 </file>
--- a/hardware_engineering_resume.docx
+++ b/hardware_engineering_resume.docx
@@ -1,781 +1,464 @@
 
 <file path=word/document.xml><?xml version="1.0" encoding="utf-8"?>
-<w:document xmlns:mc="http://schemas.openxmlformats.org/markup-compatibility/2006" xmlns:o="urn:schemas-microsoft-com:office:office" xmlns:r="http://schemas.openxmlformats.org/officeDocument/2006/relationships" xmlns:m="http://schemas.openxmlformats.org/officeDocument/2006/math" xmlns:v="urn:schemas-microsoft-com:vml" xmlns:wp="http://schemas.openxmlformats.org/drawingml/2006/wordprocessingDrawing" xmlns:w10="urn:schemas-microsoft-com:office:word" xmlns:w="http://schemas.openxmlformats.org/wordprocessingml/2006/main" xmlns:wne="http://schemas.microsoft.com/office/word/2006/wordml" xmlns:sl="http://schemas.openxmlformats.org/schemaLibrary/2006/main" xmlns:a="http://schemas.openxmlformats.org/drawingml/2006/main" xmlns:pic="http://schemas.openxmlformats.org/drawingml/2006/picture" xmlns:c="http://schemas.openxmlformats.org/drawingml/2006/chart" xmlns:lc="http://schemas.openxmlformats.org/drawingml/2006/lockedCanvas" xmlns:dgm="http://schemas.openxmlformats.org/drawingml/2006/diagram" xmlns:wps="http://schemas.microsoft.com/office/word/2010/wordprocessingShape" xmlns:wpg="http://schemas.microsoft.com/office/word/2010/wordprocessingGroup" xmlns:w14="http://schemas.microsoft.com/office/word/2010/wordml" xmlns:w15="http://schemas.microsoft.com/office/word/2012/wordml">
+<w:document xmlns:o="urn:schemas-microsoft-com:office:office" xmlns:r="http://schemas.openxmlformats.org/officeDocument/2006/relationships" xmlns:v="urn:schemas-microsoft-com:vml" xmlns:w="http://schemas.openxmlformats.org/wordprocessingml/2006/main" xmlns:w10="urn:schemas-microsoft-com:office:word" xmlns:wp="http://schemas.openxmlformats.org/drawingml/2006/wordprocessingDrawing" xmlns:wps="http://schemas.microsoft.com/office/word/2010/wordprocessingShape" xmlns:wpg="http://schemas.microsoft.com/office/word/2010/wordprocessingGroup" xmlns:mc="http://schemas.openxmlformats.org/markup-compatibility/2006" xmlns:wp14="http://schemas.microsoft.com/office/word/2010/wordprocessingDrawing" xmlns:w14="http://schemas.microsoft.com/office/word/2010/wordml" mc:Ignorable="w14 wp14">
   <w:body>
     <w:p>
       <w:pPr>
         <w:pStyle w:val="Heading1"/>
-        <w:spacing w:after="120" w:before="240" w:lineRule="auto"/>
+        <w:spacing w:before="240" w:after="120"/>
         <w:jc w:val="right"/>
         <w:rPr/>
       </w:pPr>
       <w:r>
         <w:rPr>
-          <w:rFonts w:ascii="Libre Franklin Black" w:cs="Libre Franklin Black" w:eastAsia="Libre Franklin Black" w:hAnsi="Libre Franklin Black"/>
-          <w:b w:val="0"/>
-          <w:rtl w:val="0"/>
-        </w:rPr>
-        <w:t xml:space="preserve">Victor Delaplaine</w:t>
-      </w:r>
-      <w:r>
-        <w:rPr>
-          <w:rtl w:val="0"/>
-        </w:rPr>
+          <w:rFonts w:ascii="Franklin Gothic Heavy" w:hAnsi="Franklin Gothic Heavy"/>
+          <w:b w:val="false"/>
+        </w:rPr>
+        <w:t>Victor Delaplaine</w:t>
       </w:r>
     </w:p>
     <w:p>
       <w:pPr>
-        <w:keepNext w:val="0"/>
-        <w:keepLines w:val="0"/>
-        <w:widowControl w:val="1"/>
+        <w:pStyle w:val="Address"/>
         <w:pBdr>
-          <w:top w:space="0" w:sz="0" w:val="nil"/>
-          <w:left w:space="0" w:sz="0" w:val="nil"/>
-          <w:bottom w:color="000000" w:space="1" w:sz="24" w:val="single"/>
-          <w:right w:space="0" w:sz="0" w:val="nil"/>
-          <w:between w:space="0" w:sz="0" w:val="nil"/>
+          <w:bottom w:val="single" w:sz="24" w:space="1" w:color="000000"/>
         </w:pBdr>
-        <w:shd w:fill="auto" w:val="clear"/>
-        <w:spacing w:after="120" w:before="0" w:line="240" w:lineRule="auto"/>
-        <w:ind w:left="0" w:right="0" w:firstLine="0"/>
+        <w:ind w:left="0" w:hanging="0"/>
         <w:jc w:val="right"/>
-        <w:rPr>
-          <w:rFonts w:ascii="Times New Roman" w:cs="Times New Roman" w:eastAsia="Times New Roman" w:hAnsi="Times New Roman"/>
-          <w:b w:val="0"/>
-          <w:i w:val="0"/>
-          <w:smallCaps w:val="0"/>
-          <w:strike w:val="0"/>
-          <w:color w:val="000000"/>
-          <w:sz w:val="20"/>
-          <w:szCs w:val="20"/>
-          <w:u w:val="none"/>
-          <w:shd w:fill="auto" w:val="clear"/>
-          <w:vertAlign w:val="baseline"/>
-        </w:rPr>
-      </w:pPr>
-      <w:r>
-        <w:rPr>
-          <w:rFonts w:ascii="Cambria" w:cs="Cambria" w:eastAsia="Cambria" w:hAnsi="Cambria"/>
-          <w:b w:val="0"/>
-          <w:i w:val="0"/>
-          <w:smallCaps w:val="0"/>
-          <w:strike w:val="0"/>
-          <w:color w:val="000000"/>
-          <w:sz w:val="22"/>
-          <w:szCs w:val="22"/>
-          <w:u w:val="none"/>
-          <w:shd w:fill="auto" w:val="clear"/>
-          <w:vertAlign w:val="baseline"/>
-          <w:rtl w:val="0"/>
+        <w:rPr/>
+      </w:pPr>
+      <w:r>
+        <w:rPr>
+          <w:rFonts w:ascii="Cambria" w:hAnsi="Cambria" w:asciiTheme="majorHAnsi" w:hAnsiTheme="majorHAnsi"/>
+          <w:sz w:val="22"/>
+          <w:szCs w:val="22"/>
         </w:rPr>
         <w:t xml:space="preserve">(650) 740 -6691  </w:t>
       </w:r>
       <w:r>
         <w:rPr>
-          <w:rFonts w:ascii="Noto Sans Symbols" w:cs="Noto Sans Symbols" w:eastAsia="Noto Sans Symbols" w:hAnsi="Noto Sans Symbols"/>
-          <w:b w:val="0"/>
-          <w:i w:val="0"/>
-          <w:smallCaps w:val="0"/>
-          <w:strike w:val="0"/>
-          <w:color w:val="000000"/>
-          <w:sz w:val="22"/>
-          <w:szCs w:val="22"/>
-          <w:u w:val="none"/>
-          <w:shd w:fill="auto" w:val="clear"/>
-          <w:vertAlign w:val="baseline"/>
-          <w:rtl w:val="0"/>
-        </w:rPr>
-        <w:t xml:space="preserve">⬧</w:t>
-      </w:r>
-      <w:r>
-        <w:rPr>
-          <w:rFonts w:ascii="Cambria" w:cs="Cambria" w:eastAsia="Cambria" w:hAnsi="Cambria"/>
-          <w:b w:val="0"/>
-          <w:i w:val="0"/>
-          <w:smallCaps w:val="0"/>
-          <w:strike w:val="0"/>
-          <w:color w:val="000000"/>
-          <w:sz w:val="22"/>
-          <w:szCs w:val="22"/>
-          <w:u w:val="none"/>
-          <w:shd w:fill="auto" w:val="clear"/>
-          <w:vertAlign w:val="baseline"/>
-          <w:rtl w:val="0"/>
-        </w:rPr>
-        <w:t xml:space="preserve">  vdelapla</w:t>
-      </w:r>
-      <w:hyperlink r:id="rId7">
+          <w:rFonts w:eastAsia="Wingdings" w:cs="Wingdings" w:ascii="Wingdings" w:hAnsi="Wingdings"/>
+          <w:sz w:val="22"/>
+          <w:szCs w:val="22"/>
+        </w:rPr>
+        <w:t></w:t>
+      </w:r>
+      <w:r>
+        <w:rPr>
+          <w:rFonts w:ascii="Cambria" w:hAnsi="Cambria" w:asciiTheme="majorHAnsi" w:hAnsiTheme="majorHAnsi"/>
+          <w:sz w:val="22"/>
+          <w:szCs w:val="22"/>
+        </w:rPr>
+        <w:t xml:space="preserve"> </w:t>
+      </w:r>
+      <w:r>
+        <w:rPr>
+          <w:rFonts w:ascii="Cambria" w:hAnsi="Cambria" w:asciiTheme="majorHAnsi" w:hAnsiTheme="majorHAnsi"/>
+          <w:color w:val="000000" w:themeColor="text1"/>
+          <w:sz w:val="22"/>
+          <w:szCs w:val="22"/>
+        </w:rPr>
+        <w:t xml:space="preserve"> vdelapla</w:t>
+      </w:r>
+      <w:hyperlink r:id="rId2">
         <w:r>
           <w:rPr>
-            <w:rFonts w:ascii="Cambria" w:cs="Cambria" w:eastAsia="Cambria" w:hAnsi="Cambria"/>
-            <w:b w:val="0"/>
-            <w:i w:val="0"/>
-            <w:smallCaps w:val="0"/>
-            <w:strike w:val="0"/>
-            <w:color w:val="000000"/>
+            <w:rStyle w:val="InternetLink"/>
+            <w:rFonts w:ascii="Cambria" w:hAnsi="Cambria" w:asciiTheme="majorHAnsi" w:hAnsiTheme="majorHAnsi"/>
+            <w:color w:val="000000" w:themeColor="text1"/>
             <w:sz w:val="22"/>
             <w:szCs w:val="22"/>
             <w:u w:val="none"/>
-            <w:shd w:fill="auto" w:val="clear"/>
-            <w:vertAlign w:val="baseline"/>
-            <w:rtl w:val="0"/>
           </w:rPr>
-          <w:t xml:space="preserve">@calpoly.edu</w:t>
+          <w:t>@calpoly.edu</w:t>
         </w:r>
       </w:hyperlink>
       <w:r>
         <w:rPr>
-          <w:rFonts w:ascii="Cambria" w:cs="Cambria" w:eastAsia="Cambria" w:hAnsi="Cambria"/>
-          <w:b w:val="0"/>
-          <w:i w:val="0"/>
-          <w:smallCaps w:val="0"/>
-          <w:strike w:val="0"/>
-          <w:color w:val="000000"/>
-          <w:sz w:val="22"/>
-          <w:szCs w:val="22"/>
-          <w:u w:val="none"/>
-          <w:shd w:fill="auto" w:val="clear"/>
-          <w:vertAlign w:val="baseline"/>
-          <w:rtl w:val="0"/>
+          <w:rFonts w:ascii="Cambria" w:hAnsi="Cambria" w:asciiTheme="majorHAnsi" w:hAnsiTheme="majorHAnsi"/>
+          <w:sz w:val="22"/>
+          <w:szCs w:val="22"/>
         </w:rPr>
         <w:t xml:space="preserve">   </w:t>
       </w:r>
       <w:r>
         <w:rPr>
-          <w:rFonts w:ascii="Noto Sans Symbols" w:cs="Noto Sans Symbols" w:eastAsia="Noto Sans Symbols" w:hAnsi="Noto Sans Symbols"/>
-          <w:b w:val="0"/>
-          <w:i w:val="0"/>
-          <w:smallCaps w:val="0"/>
-          <w:strike w:val="0"/>
-          <w:color w:val="000000"/>
-          <w:sz w:val="22"/>
-          <w:szCs w:val="22"/>
-          <w:u w:val="none"/>
-          <w:shd w:fill="auto" w:val="clear"/>
-          <w:vertAlign w:val="baseline"/>
-          <w:rtl w:val="0"/>
-        </w:rPr>
-        <w:t xml:space="preserve">⬧</w:t>
-      </w:r>
-      <w:r>
-        <w:rPr>
-          <w:rFonts w:ascii="Cambria" w:cs="Cambria" w:eastAsia="Cambria" w:hAnsi="Cambria"/>
-          <w:b w:val="0"/>
-          <w:i w:val="0"/>
-          <w:smallCaps w:val="0"/>
-          <w:strike w:val="0"/>
-          <w:color w:val="000000"/>
-          <w:sz w:val="22"/>
-          <w:szCs w:val="22"/>
-          <w:u w:val="none"/>
-          <w:shd w:fill="auto" w:val="clear"/>
-          <w:vertAlign w:val="baseline"/>
-          <w:rtl w:val="0"/>
+          <w:rFonts w:eastAsia="Wingdings" w:cs="Wingdings" w:ascii="Wingdings" w:hAnsi="Wingdings"/>
+          <w:sz w:val="22"/>
+          <w:szCs w:val="22"/>
+        </w:rPr>
+        <w:t></w:t>
+      </w:r>
+      <w:r>
+        <w:rPr>
+          <w:rFonts w:ascii="Cambria" w:hAnsi="Cambria" w:asciiTheme="majorHAnsi" w:hAnsiTheme="majorHAnsi"/>
+          <w:sz w:val="22"/>
+          <w:szCs w:val="22"/>
         </w:rPr>
         <w:t xml:space="preserve">   linkedin.com/in/victor-delaplaine</w:t>
-      </w:r>
-      <w:r>
-        <w:rPr>
-          <w:rtl w:val="0"/>
-        </w:rPr>
       </w:r>
     </w:p>
     <w:p>
       <w:pPr>
-        <w:keepNext w:val="0"/>
-        <w:keepLines w:val="0"/>
-        <w:widowControl w:val="1"/>
+        <w:pStyle w:val="Address"/>
         <w:pBdr>
-          <w:top w:space="0" w:sz="0" w:val="nil"/>
-          <w:left w:space="0" w:sz="0" w:val="nil"/>
-          <w:bottom w:color="000000" w:space="1" w:sz="24" w:val="single"/>
-          <w:right w:space="0" w:sz="0" w:val="nil"/>
-          <w:between w:space="0" w:sz="0" w:val="nil"/>
+          <w:bottom w:val="single" w:sz="24" w:space="1" w:color="000000"/>
         </w:pBdr>
-        <w:shd w:fill="auto" w:val="clear"/>
-        <w:spacing w:after="120" w:before="0" w:line="240" w:lineRule="auto"/>
-        <w:ind w:left="0" w:right="0" w:firstLine="0"/>
+        <w:ind w:left="0" w:hanging="0"/>
         <w:jc w:val="right"/>
-        <w:rPr>
-          <w:rFonts w:ascii="Times New Roman" w:cs="Times New Roman" w:eastAsia="Times New Roman" w:hAnsi="Times New Roman"/>
-          <w:b w:val="0"/>
-          <w:i w:val="0"/>
-          <w:smallCaps w:val="0"/>
-          <w:strike w:val="0"/>
-          <w:color w:val="000000"/>
-          <w:sz w:val="20"/>
-          <w:szCs w:val="20"/>
-          <w:u w:val="none"/>
-          <w:shd w:fill="auto" w:val="clear"/>
-          <w:vertAlign w:val="baseline"/>
-        </w:rPr>
-      </w:pPr>
-      <w:r>
-        <w:rPr>
-          <w:rFonts w:ascii="Cambria" w:cs="Cambria" w:eastAsia="Cambria" w:hAnsi="Cambria"/>
-          <w:b w:val="1"/>
-          <w:i w:val="0"/>
-          <w:smallCaps w:val="0"/>
-          <w:strike w:val="0"/>
-          <w:color w:val="000000"/>
-          <w:sz w:val="22"/>
-          <w:szCs w:val="22"/>
-          <w:u w:val="none"/>
-          <w:shd w:fill="auto" w:val="clear"/>
-          <w:vertAlign w:val="baseline"/>
-          <w:rtl w:val="0"/>
-        </w:rPr>
-        <w:t xml:space="preserve">Project  Portfolio:</w:t>
-      </w:r>
-      <w:r>
-        <w:rPr>
-          <w:rFonts w:ascii="Cambria" w:cs="Cambria" w:eastAsia="Cambria" w:hAnsi="Cambria"/>
-          <w:b w:val="0"/>
-          <w:i w:val="0"/>
-          <w:smallCaps w:val="0"/>
-          <w:strike w:val="0"/>
-          <w:color w:val="000000"/>
-          <w:sz w:val="22"/>
-          <w:szCs w:val="22"/>
-          <w:u w:val="none"/>
-          <w:shd w:fill="auto" w:val="clear"/>
-          <w:vertAlign w:val="baseline"/>
-          <w:rtl w:val="0"/>
+        <w:rPr/>
+      </w:pPr>
+      <w:r>
+        <w:rPr>
+          <w:rFonts w:ascii="Cambria" w:hAnsi="Cambria" w:asciiTheme="majorHAnsi" w:hAnsiTheme="majorHAnsi"/>
+          <w:b/>
+          <w:sz w:val="22"/>
+          <w:szCs w:val="22"/>
+        </w:rPr>
+        <w:t>Project  Portfolio:</w:t>
+      </w:r>
+      <w:r>
+        <w:rPr>
+          <w:rFonts w:ascii="Cambria" w:hAnsi="Cambria" w:asciiTheme="majorHAnsi" w:hAnsiTheme="majorHAnsi"/>
+          <w:sz w:val="22"/>
+          <w:szCs w:val="22"/>
         </w:rPr>
         <w:t xml:space="preserve"> github.com/byvictorrr</w:t>
-      </w:r>
-      <w:r>
-        <w:rPr>
-          <w:rtl w:val="0"/>
-        </w:rPr>
       </w:r>
     </w:p>
     <w:p>
       <w:pPr>
         <w:pStyle w:val="Heading2"/>
-        <w:spacing w:after="0" w:before="240" w:line="276" w:lineRule="auto"/>
-        <w:rPr>
-          <w:rFonts w:ascii="Libre Franklin Black" w:cs="Libre Franklin Black" w:eastAsia="Libre Franklin Black" w:hAnsi="Libre Franklin Black"/>
-          <w:b w:val="0"/>
+        <w:spacing w:lineRule="auto" w:line="276" w:before="240" w:after="0"/>
+        <w:rPr>
+          <w:rFonts w:ascii="Franklin Gothic Heavy" w:hAnsi="Franklin Gothic Heavy"/>
+          <w:b w:val="false"/>
+          <w:b w:val="false"/>
           <w:sz w:val="24"/>
           <w:szCs w:val="24"/>
         </w:rPr>
       </w:pPr>
-      <w:bookmarkStart w:colFirst="0" w:colLast="0" w:name="_heading=h.gjdgxs" w:id="0"/>
-      <w:bookmarkEnd w:id="0"/>
-      <w:r>
-        <w:rPr>
-          <w:rFonts w:ascii="Libre Franklin Black" w:cs="Libre Franklin Black" w:eastAsia="Libre Franklin Black" w:hAnsi="Libre Franklin Black"/>
-          <w:b w:val="0"/>
+      <w:r>
+        <w:rPr>
+          <w:rFonts w:ascii="Franklin Gothic Heavy" w:hAnsi="Franklin Gothic Heavy"/>
+          <w:b w:val="false"/>
           <w:sz w:val="24"/>
           <w:szCs w:val="24"/>
-          <w:rtl w:val="0"/>
-        </w:rPr>
-        <w:t xml:space="preserve">Education</w:t>
-      </w:r>
+        </w:rPr>
+        <w:t>Education</w:t>
+      </w:r>
+      <w:bookmarkStart w:id="0" w:name="_GoBack"/>
+      <w:bookmarkEnd w:id="0"/>
     </w:p>
     <w:p>
       <w:pPr>
-        <w:keepNext w:val="0"/>
-        <w:keepLines w:val="0"/>
-        <w:widowControl w:val="1"/>
-        <w:pBdr>
-          <w:top w:space="0" w:sz="0" w:val="nil"/>
-          <w:left w:space="0" w:sz="0" w:val="nil"/>
-          <w:bottom w:space="0" w:sz="0" w:val="nil"/>
-          <w:right w:space="0" w:sz="0" w:val="nil"/>
-          <w:between w:space="0" w:sz="0" w:val="nil"/>
-        </w:pBdr>
-        <w:shd w:fill="auto" w:val="clear"/>
-        <w:spacing w:after="0" w:before="0" w:line="276" w:lineRule="auto"/>
-        <w:ind w:left="0" w:right="0" w:firstLine="360"/>
-        <w:jc w:val="left"/>
-        <w:rPr>
-          <w:rFonts w:ascii="Cambria" w:cs="Cambria" w:eastAsia="Cambria" w:hAnsi="Cambria"/>
-          <w:b w:val="1"/>
-          <w:i w:val="0"/>
-          <w:smallCaps w:val="0"/>
-          <w:strike w:val="0"/>
-          <w:color w:val="000000"/>
-          <w:sz w:val="22"/>
-          <w:szCs w:val="22"/>
-          <w:u w:val="none"/>
-          <w:shd w:fill="auto" w:val="clear"/>
-          <w:vertAlign w:val="baseline"/>
-        </w:rPr>
-      </w:pPr>
-      <w:r>
-        <w:rPr>
-          <w:rFonts w:ascii="Cambria" w:cs="Cambria" w:eastAsia="Cambria" w:hAnsi="Cambria"/>
-          <w:b w:val="1"/>
-          <w:i w:val="0"/>
-          <w:smallCaps w:val="0"/>
-          <w:strike w:val="0"/>
-          <w:color w:val="000000"/>
-          <w:sz w:val="22"/>
-          <w:szCs w:val="22"/>
-          <w:u w:val="none"/>
-          <w:shd w:fill="auto" w:val="clear"/>
-          <w:vertAlign w:val="baseline"/>
-          <w:rtl w:val="0"/>
-        </w:rPr>
-        <w:t xml:space="preserve">California Polytechnic State University, San Luis Obispo</w:t>
+        <w:pStyle w:val="ProfileDetails"/>
+        <w:spacing w:lineRule="auto" w:line="276"/>
+        <w:ind w:left="0" w:firstLine="360"/>
+        <w:rPr>
+          <w:rFonts w:ascii="Cambria" w:hAnsi="Cambria"/>
+          <w:b/>
+          <w:b/>
+          <w:sz w:val="22"/>
+          <w:szCs w:val="22"/>
+        </w:rPr>
+      </w:pPr>
+      <w:r>
+        <w:rPr>
+          <w:rFonts w:ascii="Cambria" w:hAnsi="Cambria"/>
+          <w:b/>
+          <w:sz w:val="22"/>
+          <w:szCs w:val="22"/>
+        </w:rPr>
+        <w:t>California Polytechnic State University, San Luis Obispo</w:t>
       </w:r>
     </w:p>
     <w:p>
       <w:pPr>
-        <w:keepNext w:val="0"/>
-        <w:keepLines w:val="0"/>
-        <w:widowControl w:val="1"/>
-        <w:pBdr>
-          <w:top w:space="0" w:sz="0" w:val="nil"/>
-          <w:left w:space="0" w:sz="0" w:val="nil"/>
-          <w:bottom w:space="0" w:sz="0" w:val="nil"/>
-          <w:right w:space="0" w:sz="0" w:val="nil"/>
-          <w:between w:space="0" w:sz="0" w:val="nil"/>
-        </w:pBdr>
-        <w:shd w:fill="auto" w:val="clear"/>
-        <w:spacing w:after="0" w:before="0" w:line="276" w:lineRule="auto"/>
-        <w:ind w:left="360" w:right="0" w:firstLine="0"/>
-        <w:jc w:val="left"/>
-        <w:rPr>
-          <w:rFonts w:ascii="Times New Roman" w:cs="Times New Roman" w:eastAsia="Times New Roman" w:hAnsi="Times New Roman"/>
-          <w:b w:val="0"/>
-          <w:i w:val="0"/>
-          <w:smallCaps w:val="0"/>
-          <w:strike w:val="0"/>
-          <w:color w:val="000000"/>
-          <w:sz w:val="20"/>
-          <w:szCs w:val="20"/>
-          <w:u w:val="none"/>
-          <w:shd w:fill="auto" w:val="clear"/>
-          <w:vertAlign w:val="baseline"/>
-        </w:rPr>
-      </w:pPr>
-      <w:r>
-        <w:rPr>
-          <w:rFonts w:ascii="Cambria" w:cs="Cambria" w:eastAsia="Cambria" w:hAnsi="Cambria"/>
-          <w:b w:val="0"/>
-          <w:i w:val="0"/>
-          <w:smallCaps w:val="0"/>
-          <w:strike w:val="0"/>
-          <w:color w:val="000000"/>
-          <w:sz w:val="22"/>
-          <w:szCs w:val="22"/>
-          <w:u w:val="none"/>
-          <w:shd w:fill="auto" w:val="clear"/>
-          <w:vertAlign w:val="baseline"/>
-          <w:rtl w:val="0"/>
+        <w:pStyle w:val="ProfileDetails"/>
+        <w:spacing w:lineRule="auto" w:line="276"/>
+        <w:rPr/>
+      </w:pPr>
+      <w:r>
+        <w:rPr>
+          <w:rFonts w:ascii="Cambria" w:hAnsi="Cambria"/>
+          <w:sz w:val="22"/>
+          <w:szCs w:val="22"/>
         </w:rPr>
         <w:t xml:space="preserve">Bachelor of Science in </w:t>
       </w:r>
       <w:r>
         <w:rPr>
-          <w:rFonts w:ascii="Cambria" w:cs="Cambria" w:eastAsia="Cambria" w:hAnsi="Cambria"/>
-          <w:b w:val="1"/>
-          <w:i w:val="0"/>
-          <w:smallCaps w:val="0"/>
-          <w:strike w:val="0"/>
-          <w:color w:val="000000"/>
-          <w:sz w:val="22"/>
-          <w:szCs w:val="22"/>
-          <w:u w:val="none"/>
-          <w:shd w:fill="auto" w:val="clear"/>
-          <w:vertAlign w:val="baseline"/>
-          <w:rtl w:val="0"/>
-        </w:rPr>
-        <w:t xml:space="preserve">Computer Engineering</w:t>
-      </w:r>
-      <w:r>
-        <w:rPr>
-          <w:rFonts w:ascii="Cambria" w:cs="Cambria" w:eastAsia="Cambria" w:hAnsi="Cambria"/>
-          <w:b w:val="0"/>
-          <w:i w:val="0"/>
-          <w:smallCaps w:val="0"/>
-          <w:strike w:val="0"/>
-          <w:color w:val="000000"/>
-          <w:sz w:val="22"/>
-          <w:szCs w:val="22"/>
-          <w:u w:val="none"/>
-          <w:shd w:fill="auto" w:val="clear"/>
-          <w:vertAlign w:val="baseline"/>
-          <w:rtl w:val="0"/>
-        </w:rPr>
-        <w:t xml:space="preserve">, June 2020</w:t>
+          <w:rFonts w:ascii="Cambria" w:hAnsi="Cambria"/>
+          <w:b/>
+          <w:sz w:val="22"/>
+          <w:szCs w:val="22"/>
+        </w:rPr>
+        <w:t>Computer Engineering</w:t>
+      </w:r>
+      <w:r>
+        <w:rPr>
+          <w:rFonts w:ascii="Cambria" w:hAnsi="Cambria"/>
+          <w:sz w:val="22"/>
+          <w:szCs w:val="22"/>
+        </w:rPr>
+        <w:t>, June 2020</w:t>
         <w:tab/>
         <w:tab/>
         <w:t xml:space="preserve">          Overall GPA: 3.89</w:t>
       </w:r>
-      <w:r>
-        <w:rPr>
-          <w:rtl w:val="0"/>
-        </w:rPr>
-      </w:r>
     </w:p>
     <w:p>
       <w:pPr>
-        <w:keepNext w:val="0"/>
-        <w:keepLines w:val="0"/>
-        <w:widowControl w:val="1"/>
-        <w:pBdr>
-          <w:top w:space="0" w:sz="0" w:val="nil"/>
-          <w:left w:space="0" w:sz="0" w:val="nil"/>
-          <w:bottom w:space="0" w:sz="0" w:val="nil"/>
-          <w:right w:space="0" w:sz="0" w:val="nil"/>
-          <w:between w:space="0" w:sz="0" w:val="nil"/>
-        </w:pBdr>
-        <w:shd w:fill="auto" w:val="clear"/>
-        <w:spacing w:after="0" w:before="0" w:line="276" w:lineRule="auto"/>
-        <w:ind w:left="360" w:right="0" w:firstLine="0"/>
-        <w:jc w:val="left"/>
-        <w:rPr>
-          <w:rFonts w:ascii="Times New Roman" w:cs="Times New Roman" w:eastAsia="Times New Roman" w:hAnsi="Times New Roman"/>
-          <w:b w:val="0"/>
-          <w:i w:val="0"/>
-          <w:smallCaps w:val="0"/>
-          <w:strike w:val="0"/>
-          <w:color w:val="000000"/>
-          <w:sz w:val="20"/>
-          <w:szCs w:val="20"/>
-          <w:u w:val="none"/>
-          <w:shd w:fill="auto" w:val="clear"/>
-          <w:vertAlign w:val="baseline"/>
-        </w:rPr>
-      </w:pPr>
-      <w:r>
-        <w:rPr>
-          <w:rFonts w:ascii="Cambria" w:cs="Cambria" w:eastAsia="Cambria" w:hAnsi="Cambria"/>
-          <w:b w:val="1"/>
-          <w:i w:val="0"/>
-          <w:smallCaps w:val="0"/>
-          <w:strike w:val="0"/>
-          <w:color w:val="000000"/>
-          <w:sz w:val="22"/>
-          <w:szCs w:val="22"/>
-          <w:u w:val="none"/>
-          <w:shd w:fill="auto" w:val="clear"/>
-          <w:vertAlign w:val="baseline"/>
-          <w:rtl w:val="0"/>
-        </w:rPr>
-        <w:t xml:space="preserve">Canada College – Redwood city</w:t>
-      </w:r>
-      <w:r>
-        <w:rPr>
-          <w:rtl w:val="0"/>
-        </w:rPr>
+        <w:pStyle w:val="ProfileDetails"/>
+        <w:spacing w:lineRule="auto" w:line="276"/>
+        <w:rPr/>
+      </w:pPr>
+      <w:r>
+        <w:rPr>
+          <w:rFonts w:ascii="Cambria" w:hAnsi="Cambria"/>
+          <w:b/>
+          <w:sz w:val="22"/>
+          <w:szCs w:val="22"/>
+        </w:rPr>
+        <w:t>Canada College – Redwood city</w:t>
       </w:r>
     </w:p>
     <w:p>
       <w:pPr>
-        <w:keepNext w:val="0"/>
-        <w:keepLines w:val="0"/>
-        <w:widowControl w:val="1"/>
-        <w:pBdr>
-          <w:top w:space="0" w:sz="0" w:val="nil"/>
-          <w:left w:space="0" w:sz="0" w:val="nil"/>
-          <w:bottom w:space="0" w:sz="0" w:val="nil"/>
-          <w:right w:space="0" w:sz="0" w:val="nil"/>
-          <w:between w:space="0" w:sz="0" w:val="nil"/>
-        </w:pBdr>
-        <w:shd w:fill="auto" w:val="clear"/>
+        <w:pStyle w:val="ProfileDetails"/>
         <w:tabs>
-          <w:tab w:val="right" w:pos="10080"/>
+          <w:tab w:val="clear" w:pos="720"/>
+          <w:tab w:val="right" w:pos="10080" w:leader="none"/>
         </w:tabs>
-        <w:spacing w:after="0" w:before="0" w:line="276" w:lineRule="auto"/>
-        <w:ind w:left="360" w:right="0" w:firstLine="0"/>
-        <w:jc w:val="left"/>
-        <w:rPr>
-          <w:rFonts w:ascii="Times New Roman" w:cs="Times New Roman" w:eastAsia="Times New Roman" w:hAnsi="Times New Roman"/>
-          <w:b w:val="0"/>
-          <w:i w:val="0"/>
-          <w:smallCaps w:val="0"/>
-          <w:strike w:val="0"/>
-          <w:color w:val="000000"/>
-          <w:sz w:val="20"/>
-          <w:szCs w:val="20"/>
-          <w:u w:val="none"/>
-          <w:shd w:fill="auto" w:val="clear"/>
-          <w:vertAlign w:val="baseline"/>
-        </w:rPr>
-      </w:pPr>
-      <w:r>
-        <w:rPr>
-          <w:rFonts w:ascii="Cambria" w:cs="Cambria" w:eastAsia="Cambria" w:hAnsi="Cambria"/>
-          <w:b w:val="0"/>
-          <w:i w:val="0"/>
-          <w:smallCaps w:val="0"/>
-          <w:strike w:val="0"/>
-          <w:color w:val="000000"/>
-          <w:sz w:val="22"/>
-          <w:szCs w:val="22"/>
-          <w:u w:val="none"/>
-          <w:shd w:fill="auto" w:val="clear"/>
-          <w:vertAlign w:val="baseline"/>
-          <w:rtl w:val="0"/>
-        </w:rPr>
-        <w:t xml:space="preserve">Certificates in</w:t>
-      </w:r>
-      <w:r>
-        <w:rPr>
-          <w:rFonts w:ascii="Cambria" w:cs="Cambria" w:eastAsia="Cambria" w:hAnsi="Cambria"/>
-          <w:b w:val="1"/>
-          <w:i w:val="0"/>
-          <w:smallCaps w:val="0"/>
-          <w:strike w:val="0"/>
-          <w:color w:val="000000"/>
-          <w:sz w:val="22"/>
-          <w:szCs w:val="22"/>
-          <w:u w:val="none"/>
-          <w:shd w:fill="auto" w:val="clear"/>
-          <w:vertAlign w:val="baseline"/>
-          <w:rtl w:val="0"/>
-        </w:rPr>
-        <w:t xml:space="preserve"> Engineering and Computer Science</w:t>
-      </w:r>
-      <w:r>
-        <w:rPr>
-          <w:rFonts w:ascii="Cambria" w:cs="Cambria" w:eastAsia="Cambria" w:hAnsi="Cambria"/>
-          <w:b w:val="0"/>
-          <w:i w:val="0"/>
-          <w:smallCaps w:val="0"/>
-          <w:strike w:val="0"/>
-          <w:color w:val="000000"/>
-          <w:sz w:val="22"/>
-          <w:szCs w:val="22"/>
-          <w:u w:val="none"/>
-          <w:shd w:fill="auto" w:val="clear"/>
-          <w:vertAlign w:val="baseline"/>
-          <w:rtl w:val="0"/>
-        </w:rPr>
-        <w:t xml:space="preserve">, June 2018                                                                                 GPA: 3.94</w:t>
+        <w:spacing w:lineRule="auto" w:line="276"/>
+        <w:rPr/>
+      </w:pPr>
+      <w:r>
+        <w:rPr>
+          <w:rFonts w:ascii="Cambria" w:hAnsi="Cambria"/>
+          <w:sz w:val="22"/>
+          <w:szCs w:val="22"/>
+        </w:rPr>
+        <w:t>Certificates in</w:t>
+      </w:r>
+      <w:r>
+        <w:rPr>
+          <w:rFonts w:ascii="Cambria" w:hAnsi="Cambria"/>
+          <w:b/>
+          <w:bCs/>
+          <w:sz w:val="22"/>
+          <w:szCs w:val="22"/>
+        </w:rPr>
+        <w:t xml:space="preserve"> Engineering </w:t>
+      </w:r>
+      <w:r>
+        <w:rPr>
+          <w:rFonts w:ascii="Cambria" w:hAnsi="Cambria"/>
+          <w:b/>
+          <w:sz w:val="22"/>
+          <w:szCs w:val="22"/>
+        </w:rPr>
+        <w:t>and Computer Science</w:t>
+      </w:r>
+      <w:r>
+        <w:rPr>
+          <w:rFonts w:ascii="Cambria" w:hAnsi="Cambria"/>
+          <w:sz w:val="22"/>
+          <w:szCs w:val="22"/>
+        </w:rPr>
+        <w:t>, June 2018                                                                                 GPA: 3.94</w:t>
         <w:tab/>
-      </w:r>
-      <w:r>
-        <w:rPr>
-          <w:rtl w:val="0"/>
-        </w:rPr>
       </w:r>
     </w:p>
     <w:p>
       <w:pPr>
         <w:pStyle w:val="Heading2"/>
-        <w:spacing w:after="0" w:before="240" w:line="276" w:lineRule="auto"/>
-        <w:rPr>
-          <w:rFonts w:ascii="Libre Franklin Black" w:cs="Libre Franklin Black" w:eastAsia="Libre Franklin Black" w:hAnsi="Libre Franklin Black"/>
-          <w:b w:val="0"/>
+        <w:spacing w:lineRule="auto" w:line="276" w:before="240" w:after="0"/>
+        <w:rPr>
+          <w:rFonts w:ascii="Franklin Gothic Heavy" w:hAnsi="Franklin Gothic Heavy"/>
+          <w:b w:val="false"/>
+          <w:b w:val="false"/>
           <w:sz w:val="24"/>
           <w:szCs w:val="24"/>
         </w:rPr>
       </w:pPr>
       <w:r>
         <w:rPr>
-          <w:rFonts w:ascii="Libre Franklin Black" w:cs="Libre Franklin Black" w:eastAsia="Libre Franklin Black" w:hAnsi="Libre Franklin Black"/>
-          <w:b w:val="0"/>
+          <w:rFonts w:ascii="Franklin Gothic Heavy" w:hAnsi="Franklin Gothic Heavy"/>
+          <w:b w:val="false"/>
           <w:sz w:val="24"/>
           <w:szCs w:val="24"/>
-          <w:rtl w:val="0"/>
-        </w:rPr>
-        <w:t xml:space="preserve">Skills</w:t>
+        </w:rPr>
+        <w:t>Skills</w:t>
       </w:r>
     </w:p>
     <w:p>
       <w:pPr>
-        <w:widowControl w:val="1"/>
-        <w:spacing w:line="276" w:lineRule="auto"/>
-        <w:ind w:left="360" w:right="0" w:firstLine="0"/>
+        <w:pStyle w:val="Normal"/>
+        <w:widowControl/>
+        <w:bidi w:val="0"/>
+        <w:spacing w:lineRule="auto" w:line="276"/>
+        <w:ind w:left="360" w:right="0" w:hanging="0"/>
         <w:jc w:val="left"/>
         <w:rPr/>
       </w:pPr>
       <w:r>
         <w:rPr>
-          <w:rFonts w:ascii="Cambria" w:cs="Cambria" w:eastAsia="Cambria" w:hAnsi="Cambria"/>
-          <w:sz w:val="22"/>
-          <w:szCs w:val="22"/>
-          <w:rtl w:val="0"/>
+          <w:rFonts w:ascii="Cambria" w:hAnsi="Cambria"/>
+          <w:sz w:val="22"/>
+          <w:szCs w:val="22"/>
         </w:rPr>
         <w:t xml:space="preserve"> </w:t>
       </w:r>
       <w:r>
         <w:rPr>
-          <w:rFonts w:ascii="Cambria" w:cs="Cambria" w:eastAsia="Cambria" w:hAnsi="Cambria"/>
-          <w:b w:val="1"/>
-          <w:sz w:val="22"/>
-          <w:szCs w:val="22"/>
-          <w:rtl w:val="0"/>
-        </w:rPr>
-        <w:t xml:space="preserve">Programming Languages:</w:t>
-      </w:r>
-      <w:r>
-        <w:rPr>
-          <w:rFonts w:ascii="Cambria" w:cs="Cambria" w:eastAsia="Cambria" w:hAnsi="Cambria"/>
-          <w:sz w:val="22"/>
-          <w:szCs w:val="22"/>
-          <w:rtl w:val="0"/>
+          <w:rFonts w:ascii="Cambria" w:hAnsi="Cambria"/>
+          <w:b/>
+          <w:sz w:val="22"/>
+          <w:szCs w:val="22"/>
+        </w:rPr>
+        <w:t>Programming Languages:</w:t>
+      </w:r>
+      <w:r>
+        <w:rPr>
+          <w:rFonts w:ascii="Cambria" w:hAnsi="Cambria"/>
+          <w:sz w:val="22"/>
+          <w:szCs w:val="22"/>
         </w:rPr>
         <w:t xml:space="preserve"> C, C++, Python, Java, Javascript, Shell, Verilog/System Verilog, Assembly,SQLite, mySQL</w:t>
-      </w:r>
-      <w:r>
-        <w:rPr>
-          <w:rtl w:val="0"/>
-        </w:rPr>
       </w:r>
     </w:p>
     <w:p>
       <w:pPr>
-        <w:spacing w:line="276" w:lineRule="auto"/>
-        <w:ind w:left="360" w:firstLine="0"/>
+        <w:pStyle w:val="Normal"/>
+        <w:spacing w:lineRule="auto" w:line="276"/>
+        <w:ind w:left="360" w:hanging="0"/>
         <w:rPr/>
       </w:pPr>
       <w:r>
         <w:rPr>
-          <w:rFonts w:ascii="Cambria" w:cs="Cambria" w:eastAsia="Cambria" w:hAnsi="Cambria"/>
-          <w:b w:val="1"/>
-          <w:sz w:val="22"/>
-          <w:szCs w:val="22"/>
-          <w:rtl w:val="0"/>
+          <w:rFonts w:ascii="Cambria" w:hAnsi="Cambria"/>
+          <w:b/>
+          <w:sz w:val="22"/>
+          <w:szCs w:val="22"/>
         </w:rPr>
         <w:t xml:space="preserve">Hardware Testing Devices: </w:t>
       </w:r>
       <w:r>
         <w:rPr>
-          <w:rFonts w:ascii="Cambria" w:cs="Cambria" w:eastAsia="Cambria" w:hAnsi="Cambria"/>
-          <w:sz w:val="22"/>
-          <w:szCs w:val="22"/>
-          <w:rtl w:val="0"/>
-        </w:rPr>
-        <w:t xml:space="preserve">Function Generator, Digital and Analog Multimeters, Oscilloscope, DC Power Supply, Op Amp Circuit Board</w:t>
-      </w:r>
-      <w:r>
-        <w:rPr>
-          <w:rtl w:val="0"/>
-        </w:rPr>
+          <w:rFonts w:ascii="Cambria" w:hAnsi="Cambria"/>
+          <w:sz w:val="22"/>
+          <w:szCs w:val="22"/>
+        </w:rPr>
+        <w:t>Function Generator, Digital and Analog Multimeters, Oscilloscope, DC Power Supply, Op Amp Circuit Board</w:t>
       </w:r>
     </w:p>
     <w:p>
       <w:pPr>
-        <w:spacing w:line="276" w:lineRule="auto"/>
-        <w:ind w:left="360" w:firstLine="0"/>
+        <w:pStyle w:val="Normal"/>
+        <w:spacing w:lineRule="auto" w:line="276"/>
+        <w:ind w:left="360" w:hanging="0"/>
         <w:rPr/>
       </w:pPr>
       <w:r>
         <w:rPr>
-          <w:rFonts w:ascii="Cambria" w:cs="Cambria" w:eastAsia="Cambria" w:hAnsi="Cambria"/>
-          <w:b w:val="1"/>
-          <w:sz w:val="22"/>
-          <w:szCs w:val="22"/>
-          <w:rtl w:val="0"/>
+          <w:rFonts w:ascii="Cambria" w:hAnsi="Cambria"/>
+          <w:b/>
+          <w:sz w:val="22"/>
+          <w:szCs w:val="22"/>
         </w:rPr>
         <w:t xml:space="preserve">Technologies: </w:t>
       </w:r>
       <w:r>
         <w:rPr>
-          <w:rFonts w:ascii="Cambria" w:cs="Cambria" w:eastAsia="Cambria" w:hAnsi="Cambria"/>
-          <w:b w:val="0"/>
-          <w:sz w:val="22"/>
-          <w:szCs w:val="22"/>
-          <w:rtl w:val="0"/>
-        </w:rPr>
-        <w:t xml:space="preserve">Arduino, Raspberrypi, AWS, UNIX, FPGA</w:t>
-      </w:r>
-      <w:r>
-        <w:rPr>
-          <w:rtl w:val="0"/>
-        </w:rPr>
+          <w:rFonts w:ascii="Cambria" w:hAnsi="Cambria"/>
+          <w:b w:val="false"/>
+          <w:bCs w:val="false"/>
+          <w:sz w:val="22"/>
+          <w:szCs w:val="22"/>
+        </w:rPr>
+        <w:t>Arduino, Raspberrypi, AWS, UNIX, FPGA</w:t>
       </w:r>
     </w:p>
     <w:p>
       <w:pPr>
-        <w:spacing w:line="276" w:lineRule="auto"/>
+        <w:pStyle w:val="Normal"/>
+        <w:spacing w:lineRule="auto" w:line="276"/>
         <w:rPr/>
       </w:pPr>
       <w:r>
         <w:rPr>
-          <w:rFonts w:ascii="Cambria" w:cs="Cambria" w:eastAsia="Cambria" w:hAnsi="Cambria"/>
-          <w:sz w:val="22"/>
-          <w:szCs w:val="22"/>
-          <w:rtl w:val="0"/>
+          <w:rFonts w:ascii="Cambria" w:hAnsi="Cambria"/>
+          <w:sz w:val="22"/>
+          <w:szCs w:val="22"/>
         </w:rPr>
         <w:t xml:space="preserve">       </w:t>
       </w:r>
       <w:r>
         <w:rPr>
-          <w:rFonts w:ascii="Cambria" w:cs="Cambria" w:eastAsia="Cambria" w:hAnsi="Cambria"/>
-          <w:b w:val="1"/>
-          <w:sz w:val="22"/>
-          <w:szCs w:val="22"/>
-          <w:rtl w:val="0"/>
+          <w:rFonts w:ascii="Cambria" w:hAnsi="Cambria"/>
+          <w:b/>
+          <w:sz w:val="22"/>
+          <w:szCs w:val="22"/>
         </w:rPr>
         <w:t xml:space="preserve">Applications: </w:t>
       </w:r>
       <w:r>
         <w:rPr>
-          <w:rFonts w:ascii="Cambria" w:cs="Cambria" w:eastAsia="Cambria" w:hAnsi="Cambria"/>
-          <w:sz w:val="22"/>
-          <w:szCs w:val="22"/>
-          <w:rtl w:val="0"/>
+          <w:rFonts w:ascii="Cambria" w:hAnsi="Cambria"/>
+          <w:sz w:val="22"/>
+          <w:szCs w:val="22"/>
         </w:rPr>
         <w:t xml:space="preserve">Eclipse,Vim, Sed, Xilinx, Microsoft Word/Excel/PowerPoint, </w:t>
-      </w:r>
-      <w:r>
-        <w:rPr>
-          <w:rtl w:val="0"/>
-        </w:rPr>
       </w:r>
     </w:p>
     <w:p>
       <w:pPr>
         <w:pStyle w:val="Heading2"/>
-        <w:spacing w:after="0" w:before="240" w:line="276" w:lineRule="auto"/>
+        <w:spacing w:lineRule="auto" w:line="276" w:before="240" w:after="0"/>
         <w:rPr/>
       </w:pPr>
       <w:r>
         <w:rPr>
-          <w:rFonts w:ascii="Libre Franklin Black" w:cs="Libre Franklin Black" w:eastAsia="Libre Franklin Black" w:hAnsi="Libre Franklin Black"/>
-          <w:b w:val="0"/>
+          <w:rFonts w:ascii="Franklin Gothic Heavy" w:hAnsi="Franklin Gothic Heavy"/>
+          <w:b w:val="false"/>
           <w:sz w:val="24"/>
           <w:szCs w:val="24"/>
-          <w:rtl w:val="0"/>
-        </w:rPr>
-        <w:t xml:space="preserve">Computer Engineering Experience</w:t>
-      </w:r>
-      <w:r>
-        <w:rPr>
-          <w:rtl w:val="0"/>
-        </w:rPr>
+        </w:rPr>
+        <w:t>Computer Engineering Experience</w:t>
       </w:r>
     </w:p>
     <w:p>
       <w:pPr>
-        <w:spacing w:line="276" w:lineRule="auto"/>
-        <w:ind w:left="360" w:firstLine="0"/>
+        <w:pStyle w:val="Normal"/>
+        <w:spacing w:lineRule="auto" w:line="276"/>
+        <w:ind w:left="360" w:hanging="0"/>
         <w:rPr/>
       </w:pPr>
       <w:r>
         <w:rPr>
-          <w:rFonts w:ascii="Cambria" w:cs="Cambria" w:eastAsia="Cambria" w:hAnsi="Cambria"/>
-          <w:b w:val="1"/>
-          <w:sz w:val="22"/>
-          <w:szCs w:val="22"/>
-          <w:rtl w:val="0"/>
+          <w:rFonts w:ascii="Cambria" w:hAnsi="Cambria"/>
+          <w:b/>
+          <w:sz w:val="22"/>
+          <w:szCs w:val="22"/>
         </w:rPr>
         <w:t xml:space="preserve">Machine Learning Lead Intern </w:t>
       </w:r>
       <w:r>
         <w:rPr>
-          <w:rFonts w:ascii="Cambria" w:cs="Cambria" w:eastAsia="Cambria" w:hAnsi="Cambria"/>
-          <w:sz w:val="22"/>
-          <w:szCs w:val="22"/>
-          <w:rtl w:val="0"/>
+          <w:rFonts w:ascii="Cambria" w:hAnsi="Cambria"/>
+          <w:sz w:val="22"/>
+          <w:szCs w:val="22"/>
         </w:rPr>
         <w:t xml:space="preserve">(25 hours per week)     </w:t>
       </w:r>
       <w:r>
         <w:rPr>
-          <w:rFonts w:ascii="Cambria" w:cs="Cambria" w:eastAsia="Cambria" w:hAnsi="Cambria"/>
-          <w:b w:val="1"/>
-          <w:sz w:val="22"/>
-          <w:szCs w:val="22"/>
-          <w:rtl w:val="0"/>
+          <w:rFonts w:ascii="Cambria" w:hAnsi="Cambria"/>
+          <w:b/>
+          <w:sz w:val="22"/>
+          <w:szCs w:val="22"/>
         </w:rPr>
         <w:tab/>
         <w:tab/>
@@ -784,885 +467,853 @@
       </w:r>
       <w:r>
         <w:rPr>
-          <w:rFonts w:ascii="Cambria" w:cs="Cambria" w:eastAsia="Cambria" w:hAnsi="Cambria"/>
-          <w:sz w:val="22"/>
-          <w:szCs w:val="22"/>
-          <w:rtl w:val="0"/>
-        </w:rPr>
-        <w:t xml:space="preserve">June 2018 – Sept. 2018</w:t>
-      </w:r>
-      <w:r>
-        <w:rPr>
-          <w:rtl w:val="0"/>
-        </w:rPr>
+          <w:rFonts w:ascii="Cambria" w:hAnsi="Cambria"/>
+          <w:sz w:val="22"/>
+          <w:szCs w:val="22"/>
+        </w:rPr>
+        <w:t>June 2018 – Sept. 2018</w:t>
       </w:r>
     </w:p>
     <w:p>
       <w:pPr>
-        <w:spacing w:line="276" w:lineRule="auto"/>
-        <w:ind w:left="360" w:firstLine="0"/>
+        <w:pStyle w:val="Normal"/>
+        <w:spacing w:lineRule="auto" w:line="276"/>
+        <w:ind w:left="360" w:hanging="0"/>
         <w:rPr/>
       </w:pPr>
       <w:r>
         <w:rPr>
-          <w:rFonts w:ascii="Cambria" w:cs="Cambria" w:eastAsia="Cambria" w:hAnsi="Cambria"/>
-          <w:b w:val="1"/>
-          <w:sz w:val="22"/>
-          <w:szCs w:val="22"/>
-          <w:rtl w:val="0"/>
-        </w:rPr>
-        <w:t xml:space="preserve">ICE Lab – San Francisco, CA</w:t>
-      </w:r>
-      <w:r>
-        <w:rPr>
-          <w:rtl w:val="0"/>
-        </w:rPr>
+          <w:rFonts w:ascii="Cambria" w:hAnsi="Cambria"/>
+          <w:b/>
+          <w:sz w:val="22"/>
+          <w:szCs w:val="22"/>
+        </w:rPr>
+        <w:t>ICE Lab – San Francisco, CA</w:t>
       </w:r>
     </w:p>
     <w:p>
       <w:pPr>
-        <w:keepNext w:val="0"/>
-        <w:keepLines w:val="0"/>
-        <w:widowControl w:val="1"/>
+        <w:pStyle w:val="ListParagraph"/>
         <w:numPr>
           <w:ilvl w:val="0"/>
           <w:numId w:val="2"/>
         </w:numPr>
-        <w:pBdr>
-          <w:top w:space="0" w:sz="0" w:val="nil"/>
-          <w:left w:space="0" w:sz="0" w:val="nil"/>
-          <w:bottom w:space="0" w:sz="0" w:val="nil"/>
-          <w:right w:space="0" w:sz="0" w:val="nil"/>
-          <w:between w:space="0" w:sz="0" w:val="nil"/>
-        </w:pBdr>
-        <w:shd w:fill="auto" w:val="clear"/>
         <w:tabs>
-          <w:tab w:val="left" w:pos="720"/>
+          <w:tab w:val="left" w:pos="720" w:leader="none"/>
         </w:tabs>
-        <w:spacing w:after="0" w:before="0" w:line="276" w:lineRule="auto"/>
-        <w:ind w:left="720" w:right="0" w:hanging="360"/>
-        <w:jc w:val="left"/>
-        <w:rPr>
-          <w:rFonts w:ascii="Cambria" w:cs="Cambria" w:eastAsia="Cambria" w:hAnsi="Cambria"/>
-          <w:b w:val="0"/>
-          <w:i w:val="0"/>
-          <w:smallCaps w:val="0"/>
-          <w:strike w:val="0"/>
-          <w:color w:val="000000"/>
-          <w:sz w:val="22"/>
-          <w:szCs w:val="22"/>
-          <w:u w:val="none"/>
-          <w:shd w:fill="auto" w:val="clear"/>
-          <w:vertAlign w:val="baseline"/>
-        </w:rPr>
-      </w:pPr>
-      <w:r>
-        <w:rPr>
-          <w:rFonts w:ascii="Cambria" w:cs="Cambria" w:eastAsia="Cambria" w:hAnsi="Cambria"/>
-          <w:b w:val="0"/>
-          <w:i w:val="0"/>
-          <w:smallCaps w:val="0"/>
-          <w:strike w:val="0"/>
-          <w:color w:val="000000"/>
-          <w:sz w:val="22"/>
-          <w:szCs w:val="22"/>
-          <w:u w:val="none"/>
-          <w:shd w:fill="auto" w:val="clear"/>
-          <w:vertAlign w:val="baseline"/>
-          <w:rtl w:val="0"/>
-        </w:rPr>
-        <w:t xml:space="preserve">Assisted in developing an android application, for a Neural Machine Interface (NMI)</w:t>
-      </w:r>
-      <w:r>
-        <w:rPr>
-          <w:rtl w:val="0"/>
-        </w:rPr>
+        <w:spacing w:lineRule="auto" w:line="276"/>
+        <w:rPr/>
+      </w:pPr>
+      <w:r>
+        <w:rPr>
+          <w:rFonts w:ascii="Cambria" w:hAnsi="Cambria" w:asciiTheme="majorHAnsi" w:hAnsiTheme="majorHAnsi"/>
+          <w:sz w:val="22"/>
+          <w:szCs w:val="22"/>
+        </w:rPr>
+        <w:t>Assisted in developing an android application, for a Neural Machine Interface (NMI)</w:t>
       </w:r>
     </w:p>
     <w:p>
       <w:pPr>
-        <w:keepNext w:val="0"/>
-        <w:keepLines w:val="0"/>
-        <w:widowControl w:val="1"/>
+        <w:pStyle w:val="ListParagraph"/>
         <w:numPr>
           <w:ilvl w:val="0"/>
           <w:numId w:val="2"/>
         </w:numPr>
-        <w:pBdr>
-          <w:top w:space="0" w:sz="0" w:val="nil"/>
-          <w:left w:space="0" w:sz="0" w:val="nil"/>
-          <w:bottom w:space="0" w:sz="0" w:val="nil"/>
-          <w:right w:space="0" w:sz="0" w:val="nil"/>
-          <w:between w:space="0" w:sz="0" w:val="nil"/>
-        </w:pBdr>
-        <w:shd w:fill="auto" w:val="clear"/>
         <w:tabs>
-          <w:tab w:val="left" w:pos="720"/>
+          <w:tab w:val="left" w:pos="720" w:leader="none"/>
         </w:tabs>
-        <w:spacing w:after="0" w:before="0" w:line="276" w:lineRule="auto"/>
-        <w:ind w:left="720" w:right="0" w:hanging="360"/>
-        <w:jc w:val="left"/>
-        <w:rPr>
-          <w:rFonts w:ascii="Times New Roman" w:cs="Times New Roman" w:eastAsia="Times New Roman" w:hAnsi="Times New Roman"/>
-          <w:b w:val="0"/>
-          <w:i w:val="0"/>
-          <w:smallCaps w:val="0"/>
-          <w:strike w:val="0"/>
-          <w:color w:val="000000"/>
-          <w:sz w:val="20"/>
-          <w:szCs w:val="20"/>
-          <w:u w:val="none"/>
-          <w:shd w:fill="auto" w:val="clear"/>
-          <w:vertAlign w:val="baseline"/>
-        </w:rPr>
-      </w:pPr>
-      <w:r>
-        <w:rPr>
-          <w:rFonts w:ascii="Cambria" w:cs="Cambria" w:eastAsia="Cambria" w:hAnsi="Cambria"/>
-          <w:b w:val="0"/>
-          <w:i w:val="0"/>
-          <w:smallCaps w:val="0"/>
-          <w:strike w:val="0"/>
-          <w:color w:val="000000"/>
-          <w:sz w:val="22"/>
-          <w:szCs w:val="22"/>
-          <w:u w:val="none"/>
-          <w:shd w:fill="auto" w:val="clear"/>
-          <w:vertAlign w:val="baseline"/>
-          <w:rtl w:val="0"/>
-        </w:rPr>
-        <w:t xml:space="preserve">Set up an AWS server to get a working mySQL base in order to store users data</w:t>
-      </w:r>
-      <w:r>
-        <w:rPr>
-          <w:rtl w:val="0"/>
-        </w:rPr>
+        <w:spacing w:lineRule="auto" w:line="276"/>
+        <w:rPr/>
+      </w:pPr>
+      <w:r>
+        <w:rPr>
+          <w:rFonts w:ascii="Cambria" w:hAnsi="Cambria" w:asciiTheme="majorHAnsi" w:hAnsiTheme="majorHAnsi"/>
+          <w:sz w:val="22"/>
+          <w:szCs w:val="22"/>
+        </w:rPr>
+        <w:t>Set up an AWS server to get a working mySQL base in order to store users data</w:t>
       </w:r>
     </w:p>
     <w:p>
       <w:pPr>
+        <w:pStyle w:val="Normal"/>
         <w:tabs>
-          <w:tab w:val="left" w:pos="720"/>
+          <w:tab w:val="left" w:pos="720" w:leader="none"/>
         </w:tabs>
-        <w:spacing w:after="0" w:before="120" w:line="276" w:lineRule="auto"/>
-        <w:ind w:left="360" w:firstLine="0"/>
+        <w:spacing w:lineRule="auto" w:line="276" w:before="120" w:after="0"/>
+        <w:ind w:left="360" w:hanging="0"/>
         <w:rPr/>
       </w:pPr>
       <w:r>
         <w:rPr>
-          <w:rFonts w:ascii="Cambria" w:cs="Cambria" w:eastAsia="Cambria" w:hAnsi="Cambria"/>
-          <w:b w:val="1"/>
+          <w:rFonts w:ascii="Cambria" w:hAnsi="Cambria"/>
+          <w:b/>
           <w:sz w:val="22"/>
           <w:szCs w:val="22"/>
           <w:u w:val="single"/>
-          <w:rtl w:val="0"/>
-        </w:rPr>
-        <w:t xml:space="preserve">Technical Projects – Cal Poly:/Independent:</w:t>
-      </w:r>
-      <w:r>
-        <w:rPr>
-          <w:rtl w:val="0"/>
-        </w:rPr>
+        </w:rPr>
+        <w:t>Technical Projects – Cal Poly:/Independent:</w:t>
       </w:r>
     </w:p>
     <w:p>
       <w:pPr>
+        <w:pStyle w:val="Normal"/>
         <w:tabs>
-          <w:tab w:val="left" w:pos="720"/>
+          <w:tab w:val="left" w:pos="720" w:leader="none"/>
         </w:tabs>
-        <w:spacing w:line="276" w:lineRule="auto"/>
-        <w:ind w:left="360" w:firstLine="0"/>
+        <w:spacing w:lineRule="auto" w:line="276"/>
+        <w:ind w:left="360" w:hanging="0"/>
         <w:rPr/>
       </w:pPr>
       <w:r>
         <w:rPr>
-          <w:rFonts w:ascii="Cambria" w:cs="Cambria" w:eastAsia="Cambria" w:hAnsi="Cambria"/>
-          <w:b w:val="1"/>
-          <w:sz w:val="22"/>
-          <w:szCs w:val="22"/>
-          <w:rtl w:val="0"/>
-        </w:rPr>
-        <w:t xml:space="preserve">Autonomous Solar Tracker (SolarRat) </w:t>
-      </w:r>
-      <w:r>
-        <w:rPr>
-          <w:rtl w:val="0"/>
-        </w:rPr>
+          <w:rFonts w:ascii="Cambria" w:hAnsi="Cambria"/>
+          <w:b/>
+          <w:sz w:val="22"/>
+          <w:szCs w:val="22"/>
+        </w:rPr>
+        <w:t xml:space="preserve">Automous Solar Tracker (SolarRat) </w:t>
       </w:r>
     </w:p>
     <w:p>
       <w:pPr>
+        <w:pStyle w:val="Normal"/>
         <w:tabs>
-          <w:tab w:val="left" w:pos="720"/>
+          <w:tab w:val="left" w:pos="720" w:leader="none"/>
         </w:tabs>
-        <w:spacing w:line="276" w:lineRule="auto"/>
-        <w:ind w:left="360" w:firstLine="0"/>
-        <w:rPr>
-          <w:rFonts w:ascii="Cambria" w:cs="Cambria" w:eastAsia="Cambria" w:hAnsi="Cambria"/>
-          <w:b w:val="0"/>
-          <w:sz w:val="22"/>
-          <w:szCs w:val="22"/>
-        </w:rPr>
-      </w:pPr>
-      <w:r>
-        <w:rPr>
-          <w:rFonts w:ascii="Cambria" w:cs="Cambria" w:eastAsia="Cambria" w:hAnsi="Cambria"/>
-          <w:sz w:val="22"/>
-          <w:szCs w:val="22"/>
-          <w:rtl w:val="0"/>
+        <w:spacing w:lineRule="auto" w:line="276"/>
+        <w:ind w:left="360" w:hanging="0"/>
+        <w:rPr/>
+      </w:pPr>
+      <w:r>
+        <w:rPr>
+          <w:rFonts w:ascii="Cambria" w:hAnsi="Cambria"/>
+          <w:b/>
+          <w:sz w:val="22"/>
+          <w:szCs w:val="22"/>
         </w:rPr>
         <w:t xml:space="preserve">– </w:t>
       </w:r>
       <w:r>
         <w:rPr>
-          <w:rFonts w:ascii="Cambria" w:cs="Cambria" w:eastAsia="Cambria" w:hAnsi="Cambria"/>
-          <w:b w:val="0"/>
-          <w:sz w:val="22"/>
-          <w:szCs w:val="22"/>
-          <w:rtl w:val="0"/>
-        </w:rPr>
-        <w:t xml:space="preserve">It sweeps through 12 position via servo motor and records a pair data: intensity of light, position</w:t>
+          <w:rFonts w:ascii="Cambria" w:hAnsi="Cambria"/>
+          <w:b w:val="false"/>
+          <w:bCs w:val="false"/>
+          <w:sz w:val="22"/>
+          <w:szCs w:val="22"/>
+        </w:rPr>
+        <w:t>U</w:t>
+      </w:r>
+      <w:r>
+        <w:rPr>
+          <w:rFonts w:ascii="Cambria" w:hAnsi="Cambria"/>
+          <w:b w:val="false"/>
+          <w:bCs w:val="false"/>
+          <w:sz w:val="22"/>
+          <w:szCs w:val="22"/>
+        </w:rPr>
+        <w:t>sing an arduino and a RAT MCU</w:t>
+      </w:r>
+      <w:r>
+        <w:rPr>
+          <w:rFonts w:ascii="Cambria" w:hAnsi="Cambria"/>
+          <w:b w:val="false"/>
+          <w:bCs w:val="false"/>
+          <w:sz w:val="22"/>
+          <w:szCs w:val="22"/>
+        </w:rPr>
+        <w:t>(see below)</w:t>
       </w:r>
     </w:p>
     <w:p>
       <w:pPr>
+        <w:pStyle w:val="Normal"/>
         <w:tabs>
-          <w:tab w:val="left" w:pos="720"/>
+          <w:tab w:val="left" w:pos="720" w:leader="none"/>
         </w:tabs>
-        <w:spacing w:line="276" w:lineRule="auto"/>
-        <w:ind w:left="360" w:firstLine="0"/>
-        <w:rPr>
-          <w:rFonts w:ascii="Cambria" w:cs="Cambria" w:eastAsia="Cambria" w:hAnsi="Cambria"/>
-          <w:sz w:val="22"/>
-          <w:szCs w:val="22"/>
-        </w:rPr>
-      </w:pPr>
-      <w:r>
-        <w:rPr>
-          <w:rFonts w:ascii="Cambria" w:cs="Cambria" w:eastAsia="Cambria" w:hAnsi="Cambria"/>
-          <w:b w:val="1"/>
-          <w:sz w:val="22"/>
-          <w:szCs w:val="22"/>
-          <w:rtl w:val="0"/>
-        </w:rPr>
-        <w:t xml:space="preserve">– </w:t>
-      </w:r>
-      <w:r>
-        <w:rPr>
-          <w:rFonts w:ascii="Cambria" w:cs="Cambria" w:eastAsia="Cambria" w:hAnsi="Cambria"/>
-          <w:sz w:val="22"/>
-          <w:szCs w:val="22"/>
-          <w:rtl w:val="0"/>
-        </w:rPr>
-        <w:t xml:space="preserve">Used an arduino and a RAT MCU(see below)</w:t>
+        <w:spacing w:lineRule="auto" w:line="276"/>
+        <w:ind w:left="360" w:hanging="0"/>
+        <w:rPr>
+          <w:b w:val="false"/>
+          <w:b w:val="false"/>
+          <w:bCs w:val="false"/>
+        </w:rPr>
+      </w:pPr>
+      <w:r>
+        <w:rPr>
+          <w:rFonts w:ascii="Cambria" w:hAnsi="Cambria"/>
+          <w:b w:val="false"/>
+          <w:bCs w:val="false"/>
+          <w:sz w:val="22"/>
+          <w:szCs w:val="22"/>
+        </w:rPr>
+        <w:t xml:space="preserve">- </w:t>
+      </w:r>
+      <w:r>
+        <w:rPr>
+          <w:rFonts w:ascii="Cambria" w:hAnsi="Cambria"/>
+          <w:b w:val="false"/>
+          <w:bCs w:val="false"/>
+          <w:sz w:val="22"/>
+          <w:szCs w:val="22"/>
+        </w:rPr>
+        <w:t xml:space="preserve">It </w:t>
+      </w:r>
+      <w:r>
+        <w:rPr>
+          <w:rFonts w:ascii="Cambria" w:hAnsi="Cambria"/>
+          <w:b w:val="false"/>
+          <w:bCs w:val="false"/>
+          <w:sz w:val="22"/>
+          <w:szCs w:val="22"/>
+        </w:rPr>
+        <w:t xml:space="preserve">sweeps through 12 position via servo motor and records </w:t>
+      </w:r>
+      <w:r>
+        <w:rPr>
+          <w:rFonts w:ascii="Cambria" w:hAnsi="Cambria"/>
+          <w:b w:val="false"/>
+          <w:bCs w:val="false"/>
+          <w:sz w:val="22"/>
+          <w:szCs w:val="22"/>
+        </w:rPr>
+        <w:t>a pair</w:t>
+      </w:r>
+      <w:r>
+        <w:rPr>
+          <w:rFonts w:ascii="Cambria" w:hAnsi="Cambria"/>
+          <w:b w:val="false"/>
+          <w:bCs w:val="false"/>
+          <w:sz w:val="22"/>
+          <w:szCs w:val="22"/>
+        </w:rPr>
+        <w:t xml:space="preserve"> </w:t>
+      </w:r>
+      <w:r>
+        <w:rPr>
+          <w:rFonts w:ascii="Cambria" w:hAnsi="Cambria"/>
+          <w:b w:val="false"/>
+          <w:bCs w:val="false"/>
+          <w:sz w:val="22"/>
+          <w:szCs w:val="22"/>
+        </w:rPr>
+        <w:t>data: i</w:t>
+      </w:r>
+      <w:r>
+        <w:rPr>
+          <w:rFonts w:ascii="Cambria" w:hAnsi="Cambria"/>
+          <w:b w:val="false"/>
+          <w:bCs w:val="false"/>
+          <w:sz w:val="22"/>
+          <w:szCs w:val="22"/>
+        </w:rPr>
+        <w:t xml:space="preserve">ntensity </w:t>
+      </w:r>
+      <w:r>
+        <w:rPr>
+          <w:rFonts w:ascii="Cambria" w:hAnsi="Cambria"/>
+          <w:b w:val="false"/>
+          <w:bCs w:val="false"/>
+          <w:sz w:val="22"/>
+          <w:szCs w:val="22"/>
+        </w:rPr>
+        <w:t>of light, position</w:t>
       </w:r>
     </w:p>
     <w:p>
       <w:pPr>
+        <w:pStyle w:val="Normal"/>
         <w:tabs>
-          <w:tab w:val="left" w:pos="720"/>
+          <w:tab w:val="left" w:pos="720" w:leader="none"/>
         </w:tabs>
-        <w:spacing w:line="276" w:lineRule="auto"/>
-        <w:ind w:left="360" w:firstLine="0"/>
-        <w:rPr>
-          <w:b w:val="0"/>
-        </w:rPr>
-      </w:pPr>
-      <w:r>
-        <w:rPr>
-          <w:rFonts w:ascii="Cambria" w:cs="Cambria" w:eastAsia="Cambria" w:hAnsi="Cambria"/>
-          <w:b w:val="0"/>
-          <w:sz w:val="22"/>
-          <w:szCs w:val="22"/>
-          <w:rtl w:val="0"/>
-        </w:rPr>
-        <w:t xml:space="preserve">– Wrote the program in assembly language,  the data is sorted based on intensity and is fed to the arduino to turn the servo to that position</w:t>
-      </w:r>
-      <w:r>
-        <w:rPr>
-          <w:rtl w:val="0"/>
-        </w:rPr>
+        <w:spacing w:lineRule="auto" w:line="276"/>
+        <w:ind w:left="360" w:hanging="0"/>
+        <w:rPr>
+          <w:b w:val="false"/>
+          <w:b w:val="false"/>
+          <w:bCs w:val="false"/>
+        </w:rPr>
+      </w:pPr>
+      <w:r>
+        <w:rPr>
+          <w:rFonts w:ascii="Cambria" w:hAnsi="Cambria"/>
+          <w:b w:val="false"/>
+          <w:bCs w:val="false"/>
+          <w:sz w:val="22"/>
+          <w:szCs w:val="22"/>
+        </w:rPr>
+        <w:t xml:space="preserve">– </w:t>
+      </w:r>
+      <w:r>
+        <w:rPr>
+          <w:rFonts w:ascii="Cambria" w:hAnsi="Cambria"/>
+          <w:b w:val="false"/>
+          <w:bCs w:val="false"/>
+          <w:sz w:val="22"/>
+          <w:szCs w:val="22"/>
+        </w:rPr>
+        <w:t>Written in</w:t>
+      </w:r>
+      <w:r>
+        <w:rPr>
+          <w:rFonts w:ascii="Cambria" w:hAnsi="Cambria"/>
+          <w:b w:val="false"/>
+          <w:bCs w:val="false"/>
+          <w:sz w:val="22"/>
+          <w:szCs w:val="22"/>
+        </w:rPr>
+        <w:t xml:space="preserve"> assembly language, </w:t>
+      </w:r>
+      <w:r>
+        <w:rPr>
+          <w:rFonts w:ascii="Cambria" w:hAnsi="Cambria"/>
+          <w:b w:val="false"/>
+          <w:bCs w:val="false"/>
+          <w:sz w:val="22"/>
+          <w:szCs w:val="22"/>
+        </w:rPr>
+        <w:t xml:space="preserve">the </w:t>
+      </w:r>
+      <w:r>
+        <w:rPr>
+          <w:rFonts w:ascii="Cambria" w:hAnsi="Cambria"/>
+          <w:b w:val="false"/>
+          <w:bCs w:val="false"/>
+          <w:sz w:val="22"/>
+          <w:szCs w:val="22"/>
+        </w:rPr>
+        <w:t xml:space="preserve">data is sorted </w:t>
+      </w:r>
+      <w:r>
+        <w:rPr>
+          <w:rFonts w:ascii="Cambria" w:hAnsi="Cambria"/>
+          <w:b w:val="false"/>
+          <w:bCs w:val="false"/>
+          <w:sz w:val="22"/>
+          <w:szCs w:val="22"/>
+        </w:rPr>
+        <w:t>based on</w:t>
+      </w:r>
+      <w:r>
+        <w:rPr>
+          <w:rFonts w:ascii="Cambria" w:hAnsi="Cambria"/>
+          <w:b w:val="false"/>
+          <w:bCs w:val="false"/>
+          <w:sz w:val="22"/>
+          <w:szCs w:val="22"/>
+        </w:rPr>
+        <w:t xml:space="preserve"> </w:t>
+      </w:r>
+      <w:r>
+        <w:rPr>
+          <w:rFonts w:ascii="Cambria" w:hAnsi="Cambria"/>
+          <w:b w:val="false"/>
+          <w:bCs w:val="false"/>
+          <w:sz w:val="22"/>
+          <w:szCs w:val="22"/>
+        </w:rPr>
+        <w:t>i</w:t>
+      </w:r>
+      <w:r>
+        <w:rPr>
+          <w:rFonts w:ascii="Cambria" w:hAnsi="Cambria"/>
+          <w:b w:val="false"/>
+          <w:bCs w:val="false"/>
+          <w:sz w:val="22"/>
+          <w:szCs w:val="22"/>
+        </w:rPr>
+        <w:t xml:space="preserve">ntensity </w:t>
+      </w:r>
+      <w:r>
+        <w:rPr>
+          <w:rFonts w:ascii="Cambria" w:hAnsi="Cambria"/>
+          <w:b w:val="false"/>
+          <w:bCs w:val="false"/>
+          <w:sz w:val="22"/>
+          <w:szCs w:val="22"/>
+        </w:rPr>
+        <w:t xml:space="preserve">and </w:t>
+      </w:r>
+      <w:r>
+        <w:rPr>
+          <w:rFonts w:ascii="Cambria" w:hAnsi="Cambria"/>
+          <w:b w:val="false"/>
+          <w:bCs w:val="false"/>
+          <w:sz w:val="22"/>
+          <w:szCs w:val="22"/>
+        </w:rPr>
+        <w:t>is fed to the arduino to turn the servo to that position</w:t>
       </w:r>
     </w:p>
     <w:p>
       <w:pPr>
-        <w:spacing w:line="276" w:lineRule="auto"/>
-        <w:ind w:left="360" w:firstLine="0"/>
+        <w:pStyle w:val="Normal"/>
+        <w:spacing w:lineRule="auto" w:line="276"/>
+        <w:ind w:left="360" w:hanging="0"/>
         <w:rPr/>
       </w:pPr>
       <w:r>
         <w:rPr>
-          <w:rFonts w:ascii="Cambria" w:cs="Cambria" w:eastAsia="Cambria" w:hAnsi="Cambria"/>
-          <w:b w:val="1"/>
-          <w:sz w:val="22"/>
-          <w:szCs w:val="22"/>
-          <w:rtl w:val="0"/>
-        </w:rPr>
-        <w:t xml:space="preserve">Autonomous Phone Projector(aProjector) </w:t>
-      </w:r>
-      <w:r>
-        <w:rPr>
-          <w:rFonts w:ascii="Cambria" w:cs="Cambria" w:eastAsia="Cambria" w:hAnsi="Cambria"/>
-          <w:sz w:val="22"/>
-          <w:szCs w:val="22"/>
-          <w:rtl w:val="0"/>
-        </w:rPr>
-        <w:t xml:space="preserve"> - still working on</w:t>
-      </w:r>
-      <w:r>
-        <w:rPr>
-          <w:rtl w:val="0"/>
-        </w:rPr>
+          <w:rFonts w:ascii="Cambria" w:hAnsi="Cambria"/>
+          <w:b/>
+          <w:sz w:val="22"/>
+          <w:szCs w:val="22"/>
+        </w:rPr>
+        <w:t xml:space="preserve">Automous Phone Projector(aProjector) </w:t>
+      </w:r>
+      <w:r>
+        <w:rPr>
+          <w:rFonts w:ascii="Cambria" w:hAnsi="Cambria"/>
+          <w:sz w:val="22"/>
+          <w:szCs w:val="22"/>
+        </w:rPr>
+        <w:t xml:space="preserve"> - </w:t>
+      </w:r>
+      <w:r>
+        <w:rPr>
+          <w:rFonts w:ascii="Cambria" w:hAnsi="Cambria"/>
+          <w:sz w:val="22"/>
+          <w:szCs w:val="22"/>
+        </w:rPr>
+        <w:t>still working on</w:t>
       </w:r>
     </w:p>
     <w:p>
       <w:pPr>
-        <w:spacing w:line="276" w:lineRule="auto"/>
-        <w:ind w:left="360" w:firstLine="0"/>
-        <w:rPr>
-          <w:sz w:val="22"/>
-          <w:szCs w:val="22"/>
-        </w:rPr>
-      </w:pPr>
-      <w:r>
-        <w:rPr>
-          <w:rFonts w:ascii="Cambria" w:cs="Cambria" w:eastAsia="Cambria" w:hAnsi="Cambria"/>
-          <w:sz w:val="22"/>
-          <w:szCs w:val="22"/>
-          <w:rtl w:val="0"/>
-        </w:rPr>
-        <w:t xml:space="preserve">– It projects a magnified </w:t>
-      </w:r>
-      <w:r>
-        <w:rPr>
-          <w:sz w:val="22"/>
-          <w:szCs w:val="22"/>
-          <w:rtl w:val="0"/>
-        </w:rPr>
-        <w:t xml:space="preserve">phones image on the wall and autofocuses</w:t>
+        <w:pStyle w:val="Normal"/>
+        <w:spacing w:lineRule="auto" w:line="276"/>
+        <w:ind w:left="360" w:hanging="0"/>
+        <w:rPr/>
+      </w:pPr>
+      <w:r>
+        <w:rPr>
+          <w:rFonts w:ascii="Cambria" w:hAnsi="Cambria"/>
+          <w:sz w:val="22"/>
+          <w:szCs w:val="22"/>
+        </w:rPr>
+        <w:t xml:space="preserve">– </w:t>
+      </w:r>
+      <w:r>
+        <w:rPr>
+          <w:rFonts w:ascii="Cambria" w:hAnsi="Cambria"/>
+          <w:sz w:val="22"/>
+          <w:szCs w:val="22"/>
+        </w:rPr>
+        <w:t xml:space="preserve">A project  I co-created with a friend, it projects a </w:t>
+      </w:r>
+      <w:r>
+        <w:rPr>
+          <w:sz w:val="22"/>
+          <w:szCs w:val="22"/>
+        </w:rPr>
+        <w:t xml:space="preserve">phones screen on the wall and autofocuses </w:t>
+      </w:r>
+      <w:r>
+        <w:rPr>
+          <w:sz w:val="22"/>
+          <w:szCs w:val="22"/>
+        </w:rPr>
+        <w:t>the image.</w:t>
       </w:r>
     </w:p>
     <w:p>
       <w:pPr>
-        <w:spacing w:line="276" w:lineRule="auto"/>
-        <w:ind w:left="360" w:firstLine="0"/>
+        <w:pStyle w:val="Normal"/>
+        <w:spacing w:lineRule="auto" w:line="276"/>
+        <w:ind w:left="360" w:hanging="0"/>
         <w:rPr/>
       </w:pPr>
       <w:r>
         <w:rPr>
-          <w:rFonts w:ascii="Cambria" w:cs="Cambria" w:eastAsia="Cambria" w:hAnsi="Cambria"/>
-          <w:sz w:val="22"/>
-          <w:szCs w:val="22"/>
-          <w:rtl w:val="0"/>
-        </w:rPr>
-        <w:t xml:space="preserve">– </w:t>
-      </w:r>
-      <w:r>
-        <w:rPr>
-          <w:sz w:val="22"/>
-          <w:szCs w:val="22"/>
-          <w:rtl w:val="0"/>
-        </w:rPr>
-        <w:t xml:space="preserve">Used a basic physics equation - thin lens equation in the program </w:t>
-      </w:r>
-      <w:r>
-        <w:rPr>
-          <w:rtl w:val="0"/>
-        </w:rPr>
+          <w:sz w:val="22"/>
+          <w:szCs w:val="22"/>
+        </w:rPr>
+        <w:t xml:space="preserve">- </w:t>
+      </w:r>
+      <w:r>
+        <w:rPr>
+          <w:sz w:val="22"/>
+          <w:szCs w:val="22"/>
+        </w:rPr>
+        <w:t xml:space="preserve"> </w:t>
+      </w:r>
+      <w:r>
+        <w:rPr>
+          <w:sz w:val="22"/>
+          <w:szCs w:val="22"/>
+        </w:rPr>
+        <w:t xml:space="preserve">Used a basic physics equation  - </w:t>
+      </w:r>
+      <w:r>
+        <w:rPr>
+          <w:sz w:val="22"/>
+          <w:szCs w:val="22"/>
+        </w:rPr>
+        <w:t xml:space="preserve">thin lens equation </w:t>
+      </w:r>
+      <w:r>
+        <w:rPr>
+          <w:sz w:val="22"/>
+          <w:szCs w:val="22"/>
+        </w:rPr>
+        <w:t xml:space="preserve">in the program </w:t>
       </w:r>
     </w:p>
     <w:p>
       <w:pPr>
-        <w:spacing w:line="276" w:lineRule="auto"/>
-        <w:ind w:left="360" w:firstLine="0"/>
+        <w:pStyle w:val="Normal"/>
+        <w:spacing w:lineRule="auto" w:line="276"/>
+        <w:ind w:left="360" w:hanging="0"/>
         <w:rPr/>
       </w:pPr>
       <w:r>
         <w:rPr>
-          <w:rFonts w:ascii="Cambria" w:cs="Cambria" w:eastAsia="Cambria" w:hAnsi="Cambria"/>
-          <w:sz w:val="22"/>
-          <w:szCs w:val="22"/>
-          <w:rtl w:val="0"/>
-        </w:rPr>
-        <w:t xml:space="preserve">– </w:t>
-      </w:r>
-      <w:r>
-        <w:rPr>
-          <w:sz w:val="22"/>
-          <w:szCs w:val="22"/>
-          <w:rtl w:val="0"/>
-        </w:rPr>
-        <w:t xml:space="preserve">The Arduino is fed the distance the projector is away from the wall and turns the motor the amount </w:t>
-      </w:r>
-      <w:r>
-        <w:rPr>
-          <w:rtl w:val="0"/>
-        </w:rPr>
+          <w:sz w:val="22"/>
+          <w:szCs w:val="22"/>
+        </w:rPr>
+        <w:t xml:space="preserve">- </w:t>
+      </w:r>
+      <w:r>
+        <w:rPr>
+          <w:sz w:val="22"/>
+          <w:szCs w:val="22"/>
+        </w:rPr>
+        <w:t xml:space="preserve">The </w:t>
+      </w:r>
+      <w:r>
+        <w:rPr>
+          <w:sz w:val="22"/>
+          <w:szCs w:val="22"/>
+        </w:rPr>
+        <w:t xml:space="preserve">Arduino </w:t>
+      </w:r>
+      <w:r>
+        <w:rPr>
+          <w:sz w:val="22"/>
+          <w:szCs w:val="22"/>
+        </w:rPr>
+        <w:t>is fed the distance the projector is away from the wall and turns the motor the distance it needs</w:t>
       </w:r>
     </w:p>
     <w:p>
       <w:pPr>
-        <w:keepNext w:val="0"/>
-        <w:keepLines w:val="0"/>
-        <w:widowControl w:val="1"/>
-        <w:pBdr>
-          <w:top w:space="0" w:sz="0" w:val="nil"/>
-          <w:left w:space="0" w:sz="0" w:val="nil"/>
-          <w:bottom w:space="0" w:sz="0" w:val="nil"/>
-          <w:right w:space="0" w:sz="0" w:val="nil"/>
-          <w:between w:space="0" w:sz="0" w:val="nil"/>
-        </w:pBdr>
-        <w:shd w:fill="auto" w:val="clear"/>
-        <w:spacing w:after="0" w:before="0" w:line="276" w:lineRule="auto"/>
-        <w:ind w:left="360" w:right="0" w:firstLine="0"/>
-        <w:jc w:val="left"/>
-        <w:rPr>
-          <w:rFonts w:ascii="Times New Roman" w:cs="Times New Roman" w:eastAsia="Times New Roman" w:hAnsi="Times New Roman"/>
-          <w:b w:val="0"/>
-          <w:i w:val="0"/>
-          <w:smallCaps w:val="0"/>
-          <w:strike w:val="0"/>
-          <w:color w:val="000000"/>
-          <w:sz w:val="20"/>
-          <w:szCs w:val="20"/>
-          <w:u w:val="none"/>
-          <w:shd w:fill="auto" w:val="clear"/>
-          <w:vertAlign w:val="baseline"/>
-        </w:rPr>
-      </w:pPr>
-      <w:r>
-        <w:rPr>
-          <w:rFonts w:ascii="Cambria" w:cs="Cambria" w:eastAsia="Cambria" w:hAnsi="Cambria"/>
-          <w:b w:val="1"/>
-          <w:i w:val="0"/>
-          <w:smallCaps w:val="0"/>
-          <w:strike w:val="0"/>
-          <w:color w:val="000000"/>
-          <w:sz w:val="22"/>
-          <w:szCs w:val="22"/>
-          <w:u w:val="none"/>
-          <w:shd w:fill="auto" w:val="clear"/>
-          <w:vertAlign w:val="baseline"/>
-          <w:rtl w:val="0"/>
+        <w:pStyle w:val="ListParagraph"/>
+        <w:spacing w:lineRule="auto" w:line="276"/>
+        <w:ind w:left="360" w:hanging="0"/>
+        <w:rPr/>
+      </w:pPr>
+      <w:r>
+        <w:rPr>
+          <w:rFonts w:ascii="Cambria" w:hAnsi="Cambria"/>
+          <w:b/>
+          <w:bCs/>
+          <w:sz w:val="22"/>
+          <w:szCs w:val="22"/>
         </w:rPr>
         <w:t xml:space="preserve">Assembler (Mips Assembler) </w:t>
-      </w:r>
-      <w:r>
-        <w:rPr>
-          <w:rtl w:val="0"/>
-        </w:rPr>
       </w:r>
     </w:p>
     <w:p>
       <w:pPr>
-        <w:keepNext w:val="0"/>
-        <w:keepLines w:val="0"/>
-        <w:widowControl w:val="1"/>
-        <w:pBdr>
-          <w:top w:space="0" w:sz="0" w:val="nil"/>
-          <w:left w:space="0" w:sz="0" w:val="nil"/>
-          <w:bottom w:space="0" w:sz="0" w:val="nil"/>
-          <w:right w:space="0" w:sz="0" w:val="nil"/>
-          <w:between w:space="0" w:sz="0" w:val="nil"/>
-        </w:pBdr>
-        <w:shd w:fill="auto" w:val="clear"/>
-        <w:spacing w:after="0" w:before="0" w:line="276" w:lineRule="auto"/>
-        <w:ind w:left="360" w:right="0" w:firstLine="0"/>
-        <w:jc w:val="left"/>
-        <w:rPr>
-          <w:rFonts w:ascii="Times New Roman" w:cs="Times New Roman" w:eastAsia="Times New Roman" w:hAnsi="Times New Roman"/>
-          <w:b w:val="0"/>
-          <w:i w:val="0"/>
-          <w:smallCaps w:val="0"/>
-          <w:strike w:val="0"/>
-          <w:color w:val="000000"/>
-          <w:sz w:val="20"/>
-          <w:szCs w:val="20"/>
-          <w:u w:val="none"/>
-          <w:shd w:fill="auto" w:val="clear"/>
-          <w:vertAlign w:val="baseline"/>
-        </w:rPr>
-      </w:pPr>
-      <w:r>
-        <w:rPr>
-          <w:rFonts w:ascii="Cambria" w:cs="Cambria" w:eastAsia="Cambria" w:hAnsi="Cambria"/>
-          <w:sz w:val="22"/>
-          <w:szCs w:val="22"/>
-          <w:rtl w:val="0"/>
-        </w:rPr>
-        <w:t xml:space="preserve">– </w:t>
-      </w:r>
-      <w:r>
-        <w:rPr>
-          <w:rFonts w:ascii="Cambria" w:cs="Cambria" w:eastAsia="Cambria" w:hAnsi="Cambria"/>
-          <w:b w:val="0"/>
-          <w:i w:val="0"/>
-          <w:smallCaps w:val="0"/>
-          <w:strike w:val="0"/>
-          <w:color w:val="000000"/>
-          <w:sz w:val="22"/>
-          <w:szCs w:val="22"/>
-          <w:u w:val="none"/>
-          <w:shd w:fill="auto" w:val="clear"/>
-          <w:vertAlign w:val="baseline"/>
-          <w:rtl w:val="0"/>
+        <w:pStyle w:val="ListParagraph"/>
+        <w:spacing w:lineRule="auto" w:line="276"/>
+        <w:ind w:left="360" w:hanging="0"/>
+        <w:rPr/>
+      </w:pPr>
+      <w:r>
+        <w:rPr>
+          <w:rFonts w:ascii="Cambria" w:hAnsi="Cambria"/>
+          <w:sz w:val="22"/>
+          <w:szCs w:val="22"/>
+        </w:rPr>
+        <w:t>–</w:t>
+      </w:r>
+      <w:r>
+        <w:rPr>
+          <w:rFonts w:ascii="Cambria" w:hAnsi="Cambria"/>
+          <w:sz w:val="22"/>
+          <w:szCs w:val="22"/>
         </w:rPr>
         <w:t xml:space="preserve">Designed an assembler in Java that transforms a large set of instructions into the mips machine </w:t>
       </w:r>
       <w:r>
-        <w:rPr>
-          <w:rFonts w:ascii="Times New Roman" w:cs="Times New Roman" w:eastAsia="Times New Roman" w:hAnsi="Times New Roman"/>
-          <w:b w:val="0"/>
-          <w:i w:val="0"/>
-          <w:smallCaps w:val="0"/>
-          <w:strike w:val="0"/>
-          <w:color w:val="000000"/>
-          <w:sz w:val="20"/>
-          <w:szCs w:val="20"/>
-          <w:u w:val="none"/>
-          <w:shd w:fill="auto" w:val="clear"/>
-          <w:vertAlign w:val="baseline"/>
-          <w:rtl w:val="0"/>
-        </w:rPr>
-        <w:t xml:space="preserve">code.</w:t>
+        <w:rPr/>
+        <w:t>code.</w:t>
       </w:r>
     </w:p>
     <w:p>
       <w:pPr>
-        <w:spacing w:line="276" w:lineRule="auto"/>
-        <w:ind w:left="360" w:firstLine="0"/>
+        <w:pStyle w:val="Normal"/>
+        <w:spacing w:lineRule="auto" w:line="276"/>
+        <w:ind w:left="360" w:hanging="0"/>
         <w:rPr/>
       </w:pPr>
       <w:r>
         <w:rPr>
-          <w:rFonts w:ascii="Cambria" w:cs="Cambria" w:eastAsia="Cambria" w:hAnsi="Cambria"/>
-          <w:b w:val="1"/>
-          <w:sz w:val="22"/>
-          <w:szCs w:val="22"/>
-          <w:rtl w:val="0"/>
-        </w:rPr>
-        <w:t xml:space="preserve">Microcontroller (RAT MCU)</w:t>
-      </w:r>
-      <w:r>
-        <w:rPr>
-          <w:rFonts w:ascii="Cambria" w:cs="Cambria" w:eastAsia="Cambria" w:hAnsi="Cambria"/>
-          <w:sz w:val="22"/>
-          <w:szCs w:val="22"/>
-          <w:rtl w:val="0"/>
+          <w:rFonts w:ascii="Cambria" w:hAnsi="Cambria"/>
+          <w:b/>
+          <w:sz w:val="22"/>
+          <w:szCs w:val="22"/>
+        </w:rPr>
+        <w:t>Microcontroller (RAT MCU)</w:t>
+      </w:r>
+      <w:r>
+        <w:rPr>
+          <w:rFonts w:ascii="Cambria" w:hAnsi="Cambria"/>
+          <w:sz w:val="22"/>
+          <w:szCs w:val="22"/>
         </w:rPr>
         <w:t xml:space="preserve"> </w:t>
-      </w:r>
-      <w:r>
-        <w:rPr>
-          <w:rtl w:val="0"/>
-        </w:rPr>
       </w:r>
     </w:p>
     <w:p>
       <w:pPr>
-        <w:spacing w:line="276" w:lineRule="auto"/>
-        <w:ind w:left="360" w:firstLine="0"/>
+        <w:pStyle w:val="Normal"/>
+        <w:spacing w:lineRule="auto" w:line="276"/>
+        <w:ind w:left="360" w:hanging="0"/>
         <w:rPr/>
       </w:pPr>
       <w:r>
         <w:rPr>
-          <w:rFonts w:ascii="Cambria" w:cs="Cambria" w:eastAsia="Cambria" w:hAnsi="Cambria"/>
-          <w:sz w:val="22"/>
-          <w:szCs w:val="22"/>
-          <w:rtl w:val="0"/>
-        </w:rPr>
-        <w:t xml:space="preserve">– I designed a fully functional computer that has around 40 instructions, in System Verilog</w:t>
-      </w:r>
-      <w:r>
-        <w:rPr>
-          <w:rtl w:val="0"/>
-        </w:rPr>
+          <w:rFonts w:ascii="Cambria" w:hAnsi="Cambria"/>
+          <w:sz w:val="22"/>
+          <w:szCs w:val="22"/>
+        </w:rPr>
+        <w:t xml:space="preserve">– </w:t>
+      </w:r>
+      <w:r>
+        <w:rPr>
+          <w:rFonts w:ascii="Cambria" w:hAnsi="Cambria"/>
+          <w:sz w:val="22"/>
+          <w:szCs w:val="22"/>
+        </w:rPr>
+        <w:t xml:space="preserve">I designed a fully functional computer that has around 40 instruction, </w:t>
+      </w:r>
+      <w:r>
+        <w:rPr>
+          <w:rFonts w:ascii="Cambria" w:hAnsi="Cambria"/>
+          <w:sz w:val="22"/>
+          <w:szCs w:val="22"/>
+        </w:rPr>
+        <w:t>in System Verilog</w:t>
       </w:r>
     </w:p>
     <w:p>
       <w:pPr>
-        <w:spacing w:line="276" w:lineRule="auto"/>
-        <w:ind w:left="360" w:firstLine="0"/>
+        <w:pStyle w:val="Normal"/>
+        <w:spacing w:lineRule="auto" w:line="276"/>
+        <w:ind w:left="360" w:hanging="0"/>
         <w:rPr/>
       </w:pPr>
       <w:r>
         <w:rPr>
-          <w:rFonts w:ascii="Cambria" w:cs="Cambria" w:eastAsia="Cambria" w:hAnsi="Cambria"/>
-          <w:sz w:val="22"/>
-          <w:szCs w:val="22"/>
-          <w:rtl w:val="0"/>
-        </w:rPr>
-        <w:t xml:space="preserve">– This computer consists of basic modules: Program Rom, RAM, PC, SP, ALU, CU, ect.</w:t>
-      </w:r>
-      <w:r>
-        <w:rPr>
-          <w:rtl w:val="0"/>
-        </w:rPr>
+          <w:rFonts w:ascii="Cambria" w:hAnsi="Cambria"/>
+          <w:sz w:val="22"/>
+          <w:szCs w:val="22"/>
+        </w:rPr>
+        <w:t>- This computer consists of basic modules: Program Rom, Register file, RAM, Program Counter, Stack Pointer, Arithmetic and Logic Unit, Flags, Shadow Flags, Interrupt Flag and a Control Unit</w:t>
       </w:r>
     </w:p>
     <w:p>
       <w:pPr>
         <w:pStyle w:val="Heading2"/>
-        <w:spacing w:after="0" w:before="240" w:line="276" w:lineRule="auto"/>
+        <w:spacing w:lineRule="auto" w:line="276" w:before="240" w:after="0"/>
         <w:rPr/>
       </w:pPr>
       <w:r>
         <w:rPr>
-          <w:rFonts w:ascii="Libre Franklin Black" w:cs="Libre Franklin Black" w:eastAsia="Libre Franklin Black" w:hAnsi="Libre Franklin Black"/>
-          <w:b w:val="0"/>
+          <w:rFonts w:ascii="Franklin Gothic Heavy" w:hAnsi="Franklin Gothic Heavy"/>
+          <w:b w:val="false"/>
           <w:sz w:val="24"/>
           <w:szCs w:val="24"/>
-          <w:rtl w:val="0"/>
-        </w:rPr>
-        <w:t xml:space="preserve">Leadership and Work Experience</w:t>
-      </w:r>
-      <w:r>
-        <w:rPr>
-          <w:rtl w:val="0"/>
-        </w:rPr>
+        </w:rPr>
+        <w:t>Leadership and Work Experience</w:t>
       </w:r>
     </w:p>
     <w:p>
       <w:pPr>
-        <w:spacing w:line="276" w:lineRule="auto"/>
-        <w:ind w:left="360" w:firstLine="0"/>
+        <w:pStyle w:val="Normal"/>
+        <w:spacing w:lineRule="auto" w:line="276"/>
+        <w:ind w:left="360" w:hanging="0"/>
         <w:rPr/>
       </w:pPr>
       <w:r>
         <w:rPr>
-          <w:rFonts w:ascii="Cambria" w:cs="Cambria" w:eastAsia="Cambria" w:hAnsi="Cambria"/>
-          <w:b w:val="1"/>
-          <w:sz w:val="22"/>
-          <w:szCs w:val="22"/>
-          <w:rtl w:val="0"/>
-        </w:rPr>
-        <w:t xml:space="preserve">Science Technology Engineering Math Tutor (STEM)  – Canada College</w:t>
-      </w:r>
-      <w:r>
-        <w:rPr>
-          <w:rtl w:val="0"/>
-        </w:rPr>
+          <w:rFonts w:ascii="Cambria" w:hAnsi="Cambria"/>
+          <w:b/>
+          <w:sz w:val="22"/>
+          <w:szCs w:val="22"/>
+        </w:rPr>
+        <w:t>Science Technology Engineering Math Tutor (STEM)  – Canada College</w:t>
       </w:r>
     </w:p>
     <w:p>
       <w:pPr>
+        <w:pStyle w:val="Normal"/>
         <w:tabs>
-          <w:tab w:val="right" w:pos="10080"/>
+          <w:tab w:val="clear" w:pos="720"/>
+          <w:tab w:val="right" w:pos="10080" w:leader="none"/>
         </w:tabs>
-        <w:spacing w:line="276" w:lineRule="auto"/>
-        <w:ind w:left="360" w:firstLine="0"/>
+        <w:spacing w:lineRule="auto" w:line="276"/>
+        <w:ind w:left="360" w:hanging="0"/>
         <w:rPr/>
       </w:pPr>
       <w:r>
         <w:rPr>
-          <w:rFonts w:ascii="Cambria" w:cs="Cambria" w:eastAsia="Cambria" w:hAnsi="Cambria"/>
-          <w:b w:val="1"/>
-          <w:sz w:val="22"/>
-          <w:szCs w:val="22"/>
-          <w:rtl w:val="0"/>
-        </w:rPr>
-        <w:t xml:space="preserve">Tutor (10 to 15 hours per week)</w:t>
-      </w:r>
-      <w:r>
-        <w:rPr>
-          <w:rFonts w:ascii="Cambria" w:cs="Cambria" w:eastAsia="Cambria" w:hAnsi="Cambria"/>
-          <w:sz w:val="22"/>
-          <w:szCs w:val="22"/>
-          <w:rtl w:val="0"/>
+          <w:rFonts w:ascii="Cambria" w:hAnsi="Cambria"/>
+          <w:b/>
+          <w:sz w:val="22"/>
+          <w:szCs w:val="22"/>
+        </w:rPr>
+        <w:t>Tutor (10 to 15 hours per week)</w:t>
+      </w:r>
+      <w:r>
+        <w:rPr>
+          <w:rFonts w:ascii="Cambria" w:hAnsi="Cambria"/>
+          <w:sz w:val="22"/>
+          <w:szCs w:val="22"/>
         </w:rPr>
         <w:tab/>
-        <w:t xml:space="preserve">December 2016 – June 2018</w:t>
-      </w:r>
-      <w:r>
-        <w:rPr>
-          <w:rtl w:val="0"/>
-        </w:rPr>
+        <w:t>December 2016 – June 2018</w:t>
       </w:r>
     </w:p>
     <w:p>
       <w:pPr>
-        <w:keepNext w:val="0"/>
-        <w:keepLines w:val="0"/>
-        <w:widowControl w:val="1"/>
+        <w:pStyle w:val="ListParagraph"/>
         <w:numPr>
           <w:ilvl w:val="0"/>
           <w:numId w:val="1"/>
         </w:numPr>
-        <w:pBdr>
-          <w:top w:space="0" w:sz="0" w:val="nil"/>
-          <w:left w:space="0" w:sz="0" w:val="nil"/>
-          <w:bottom w:space="0" w:sz="0" w:val="nil"/>
-          <w:right w:space="0" w:sz="0" w:val="nil"/>
-          <w:between w:space="0" w:sz="0" w:val="nil"/>
-        </w:pBdr>
-        <w:shd w:fill="auto" w:val="clear"/>
         <w:tabs>
-          <w:tab w:val="right" w:pos="10080"/>
+          <w:tab w:val="clear" w:pos="720"/>
+          <w:tab w:val="right" w:pos="10080" w:leader="none"/>
         </w:tabs>
-        <w:spacing w:after="0" w:before="0" w:line="276" w:lineRule="auto"/>
-        <w:ind w:left="720" w:right="0" w:hanging="360"/>
-        <w:jc w:val="left"/>
-        <w:rPr>
-          <w:rFonts w:ascii="Times New Roman" w:cs="Times New Roman" w:eastAsia="Times New Roman" w:hAnsi="Times New Roman"/>
-          <w:b w:val="0"/>
-          <w:i w:val="0"/>
-          <w:smallCaps w:val="0"/>
-          <w:strike w:val="0"/>
-          <w:color w:val="000000"/>
-          <w:sz w:val="20"/>
-          <w:szCs w:val="20"/>
-          <w:u w:val="none"/>
-          <w:shd w:fill="auto" w:val="clear"/>
-          <w:vertAlign w:val="baseline"/>
-        </w:rPr>
-      </w:pPr>
-      <w:r>
-        <w:rPr>
-          <w:rFonts w:ascii="Cambria" w:cs="Cambria" w:eastAsia="Cambria" w:hAnsi="Cambria"/>
-          <w:b w:val="0"/>
-          <w:i w:val="0"/>
-          <w:smallCaps w:val="0"/>
-          <w:strike w:val="0"/>
-          <w:color w:val="000000"/>
-          <w:sz w:val="22"/>
-          <w:szCs w:val="22"/>
-          <w:u w:val="none"/>
-          <w:shd w:fill="auto" w:val="clear"/>
-          <w:vertAlign w:val="baseline"/>
-          <w:rtl w:val="0"/>
-        </w:rPr>
-        <w:t xml:space="preserve">Enhanced leadership, communication, and interpersonal skills through tutoring peers in computer programming, physics, and calculus</w:t>
-      </w:r>
-      <w:r>
-        <w:rPr>
-          <w:rtl w:val="0"/>
-        </w:rPr>
+        <w:spacing w:lineRule="auto" w:line="276"/>
+        <w:ind w:left="720" w:hanging="360"/>
+        <w:rPr/>
+      </w:pPr>
+      <w:r>
+        <w:rPr>
+          <w:rFonts w:ascii="Cambria" w:hAnsi="Cambria"/>
+          <w:sz w:val="22"/>
+          <w:szCs w:val="22"/>
+        </w:rPr>
+        <w:t>Enhanced leadership, communication, and interpersonal skills through tutoring peers in computer programming, physics, and calculus.</w:t>
       </w:r>
     </w:p>
     <w:p>
       <w:pPr>
+        <w:pStyle w:val="Normal"/>
         <w:tabs>
-          <w:tab w:val="left" w:pos="360"/>
-          <w:tab w:val="right" w:pos="10080"/>
+          <w:tab w:val="clear" w:pos="720"/>
+          <w:tab w:val="left" w:pos="360" w:leader="none"/>
+          <w:tab w:val="right" w:pos="10080" w:leader="none"/>
         </w:tabs>
-        <w:spacing w:line="276" w:lineRule="auto"/>
-        <w:rPr/>
-      </w:pPr>
-      <w:r>
-        <w:rPr>
-          <w:rFonts w:ascii="Cambria" w:cs="Cambria" w:eastAsia="Cambria" w:hAnsi="Cambria"/>
-          <w:sz w:val="22"/>
-          <w:szCs w:val="22"/>
-          <w:rtl w:val="0"/>
+        <w:spacing w:lineRule="auto" w:line="276"/>
+        <w:rPr>
+          <w:rFonts w:ascii="Cambria" w:hAnsi="Cambria"/>
+          <w:sz w:val="12"/>
+          <w:szCs w:val="12"/>
+        </w:rPr>
+      </w:pPr>
+      <w:r>
+        <w:rPr>
+          <w:rFonts w:ascii="Cambria" w:hAnsi="Cambria"/>
+          <w:sz w:val="12"/>
+          <w:szCs w:val="12"/>
         </w:rPr>
         <w:tab/>
-      </w:r>
-      <w:r>
-        <w:rPr>
-          <w:rFonts w:ascii="Cambria" w:cs="Cambria" w:eastAsia="Cambria" w:hAnsi="Cambria"/>
-          <w:b w:val="1"/>
-          <w:sz w:val="22"/>
-          <w:szCs w:val="22"/>
-          <w:rtl w:val="0"/>
-        </w:rPr>
-        <w:t xml:space="preserve">Computer Science Club – Canada College</w:t>
-      </w:r>
-      <w:r>
-        <w:rPr>
-          <w:rtl w:val="0"/>
-        </w:rPr>
       </w:r>
     </w:p>
     <w:p>
       <w:pPr>
-        <w:keepNext w:val="0"/>
-        <w:keepLines w:val="0"/>
-        <w:widowControl w:val="1"/>
+        <w:pStyle w:val="Normal"/>
+        <w:tabs>
+          <w:tab w:val="clear" w:pos="720"/>
+          <w:tab w:val="left" w:pos="360" w:leader="none"/>
+          <w:tab w:val="right" w:pos="10080" w:leader="none"/>
+        </w:tabs>
+        <w:spacing w:lineRule="auto" w:line="276"/>
+        <w:rPr/>
+      </w:pPr>
+      <w:r>
+        <w:rPr>
+          <w:rFonts w:ascii="Cambria" w:hAnsi="Cambria"/>
+          <w:sz w:val="22"/>
+          <w:szCs w:val="22"/>
+        </w:rPr>
+        <w:tab/>
+      </w:r>
+      <w:r>
+        <w:rPr>
+          <w:rFonts w:ascii="Cambria" w:hAnsi="Cambria"/>
+          <w:b/>
+          <w:sz w:val="22"/>
+          <w:szCs w:val="22"/>
+        </w:rPr>
+        <w:t>Computer Science Club – Canada College</w:t>
+      </w:r>
+    </w:p>
+    <w:p>
+      <w:pPr>
+        <w:pStyle w:val="ListParagraph"/>
         <w:numPr>
           <w:ilvl w:val="0"/>
           <w:numId w:val="1"/>
         </w:numPr>
-        <w:pBdr>
-          <w:top w:space="0" w:sz="0" w:val="nil"/>
-          <w:left w:space="0" w:sz="0" w:val="nil"/>
-          <w:bottom w:space="0" w:sz="0" w:val="nil"/>
-          <w:right w:space="0" w:sz="0" w:val="nil"/>
-          <w:between w:space="0" w:sz="0" w:val="nil"/>
-        </w:pBdr>
-        <w:shd w:fill="auto" w:val="clear"/>
         <w:tabs>
-          <w:tab w:val="left" w:pos="360"/>
-          <w:tab w:val="left" w:pos="720"/>
-          <w:tab w:val="right" w:pos="10080"/>
+          <w:tab w:val="left" w:pos="360" w:leader="none"/>
+          <w:tab w:val="left" w:pos="720" w:leader="none"/>
+          <w:tab w:val="right" w:pos="10080" w:leader="none"/>
         </w:tabs>
-        <w:spacing w:after="0" w:before="0" w:line="276" w:lineRule="auto"/>
-        <w:ind w:left="720" w:right="0" w:hanging="360"/>
-        <w:jc w:val="left"/>
-        <w:rPr>
-          <w:i w:val="0"/>
-          <w:smallCaps w:val="0"/>
-          <w:strike w:val="0"/>
-          <w:color w:val="000000"/>
-          <w:sz w:val="20"/>
-          <w:szCs w:val="20"/>
-          <w:shd w:fill="auto" w:val="clear"/>
-          <w:vertAlign w:val="baseline"/>
-        </w:rPr>
-      </w:pPr>
-      <w:r>
-        <w:rPr>
-          <w:rFonts w:ascii="Cambria" w:cs="Cambria" w:eastAsia="Cambria" w:hAnsi="Cambria"/>
-          <w:i w:val="0"/>
-          <w:smallCaps w:val="0"/>
-          <w:strike w:val="0"/>
-          <w:color w:val="000000"/>
-          <w:sz w:val="22"/>
-          <w:szCs w:val="22"/>
-          <w:u w:val="none"/>
-          <w:shd w:fill="auto" w:val="clear"/>
-          <w:vertAlign w:val="baseline"/>
-          <w:rtl w:val="0"/>
-        </w:rPr>
-        <w:t xml:space="preserve">Held the secretary </w:t>
-      </w:r>
-      <w:r>
-        <w:rPr>
-          <w:rFonts w:ascii="Cambria" w:cs="Cambria" w:eastAsia="Cambria" w:hAnsi="Cambria"/>
-          <w:sz w:val="22"/>
-          <w:szCs w:val="22"/>
-          <w:rtl w:val="0"/>
-        </w:rPr>
-        <w:t xml:space="preserve">position</w:t>
-      </w:r>
-      <w:r>
-        <w:rPr>
-          <w:rtl w:val="0"/>
-        </w:rPr>
+        <w:spacing w:lineRule="auto" w:line="276"/>
+        <w:ind w:left="720" w:hanging="360"/>
+        <w:rPr>
+          <w:b w:val="false"/>
+          <w:b w:val="false"/>
+          <w:bCs w:val="false"/>
+        </w:rPr>
+      </w:pPr>
+      <w:r>
+        <w:rPr>
+          <w:rFonts w:ascii="Cambria" w:hAnsi="Cambria"/>
+          <w:b w:val="false"/>
+          <w:bCs w:val="false"/>
+          <w:sz w:val="22"/>
+          <w:szCs w:val="22"/>
+        </w:rPr>
+        <w:t>Held the secretary postion</w:t>
       </w:r>
     </w:p>
     <w:sectPr>
-      <w:pgSz w:h="15840" w:w="12240"/>
-      <w:pgMar w:bottom="360" w:top="360" w:left="1080" w:right="1080" w:header="0" w:footer="0"/>
-      <w:pgNumType w:start="1"/>
+      <w:type w:val="nextPage"/>
+      <w:pgSz w:w="12240" w:h="15840"/>
+      <w:pgMar w:left="1080" w:right="1080" w:header="0" w:top="360" w:footer="0" w:bottom="360" w:gutter="0"/>
+      <w:pgNumType w:fmt="decimal"/>
+      <w:formProt w:val="false"/>
+      <w:textDirection w:val="lrTb"/>
+      <w:docGrid w:type="default" w:linePitch="360" w:charSpace="8192"/>
     </w:sectPr>
   </w:body>
 </w:document>
 </file>
 
 <file path=word/numbering.xml><?xml version="1.0" encoding="utf-8"?>
-<w:numbering xmlns:mc="http://schemas.openxmlformats.org/markup-compatibility/2006" xmlns:o="urn:schemas-microsoft-com:office:office" xmlns:r="http://schemas.openxmlformats.org/officeDocument/2006/relationships" xmlns:m="http://schemas.openxmlformats.org/officeDocument/2006/math" xmlns:v="urn:schemas-microsoft-com:vml" xmlns:wp="http://schemas.openxmlformats.org/drawingml/2006/wordprocessingDrawing" xmlns:w10="urn:schemas-microsoft-com:office:word" xmlns:w="http://schemas.openxmlformats.org/wordprocessingml/2006/main" xmlns:wne="http://schemas.microsoft.com/office/word/2006/wordml" xmlns:sl="http://schemas.openxmlformats.org/schemaLibrary/2006/main" xmlns:a="http://schemas.openxmlformats.org/drawingml/2006/main" xmlns:pic="http://schemas.openxmlformats.org/drawingml/2006/picture" xmlns:c="http://schemas.openxmlformats.org/drawingml/2006/chart" xmlns:lc="http://schemas.openxmlformats.org/drawingml/2006/lockedCanvas" xmlns:dgm="http://schemas.openxmlformats.org/drawingml/2006/diagram" xmlns:wps="http://schemas.microsoft.com/office/word/2010/wordprocessingShape" xmlns:wpg="http://schemas.microsoft.com/office/word/2010/wordprocessingGroup" xmlns:w14="http://schemas.microsoft.com/office/word/2010/wordml" xmlns:w15="http://schemas.microsoft.com/office/word/2012/wordml">
+<w:numbering xmlns:w="http://schemas.openxmlformats.org/wordprocessingml/2006/main" xmlns:o="urn:schemas-microsoft-com:office:office" xmlns:r="http://schemas.openxmlformats.org/officeDocument/2006/relationships" xmlns:v="urn:schemas-microsoft-com:vml">
   <w:abstractNum w:abstractNumId="1">
     <w:lvl w:ilvl="0">
       <w:start w:val="1"/>
       <w:numFmt w:val="bullet"/>
-      <w:lvlText w:val="●"/>
+      <w:lvlText w:val=""/>
       <w:lvlJc w:val="left"/>
       <w:pPr>
         <w:ind w:left="1080" w:hanging="360"/>
       </w:pPr>
       <w:rPr>
+        <w:rFonts w:ascii="Symbol" w:hAnsi="Symbol" w:cs="Symbol" w:hint="default"/>
         <w:sz w:val="22"/>
-        <w:szCs w:val="22"/>
+        <w:rFonts w:cs="Symbol"/>
       </w:rPr>
     </w:lvl>
     <w:lvl w:ilvl="1">
@@ -1673,7 +1324,10 @@
       <w:pPr>
         <w:ind w:left="1800" w:hanging="360"/>
       </w:pPr>
-      <w:rPr/>
+      <w:rPr>
+        <w:rFonts w:ascii="Courier New" w:hAnsi="Courier New" w:cs="Courier New" w:hint="default"/>
+        <w:rFonts w:cs="Courier New"/>
+      </w:rPr>
     </w:lvl>
     <w:lvl w:ilvl="2">
       <w:start w:val="1"/>
@@ -1683,7 +1337,10 @@
       <w:pPr>
         <w:ind w:left="2520" w:hanging="360"/>
       </w:pPr>
-      <w:rPr/>
+      <w:rPr>
+        <w:rFonts w:ascii="Wingdings" w:hAnsi="Wingdings" w:cs="Wingdings" w:hint="default"/>
+        <w:rFonts w:cs="Wingdings"/>
+      </w:rPr>
     </w:lvl>
     <w:lvl w:ilvl="3">
       <w:start w:val="1"/>
@@ -1693,7 +1350,10 @@
       <w:pPr>
         <w:ind w:left="3240" w:hanging="360"/>
       </w:pPr>
-      <w:rPr/>
+      <w:rPr>
+        <w:rFonts w:ascii="Symbol" w:hAnsi="Symbol" w:cs="Symbol" w:hint="default"/>
+        <w:rFonts w:cs="Symbol"/>
+      </w:rPr>
     </w:lvl>
     <w:lvl w:ilvl="4">
       <w:start w:val="1"/>
@@ -1703,7 +1363,10 @@
       <w:pPr>
         <w:ind w:left="3960" w:hanging="360"/>
       </w:pPr>
-      <w:rPr/>
+      <w:rPr>
+        <w:rFonts w:ascii="Courier New" w:hAnsi="Courier New" w:cs="Courier New" w:hint="default"/>
+        <w:rFonts w:cs="Courier New"/>
+      </w:rPr>
     </w:lvl>
     <w:lvl w:ilvl="5">
       <w:start w:val="1"/>
@@ -1713,7 +1376,10 @@
       <w:pPr>
         <w:ind w:left="4680" w:hanging="360"/>
       </w:pPr>
-      <w:rPr/>
+      <w:rPr>
+        <w:rFonts w:ascii="Wingdings" w:hAnsi="Wingdings" w:cs="Wingdings" w:hint="default"/>
+        <w:rFonts w:cs="Wingdings"/>
+      </w:rPr>
     </w:lvl>
     <w:lvl w:ilvl="6">
       <w:start w:val="1"/>
@@ -1723,7 +1389,10 @@
       <w:pPr>
         <w:ind w:left="5400" w:hanging="360"/>
       </w:pPr>
-      <w:rPr/>
+      <w:rPr>
+        <w:rFonts w:ascii="Symbol" w:hAnsi="Symbol" w:cs="Symbol" w:hint="default"/>
+        <w:rFonts w:cs="Symbol"/>
+      </w:rPr>
     </w:lvl>
     <w:lvl w:ilvl="7">
       <w:start w:val="1"/>
@@ -1733,7 +1402,10 @@
       <w:pPr>
         <w:ind w:left="6120" w:hanging="360"/>
       </w:pPr>
-      <w:rPr/>
+      <w:rPr>
+        <w:rFonts w:ascii="Courier New" w:hAnsi="Courier New" w:cs="Courier New" w:hint="default"/>
+        <w:rFonts w:cs="Courier New"/>
+      </w:rPr>
     </w:lvl>
     <w:lvl w:ilvl="8">
       <w:start w:val="1"/>
@@ -1743,102 +1415,222 @@
       <w:pPr>
         <w:ind w:left="6840" w:hanging="360"/>
       </w:pPr>
-      <w:rPr/>
+      <w:rPr>
+        <w:rFonts w:ascii="Wingdings" w:hAnsi="Wingdings" w:cs="Wingdings" w:hint="default"/>
+        <w:rFonts w:cs="Wingdings"/>
+      </w:rPr>
     </w:lvl>
   </w:abstractNum>
   <w:abstractNum w:abstractNumId="2">
     <w:lvl w:ilvl="0">
       <w:start w:val="1"/>
       <w:numFmt w:val="bullet"/>
-      <w:lvlText w:val="●"/>
+      <w:lvlText w:val=""/>
       <w:lvlJc w:val="left"/>
       <w:pPr>
         <w:ind w:left="720" w:hanging="360"/>
       </w:pPr>
       <w:rPr>
+        <w:rFonts w:ascii="Symbol" w:hAnsi="Symbol" w:cs="Symbol" w:hint="default"/>
         <w:sz w:val="22"/>
-        <w:szCs w:val="22"/>
+        <w:rFonts w:cs="Symbol"/>
       </w:rPr>
     </w:lvl>
     <w:lvl w:ilvl="1">
       <w:start w:val="1"/>
       <w:numFmt w:val="bullet"/>
-      <w:lvlText w:val="○"/>
+      <w:lvlText w:val="o"/>
       <w:lvlJc w:val="left"/>
       <w:pPr>
         <w:ind w:left="1440" w:hanging="360"/>
       </w:pPr>
-      <w:rPr/>
+      <w:rPr>
+        <w:rFonts w:ascii="Courier New" w:hAnsi="Courier New" w:cs="Courier New" w:hint="default"/>
+        <w:rFonts w:cs="Courier New"/>
+      </w:rPr>
     </w:lvl>
     <w:lvl w:ilvl="2">
       <w:start w:val="1"/>
       <w:numFmt w:val="bullet"/>
-      <w:lvlText w:val="■"/>
+      <w:lvlText w:val=""/>
       <w:lvlJc w:val="left"/>
       <w:pPr>
         <w:ind w:left="2160" w:hanging="360"/>
       </w:pPr>
-      <w:rPr/>
+      <w:rPr>
+        <w:rFonts w:ascii="Wingdings" w:hAnsi="Wingdings" w:cs="Wingdings" w:hint="default"/>
+        <w:rFonts w:cs="Wingdings"/>
+      </w:rPr>
     </w:lvl>
     <w:lvl w:ilvl="3">
       <w:start w:val="1"/>
       <w:numFmt w:val="bullet"/>
-      <w:lvlText w:val="●"/>
+      <w:lvlText w:val=""/>
       <w:lvlJc w:val="left"/>
       <w:pPr>
         <w:ind w:left="2880" w:hanging="360"/>
       </w:pPr>
-      <w:rPr/>
+      <w:rPr>
+        <w:rFonts w:ascii="Symbol" w:hAnsi="Symbol" w:cs="Symbol" w:hint="default"/>
+        <w:rFonts w:cs="Symbol"/>
+      </w:rPr>
     </w:lvl>
     <w:lvl w:ilvl="4">
       <w:start w:val="1"/>
       <w:numFmt w:val="bullet"/>
-      <w:lvlText w:val="○"/>
+      <w:lvlText w:val="o"/>
       <w:lvlJc w:val="left"/>
       <w:pPr>
         <w:ind w:left="3600" w:hanging="360"/>
       </w:pPr>
-      <w:rPr/>
+      <w:rPr>
+        <w:rFonts w:ascii="Courier New" w:hAnsi="Courier New" w:cs="Courier New" w:hint="default"/>
+        <w:rFonts w:cs="Courier New"/>
+      </w:rPr>
     </w:lvl>
     <w:lvl w:ilvl="5">
       <w:start w:val="1"/>
       <w:numFmt w:val="bullet"/>
-      <w:lvlText w:val="■"/>
+      <w:lvlText w:val=""/>
       <w:lvlJc w:val="left"/>
       <w:pPr>
         <w:ind w:left="4320" w:hanging="360"/>
       </w:pPr>
-      <w:rPr/>
+      <w:rPr>
+        <w:rFonts w:ascii="Wingdings" w:hAnsi="Wingdings" w:cs="Wingdings" w:hint="default"/>
+        <w:rFonts w:cs="Wingdings"/>
+      </w:rPr>
     </w:lvl>
     <w:lvl w:ilvl="6">
       <w:start w:val="1"/>
       <w:numFmt w:val="bullet"/>
-      <w:lvlText w:val="●"/>
+      <w:lvlText w:val=""/>
       <w:lvlJc w:val="left"/>
       <w:pPr>
         <w:ind w:left="5040" w:hanging="360"/>
       </w:pPr>
-      <w:rPr/>
+      <w:rPr>
+        <w:rFonts w:ascii="Symbol" w:hAnsi="Symbol" w:cs="Symbol" w:hint="default"/>
+        <w:rFonts w:cs="Symbol"/>
+      </w:rPr>
     </w:lvl>
     <w:lvl w:ilvl="7">
       <w:start w:val="1"/>
       <w:numFmt w:val="bullet"/>
-      <w:lvlText w:val="○"/>
+      <w:lvlText w:val="o"/>
       <w:lvlJc w:val="left"/>
       <w:pPr>
         <w:ind w:left="5760" w:hanging="360"/>
       </w:pPr>
-      <w:rPr/>
+      <w:rPr>
+        <w:rFonts w:ascii="Courier New" w:hAnsi="Courier New" w:cs="Courier New" w:hint="default"/>
+        <w:rFonts w:cs="Courier New"/>
+      </w:rPr>
     </w:lvl>
     <w:lvl w:ilvl="8">
       <w:start w:val="1"/>
       <w:numFmt w:val="bullet"/>
-      <w:lvlText w:val="■"/>
+      <w:lvlText w:val=""/>
       <w:lvlJc w:val="left"/>
       <w:pPr>
         <w:ind w:left="6480" w:hanging="360"/>
       </w:pPr>
-      <w:rPr/>
+      <w:rPr>
+        <w:rFonts w:ascii="Wingdings" w:hAnsi="Wingdings" w:cs="Wingdings" w:hint="default"/>
+        <w:rFonts w:cs="Wingdings"/>
+      </w:rPr>
+    </w:lvl>
+  </w:abstractNum>
+  <w:abstractNum w:abstractNumId="3">
+    <w:lvl w:ilvl="0">
+      <w:start w:val="1"/>
+      <w:numFmt w:val="none"/>
+      <w:suff w:val="nothing"/>
+      <w:lvlText w:val=""/>
+      <w:lvlJc w:val="left"/>
+      <w:pPr>
+        <w:ind w:left="0" w:hanging="0"/>
+      </w:pPr>
+    </w:lvl>
+    <w:lvl w:ilvl="1">
+      <w:start w:val="1"/>
+      <w:numFmt w:val="none"/>
+      <w:suff w:val="nothing"/>
+      <w:lvlText w:val=""/>
+      <w:lvlJc w:val="left"/>
+      <w:pPr>
+        <w:ind w:left="0" w:hanging="0"/>
+      </w:pPr>
+    </w:lvl>
+    <w:lvl w:ilvl="2">
+      <w:start w:val="1"/>
+      <w:numFmt w:val="none"/>
+      <w:suff w:val="nothing"/>
+      <w:lvlText w:val=""/>
+      <w:lvlJc w:val="left"/>
+      <w:pPr>
+        <w:ind w:left="0" w:hanging="0"/>
+      </w:pPr>
+    </w:lvl>
+    <w:lvl w:ilvl="3">
+      <w:start w:val="1"/>
+      <w:numFmt w:val="none"/>
+      <w:suff w:val="nothing"/>
+      <w:lvlText w:val=""/>
+      <w:lvlJc w:val="left"/>
+      <w:pPr>
+        <w:ind w:left="0" w:hanging="0"/>
+      </w:pPr>
+    </w:lvl>
+    <w:lvl w:ilvl="4">
+      <w:start w:val="1"/>
+      <w:numFmt w:val="none"/>
+      <w:suff w:val="nothing"/>
+      <w:lvlText w:val=""/>
+      <w:lvlJc w:val="left"/>
+      <w:pPr>
+        <w:ind w:left="0" w:hanging="0"/>
+      </w:pPr>
+    </w:lvl>
+    <w:lvl w:ilvl="5">
+      <w:start w:val="1"/>
+      <w:numFmt w:val="none"/>
+      <w:suff w:val="nothing"/>
+      <w:lvlText w:val=""/>
+      <w:lvlJc w:val="left"/>
+      <w:pPr>
+        <w:ind w:left="0" w:hanging="0"/>
+      </w:pPr>
+    </w:lvl>
+    <w:lvl w:ilvl="6">
+      <w:start w:val="1"/>
+      <w:numFmt w:val="none"/>
+      <w:suff w:val="nothing"/>
+      <w:lvlText w:val=""/>
+      <w:lvlJc w:val="left"/>
+      <w:pPr>
+        <w:ind w:left="0" w:hanging="0"/>
+      </w:pPr>
+    </w:lvl>
+    <w:lvl w:ilvl="7">
+      <w:start w:val="1"/>
+      <w:numFmt w:val="none"/>
+      <w:suff w:val="nothing"/>
+      <w:lvlText w:val=""/>
+      <w:lvlJc w:val="left"/>
+      <w:pPr>
+        <w:ind w:left="0" w:hanging="0"/>
+      </w:pPr>
+    </w:lvl>
+    <w:lvl w:ilvl="8">
+      <w:start w:val="1"/>
+      <w:numFmt w:val="none"/>
+      <w:suff w:val="nothing"/>
+      <w:lvlText w:val=""/>
+      <w:lvlJc w:val="left"/>
+      <w:pPr>
+        <w:ind w:left="0" w:hanging="0"/>
+      </w:pPr>
     </w:lvl>
   </w:abstractNum>
   <w:num w:numId="1">
@@ -1847,159 +1639,424 @@
   <w:num w:numId="2">
     <w:abstractNumId w:val="2"/>
   </w:num>
+  <w:num w:numId="3">
+    <w:abstractNumId w:val="3"/>
+  </w:num>
 </w:numbering>
 </file>
 
 <file path=word/styles.xml><?xml version="1.0" encoding="utf-8"?>
-<w:styles xmlns:mc="http://schemas.openxmlformats.org/markup-compatibility/2006" xmlns:o="urn:schemas-microsoft-com:office:office" xmlns:r="http://schemas.openxmlformats.org/officeDocument/2006/relationships" xmlns:m="http://schemas.openxmlformats.org/officeDocument/2006/math" xmlns:v="urn:schemas-microsoft-com:vml" xmlns:wp="http://schemas.openxmlformats.org/drawingml/2006/wordprocessingDrawing" xmlns:w10="urn:schemas-microsoft-com:office:word" xmlns:w="http://schemas.openxmlformats.org/wordprocessingml/2006/main" xmlns:wne="http://schemas.microsoft.com/office/word/2006/wordml" xmlns:sl="http://schemas.openxmlformats.org/schemaLibrary/2006/main" xmlns:a="http://schemas.openxmlformats.org/drawingml/2006/main" xmlns:pic="http://schemas.openxmlformats.org/drawingml/2006/picture" xmlns:c="http://schemas.openxmlformats.org/drawingml/2006/chart" xmlns:lc="http://schemas.openxmlformats.org/drawingml/2006/lockedCanvas" xmlns:dgm="http://schemas.openxmlformats.org/drawingml/2006/diagram" xmlns:wps="http://schemas.microsoft.com/office/word/2010/wordprocessingShape" xmlns:wpg="http://schemas.microsoft.com/office/word/2010/wordprocessingGroup" xmlns:w14="http://schemas.microsoft.com/office/word/2010/wordml" xmlns:w15="http://schemas.microsoft.com/office/word/2012/wordml">
+<w:styles xmlns:w="http://schemas.openxmlformats.org/wordprocessingml/2006/main" xmlns:w14="http://schemas.microsoft.com/office/word/2010/wordml" xmlns:mc="http://schemas.openxmlformats.org/markup-compatibility/2006" mc:Ignorable="w14">
   <w:docDefaults>
     <w:rPrDefault>
       <w:rPr>
-        <w:lang w:val="en-US"/>
+        <w:rFonts w:ascii="Times New Roman" w:hAnsi="Times New Roman" w:eastAsia="Times New Roman" w:cs="Times New Roman"/>
+        <w:lang w:val="en-US" w:eastAsia="en-US" w:bidi="ar-SA"/>
       </w:rPr>
     </w:rPrDefault>
     <w:pPrDefault>
       <w:pPr/>
     </w:pPrDefault>
   </w:docDefaults>
-  <w:style w:type="paragraph" w:styleId="Normal" w:default="1">
-    <w:name w:val="normal"/>
-  </w:style>
-  <w:style w:type="table" w:styleId="TableNormal" w:default="1">
-    <w:name w:val="Table Normal"/>
-  </w:style>
-  <w:style w:type="paragraph" w:styleId="Heading1">
-    <w:name w:val="heading 1"/>
-    <w:basedOn w:val="Normal"/>
-    <w:next w:val="Normal"/>
-    <w:pPr>
-      <w:keepNext w:val="1"/>
-      <w:spacing w:after="240" w:before="240" w:lineRule="auto"/>
-      <w:ind w:left="360" w:firstLine="0"/>
-    </w:pPr>
-    <w:rPr>
-      <w:rFonts w:ascii="Garamond" w:cs="Garamond" w:eastAsia="Garamond" w:hAnsi="Garamond"/>
-      <w:b w:val="1"/>
-      <w:sz w:val="48"/>
-      <w:szCs w:val="48"/>
-    </w:rPr>
-  </w:style>
-  <w:style w:type="paragraph" w:styleId="Heading2">
-    <w:name w:val="heading 2"/>
-    <w:basedOn w:val="Normal"/>
-    <w:next w:val="Normal"/>
-    <w:pPr>
-      <w:keepNext w:val="1"/>
-      <w:spacing w:after="120" w:before="240" w:lineRule="auto"/>
-    </w:pPr>
-    <w:rPr>
-      <w:b w:val="1"/>
-      <w:sz w:val="22"/>
-      <w:szCs w:val="22"/>
-    </w:rPr>
-  </w:style>
-  <w:style w:type="paragraph" w:styleId="Heading3">
-    <w:name w:val="heading 3"/>
-    <w:basedOn w:val="Normal"/>
-    <w:next w:val="Normal"/>
-    <w:pPr>
-      <w:keepNext w:val="1"/>
-      <w:spacing w:after="120" w:before="0" w:lineRule="auto"/>
-      <w:jc w:val="center"/>
-    </w:pPr>
-    <w:rPr>
-      <w:rFonts w:ascii="Garamond" w:cs="Garamond" w:eastAsia="Garamond" w:hAnsi="Garamond"/>
-      <w:b w:val="1"/>
-      <w:smallCaps w:val="1"/>
-      <w:sz w:val="30"/>
-      <w:szCs w:val="30"/>
-    </w:rPr>
-  </w:style>
-  <w:style w:type="paragraph" w:styleId="Heading4">
-    <w:name w:val="heading 4"/>
-    <w:basedOn w:val="Normal"/>
-    <w:next w:val="Normal"/>
-    <w:pPr>
-      <w:keepNext w:val="1"/>
-    </w:pPr>
-    <w:rPr>
-      <w:rFonts w:ascii="Garamond" w:cs="Garamond" w:eastAsia="Garamond" w:hAnsi="Garamond"/>
-      <w:b w:val="1"/>
-      <w:sz w:val="48"/>
-      <w:szCs w:val="48"/>
-    </w:rPr>
-  </w:style>
-  <w:style w:type="paragraph" w:styleId="Heading5">
-    <w:name w:val="heading 5"/>
-    <w:basedOn w:val="Normal"/>
-    <w:next w:val="Normal"/>
-    <w:pPr>
-      <w:keepNext w:val="1"/>
-    </w:pPr>
-    <w:rPr>
-      <w:rFonts w:ascii="Garamond" w:cs="Garamond" w:eastAsia="Garamond" w:hAnsi="Garamond"/>
-      <w:b w:val="1"/>
-      <w:sz w:val="21"/>
-      <w:szCs w:val="21"/>
-    </w:rPr>
-  </w:style>
-  <w:style w:type="paragraph" w:styleId="Heading6">
-    <w:name w:val="heading 6"/>
-    <w:basedOn w:val="Normal"/>
-    <w:next w:val="Normal"/>
-    <w:pPr>
-      <w:keepNext w:val="1"/>
-      <w:spacing w:after="40" w:before="0" w:lineRule="auto"/>
-      <w:jc w:val="center"/>
-    </w:pPr>
-    <w:rPr>
-      <w:rFonts w:ascii="Garamond" w:cs="Garamond" w:eastAsia="Garamond" w:hAnsi="Garamond"/>
-      <w:b w:val="1"/>
-      <w:sz w:val="48"/>
-      <w:szCs w:val="48"/>
-    </w:rPr>
-  </w:style>
-  <w:style w:type="paragraph" w:styleId="Title">
-    <w:name w:val="Title"/>
-    <w:basedOn w:val="Normal"/>
-    <w:next w:val="Normal"/>
-    <w:pPr>
-      <w:spacing w:after="60" w:before="240" w:lineRule="auto"/>
-      <w:jc w:val="center"/>
-    </w:pPr>
-    <w:rPr>
-      <w:rFonts w:ascii="Cambria" w:cs="Cambria" w:eastAsia="Cambria" w:hAnsi="Cambria"/>
-      <w:b w:val="1"/>
-      <w:sz w:val="32"/>
-      <w:szCs w:val="32"/>
-    </w:rPr>
-  </w:style>
+  <w:latentStyles w:defLockedState="0" w:defUIPriority="99" w:defSemiHidden="0" w:defUnhideWhenUsed="0" w:defQFormat="0" w:count="371">
+    <w:lsdException w:name="Normal" w:uiPriority="0" w:qFormat="1"/>
+    <w:lsdException w:name="heading 1" w:uiPriority="9" w:qFormat="1"/>
+    <w:lsdException w:name="heading 2" w:uiPriority="0" w:qFormat="1"/>
+    <w:lsdException w:name="heading 3" w:uiPriority="9" w:qFormat="1"/>
+    <w:lsdException w:name="heading 4" w:uiPriority="9" w:qFormat="1"/>
+    <w:lsdException w:name="heading 5" w:uiPriority="9" w:qFormat="1"/>
+    <w:lsdException w:name="heading 6" w:uiPriority="9" w:qFormat="1"/>
+    <w:lsdException w:name="heading 7" w:uiPriority="9" w:qFormat="1"/>
+    <w:lsdException w:name="heading 8" w:uiPriority="9" w:qFormat="1"/>
+    <w:lsdException w:name="heading 9" w:uiPriority="9" w:qFormat="1"/>
+    <w:lsdException w:name="index 1" w:semiHidden="1" w:unhideWhenUsed="1"/>
+    <w:lsdException w:name="index 2" w:semiHidden="1" w:unhideWhenUsed="1"/>
+    <w:lsdException w:name="index 3" w:semiHidden="1" w:unhideWhenUsed="1"/>
+    <w:lsdException w:name="index 4" w:semiHidden="1" w:unhideWhenUsed="1"/>
+    <w:lsdException w:name="index 5" w:semiHidden="1" w:unhideWhenUsed="1"/>
+    <w:lsdException w:name="index 6" w:semiHidden="1" w:unhideWhenUsed="1"/>
+    <w:lsdException w:name="index 7" w:semiHidden="1" w:unhideWhenUsed="1"/>
+    <w:lsdException w:name="index 8" w:semiHidden="1" w:unhideWhenUsed="1"/>
+    <w:lsdException w:name="index 9" w:semiHidden="1" w:unhideWhenUsed="1"/>
+    <w:lsdException w:name="toc 1" w:uiPriority="39" w:semiHidden="1" w:unhideWhenUsed="1"/>
+    <w:lsdException w:name="toc 2" w:uiPriority="39" w:semiHidden="1" w:unhideWhenUsed="1"/>
+    <w:lsdException w:name="toc 3" w:uiPriority="39" w:semiHidden="1" w:unhideWhenUsed="1"/>
+    <w:lsdException w:name="toc 4" w:uiPriority="39" w:semiHidden="1" w:unhideWhenUsed="1"/>
+    <w:lsdException w:name="toc 5" w:uiPriority="39" w:semiHidden="1" w:unhideWhenUsed="1"/>
+    <w:lsdException w:name="toc 6" w:uiPriority="39" w:semiHidden="1" w:unhideWhenUsed="1"/>
+    <w:lsdException w:name="toc 7" w:uiPriority="39" w:semiHidden="1" w:unhideWhenUsed="1"/>
+    <w:lsdException w:name="toc 8" w:uiPriority="39" w:semiHidden="1" w:unhideWhenUsed="1"/>
+    <w:lsdException w:name="toc 9" w:uiPriority="39" w:semiHidden="1" w:unhideWhenUsed="1"/>
+    <w:lsdException w:name="Normal Indent" w:semiHidden="1" w:unhideWhenUsed="1"/>
+    <w:lsdException w:name="footnote text" w:semiHidden="1" w:unhideWhenUsed="1"/>
+    <w:lsdException w:name="annotation text" w:semiHidden="1" w:unhideWhenUsed="1"/>
+    <w:lsdException w:name="header" w:semiHidden="1" w:unhideWhenUsed="1"/>
+    <w:lsdException w:name="footer" w:semiHidden="1" w:unhideWhenUsed="1"/>
+    <w:lsdException w:name="index heading" w:semiHidden="1" w:unhideWhenUsed="1"/>
+    <w:lsdException w:name="caption" w:uiPriority="35" w:semiHidden="1" w:unhideWhenUsed="1" w:qFormat="1"/>
+    <w:lsdException w:name="table of figures" w:semiHidden="1" w:unhideWhenUsed="1"/>
+    <w:lsdException w:name="envelope address" w:semiHidden="1" w:unhideWhenUsed="1"/>
+    <w:lsdException w:name="envelope return" w:semiHidden="1" w:unhideWhenUsed="1"/>
+    <w:lsdException w:name="footnote reference" w:semiHidden="1" w:unhideWhenUsed="1"/>
+    <w:lsdException w:name="annotation reference" w:semiHidden="1" w:unhideWhenUsed="1"/>
+    <w:lsdException w:name="line number" w:semiHidden="1" w:unhideWhenUsed="1"/>
+    <w:lsdException w:name="page number" w:semiHidden="1" w:unhideWhenUsed="1"/>
+    <w:lsdException w:name="endnote reference" w:semiHidden="1" w:unhideWhenUsed="1"/>
+    <w:lsdException w:name="endnote text" w:semiHidden="1" w:unhideWhenUsed="1"/>
+    <w:lsdException w:name="table of authorities" w:semiHidden="1" w:unhideWhenUsed="1"/>
+    <w:lsdException w:name="macro" w:semiHidden="1" w:unhideWhenUsed="1"/>
+    <w:lsdException w:name="toa heading" w:semiHidden="1" w:unhideWhenUsed="1"/>
+    <w:lsdException w:name="List" w:semiHidden="1" w:unhideWhenUsed="1"/>
+    <w:lsdException w:name="List Bullet" w:semiHidden="1" w:unhideWhenUsed="1"/>
+    <w:lsdException w:name="List Number" w:semiHidden="1" w:unhideWhenUsed="1"/>
+    <w:lsdException w:name="List 2" w:semiHidden="1" w:unhideWhenUsed="1"/>
+    <w:lsdException w:name="List 3" w:semiHidden="1" w:unhideWhenUsed="1"/>
+    <w:lsdException w:name="List 4" w:semiHidden="1" w:unhideWhenUsed="1"/>
+    <w:lsdException w:name="List 5" w:semiHidden="1" w:unhideWhenUsed="1"/>
+    <w:lsdException w:name="List Bullet 2" w:semiHidden="1" w:unhideWhenUsed="1"/>
+    <w:lsdException w:name="List Bullet 3" w:semiHidden="1" w:unhideWhenUsed="1"/>
+    <w:lsdException w:name="List Bullet 4" w:semiHidden="1" w:unhideWhenUsed="1"/>
+    <w:lsdException w:name="List Bullet 5" w:semiHidden="1" w:unhideWhenUsed="1"/>
+    <w:lsdException w:name="List Number 2" w:semiHidden="1" w:unhideWhenUsed="1"/>
+    <w:lsdException w:name="List Number 3" w:semiHidden="1" w:unhideWhenUsed="1"/>
+    <w:lsdException w:name="List Number 4" w:semiHidden="1" w:unhideWhenUsed="1"/>
+    <w:lsdException w:name="List Number 5" w:semiHidden="1" w:unhideWhenUsed="1"/>
+    <w:lsdException w:name="Title" w:uiPriority="10" w:qFormat="1"/>
+    <w:lsdException w:name="Closing" w:semiHidden="1" w:unhideWhenUsed="1"/>
+    <w:lsdException w:name="Signature" w:semiHidden="1" w:unhideWhenUsed="1"/>
+    <w:lsdException w:name="Default Paragraph Font" w:uiPriority="1" w:semiHidden="1" w:unhideWhenUsed="1"/>
+    <w:lsdException w:name="Body Text" w:semiHidden="1" w:unhideWhenUsed="1"/>
+    <w:lsdException w:name="Body Text Indent" w:semiHidden="1" w:unhideWhenUsed="1"/>
+    <w:lsdException w:name="List Continue" w:semiHidden="1" w:unhideWhenUsed="1"/>
+    <w:lsdException w:name="List Continue 2" w:semiHidden="1" w:unhideWhenUsed="1"/>
+    <w:lsdException w:name="List Continue 3" w:semiHidden="1" w:unhideWhenUsed="1"/>
+    <w:lsdException w:name="List Continue 4" w:semiHidden="1" w:unhideWhenUsed="1"/>
+    <w:lsdException w:name="List Continue 5" w:semiHidden="1" w:unhideWhenUsed="1"/>
+    <w:lsdException w:name="Message Header" w:semiHidden="1" w:unhideWhenUsed="1"/>
+    <w:lsdException w:name="Subtitle" w:uiPriority="11" w:qFormat="1"/>
+    <w:lsdException w:name="Salutation" w:semiHidden="1" w:unhideWhenUsed="1"/>
+    <w:lsdException w:name="Date" w:semiHidden="1" w:unhideWhenUsed="1"/>
+    <w:lsdException w:name="Body Text First Indent" w:semiHidden="1" w:unhideWhenUsed="1"/>
+    <w:lsdException w:name="Body Text First Indent 2" w:semiHidden="1" w:unhideWhenUsed="1"/>
+    <w:lsdException w:name="Note Heading" w:semiHidden="1" w:unhideWhenUsed="1"/>
+    <w:lsdException w:name="Body Text 2" w:semiHidden="1" w:unhideWhenUsed="1"/>
+    <w:lsdException w:name="Body Text 3" w:semiHidden="1" w:unhideWhenUsed="1"/>
+    <w:lsdException w:name="Body Text Indent 2" w:semiHidden="1" w:unhideWhenUsed="1"/>
+    <w:lsdException w:name="Body Text Indent 3" w:semiHidden="1" w:unhideWhenUsed="1"/>
+    <w:lsdException w:name="Block Text" w:semiHidden="1" w:unhideWhenUsed="1"/>
+    <w:lsdException w:name="Hyperlink" w:semiHidden="1" w:unhideWhenUsed="1"/>
+    <w:lsdException w:name="FollowedHyperlink" w:semiHidden="1" w:unhideWhenUsed="1"/>
+    <w:lsdException w:name="Strong" w:uiPriority="22" w:qFormat="1"/>
+    <w:lsdException w:name="Emphasis" w:uiPriority="20" w:qFormat="1"/>
+    <w:lsdException w:name="Document Map" w:semiHidden="1" w:unhideWhenUsed="1"/>
+    <w:lsdException w:name="Plain Text" w:semiHidden="1" w:unhideWhenUsed="1"/>
+    <w:lsdException w:name="E-mail Signature" w:semiHidden="1" w:unhideWhenUsed="1"/>
+    <w:lsdException w:name="HTML Top of Form" w:semiHidden="1" w:unhideWhenUsed="1"/>
+    <w:lsdException w:name="HTML Bottom of Form" w:semiHidden="1" w:unhideWhenUsed="1"/>
+    <w:lsdException w:name="Normal (Web)" w:semiHidden="1" w:unhideWhenUsed="1"/>
+    <w:lsdException w:name="HTML Acronym" w:semiHidden="1" w:unhideWhenUsed="1"/>
+    <w:lsdException w:name="HTML Address" w:semiHidden="1" w:unhideWhenUsed="1"/>
+    <w:lsdException w:name="HTML Cite" w:semiHidden="1" w:unhideWhenUsed="1"/>
+    <w:lsdException w:name="HTML Code" w:semiHidden="1" w:unhideWhenUsed="1"/>
+    <w:lsdException w:name="HTML Definition" w:semiHidden="1" w:unhideWhenUsed="1"/>
+    <w:lsdException w:name="HTML Keyboard" w:semiHidden="1" w:unhideWhenUsed="1"/>
+    <w:lsdException w:name="HTML Preformatted" w:semiHidden="1" w:unhideWhenUsed="1"/>
+    <w:lsdException w:name="HTML Sample" w:semiHidden="1" w:unhideWhenUsed="1"/>
+    <w:lsdException w:name="HTML Typewriter" w:semiHidden="1" w:unhideWhenUsed="1"/>
+    <w:lsdException w:name="HTML Variable" w:semiHidden="1" w:unhideWhenUsed="1"/>
+    <w:lsdException w:name="Normal Table" w:semiHidden="1" w:unhideWhenUsed="1"/>
+    <w:lsdException w:name="annotation subject" w:semiHidden="1" w:unhideWhenUsed="1"/>
+    <w:lsdException w:name="No List" w:semiHidden="1" w:unhideWhenUsed="1"/>
+    <w:lsdException w:name="Outline List 1" w:semiHidden="1" w:unhideWhenUsed="1"/>
+    <w:lsdException w:name="Outline List 2" w:semiHidden="1" w:unhideWhenUsed="1"/>
+    <w:lsdException w:name="Outline List 3" w:semiHidden="1" w:unhideWhenUsed="1"/>
+    <w:lsdException w:name="Table Simple 1" w:semiHidden="1" w:unhideWhenUsed="1"/>
+    <w:lsdException w:name="Table Simple 2" w:semiHidden="1" w:unhideWhenUsed="1"/>
+    <w:lsdException w:name="Table Simple 3" w:semiHidden="1" w:unhideWhenUsed="1"/>
+    <w:lsdException w:name="Table Classic 1" w:semiHidden="1" w:unhideWhenUsed="1"/>
+    <w:lsdException w:name="Table Classic 2" w:semiHidden="1" w:unhideWhenUsed="1"/>
+    <w:lsdException w:name="Table Classic 3" w:semiHidden="1" w:unhideWhenUsed="1"/>
+    <w:lsdException w:name="Table Classic 4" w:semiHidden="1" w:unhideWhenUsed="1"/>
+    <w:lsdException w:name="Table Colorful 1" w:semiHidden="1" w:unhideWhenUsed="1"/>
+    <w:lsdException w:name="Table Colorful 2" w:semiHidden="1" w:unhideWhenUsed="1"/>
+    <w:lsdException w:name="Table Colorful 3" w:semiHidden="1" w:unhideWhenUsed="1"/>
+    <w:lsdException w:name="Table Columns 1" w:semiHidden="1" w:unhideWhenUsed="1"/>
+    <w:lsdException w:name="Table Columns 2" w:semiHidden="1" w:unhideWhenUsed="1"/>
+    <w:lsdException w:name="Table Columns 3" w:semiHidden="1" w:unhideWhenUsed="1"/>
+    <w:lsdException w:name="Table Columns 4" w:semiHidden="1" w:unhideWhenUsed="1"/>
+    <w:lsdException w:name="Table Columns 5" w:semiHidden="1" w:unhideWhenUsed="1"/>
+    <w:lsdException w:name="Table Grid 1" w:semiHidden="1" w:unhideWhenUsed="1"/>
+    <w:lsdException w:name="Table Grid 2" w:semiHidden="1" w:unhideWhenUsed="1"/>
+    <w:lsdException w:name="Table Grid 3" w:semiHidden="1" w:unhideWhenUsed="1"/>
+    <w:lsdException w:name="Table Grid 4" w:semiHidden="1" w:unhideWhenUsed="1"/>
+    <w:lsdException w:name="Table Grid 5" w:semiHidden="1" w:unhideWhenUsed="1"/>
+    <w:lsdException w:name="Table Grid 6" w:semiHidden="1" w:unhideWhenUsed="1"/>
+    <w:lsdException w:name="Table Grid 7" w:semiHidden="1" w:unhideWhenUsed="1"/>
+    <w:lsdException w:name="Table Grid 8" w:semiHidden="1" w:unhideWhenUsed="1"/>
+    <w:lsdException w:name="Table List 1" w:semiHidden="1" w:unhideWhenUsed="1"/>
+    <w:lsdException w:name="Table List 2" w:semiHidden="1" w:unhideWhenUsed="1"/>
+    <w:lsdException w:name="Table List 3" w:semiHidden="1" w:unhideWhenUsed="1"/>
+    <w:lsdException w:name="Table List 4" w:semiHidden="1" w:unhideWhenUsed="1"/>
+    <w:lsdException w:name="Table List 5" w:semiHidden="1" w:unhideWhenUsed="1"/>
+    <w:lsdException w:name="Table List 6" w:semiHidden="1" w:unhideWhenUsed="1"/>
+    <w:lsdException w:name="Table List 7" w:semiHidden="1" w:unhideWhenUsed="1"/>
+    <w:lsdException w:name="Table List 8" w:semiHidden="1" w:unhideWhenUsed="1"/>
+    <w:lsdException w:name="Table 3D effects 1" w:semiHidden="1" w:unhideWhenUsed="1"/>
+    <w:lsdException w:name="Table 3D effects 2" w:semiHidden="1" w:unhideWhenUsed="1"/>
+    <w:lsdException w:name="Table 3D effects 3" w:semiHidden="1" w:unhideWhenUsed="1"/>
+    <w:lsdException w:name="Table Contemporary" w:semiHidden="1" w:unhideWhenUsed="1"/>
+    <w:lsdException w:name="Table Elegant" w:semiHidden="1" w:unhideWhenUsed="1"/>
+    <w:lsdException w:name="Table Professional" w:semiHidden="1" w:unhideWhenUsed="1"/>
+    <w:lsdException w:name="Table Subtle 1" w:semiHidden="1" w:unhideWhenUsed="1"/>
+    <w:lsdException w:name="Table Subtle 2" w:semiHidden="1" w:unhideWhenUsed="1"/>
+    <w:lsdException w:name="Table Web 1" w:semiHidden="1" w:unhideWhenUsed="1"/>
+    <w:lsdException w:name="Table Web 2" w:semiHidden="1" w:unhideWhenUsed="1"/>
+    <w:lsdException w:name="Table Web 3" w:semiHidden="1" w:unhideWhenUsed="1"/>
+    <w:lsdException w:name="Balloon Text" w:semiHidden="1" w:unhideWhenUsed="1"/>
+    <w:lsdException w:name="Table Grid" w:uiPriority="59"/>
+    <w:lsdException w:name="Table Theme" w:semiHidden="1" w:unhideWhenUsed="1"/>
+    <w:lsdException w:name="Placeholder Text" w:semiHidden="1"/>
+    <w:lsdException w:name="No Spacing" w:uiPriority="1" w:qFormat="1"/>
+    <w:lsdException w:name="Light Shading" w:uiPriority="60"/>
+    <w:lsdException w:name="Light List" w:uiPriority="61"/>
+    <w:lsdException w:name="Light Grid" w:uiPriority="62"/>
+    <w:lsdException w:name="Medium Shading 1" w:uiPriority="63"/>
+    <w:lsdException w:name="Medium Shading 2" w:uiPriority="64"/>
+    <w:lsdException w:name="Medium List 1" w:uiPriority="65"/>
+    <w:lsdException w:name="Medium List 2" w:uiPriority="66"/>
+    <w:lsdException w:name="Medium Grid 1" w:uiPriority="67"/>
+    <w:lsdException w:name="Medium Grid 2" w:uiPriority="68"/>
+    <w:lsdException w:name="Medium Grid 3" w:uiPriority="69"/>
+    <w:lsdException w:name="Dark List" w:uiPriority="70"/>
+    <w:lsdException w:name="Colorful Shading" w:uiPriority="71"/>
+    <w:lsdException w:name="Colorful List" w:uiPriority="72"/>
+    <w:lsdException w:name="Colorful Grid" w:uiPriority="73"/>
+    <w:lsdException w:name="Light Shading Accent 1" w:uiPriority="60"/>
+    <w:lsdException w:name="Light List Accent 1" w:uiPriority="61"/>
+    <w:lsdException w:name="Light Grid Accent 1" w:uiPriority="62"/>
+    <w:lsdException w:name="Medium Shading 1 Accent 1" w:uiPriority="63"/>
+    <w:lsdException w:name="Medium Shading 2 Accent 1" w:uiPriority="64"/>
+    <w:lsdException w:name="Medium List 1 Accent 1" w:uiPriority="65"/>
+    <w:lsdException w:name="Revision" w:semiHidden="1"/>
+    <w:lsdException w:name="List Paragraph" w:uiPriority="34" w:qFormat="1"/>
+    <w:lsdException w:name="Quote" w:uiPriority="29" w:qFormat="1"/>
+    <w:lsdException w:name="Intense Quote" w:uiPriority="30" w:qFormat="1"/>
+    <w:lsdException w:name="Medium List 2 Accent 1" w:uiPriority="66"/>
+    <w:lsdException w:name="Medium Grid 1 Accent 1" w:uiPriority="67"/>
+    <w:lsdException w:name="Medium Grid 2 Accent 1" w:uiPriority="68"/>
+    <w:lsdException w:name="Medium Grid 3 Accent 1" w:uiPriority="69"/>
+    <w:lsdException w:name="Dark List Accent 1" w:uiPriority="70"/>
+    <w:lsdException w:name="Colorful Shading Accent 1" w:uiPriority="71"/>
+    <w:lsdException w:name="Colorful List Accent 1" w:uiPriority="72"/>
+    <w:lsdException w:name="Colorful Grid Accent 1" w:uiPriority="73"/>
+    <w:lsdException w:name="Light Shading Accent 2" w:uiPriority="60"/>
+    <w:lsdException w:name="Light List Accent 2" w:uiPriority="61"/>
+    <w:lsdException w:name="Light Grid Accent 2" w:uiPriority="62"/>
+    <w:lsdException w:name="Medium Shading 1 Accent 2" w:uiPriority="63"/>
+    <w:lsdException w:name="Medium Shading 2 Accent 2" w:uiPriority="64"/>
+    <w:lsdException w:name="Medium List 1 Accent 2" w:uiPriority="65"/>
+    <w:lsdException w:name="Medium List 2 Accent 2" w:uiPriority="66"/>
+    <w:lsdException w:name="Medium Grid 1 Accent 2" w:uiPriority="67"/>
+    <w:lsdException w:name="Medium Grid 2 Accent 2" w:uiPriority="68"/>
+    <w:lsdException w:name="Medium Grid 3 Accent 2" w:uiPriority="69"/>
+    <w:lsdException w:name="Dark List Accent 2" w:uiPriority="70"/>
+    <w:lsdException w:name="Colorful Shading Accent 2" w:uiPriority="71"/>
+    <w:lsdException w:name="Colorful List Accent 2" w:uiPriority="72"/>
+    <w:lsdException w:name="Colorful Grid Accent 2" w:uiPriority="73"/>
+    <w:lsdException w:name="Light Shading Accent 3" w:uiPriority="60"/>
+    <w:lsdException w:name="Light List Accent 3" w:uiPriority="61"/>
+    <w:lsdException w:name="Light Grid Accent 3" w:uiPriority="62"/>
+    <w:lsdException w:name="Medium Shading 1 Accent 3" w:uiPriority="63"/>
+    <w:lsdException w:name="Medium Shading 2 Accent 3" w:uiPriority="64"/>
+    <w:lsdException w:name="Medium List 1 Accent 3" w:uiPriority="65"/>
+    <w:lsdException w:name="Medium List 2 Accent 3" w:uiPriority="66"/>
+    <w:lsdException w:name="Medium Grid 1 Accent 3" w:uiPriority="67"/>
+    <w:lsdException w:name="Medium Grid 2 Accent 3" w:uiPriority="68"/>
+    <w:lsdException w:name="Medium Grid 3 Accent 3" w:uiPriority="69"/>
+    <w:lsdException w:name="Dark List Accent 3" w:uiPriority="70"/>
+    <w:lsdException w:name="Colorful Shading Accent 3" w:uiPriority="71"/>
+    <w:lsdException w:name="Colorful List Accent 3" w:uiPriority="72"/>
+    <w:lsdException w:name="Colorful Grid Accent 3" w:uiPriority="73"/>
+    <w:lsdException w:name="Light Shading Accent 4" w:uiPriority="60"/>
+    <w:lsdException w:name="Light List Accent 4" w:uiPriority="61"/>
+    <w:lsdException w:name="Light Grid Accent 4" w:uiPriority="62"/>
+    <w:lsdException w:name="Medium Shading 1 Accent 4" w:uiPriority="63"/>
+    <w:lsdException w:name="Medium Shading 2 Accent 4" w:uiPriority="64"/>
+    <w:lsdException w:name="Medium List 1 Accent 4" w:uiPriority="65"/>
+    <w:lsdException w:name="Medium List 2 Accent 4" w:uiPriority="66"/>
+    <w:lsdException w:name="Medium Grid 1 Accent 4" w:uiPriority="67"/>
+    <w:lsdException w:name="Medium Grid 2 Accent 4" w:uiPriority="68"/>
+    <w:lsdException w:name="Medium Grid 3 Accent 4" w:uiPriority="69"/>
+    <w:lsdException w:name="Dark List Accent 4" w:uiPriority="70"/>
+    <w:lsdException w:name="Colorful Shading Accent 4" w:uiPriority="71"/>
+    <w:lsdException w:name="Colorful List Accent 4" w:uiPriority="72"/>
+    <w:lsdException w:name="Colorful Grid Accent 4" w:uiPriority="73"/>
+    <w:lsdException w:name="Light Shading Accent 5" w:uiPriority="60"/>
+    <w:lsdException w:name="Light List Accent 5" w:uiPriority="61"/>
+    <w:lsdException w:name="Light Grid Accent 5" w:uiPriority="62"/>
+    <w:lsdException w:name="Medium Shading 1 Accent 5" w:uiPriority="63"/>
+    <w:lsdException w:name="Medium Shading 2 Accent 5" w:uiPriority="64"/>
+    <w:lsdException w:name="Medium List 1 Accent 5" w:uiPriority="65"/>
+    <w:lsdException w:name="Medium List 2 Accent 5" w:uiPriority="66"/>
+    <w:lsdException w:name="Medium Grid 1 Accent 5" w:uiPriority="67"/>
+    <w:lsdException w:name="Medium Grid 2 Accent 5" w:uiPriority="68"/>
+    <w:lsdException w:name="Medium Grid 3 Accent 5" w:uiPriority="69"/>
+    <w:lsdException w:name="Dark List Accent 5" w:uiPriority="70"/>
+    <w:lsdException w:name="Colorful Shading Accent 5" w:uiPriority="71"/>
+    <w:lsdException w:name="Colorful List Accent 5" w:uiPriority="72"/>
+    <w:lsdException w:name="Colorful Grid Accent 5" w:uiPriority="73"/>
+    <w:lsdException w:name="Light Shading Accent 6" w:uiPriority="60"/>
+    <w:lsdException w:name="Light List Accent 6" w:uiPriority="61"/>
+    <w:lsdException w:name="Light Grid Accent 6" w:uiPriority="62"/>
+    <w:lsdException w:name="Medium Shading 1 Accent 6" w:uiPriority="63"/>
+    <w:lsdException w:name="Medium Shading 2 Accent 6" w:uiPriority="64"/>
+    <w:lsdException w:name="Medium List 1 Accent 6" w:uiPriority="65"/>
+    <w:lsdException w:name="Medium List 2 Accent 6" w:uiPriority="66"/>
+    <w:lsdException w:name="Medium Grid 1 Accent 6" w:uiPriority="67"/>
+    <w:lsdException w:name="Medium Grid 2 Accent 6" w:uiPriority="68"/>
+    <w:lsdException w:name="Medium Grid 3 Accent 6" w:uiPriority="69"/>
+    <w:lsdException w:name="Dark List Accent 6" w:uiPriority="70"/>
+    <w:lsdException w:name="Colorful Shading Accent 6" w:uiPriority="71"/>
+    <w:lsdException w:name="Colorful List Accent 6" w:uiPriority="72"/>
+    <w:lsdException w:name="Colorful Grid Accent 6" w:uiPriority="73"/>
+    <w:lsdException w:name="Subtle Emphasis" w:uiPriority="19" w:qFormat="1"/>
+    <w:lsdException w:name="Intense Emphasis" w:uiPriority="21" w:qFormat="1"/>
+    <w:lsdException w:name="Subtle Reference" w:uiPriority="31" w:qFormat="1"/>
+    <w:lsdException w:name="Intense Reference" w:uiPriority="32" w:qFormat="1"/>
+    <w:lsdException w:name="Book Title" w:uiPriority="33" w:qFormat="1"/>
+    <w:lsdException w:name="Bibliography" w:uiPriority="37" w:semiHidden="1" w:unhideWhenUsed="1"/>
+    <w:lsdException w:name="TOC Heading" w:uiPriority="39" w:semiHidden="1" w:unhideWhenUsed="1" w:qFormat="1"/>
+    <w:lsdException w:name="Plain Table 1" w:uiPriority="41"/>
+    <w:lsdException w:name="Plain Table 2" w:uiPriority="42"/>
+    <w:lsdException w:name="Plain Table 3" w:uiPriority="43"/>
+    <w:lsdException w:name="Plain Table 4" w:uiPriority="44"/>
+    <w:lsdException w:name="Plain Table 5" w:uiPriority="45"/>
+    <w:lsdException w:name="Grid Table Light" w:uiPriority="40"/>
+    <w:lsdException w:name="Grid Table 1 Light" w:uiPriority="46"/>
+    <w:lsdException w:name="Grid Table 2" w:uiPriority="47"/>
+    <w:lsdException w:name="Grid Table 3" w:uiPriority="48"/>
+    <w:lsdException w:name="Grid Table 4" w:uiPriority="49"/>
+    <w:lsdException w:name="Grid Table 5 Dark" w:uiPriority="50"/>
+    <w:lsdException w:name="Grid Table 6 Colorful" w:uiPriority="51"/>
+    <w:lsdException w:name="Grid Table 7 Colorful" w:uiPriority="52"/>
+    <w:lsdException w:name="Grid Table 1 Light Accent 1" w:uiPriority="46"/>
+    <w:lsdException w:name="Grid Table 2 Accent 1" w:uiPriority="47"/>
+    <w:lsdException w:name="Grid Table 3 Accent 1" w:uiPriority="48"/>
+    <w:lsdException w:name="Grid Table 4 Accent 1" w:uiPriority="49"/>
+    <w:lsdException w:name="Grid Table 5 Dark Accent 1" w:uiPriority="50"/>
+    <w:lsdException w:name="Grid Table 6 Colorful Accent 1" w:uiPriority="51"/>
+    <w:lsdException w:name="Grid Table 7 Colorful Accent 1" w:uiPriority="52"/>
+    <w:lsdException w:name="Grid Table 1 Light Accent 2" w:uiPriority="46"/>
+    <w:lsdException w:name="Grid Table 2 Accent 2" w:uiPriority="47"/>
+    <w:lsdException w:name="Grid Table 3 Accent 2" w:uiPriority="48"/>
+    <w:lsdException w:name="Grid Table 4 Accent 2" w:uiPriority="49"/>
+    <w:lsdException w:name="Grid Table 5 Dark Accent 2" w:uiPriority="50"/>
+    <w:lsdException w:name="Grid Table 6 Colorful Accent 2" w:uiPriority="51"/>
+    <w:lsdException w:name="Grid Table 7 Colorful Accent 2" w:uiPriority="52"/>
+    <w:lsdException w:name="Grid Table 1 Light Accent 3" w:uiPriority="46"/>
+    <w:lsdException w:name="Grid Table 2 Accent 3" w:uiPriority="47"/>
+    <w:lsdException w:name="Grid Table 3 Accent 3" w:uiPriority="48"/>
+    <w:lsdException w:name="Grid Table 4 Accent 3" w:uiPriority="49"/>
+    <w:lsdException w:name="Grid Table 5 Dark Accent 3" w:uiPriority="50"/>
+    <w:lsdException w:name="Grid Table 6 Colorful Accent 3" w:uiPriority="51"/>
+    <w:lsdException w:name="Grid Table 7 Colorful Accent 3" w:uiPriority="52"/>
+    <w:lsdException w:name="Grid Table 1 Light Accent 4" w:uiPriority="46"/>
+    <w:lsdException w:name="Grid Table 2 Accent 4" w:uiPriority="47"/>
+    <w:lsdException w:name="Grid Table 3 Accent 4" w:uiPriority="48"/>
+    <w:lsdException w:name="Grid Table 4 Accent 4" w:uiPriority="49"/>
+    <w:lsdException w:name="Grid Table 5 Dark Accent 4" w:uiPriority="50"/>
+    <w:lsdException w:name="Grid Table 6 Colorful Accent 4" w:uiPriority="51"/>
+    <w:lsdException w:name="Grid Table 7 Colorful Accent 4" w:uiPriority="52"/>
+    <w:lsdException w:name="Grid Table 1 Light Accent 5" w:uiPriority="46"/>
+    <w:lsdException w:name="Grid Table 2 Accent 5" w:uiPriority="47"/>
+    <w:lsdException w:name="Grid Table 3 Accent 5" w:uiPriority="48"/>
+    <w:lsdException w:name="Grid Table 4 Accent 5" w:uiPriority="49"/>
+    <w:lsdException w:name="Grid Table 5 Dark Accent 5" w:uiPriority="50"/>
+    <w:lsdException w:name="Grid Table 6 Colorful Accent 5" w:uiPriority="51"/>
+    <w:lsdException w:name="Grid Table 7 Colorful Accent 5" w:uiPriority="52"/>
+    <w:lsdException w:name="Grid Table 1 Light Accent 6" w:uiPriority="46"/>
+    <w:lsdException w:name="Grid Table 2 Accent 6" w:uiPriority="47"/>
+    <w:lsdException w:name="Grid Table 3 Accent 6" w:uiPriority="48"/>
+    <w:lsdException w:name="Grid Table 4 Accent 6" w:uiPriority="49"/>
+    <w:lsdException w:name="Grid Table 5 Dark Accent 6" w:uiPriority="50"/>
+    <w:lsdException w:name="Grid Table 6 Colorful Accent 6" w:uiPriority="51"/>
+    <w:lsdException w:name="Grid Table 7 Colorful Accent 6" w:uiPriority="52"/>
+    <w:lsdException w:name="List Table 1 Light" w:uiPriority="46"/>
+    <w:lsdException w:name="List Table 2" w:uiPriority="47"/>
+    <w:lsdException w:name="List Table 3" w:uiPriority="48"/>
+    <w:lsdException w:name="List Table 4" w:uiPriority="49"/>
+    <w:lsdException w:name="List Table 5 Dark" w:uiPriority="50"/>
+    <w:lsdException w:name="List Table 6 Colorful" w:uiPriority="51"/>
+    <w:lsdException w:name="List Table 7 Colorful" w:uiPriority="52"/>
+    <w:lsdException w:name="List Table 1 Light Accent 1" w:uiPriority="46"/>
+    <w:lsdException w:name="List Table 2 Accent 1" w:uiPriority="47"/>
+    <w:lsdException w:name="List Table 3 Accent 1" w:uiPriority="48"/>
+    <w:lsdException w:name="List Table 4 Accent 1" w:uiPriority="49"/>
+    <w:lsdException w:name="List Table 5 Dark Accent 1" w:uiPriority="50"/>
+    <w:lsdException w:name="List Table 6 Colorful Accent 1" w:uiPriority="51"/>
+    <w:lsdException w:name="List Table 7 Colorful Accent 1" w:uiPriority="52"/>
+    <w:lsdException w:name="List Table 1 Light Accent 2" w:uiPriority="46"/>
+    <w:lsdException w:name="List Table 2 Accent 2" w:uiPriority="47"/>
+    <w:lsdException w:name="List Table 3 Accent 2" w:uiPriority="48"/>
+    <w:lsdException w:name="List Table 4 Accent 2" w:uiPriority="49"/>
+    <w:lsdException w:name="List Table 5 Dark Accent 2" w:uiPriority="50"/>
+    <w:lsdException w:name="List Table 6 Colorful Accent 2" w:uiPriority="51"/>
+    <w:lsdException w:name="List Table 7 Colorful Accent 2" w:uiPriority="52"/>
+    <w:lsdException w:name="List Table 1 Light Accent 3" w:uiPriority="46"/>
+    <w:lsdException w:name="List Table 2 Accent 3" w:uiPriority="47"/>
+    <w:lsdException w:name="List Table 3 Accent 3" w:uiPriority="48"/>
+    <w:lsdException w:name="List Table 4 Accent 3" w:uiPriority="49"/>
+    <w:lsdException w:name="List Table 5 Dark Accent 3" w:uiPriority="50"/>
+    <w:lsdException w:name="List Table 6 Colorful Accent 3" w:uiPriority="51"/>
+    <w:lsdException w:name="List Table 7 Colorful Accent 3" w:uiPriority="52"/>
+    <w:lsdException w:name="List Table 1 Light Accent 4" w:uiPriority="46"/>
+    <w:lsdException w:name="List Table 2 Accent 4" w:uiPriority="47"/>
+    <w:lsdException w:name="List Table 3 Accent 4" w:uiPriority="48"/>
+    <w:lsdException w:name="List Table 4 Accent 4" w:uiPriority="49"/>
+    <w:lsdException w:name="List Table 5 Dark Accent 4" w:uiPriority="50"/>
+    <w:lsdException w:name="List Table 6 Colorful Accent 4" w:uiPriority="51"/>
+    <w:lsdException w:name="List Table 7 Colorful Accent 4" w:uiPriority="52"/>
+    <w:lsdException w:name="List Table 1 Light Accent 5" w:uiPriority="46"/>
+    <w:lsdException w:name="List Table 2 Accent 5" w:uiPriority="47"/>
+    <w:lsdException w:name="List Table 3 Accent 5" w:uiPriority="48"/>
+    <w:lsdException w:name="List Table 4 Accent 5" w:uiPriority="49"/>
+    <w:lsdException w:name="List Table 5 Dark Accent 5" w:uiPriority="50"/>
+    <w:lsdException w:name="List Table 6 Colorful Accent 5" w:uiPriority="51"/>
+    <w:lsdException w:name="List Table 7 Colorful Accent 5" w:uiPriority="52"/>
+    <w:lsdException w:name="List Table 1 Light Accent 6" w:uiPriority="46"/>
+    <w:lsdException w:name="List Table 2 Accent 6" w:uiPriority="47"/>
+    <w:lsdException w:name="List Table 3 Accent 6" w:uiPriority="48"/>
+    <w:lsdException w:name="List Table 4 Accent 6" w:uiPriority="49"/>
+    <w:lsdException w:name="List Table 5 Dark Accent 6" w:uiPriority="50"/>
+    <w:lsdException w:name="List Table 6 Colorful Accent 6" w:uiPriority="51"/>
+    <w:lsdException w:name="List Table 7 Colorful Accent 6" w:uiPriority="52"/>
+  </w:latentStyles>
   <w:style w:type="paragraph" w:styleId="Normal" w:default="1">
     <w:name w:val="Normal"/>
-    <w:qFormat w:val="1"/>
-    <w:rsid w:val="00E53C33"/>
+    <w:qFormat/>
+    <w:rsid w:val="00e53c33"/>
     <w:pPr>
-      <w:widowControl w:val="1"/>
+      <w:widowControl/>
       <w:bidi w:val="0"/>
       <w:jc w:val="left"/>
     </w:pPr>
     <w:rPr>
-      <w:rFonts w:ascii="Times New Roman" w:cs="Times New Roman" w:eastAsia="Times New Roman" w:hAnsi="Times New Roman"/>
+      <w:rFonts w:ascii="Times New Roman" w:hAnsi="Times New Roman" w:eastAsia="Times New Roman" w:cs="Times New Roman"/>
       <w:color w:val="auto"/>
       <w:kern w:val="0"/>
       <w:sz w:val="20"/>
       <w:szCs w:val="20"/>
-      <w:lang w:bidi="ar-SA" w:eastAsia="en-US" w:val="en-US"/>
+      <w:lang w:val="en-US" w:eastAsia="en-US" w:bidi="ar-SA"/>
     </w:rPr>
   </w:style>
   <w:style w:type="paragraph" w:styleId="Heading1">
     <w:name w:val="Heading 1"/>
     <w:basedOn w:val="Heading4"/>
     <w:next w:val="Normal"/>
-    <w:qFormat w:val="1"/>
-    <w:rsid w:val="00162E6B"/>
+    <w:qFormat/>
+    <w:rsid w:val="00162e6b"/>
     <w:pPr>
-      <w:spacing w:after="240" w:before="240"/>
+      <w:spacing w:before="240" w:after="240"/>
       <w:ind w:left="360" w:hanging="0"/>
       <w:outlineLvl w:val="0"/>
     </w:pPr>
@@ -2009,16 +2066,16 @@
     <w:name w:val="Heading 2"/>
     <w:basedOn w:val="Normal"/>
     <w:next w:val="Normal"/>
-    <w:qFormat w:val="1"/>
-    <w:rsid w:val="00E71B1E"/>
+    <w:qFormat/>
+    <w:rsid w:val="00e71b1e"/>
     <w:pPr>
-      <w:keepNext w:val="1"/>
-      <w:spacing w:after="120" w:before="240"/>
+      <w:keepNext w:val="true"/>
+      <w:spacing w:before="240" w:after="120"/>
       <w:outlineLvl w:val="1"/>
     </w:pPr>
     <w:rPr>
-      <w:b w:val="1"/>
-      <w:bCs w:val="1"/>
+      <w:b/>
+      <w:bCs/>
       <w:sz w:val="22"/>
     </w:rPr>
   </w:style>
@@ -2026,18 +2083,18 @@
     <w:name w:val="Heading 3"/>
     <w:basedOn w:val="Normal"/>
     <w:next w:val="Normal"/>
-    <w:qFormat w:val="1"/>
-    <w:rsid w:val="00E53C33"/>
+    <w:qFormat/>
+    <w:rsid w:val="00e53c33"/>
     <w:pPr>
-      <w:keepNext w:val="1"/>
-      <w:spacing w:after="120" w:before="0"/>
+      <w:keepNext w:val="true"/>
+      <w:spacing w:before="0" w:after="120"/>
       <w:jc w:val="center"/>
       <w:outlineLvl w:val="2"/>
     </w:pPr>
     <w:rPr>
       <w:rFonts w:ascii="Garamond" w:hAnsi="Garamond"/>
-      <w:b w:val="1"/>
-      <w:smallCaps w:val="1"/>
+      <w:b/>
+      <w:smallCaps/>
       <w:spacing w:val="4"/>
       <w:sz w:val="30"/>
     </w:rPr>
@@ -2046,15 +2103,15 @@
     <w:name w:val="Heading 4"/>
     <w:basedOn w:val="Normal"/>
     <w:next w:val="Normal"/>
-    <w:qFormat w:val="1"/>
-    <w:rsid w:val="00E53C33"/>
+    <w:qFormat/>
+    <w:rsid w:val="00e53c33"/>
     <w:pPr>
-      <w:keepNext w:val="1"/>
+      <w:keepNext w:val="true"/>
       <w:outlineLvl w:val="3"/>
     </w:pPr>
     <w:rPr>
       <w:rFonts w:ascii="Garamond" w:hAnsi="Garamond"/>
-      <w:b w:val="1"/>
+      <w:b/>
       <w:spacing w:val="10"/>
       <w:sz w:val="48"/>
     </w:rPr>
@@ -2063,16 +2120,16 @@
     <w:name w:val="Heading 5"/>
     <w:basedOn w:val="Normal"/>
     <w:next w:val="Normal"/>
-    <w:qFormat w:val="1"/>
-    <w:rsid w:val="00E53C33"/>
+    <w:qFormat/>
+    <w:rsid w:val="00e53c33"/>
     <w:pPr>
-      <w:keepNext w:val="1"/>
+      <w:keepNext w:val="true"/>
       <w:outlineLvl w:val="4"/>
     </w:pPr>
     <w:rPr>
-      <w:rFonts w:ascii="Garamond" w:cs="Courier New" w:hAnsi="Garamond"/>
-      <w:b w:val="1"/>
-      <w:bCs w:val="1"/>
+      <w:rFonts w:ascii="Garamond" w:hAnsi="Garamond" w:cs="Courier New"/>
+      <w:b/>
+      <w:bCs/>
       <w:sz w:val="21"/>
     </w:rPr>
   </w:style>
@@ -2080,17 +2137,17 @@
     <w:name w:val="Heading 6"/>
     <w:basedOn w:val="Normal"/>
     <w:next w:val="Normal"/>
-    <w:qFormat w:val="1"/>
-    <w:rsid w:val="00E53C33"/>
+    <w:qFormat/>
+    <w:rsid w:val="00e53c33"/>
     <w:pPr>
-      <w:keepNext w:val="1"/>
-      <w:spacing w:after="40" w:before="0"/>
+      <w:keepNext w:val="true"/>
+      <w:spacing w:before="0" w:after="40"/>
       <w:jc w:val="center"/>
       <w:outlineLvl w:val="5"/>
     </w:pPr>
     <w:rPr>
       <w:rFonts w:ascii="Garamond" w:hAnsi="Garamond"/>
-      <w:b w:val="1"/>
+      <w:b/>
       <w:spacing w:val="10"/>
       <w:sz w:val="48"/>
     </w:rPr>
@@ -2099,17 +2156,17 @@
     <w:name w:val="Heading 7"/>
     <w:basedOn w:val="Normal"/>
     <w:next w:val="Normal"/>
-    <w:qFormat w:val="1"/>
-    <w:rsid w:val="00E53C33"/>
+    <w:qFormat/>
+    <w:rsid w:val="00e53c33"/>
     <w:pPr>
-      <w:keepNext w:val="1"/>
+      <w:keepNext w:val="true"/>
       <w:jc w:val="center"/>
       <w:outlineLvl w:val="6"/>
     </w:pPr>
     <w:rPr>
-      <w:rFonts w:ascii="Garamond" w:cs="Courier New" w:hAnsi="Garamond"/>
-      <w:i w:val="1"/>
-      <w:iCs w:val="1"/>
+      <w:rFonts w:ascii="Garamond" w:hAnsi="Garamond" w:cs="Courier New"/>
+      <w:i/>
+      <w:iCs/>
       <w:spacing w:val="8"/>
       <w:sz w:val="21"/>
     </w:rPr>
@@ -2118,16 +2175,16 @@
     <w:name w:val="Heading 8"/>
     <w:basedOn w:val="Normal"/>
     <w:next w:val="Normal"/>
-    <w:qFormat w:val="1"/>
-    <w:rsid w:val="00E53C33"/>
+    <w:qFormat/>
+    <w:rsid w:val="00e53c33"/>
     <w:pPr>
-      <w:keepNext w:val="1"/>
+      <w:keepNext w:val="true"/>
       <w:outlineLvl w:val="7"/>
     </w:pPr>
     <w:rPr>
       <w:rFonts w:ascii="Garamond" w:hAnsi="Garamond"/>
-      <w:b w:val="1"/>
-      <w:smallCaps w:val="1"/>
+      <w:b/>
+      <w:smallCaps/>
       <w:spacing w:val="12"/>
       <w:sz w:val="31"/>
     </w:rPr>
@@ -2136,33 +2193,33 @@
     <w:name w:val="Heading 9"/>
     <w:basedOn w:val="Normal"/>
     <w:next w:val="Normal"/>
-    <w:qFormat w:val="1"/>
-    <w:rsid w:val="00E53C33"/>
+    <w:qFormat/>
+    <w:rsid w:val="00e53c33"/>
     <w:pPr>
-      <w:keepNext w:val="1"/>
+      <w:keepNext w:val="true"/>
       <w:ind w:left="270" w:right="270" w:hanging="0"/>
       <w:outlineLvl w:val="8"/>
     </w:pPr>
     <w:rPr>
       <w:rFonts w:ascii="Garamond" w:hAnsi="Garamond"/>
-      <w:b w:val="1"/>
-      <w:bCs w:val="1"/>
-      <w:smallCaps w:val="1"/>
+      <w:b/>
+      <w:bCs/>
+      <w:smallCaps/>
       <w:sz w:val="30"/>
     </w:rPr>
   </w:style>
   <w:style w:type="character" w:styleId="DefaultParagraphFont" w:default="1">
     <w:name w:val="Default Paragraph Font"/>
     <w:uiPriority w:val="1"/>
-    <w:semiHidden w:val="1"/>
-    <w:unhideWhenUsed w:val="1"/>
-    <w:qFormat w:val="1"/>
+    <w:semiHidden/>
+    <w:unhideWhenUsed/>
+    <w:qFormat/>
     <w:rPr/>
   </w:style>
   <w:style w:type="character" w:styleId="InternetLink">
     <w:name w:val="Internet Link"/>
     <w:basedOn w:val="DefaultParagraphFont"/>
-    <w:rsid w:val="00A831DE"/>
+    <w:rsid w:val="00a831de"/>
     <w:rPr>
       <w:color w:val="333399"/>
       <w:u w:val="single"/>
@@ -2173,12 +2230,12 @@
     <w:basedOn w:val="DefaultParagraphFont"/>
     <w:link w:val="Title"/>
     <w:uiPriority w:val="10"/>
-    <w:qFormat w:val="1"/>
+    <w:qFormat/>
     <w:rsid w:val="00705698"/>
     <w:rPr>
-      <w:rFonts w:ascii="Cambria" w:cs="Times New Roman" w:eastAsia="Times New Roman" w:hAnsi="Cambria"/>
-      <w:b w:val="1"/>
-      <w:bCs w:val="1"/>
+      <w:rFonts w:ascii="Cambria" w:hAnsi="Cambria" w:eastAsia="Times New Roman" w:cs="Times New Roman"/>
+      <w:b/>
+      <w:bCs/>
       <w:kern w:val="2"/>
       <w:sz w:val="32"/>
       <w:szCs w:val="32"/>
@@ -2188,9 +2245,9 @@
     <w:name w:val="Normal (Web) Char"/>
     <w:basedOn w:val="DefaultParagraphFont"/>
     <w:link w:val="NormalWeb"/>
-    <w:semiHidden w:val="1"/>
-    <w:qFormat w:val="1"/>
-    <w:rsid w:val="00B156EE"/>
+    <w:semiHidden/>
+    <w:qFormat/>
+    <w:rsid w:val="00b156ee"/>
     <w:rPr>
       <w:sz w:val="24"/>
       <w:szCs w:val="24"/>
@@ -2200,26 +2257,26 @@
     <w:name w:val="Heading All Caps Char"/>
     <w:basedOn w:val="NormalWebChar"/>
     <w:link w:val="HeadingAllCaps"/>
-    <w:qFormat w:val="1"/>
-    <w:rsid w:val="007B243E"/>
-    <w:rPr>
-      <w:caps w:val="1"/>
+    <w:qFormat/>
+    <w:rsid w:val="007b243e"/>
+    <w:rPr>
+      <w:caps/>
       <w:sz w:val="21"/>
       <w:szCs w:val="24"/>
-      <w:lang w:bidi="ar-SA" w:eastAsia="en-US" w:val="en-US"/>
+      <w:lang w:val="en-US" w:eastAsia="en-US" w:bidi="ar-SA"/>
     </w:rPr>
   </w:style>
   <w:style w:type="character" w:styleId="EmpoyerCharChar" w:customStyle="1">
     <w:name w:val="Empoyer Char Char"/>
     <w:basedOn w:val="NormalWebChar"/>
     <w:link w:val="Empoyer"/>
-    <w:qFormat w:val="1"/>
-    <w:rsid w:val="007B243E"/>
+    <w:qFormat/>
+    <w:rsid w:val="007b243e"/>
     <w:rPr>
       <w:color w:val="000000"/>
       <w:sz w:val="24"/>
       <w:szCs w:val="24"/>
-      <w:lang w:bidi="ar-SA" w:eastAsia="en-US" w:val="en-US"/>
+      <w:lang w:val="en-US" w:eastAsia="en-US" w:bidi="ar-SA"/>
     </w:rPr>
   </w:style>
   <w:style w:type="character" w:styleId="ListParagraphChar" w:customStyle="1">
@@ -2227,16 +2284,16 @@
     <w:basedOn w:val="DefaultParagraphFont"/>
     <w:link w:val="ListParagraph"/>
     <w:uiPriority w:val="34"/>
-    <w:qFormat w:val="1"/>
-    <w:rsid w:val="00162E6B"/>
+    <w:qFormat/>
+    <w:rsid w:val="00162e6b"/>
     <w:rPr/>
   </w:style>
   <w:style w:type="character" w:styleId="AddressChar" w:customStyle="1">
     <w:name w:val="Address Char"/>
     <w:basedOn w:val="ListParagraphChar"/>
     <w:link w:val="Address"/>
-    <w:qFormat w:val="1"/>
-    <w:rsid w:val="00162E6B"/>
+    <w:qFormat/>
+    <w:rsid w:val="00162e6b"/>
     <w:rPr/>
   </w:style>
   <w:style w:type="character" w:styleId="HeaderChar" w:customStyle="1">
@@ -2244,8 +2301,8 @@
     <w:basedOn w:val="DefaultParagraphFont"/>
     <w:link w:val="Header"/>
     <w:uiPriority w:val="99"/>
-    <w:qFormat w:val="1"/>
-    <w:rsid w:val="002247F4"/>
+    <w:qFormat/>
+    <w:rsid w:val="002247f4"/>
     <w:rPr/>
   </w:style>
   <w:style w:type="character" w:styleId="FooterChar" w:customStyle="1">
@@ -2253,32 +2310,32 @@
     <w:basedOn w:val="DefaultParagraphFont"/>
     <w:link w:val="Footer"/>
     <w:uiPriority w:val="99"/>
-    <w:qFormat w:val="1"/>
-    <w:rsid w:val="002247F4"/>
+    <w:qFormat/>
+    <w:rsid w:val="002247f4"/>
     <w:rPr/>
   </w:style>
   <w:style w:type="character" w:styleId="Textbold" w:customStyle="1">
     <w:name w:val="Text bold"/>
     <w:basedOn w:val="DefaultParagraphFont"/>
-    <w:qFormat w:val="1"/>
-    <w:rsid w:val="00DD1808"/>
-    <w:rPr>
-      <w:b w:val="1"/>
+    <w:qFormat/>
+    <w:rsid w:val="00dd1808"/>
+    <w:rPr>
+      <w:b/>
     </w:rPr>
   </w:style>
   <w:style w:type="character" w:styleId="PositionCharChar" w:customStyle="1">
     <w:name w:val="Position Char Char"/>
     <w:basedOn w:val="EmpoyerCharChar"/>
     <w:link w:val="Position"/>
-    <w:qFormat w:val="1"/>
-    <w:rsid w:val="00E71B1E"/>
-    <w:rPr>
-      <w:b w:val="1"/>
-      <w:bCs w:val="1"/>
+    <w:qFormat/>
+    <w:rsid w:val="00e71b1e"/>
+    <w:rPr>
+      <w:b/>
+      <w:bCs/>
       <w:color w:val="000000"/>
       <w:sz w:val="24"/>
       <w:szCs w:val="24"/>
-      <w:lang w:bidi="ar-SA" w:eastAsia="en-US" w:val="en-US"/>
+      <w:lang w:val="en-US" w:eastAsia="en-US" w:bidi="ar-SA"/>
     </w:rPr>
   </w:style>
   <w:style w:type="character" w:styleId="BalloonTextChar" w:customStyle="1">
@@ -2286,452 +2343,452 @@
     <w:basedOn w:val="DefaultParagraphFont"/>
     <w:link w:val="BalloonText"/>
     <w:uiPriority w:val="99"/>
-    <w:semiHidden w:val="1"/>
-    <w:qFormat w:val="1"/>
-    <w:rsid w:val="00F61D67"/>
-    <w:rPr>
-      <w:rFonts w:ascii="Tahoma" w:cs="Tahoma" w:hAnsi="Tahoma"/>
+    <w:semiHidden/>
+    <w:qFormat/>
+    <w:rsid w:val="00f61d67"/>
+    <w:rPr>
+      <w:rFonts w:ascii="Tahoma" w:hAnsi="Tahoma" w:cs="Tahoma"/>
       <w:sz w:val="16"/>
       <w:szCs w:val="16"/>
     </w:rPr>
   </w:style>
   <w:style w:type="character" w:styleId="ListLabel1">
     <w:name w:val="ListLabel 1"/>
-    <w:qFormat w:val="1"/>
+    <w:qFormat/>
     <w:rPr>
       <w:sz w:val="14"/>
     </w:rPr>
   </w:style>
   <w:style w:type="character" w:styleId="ListLabel2">
     <w:name w:val="ListLabel 2"/>
-    <w:qFormat w:val="1"/>
+    <w:qFormat/>
     <w:rPr>
       <w:rFonts w:cs="Courier New"/>
     </w:rPr>
   </w:style>
   <w:style w:type="character" w:styleId="ListLabel3">
     <w:name w:val="ListLabel 3"/>
-    <w:qFormat w:val="1"/>
+    <w:qFormat/>
     <w:rPr>
       <w:rFonts w:cs="Courier New"/>
     </w:rPr>
   </w:style>
   <w:style w:type="character" w:styleId="ListLabel4">
     <w:name w:val="ListLabel 4"/>
-    <w:qFormat w:val="1"/>
+    <w:qFormat/>
     <w:rPr>
       <w:rFonts w:cs="Courier New"/>
     </w:rPr>
   </w:style>
   <w:style w:type="character" w:styleId="ListLabel5">
     <w:name w:val="ListLabel 5"/>
-    <w:qFormat w:val="1"/>
+    <w:qFormat/>
     <w:rPr>
       <w:sz w:val="14"/>
     </w:rPr>
   </w:style>
   <w:style w:type="character" w:styleId="ListLabel6">
     <w:name w:val="ListLabel 6"/>
-    <w:qFormat w:val="1"/>
+    <w:qFormat/>
     <w:rPr>
       <w:rFonts w:cs="Courier New"/>
     </w:rPr>
   </w:style>
   <w:style w:type="character" w:styleId="ListLabel7">
     <w:name w:val="ListLabel 7"/>
-    <w:qFormat w:val="1"/>
+    <w:qFormat/>
     <w:rPr>
       <w:rFonts w:cs="Courier New"/>
     </w:rPr>
   </w:style>
   <w:style w:type="character" w:styleId="ListLabel8">
     <w:name w:val="ListLabel 8"/>
-    <w:qFormat w:val="1"/>
+    <w:qFormat/>
     <w:rPr>
       <w:rFonts w:cs="Courier New"/>
     </w:rPr>
   </w:style>
   <w:style w:type="character" w:styleId="ListLabel9">
     <w:name w:val="ListLabel 9"/>
-    <w:qFormat w:val="1"/>
+    <w:qFormat/>
     <w:rPr>
       <w:rFonts w:cs="Courier New"/>
     </w:rPr>
   </w:style>
   <w:style w:type="character" w:styleId="ListLabel10">
     <w:name w:val="ListLabel 10"/>
-    <w:qFormat w:val="1"/>
+    <w:qFormat/>
     <w:rPr>
       <w:rFonts w:cs="Courier New"/>
     </w:rPr>
   </w:style>
   <w:style w:type="character" w:styleId="ListLabel11">
     <w:name w:val="ListLabel 11"/>
-    <w:qFormat w:val="1"/>
+    <w:qFormat/>
     <w:rPr>
       <w:rFonts w:cs="Courier New"/>
     </w:rPr>
   </w:style>
   <w:style w:type="character" w:styleId="ListLabel12">
     <w:name w:val="ListLabel 12"/>
-    <w:qFormat w:val="1"/>
+    <w:qFormat/>
     <w:rPr>
       <w:rFonts w:cs="Courier New"/>
     </w:rPr>
   </w:style>
   <w:style w:type="character" w:styleId="ListLabel13">
     <w:name w:val="ListLabel 13"/>
-    <w:qFormat w:val="1"/>
+    <w:qFormat/>
     <w:rPr>
       <w:rFonts w:cs="Courier New"/>
     </w:rPr>
   </w:style>
   <w:style w:type="character" w:styleId="ListLabel14">
     <w:name w:val="ListLabel 14"/>
-    <w:qFormat w:val="1"/>
+    <w:qFormat/>
     <w:rPr>
       <w:rFonts w:cs="Courier New"/>
     </w:rPr>
   </w:style>
   <w:style w:type="character" w:styleId="ListLabel15">
     <w:name w:val="ListLabel 15"/>
-    <w:qFormat w:val="1"/>
+    <w:qFormat/>
     <w:rPr>
       <w:rFonts w:cs="Courier New"/>
     </w:rPr>
   </w:style>
   <w:style w:type="character" w:styleId="ListLabel16">
     <w:name w:val="ListLabel 16"/>
-    <w:qFormat w:val="1"/>
+    <w:qFormat/>
     <w:rPr>
       <w:rFonts w:cs="Courier New"/>
     </w:rPr>
   </w:style>
   <w:style w:type="character" w:styleId="ListLabel17">
     <w:name w:val="ListLabel 17"/>
-    <w:qFormat w:val="1"/>
+    <w:qFormat/>
     <w:rPr>
       <w:rFonts w:cs="Courier New"/>
     </w:rPr>
   </w:style>
   <w:style w:type="character" w:styleId="ListLabel18">
     <w:name w:val="ListLabel 18"/>
-    <w:qFormat w:val="1"/>
+    <w:qFormat/>
     <w:rPr>
       <w:rFonts w:cs="Courier New"/>
     </w:rPr>
   </w:style>
   <w:style w:type="character" w:styleId="ListLabel19">
     <w:name w:val="ListLabel 19"/>
-    <w:qFormat w:val="1"/>
+    <w:qFormat/>
     <w:rPr>
       <w:rFonts w:cs="Courier New"/>
     </w:rPr>
   </w:style>
   <w:style w:type="character" w:styleId="ListLabel20">
     <w:name w:val="ListLabel 20"/>
-    <w:qFormat w:val="1"/>
+    <w:qFormat/>
     <w:rPr>
       <w:rFonts w:cs="Courier New"/>
     </w:rPr>
   </w:style>
   <w:style w:type="character" w:styleId="ListLabel21">
     <w:name w:val="ListLabel 21"/>
-    <w:qFormat w:val="1"/>
+    <w:qFormat/>
     <w:rPr>
       <w:rFonts w:cs="Courier New"/>
     </w:rPr>
   </w:style>
   <w:style w:type="character" w:styleId="ListLabel22">
     <w:name w:val="ListLabel 22"/>
-    <w:qFormat w:val="1"/>
+    <w:qFormat/>
     <w:rPr>
       <w:rFonts w:cs="Courier New"/>
     </w:rPr>
   </w:style>
   <w:style w:type="character" w:styleId="ListLabel23">
     <w:name w:val="ListLabel 23"/>
-    <w:qFormat w:val="1"/>
+    <w:qFormat/>
     <w:rPr>
       <w:rFonts w:cs="Courier New"/>
     </w:rPr>
   </w:style>
   <w:style w:type="character" w:styleId="ListLabel24">
     <w:name w:val="ListLabel 24"/>
-    <w:qFormat w:val="1"/>
+    <w:qFormat/>
     <w:rPr>
       <w:rFonts w:cs="Courier New"/>
     </w:rPr>
   </w:style>
   <w:style w:type="character" w:styleId="ListLabel25">
     <w:name w:val="ListLabel 25"/>
-    <w:qFormat w:val="1"/>
+    <w:qFormat/>
     <w:rPr>
       <w:rFonts w:cs="Courier New"/>
     </w:rPr>
   </w:style>
   <w:style w:type="character" w:styleId="ListLabel26">
     <w:name w:val="ListLabel 26"/>
-    <w:qFormat w:val="1"/>
+    <w:qFormat/>
     <w:rPr>
       <w:rFonts w:cs="Courier New"/>
     </w:rPr>
   </w:style>
   <w:style w:type="character" w:styleId="ListLabel27">
     <w:name w:val="ListLabel 27"/>
-    <w:qFormat w:val="1"/>
+    <w:qFormat/>
     <w:rPr>
       <w:rFonts w:cs="Courier New"/>
     </w:rPr>
   </w:style>
   <w:style w:type="character" w:styleId="ListLabel28">
     <w:name w:val="ListLabel 28"/>
-    <w:qFormat w:val="1"/>
+    <w:qFormat/>
     <w:rPr>
       <w:rFonts w:cs="Courier New"/>
     </w:rPr>
   </w:style>
   <w:style w:type="character" w:styleId="ListLabel29">
     <w:name w:val="ListLabel 29"/>
-    <w:qFormat w:val="1"/>
+    <w:qFormat/>
     <w:rPr>
       <w:rFonts w:cs="Courier New"/>
     </w:rPr>
   </w:style>
   <w:style w:type="character" w:styleId="ListLabel30">
     <w:name w:val="ListLabel 30"/>
-    <w:qFormat w:val="1"/>
+    <w:qFormat/>
     <w:rPr>
       <w:rFonts w:cs="Courier New"/>
     </w:rPr>
   </w:style>
   <w:style w:type="character" w:styleId="ListLabel31">
     <w:name w:val="ListLabel 31"/>
-    <w:qFormat w:val="1"/>
+    <w:qFormat/>
     <w:rPr>
       <w:rFonts w:cs="Courier New"/>
     </w:rPr>
   </w:style>
   <w:style w:type="character" w:styleId="ListLabel32">
     <w:name w:val="ListLabel 32"/>
-    <w:qFormat w:val="1"/>
+    <w:qFormat/>
     <w:rPr>
       <w:rFonts w:cs="Courier New"/>
     </w:rPr>
   </w:style>
   <w:style w:type="character" w:styleId="ListLabel33">
     <w:name w:val="ListLabel 33"/>
-    <w:qFormat w:val="1"/>
+    <w:qFormat/>
     <w:rPr>
       <w:rFonts w:cs="Courier New"/>
     </w:rPr>
   </w:style>
   <w:style w:type="character" w:styleId="ListLabel34">
     <w:name w:val="ListLabel 34"/>
-    <w:qFormat w:val="1"/>
+    <w:qFormat/>
     <w:rPr>
       <w:rFonts w:cs="Courier New"/>
     </w:rPr>
   </w:style>
   <w:style w:type="character" w:styleId="ListLabel35">
     <w:name w:val="ListLabel 35"/>
-    <w:qFormat w:val="1"/>
+    <w:qFormat/>
     <w:rPr>
       <w:rFonts w:cs="Courier New"/>
     </w:rPr>
   </w:style>
   <w:style w:type="character" w:styleId="ListLabel36">
     <w:name w:val="ListLabel 36"/>
-    <w:qFormat w:val="1"/>
+    <w:qFormat/>
     <w:rPr>
       <w:rFonts w:cs="Courier New"/>
     </w:rPr>
   </w:style>
   <w:style w:type="character" w:styleId="ListLabel37">
     <w:name w:val="ListLabel 37"/>
-    <w:qFormat w:val="1"/>
+    <w:qFormat/>
     <w:rPr>
       <w:rFonts w:cs="Courier New"/>
     </w:rPr>
   </w:style>
   <w:style w:type="character" w:styleId="ListLabel38">
     <w:name w:val="ListLabel 38"/>
-    <w:qFormat w:val="1"/>
+    <w:qFormat/>
     <w:rPr>
       <w:rFonts w:cs="Courier New"/>
     </w:rPr>
   </w:style>
   <w:style w:type="character" w:styleId="ListLabel39">
     <w:name w:val="ListLabel 39"/>
-    <w:qFormat w:val="1"/>
+    <w:qFormat/>
     <w:rPr>
       <w:rFonts w:cs="Courier New"/>
     </w:rPr>
   </w:style>
   <w:style w:type="character" w:styleId="ListLabel40">
     <w:name w:val="ListLabel 40"/>
-    <w:qFormat w:val="1"/>
+    <w:qFormat/>
     <w:rPr>
       <w:rFonts w:cs="Courier New"/>
     </w:rPr>
   </w:style>
   <w:style w:type="character" w:styleId="ListLabel41">
     <w:name w:val="ListLabel 41"/>
-    <w:qFormat w:val="1"/>
+    <w:qFormat/>
     <w:rPr>
       <w:rFonts w:cs="Courier New"/>
     </w:rPr>
   </w:style>
   <w:style w:type="character" w:styleId="ListLabel42">
     <w:name w:val="ListLabel 42"/>
-    <w:qFormat w:val="1"/>
+    <w:qFormat/>
     <w:rPr>
       <w:rFonts w:cs="Courier New"/>
     </w:rPr>
   </w:style>
   <w:style w:type="character" w:styleId="ListLabel43">
     <w:name w:val="ListLabel 43"/>
-    <w:qFormat w:val="1"/>
+    <w:qFormat/>
     <w:rPr>
       <w:rFonts w:cs="Courier New"/>
     </w:rPr>
   </w:style>
   <w:style w:type="character" w:styleId="ListLabel44">
     <w:name w:val="ListLabel 44"/>
-    <w:qFormat w:val="1"/>
+    <w:qFormat/>
     <w:rPr>
       <w:rFonts w:cs="Courier New"/>
     </w:rPr>
   </w:style>
   <w:style w:type="character" w:styleId="ListLabel45">
     <w:name w:val="ListLabel 45"/>
-    <w:qFormat w:val="1"/>
+    <w:qFormat/>
     <w:rPr>
       <w:rFonts w:cs="Courier New"/>
     </w:rPr>
   </w:style>
   <w:style w:type="character" w:styleId="ListLabel46">
     <w:name w:val="ListLabel 46"/>
-    <w:qFormat w:val="1"/>
+    <w:qFormat/>
     <w:rPr>
       <w:rFonts w:cs="Courier New"/>
     </w:rPr>
   </w:style>
   <w:style w:type="character" w:styleId="ListLabel47">
     <w:name w:val="ListLabel 47"/>
-    <w:qFormat w:val="1"/>
+    <w:qFormat/>
     <w:rPr>
       <w:rFonts w:cs="Courier New"/>
     </w:rPr>
   </w:style>
   <w:style w:type="character" w:styleId="ListLabel48">
     <w:name w:val="ListLabel 48"/>
-    <w:qFormat w:val="1"/>
+    <w:qFormat/>
     <w:rPr>
       <w:rFonts w:cs="Courier New"/>
     </w:rPr>
   </w:style>
   <w:style w:type="character" w:styleId="ListLabel49">
     <w:name w:val="ListLabel 49"/>
-    <w:qFormat w:val="1"/>
+    <w:qFormat/>
     <w:rPr>
       <w:rFonts w:cs="Courier New"/>
     </w:rPr>
   </w:style>
   <w:style w:type="character" w:styleId="ListLabel50">
     <w:name w:val="ListLabel 50"/>
-    <w:qFormat w:val="1"/>
+    <w:qFormat/>
     <w:rPr>
       <w:rFonts w:cs="Courier New"/>
     </w:rPr>
   </w:style>
   <w:style w:type="character" w:styleId="ListLabel51">
     <w:name w:val="ListLabel 51"/>
-    <w:qFormat w:val="1"/>
+    <w:qFormat/>
     <w:rPr>
       <w:rFonts w:cs="Courier New"/>
     </w:rPr>
   </w:style>
   <w:style w:type="character" w:styleId="ListLabel52">
     <w:name w:val="ListLabel 52"/>
-    <w:qFormat w:val="1"/>
+    <w:qFormat/>
     <w:rPr>
       <w:rFonts w:cs="Courier New"/>
     </w:rPr>
   </w:style>
   <w:style w:type="character" w:styleId="ListLabel53">
     <w:name w:val="ListLabel 53"/>
-    <w:qFormat w:val="1"/>
+    <w:qFormat/>
     <w:rPr>
       <w:rFonts w:cs="Courier New"/>
     </w:rPr>
   </w:style>
   <w:style w:type="character" w:styleId="ListLabel54">
     <w:name w:val="ListLabel 54"/>
-    <w:qFormat w:val="1"/>
+    <w:qFormat/>
     <w:rPr>
       <w:rFonts w:cs="Courier New"/>
     </w:rPr>
   </w:style>
   <w:style w:type="character" w:styleId="ListLabel55">
     <w:name w:val="ListLabel 55"/>
-    <w:qFormat w:val="1"/>
+    <w:qFormat/>
     <w:rPr>
       <w:rFonts w:cs="Courier New"/>
     </w:rPr>
   </w:style>
   <w:style w:type="character" w:styleId="ListLabel56">
     <w:name w:val="ListLabel 56"/>
-    <w:qFormat w:val="1"/>
+    <w:qFormat/>
     <w:rPr>
       <w:rFonts w:cs="Courier New"/>
     </w:rPr>
   </w:style>
   <w:style w:type="character" w:styleId="ListLabel57">
     <w:name w:val="ListLabel 57"/>
-    <w:qFormat w:val="1"/>
+    <w:qFormat/>
     <w:rPr>
       <w:rFonts w:cs="Courier New"/>
     </w:rPr>
   </w:style>
   <w:style w:type="character" w:styleId="ListLabel58">
     <w:name w:val="ListLabel 58"/>
-    <w:qFormat w:val="1"/>
+    <w:qFormat/>
     <w:rPr>
       <w:rFonts w:cs="Courier New"/>
     </w:rPr>
   </w:style>
   <w:style w:type="character" w:styleId="ListLabel59">
     <w:name w:val="ListLabel 59"/>
-    <w:qFormat w:val="1"/>
+    <w:qFormat/>
     <w:rPr>
       <w:rFonts w:cs="Courier New"/>
     </w:rPr>
   </w:style>
   <w:style w:type="character" w:styleId="ListLabel60">
     <w:name w:val="ListLabel 60"/>
-    <w:qFormat w:val="1"/>
+    <w:qFormat/>
     <w:rPr>
       <w:rFonts w:cs="Courier New"/>
     </w:rPr>
   </w:style>
   <w:style w:type="character" w:styleId="ListLabel61">
     <w:name w:val="ListLabel 61"/>
-    <w:qFormat w:val="1"/>
+    <w:qFormat/>
     <w:rPr>
       <w:rFonts w:cs="Courier New"/>
     </w:rPr>
   </w:style>
   <w:style w:type="character" w:styleId="ListLabel62">
     <w:name w:val="ListLabel 62"/>
-    <w:qFormat w:val="1"/>
+    <w:qFormat/>
     <w:rPr>
       <w:rFonts w:cs="Courier New"/>
     </w:rPr>
   </w:style>
   <w:style w:type="character" w:styleId="ListLabel63">
     <w:name w:val="ListLabel 63"/>
-    <w:qFormat w:val="1"/>
+    <w:qFormat/>
     <w:rPr>
       <w:rFonts w:ascii="Cambria" w:hAnsi="Cambria" w:asciiTheme="majorHAnsi" w:hAnsiTheme="majorHAnsi"/>
       <w:color w:val="000000" w:themeColor="text1"/>
@@ -2742,135 +2799,135 @@
   </w:style>
   <w:style w:type="character" w:styleId="ListLabel64">
     <w:name w:val="ListLabel 64"/>
-    <w:qFormat w:val="1"/>
-    <w:rPr>
-      <w:rFonts w:ascii="Cambria" w:cs="Symbol" w:hAnsi="Cambria"/>
+    <w:qFormat/>
+    <w:rPr>
+      <w:rFonts w:ascii="Cambria" w:hAnsi="Cambria" w:cs="Symbol"/>
       <w:sz w:val="22"/>
     </w:rPr>
   </w:style>
   <w:style w:type="character" w:styleId="ListLabel65">
     <w:name w:val="ListLabel 65"/>
-    <w:qFormat w:val="1"/>
+    <w:qFormat/>
     <w:rPr>
       <w:rFonts w:cs="Courier New"/>
     </w:rPr>
   </w:style>
   <w:style w:type="character" w:styleId="ListLabel66">
     <w:name w:val="ListLabel 66"/>
-    <w:qFormat w:val="1"/>
+    <w:qFormat/>
     <w:rPr>
       <w:rFonts w:cs="Wingdings"/>
     </w:rPr>
   </w:style>
   <w:style w:type="character" w:styleId="ListLabel67">
     <w:name w:val="ListLabel 67"/>
-    <w:qFormat w:val="1"/>
+    <w:qFormat/>
     <w:rPr>
       <w:rFonts w:cs="Symbol"/>
     </w:rPr>
   </w:style>
   <w:style w:type="character" w:styleId="ListLabel68">
     <w:name w:val="ListLabel 68"/>
-    <w:qFormat w:val="1"/>
+    <w:qFormat/>
     <w:rPr>
       <w:rFonts w:cs="Courier New"/>
     </w:rPr>
   </w:style>
   <w:style w:type="character" w:styleId="ListLabel69">
     <w:name w:val="ListLabel 69"/>
-    <w:qFormat w:val="1"/>
+    <w:qFormat/>
     <w:rPr>
       <w:rFonts w:cs="Wingdings"/>
     </w:rPr>
   </w:style>
   <w:style w:type="character" w:styleId="ListLabel70">
     <w:name w:val="ListLabel 70"/>
-    <w:qFormat w:val="1"/>
+    <w:qFormat/>
     <w:rPr>
       <w:rFonts w:cs="Symbol"/>
     </w:rPr>
   </w:style>
   <w:style w:type="character" w:styleId="ListLabel71">
     <w:name w:val="ListLabel 71"/>
-    <w:qFormat w:val="1"/>
+    <w:qFormat/>
     <w:rPr>
       <w:rFonts w:cs="Courier New"/>
     </w:rPr>
   </w:style>
   <w:style w:type="character" w:styleId="ListLabel72">
     <w:name w:val="ListLabel 72"/>
-    <w:qFormat w:val="1"/>
+    <w:qFormat/>
     <w:rPr>
       <w:rFonts w:cs="Wingdings"/>
     </w:rPr>
   </w:style>
   <w:style w:type="character" w:styleId="ListLabel73">
     <w:name w:val="ListLabel 73"/>
-    <w:qFormat w:val="1"/>
-    <w:rPr>
-      <w:rFonts w:ascii="Cambria" w:cs="Symbol" w:hAnsi="Cambria"/>
+    <w:qFormat/>
+    <w:rPr>
+      <w:rFonts w:ascii="Cambria" w:hAnsi="Cambria" w:cs="Symbol"/>
       <w:sz w:val="22"/>
     </w:rPr>
   </w:style>
   <w:style w:type="character" w:styleId="ListLabel74">
     <w:name w:val="ListLabel 74"/>
-    <w:qFormat w:val="1"/>
+    <w:qFormat/>
     <w:rPr>
       <w:rFonts w:cs="Courier New"/>
     </w:rPr>
   </w:style>
   <w:style w:type="character" w:styleId="ListLabel75">
     <w:name w:val="ListLabel 75"/>
-    <w:qFormat w:val="1"/>
+    <w:qFormat/>
     <w:rPr>
       <w:rFonts w:cs="Wingdings"/>
     </w:rPr>
   </w:style>
   <w:style w:type="character" w:styleId="ListLabel76">
     <w:name w:val="ListLabel 76"/>
-    <w:qFormat w:val="1"/>
+    <w:qFormat/>
     <w:rPr>
       <w:rFonts w:cs="Symbol"/>
     </w:rPr>
   </w:style>
   <w:style w:type="character" w:styleId="ListLabel77">
     <w:name w:val="ListLabel 77"/>
-    <w:qFormat w:val="1"/>
+    <w:qFormat/>
     <w:rPr>
       <w:rFonts w:cs="Courier New"/>
     </w:rPr>
   </w:style>
   <w:style w:type="character" w:styleId="ListLabel78">
     <w:name w:val="ListLabel 78"/>
-    <w:qFormat w:val="1"/>
+    <w:qFormat/>
     <w:rPr>
       <w:rFonts w:cs="Wingdings"/>
     </w:rPr>
   </w:style>
   <w:style w:type="character" w:styleId="ListLabel79">
     <w:name w:val="ListLabel 79"/>
-    <w:qFormat w:val="1"/>
+    <w:qFormat/>
     <w:rPr>
       <w:rFonts w:cs="Symbol"/>
     </w:rPr>
   </w:style>
   <w:style w:type="character" w:styleId="ListLabel80">
     <w:name w:val="ListLabel 80"/>
-    <w:qFormat w:val="1"/>
+    <w:qFormat/>
     <w:rPr>
       <w:rFonts w:cs="Courier New"/>
     </w:rPr>
   </w:style>
   <w:style w:type="character" w:styleId="ListLabel81">
     <w:name w:val="ListLabel 81"/>
-    <w:qFormat w:val="1"/>
+    <w:qFormat/>
     <w:rPr>
       <w:rFonts w:cs="Wingdings"/>
     </w:rPr>
   </w:style>
   <w:style w:type="character" w:styleId="ListLabel82">
     <w:name w:val="ListLabel 82"/>
-    <w:qFormat w:val="1"/>
+    <w:qFormat/>
     <w:rPr>
       <w:rFonts w:ascii="Cambria" w:hAnsi="Cambria" w:asciiTheme="majorHAnsi" w:hAnsiTheme="majorHAnsi"/>
       <w:color w:val="000000" w:themeColor="text1"/>
@@ -2881,71 +2938,71 @@
   </w:style>
   <w:style w:type="character" w:styleId="ListLabel83">
     <w:name w:val="ListLabel 83"/>
-    <w:qFormat w:val="1"/>
-    <w:rPr>
-      <w:rFonts w:ascii="Cambria" w:cs="Symbol" w:hAnsi="Cambria"/>
+    <w:qFormat/>
+    <w:rPr>
+      <w:rFonts w:ascii="Cambria" w:hAnsi="Cambria" w:cs="Symbol"/>
       <w:sz w:val="22"/>
     </w:rPr>
   </w:style>
   <w:style w:type="character" w:styleId="ListLabel84">
     <w:name w:val="ListLabel 84"/>
-    <w:qFormat w:val="1"/>
+    <w:qFormat/>
     <w:rPr>
       <w:rFonts w:cs="Courier New"/>
     </w:rPr>
   </w:style>
   <w:style w:type="character" w:styleId="ListLabel85">
     <w:name w:val="ListLabel 85"/>
-    <w:qFormat w:val="1"/>
+    <w:qFormat/>
     <w:rPr>
       <w:rFonts w:cs="Wingdings"/>
     </w:rPr>
   </w:style>
   <w:style w:type="character" w:styleId="ListLabel86">
     <w:name w:val="ListLabel 86"/>
-    <w:qFormat w:val="1"/>
+    <w:qFormat/>
     <w:rPr>
       <w:rFonts w:cs="Symbol"/>
     </w:rPr>
   </w:style>
   <w:style w:type="character" w:styleId="ListLabel87">
     <w:name w:val="ListLabel 87"/>
-    <w:qFormat w:val="1"/>
+    <w:qFormat/>
     <w:rPr>
       <w:rFonts w:cs="Courier New"/>
     </w:rPr>
   </w:style>
   <w:style w:type="character" w:styleId="ListLabel88">
     <w:name w:val="ListLabel 88"/>
-    <w:qFormat w:val="1"/>
+    <w:qFormat/>
     <w:rPr>
       <w:rFonts w:cs="Wingdings"/>
     </w:rPr>
   </w:style>
   <w:style w:type="character" w:styleId="ListLabel89">
     <w:name w:val="ListLabel 89"/>
-    <w:qFormat w:val="1"/>
+    <w:qFormat/>
     <w:rPr>
       <w:rFonts w:cs="Symbol"/>
     </w:rPr>
   </w:style>
   <w:style w:type="character" w:styleId="ListLabel90">
     <w:name w:val="ListLabel 90"/>
-    <w:qFormat w:val="1"/>
+    <w:qFormat/>
     <w:rPr>
       <w:rFonts w:cs="Courier New"/>
     </w:rPr>
   </w:style>
   <w:style w:type="character" w:styleId="ListLabel91">
     <w:name w:val="ListLabel 91"/>
-    <w:qFormat w:val="1"/>
+    <w:qFormat/>
     <w:rPr>
       <w:rFonts w:cs="Wingdings"/>
     </w:rPr>
   </w:style>
   <w:style w:type="character" w:styleId="ListLabel92">
     <w:name w:val="ListLabel 92"/>
-    <w:qFormat w:val="1"/>
+    <w:qFormat/>
     <w:rPr>
       <w:rFonts w:cs="Symbol"/>
       <w:sz w:val="22"/>
@@ -2953,63 +3010,63 @@
   </w:style>
   <w:style w:type="character" w:styleId="ListLabel93">
     <w:name w:val="ListLabel 93"/>
-    <w:qFormat w:val="1"/>
+    <w:qFormat/>
     <w:rPr>
       <w:rFonts w:cs="Courier New"/>
     </w:rPr>
   </w:style>
   <w:style w:type="character" w:styleId="ListLabel94">
     <w:name w:val="ListLabel 94"/>
-    <w:qFormat w:val="1"/>
+    <w:qFormat/>
     <w:rPr>
       <w:rFonts w:cs="Wingdings"/>
     </w:rPr>
   </w:style>
   <w:style w:type="character" w:styleId="ListLabel95">
     <w:name w:val="ListLabel 95"/>
-    <w:qFormat w:val="1"/>
+    <w:qFormat/>
     <w:rPr>
       <w:rFonts w:cs="Symbol"/>
     </w:rPr>
   </w:style>
   <w:style w:type="character" w:styleId="ListLabel96">
     <w:name w:val="ListLabel 96"/>
-    <w:qFormat w:val="1"/>
+    <w:qFormat/>
     <w:rPr>
       <w:rFonts w:cs="Courier New"/>
     </w:rPr>
   </w:style>
   <w:style w:type="character" w:styleId="ListLabel97">
     <w:name w:val="ListLabel 97"/>
-    <w:qFormat w:val="1"/>
+    <w:qFormat/>
     <w:rPr>
       <w:rFonts w:cs="Wingdings"/>
     </w:rPr>
   </w:style>
   <w:style w:type="character" w:styleId="ListLabel98">
     <w:name w:val="ListLabel 98"/>
-    <w:qFormat w:val="1"/>
+    <w:qFormat/>
     <w:rPr>
       <w:rFonts w:cs="Symbol"/>
     </w:rPr>
   </w:style>
   <w:style w:type="character" w:styleId="ListLabel99">
     <w:name w:val="ListLabel 99"/>
-    <w:qFormat w:val="1"/>
+    <w:qFormat/>
     <w:rPr>
       <w:rFonts w:cs="Courier New"/>
     </w:rPr>
   </w:style>
   <w:style w:type="character" w:styleId="ListLabel100">
     <w:name w:val="ListLabel 100"/>
-    <w:qFormat w:val="1"/>
+    <w:qFormat/>
     <w:rPr>
       <w:rFonts w:cs="Wingdings"/>
     </w:rPr>
   </w:style>
   <w:style w:type="character" w:styleId="ListLabel101">
     <w:name w:val="ListLabel 101"/>
-    <w:qFormat w:val="1"/>
+    <w:qFormat/>
     <w:rPr>
       <w:rFonts w:ascii="Cambria" w:hAnsi="Cambria" w:asciiTheme="majorHAnsi" w:hAnsiTheme="majorHAnsi"/>
       <w:color w:val="000000" w:themeColor="text1"/>
@@ -3020,7 +3077,7 @@
   </w:style>
   <w:style w:type="character" w:styleId="ListLabel102">
     <w:name w:val="ListLabel 102"/>
-    <w:qFormat w:val="1"/>
+    <w:qFormat/>
     <w:rPr>
       <w:rFonts w:cs="Symbol"/>
       <w:sz w:val="22"/>
@@ -3028,63 +3085,63 @@
   </w:style>
   <w:style w:type="character" w:styleId="ListLabel103">
     <w:name w:val="ListLabel 103"/>
-    <w:qFormat w:val="1"/>
+    <w:qFormat/>
     <w:rPr>
       <w:rFonts w:cs="Courier New"/>
     </w:rPr>
   </w:style>
   <w:style w:type="character" w:styleId="ListLabel104">
     <w:name w:val="ListLabel 104"/>
-    <w:qFormat w:val="1"/>
+    <w:qFormat/>
     <w:rPr>
       <w:rFonts w:cs="Wingdings"/>
     </w:rPr>
   </w:style>
   <w:style w:type="character" w:styleId="ListLabel105">
     <w:name w:val="ListLabel 105"/>
-    <w:qFormat w:val="1"/>
+    <w:qFormat/>
     <w:rPr>
       <w:rFonts w:cs="Symbol"/>
     </w:rPr>
   </w:style>
   <w:style w:type="character" w:styleId="ListLabel106">
     <w:name w:val="ListLabel 106"/>
-    <w:qFormat w:val="1"/>
+    <w:qFormat/>
     <w:rPr>
       <w:rFonts w:cs="Courier New"/>
     </w:rPr>
   </w:style>
   <w:style w:type="character" w:styleId="ListLabel107">
     <w:name w:val="ListLabel 107"/>
-    <w:qFormat w:val="1"/>
+    <w:qFormat/>
     <w:rPr>
       <w:rFonts w:cs="Wingdings"/>
     </w:rPr>
   </w:style>
   <w:style w:type="character" w:styleId="ListLabel108">
     <w:name w:val="ListLabel 108"/>
-    <w:qFormat w:val="1"/>
+    <w:qFormat/>
     <w:rPr>
       <w:rFonts w:cs="Symbol"/>
     </w:rPr>
   </w:style>
   <w:style w:type="character" w:styleId="ListLabel109">
     <w:name w:val="ListLabel 109"/>
-    <w:qFormat w:val="1"/>
+    <w:qFormat/>
     <w:rPr>
       <w:rFonts w:cs="Courier New"/>
     </w:rPr>
   </w:style>
   <w:style w:type="character" w:styleId="ListLabel110">
     <w:name w:val="ListLabel 110"/>
-    <w:qFormat w:val="1"/>
+    <w:qFormat/>
     <w:rPr>
       <w:rFonts w:cs="Wingdings"/>
     </w:rPr>
   </w:style>
   <w:style w:type="character" w:styleId="ListLabel111">
     <w:name w:val="ListLabel 111"/>
-    <w:qFormat w:val="1"/>
+    <w:qFormat/>
     <w:rPr>
       <w:rFonts w:cs="Symbol"/>
       <w:sz w:val="22"/>
@@ -3092,63 +3149,63 @@
   </w:style>
   <w:style w:type="character" w:styleId="ListLabel112">
     <w:name w:val="ListLabel 112"/>
-    <w:qFormat w:val="1"/>
+    <w:qFormat/>
     <w:rPr>
       <w:rFonts w:cs="Courier New"/>
     </w:rPr>
   </w:style>
   <w:style w:type="character" w:styleId="ListLabel113">
     <w:name w:val="ListLabel 113"/>
-    <w:qFormat w:val="1"/>
+    <w:qFormat/>
     <w:rPr>
       <w:rFonts w:cs="Wingdings"/>
     </w:rPr>
   </w:style>
   <w:style w:type="character" w:styleId="ListLabel114">
     <w:name w:val="ListLabel 114"/>
-    <w:qFormat w:val="1"/>
+    <w:qFormat/>
     <w:rPr>
       <w:rFonts w:cs="Symbol"/>
     </w:rPr>
   </w:style>
   <w:style w:type="character" w:styleId="ListLabel115">
     <w:name w:val="ListLabel 115"/>
-    <w:qFormat w:val="1"/>
+    <w:qFormat/>
     <w:rPr>
       <w:rFonts w:cs="Courier New"/>
     </w:rPr>
   </w:style>
   <w:style w:type="character" w:styleId="ListLabel116">
     <w:name w:val="ListLabel 116"/>
-    <w:qFormat w:val="1"/>
+    <w:qFormat/>
     <w:rPr>
       <w:rFonts w:cs="Wingdings"/>
     </w:rPr>
   </w:style>
   <w:style w:type="character" w:styleId="ListLabel117">
     <w:name w:val="ListLabel 117"/>
-    <w:qFormat w:val="1"/>
+    <w:qFormat/>
     <w:rPr>
       <w:rFonts w:cs="Symbol"/>
     </w:rPr>
   </w:style>
   <w:style w:type="character" w:styleId="ListLabel118">
     <w:name w:val="ListLabel 118"/>
-    <w:qFormat w:val="1"/>
+    <w:qFormat/>
     <w:rPr>
       <w:rFonts w:cs="Courier New"/>
     </w:rPr>
   </w:style>
   <w:style w:type="character" w:styleId="ListLabel119">
     <w:name w:val="ListLabel 119"/>
-    <w:qFormat w:val="1"/>
+    <w:qFormat/>
     <w:rPr>
       <w:rFonts w:cs="Wingdings"/>
     </w:rPr>
   </w:style>
   <w:style w:type="character" w:styleId="ListLabel120">
     <w:name w:val="ListLabel 120"/>
-    <w:qFormat w:val="1"/>
+    <w:qFormat/>
     <w:rPr>
       <w:rFonts w:ascii="Cambria" w:hAnsi="Cambria" w:asciiTheme="majorHAnsi" w:hAnsiTheme="majorHAnsi"/>
       <w:color w:val="000000" w:themeColor="text1"/>
@@ -3159,7 +3216,7 @@
   </w:style>
   <w:style w:type="character" w:styleId="ListLabel121">
     <w:name w:val="ListLabel 121"/>
-    <w:qFormat w:val="1"/>
+    <w:qFormat/>
     <w:rPr>
       <w:rFonts w:cs="Symbol"/>
       <w:sz w:val="22"/>
@@ -3167,63 +3224,63 @@
   </w:style>
   <w:style w:type="character" w:styleId="ListLabel122">
     <w:name w:val="ListLabel 122"/>
-    <w:qFormat w:val="1"/>
+    <w:qFormat/>
     <w:rPr>
       <w:rFonts w:cs="Courier New"/>
     </w:rPr>
   </w:style>
   <w:style w:type="character" w:styleId="ListLabel123">
     <w:name w:val="ListLabel 123"/>
-    <w:qFormat w:val="1"/>
+    <w:qFormat/>
     <w:rPr>
       <w:rFonts w:cs="Wingdings"/>
     </w:rPr>
   </w:style>
   <w:style w:type="character" w:styleId="ListLabel124">
     <w:name w:val="ListLabel 124"/>
-    <w:qFormat w:val="1"/>
+    <w:qFormat/>
     <w:rPr>
       <w:rFonts w:cs="Symbol"/>
     </w:rPr>
   </w:style>
   <w:style w:type="character" w:styleId="ListLabel125">
     <w:name w:val="ListLabel 125"/>
-    <w:qFormat w:val="1"/>
+    <w:qFormat/>
     <w:rPr>
       <w:rFonts w:cs="Courier New"/>
     </w:rPr>
   </w:style>
   <w:style w:type="character" w:styleId="ListLabel126">
     <w:name w:val="ListLabel 126"/>
-    <w:qFormat w:val="1"/>
+    <w:qFormat/>
     <w:rPr>
       <w:rFonts w:cs="Wingdings"/>
     </w:rPr>
   </w:style>
   <w:style w:type="character" w:styleId="ListLabel127">
     <w:name w:val="ListLabel 127"/>
-    <w:qFormat w:val="1"/>
+    <w:qFormat/>
     <w:rPr>
       <w:rFonts w:cs="Symbol"/>
     </w:rPr>
   </w:style>
   <w:style w:type="character" w:styleId="ListLabel128">
     <w:name w:val="ListLabel 128"/>
-    <w:qFormat w:val="1"/>
+    <w:qFormat/>
     <w:rPr>
       <w:rFonts w:cs="Courier New"/>
     </w:rPr>
   </w:style>
   <w:style w:type="character" w:styleId="ListLabel129">
     <w:name w:val="ListLabel 129"/>
-    <w:qFormat w:val="1"/>
+    <w:qFormat/>
     <w:rPr>
       <w:rFonts w:cs="Wingdings"/>
     </w:rPr>
   </w:style>
   <w:style w:type="character" w:styleId="ListLabel130">
     <w:name w:val="ListLabel 130"/>
-    <w:qFormat w:val="1"/>
+    <w:qFormat/>
     <w:rPr>
       <w:rFonts w:cs="Symbol"/>
       <w:sz w:val="22"/>
@@ -3231,63 +3288,63 @@
   </w:style>
   <w:style w:type="character" w:styleId="ListLabel131">
     <w:name w:val="ListLabel 131"/>
-    <w:qFormat w:val="1"/>
+    <w:qFormat/>
     <w:rPr>
       <w:rFonts w:cs="Courier New"/>
     </w:rPr>
   </w:style>
   <w:style w:type="character" w:styleId="ListLabel132">
     <w:name w:val="ListLabel 132"/>
-    <w:qFormat w:val="1"/>
+    <w:qFormat/>
     <w:rPr>
       <w:rFonts w:cs="Wingdings"/>
     </w:rPr>
   </w:style>
   <w:style w:type="character" w:styleId="ListLabel133">
     <w:name w:val="ListLabel 133"/>
-    <w:qFormat w:val="1"/>
+    <w:qFormat/>
     <w:rPr>
       <w:rFonts w:cs="Symbol"/>
     </w:rPr>
   </w:style>
   <w:style w:type="character" w:styleId="ListLabel134">
     <w:name w:val="ListLabel 134"/>
-    <w:qFormat w:val="1"/>
+    <w:qFormat/>
     <w:rPr>
       <w:rFonts w:cs="Courier New"/>
     </w:rPr>
   </w:style>
   <w:style w:type="character" w:styleId="ListLabel135">
     <w:name w:val="ListLabel 135"/>
-    <w:qFormat w:val="1"/>
+    <w:qFormat/>
     <w:rPr>
       <w:rFonts w:cs="Wingdings"/>
     </w:rPr>
   </w:style>
   <w:style w:type="character" w:styleId="ListLabel136">
     <w:name w:val="ListLabel 136"/>
-    <w:qFormat w:val="1"/>
+    <w:qFormat/>
     <w:rPr>
       <w:rFonts w:cs="Symbol"/>
     </w:rPr>
   </w:style>
   <w:style w:type="character" w:styleId="ListLabel137">
     <w:name w:val="ListLabel 137"/>
-    <w:qFormat w:val="1"/>
+    <w:qFormat/>
     <w:rPr>
       <w:rFonts w:cs="Courier New"/>
     </w:rPr>
   </w:style>
   <w:style w:type="character" w:styleId="ListLabel138">
     <w:name w:val="ListLabel 138"/>
-    <w:qFormat w:val="1"/>
+    <w:qFormat/>
     <w:rPr>
       <w:rFonts w:cs="Wingdings"/>
     </w:rPr>
   </w:style>
   <w:style w:type="character" w:styleId="ListLabel139">
     <w:name w:val="ListLabel 139"/>
-    <w:qFormat w:val="1"/>
+    <w:qFormat/>
     <w:rPr>
       <w:rFonts w:ascii="Cambria" w:hAnsi="Cambria" w:asciiTheme="majorHAnsi" w:hAnsiTheme="majorHAnsi"/>
       <w:color w:val="000000" w:themeColor="text1"/>
@@ -3300,13 +3357,13 @@
     <w:name w:val="Heading"/>
     <w:basedOn w:val="Normal"/>
     <w:next w:val="TextBody"/>
-    <w:qFormat w:val="1"/>
+    <w:qFormat/>
     <w:pPr>
-      <w:keepNext w:val="1"/>
-      <w:spacing w:after="120" w:before="240"/>
+      <w:keepNext w:val="true"/>
+      <w:spacing w:before="240" w:after="120"/>
     </w:pPr>
     <w:rPr>
-      <w:rFonts w:ascii="Liberation Sans" w:cs="Noto Sans Devanagari" w:eastAsia="Droid Sans Fallback" w:hAnsi="Liberation Sans"/>
+      <w:rFonts w:ascii="Liberation Sans" w:hAnsi="Liberation Sans" w:eastAsia="Droid Sans Fallback" w:cs="Noto Sans Devanagari"/>
       <w:sz w:val="28"/>
       <w:szCs w:val="28"/>
     </w:rPr>
@@ -3314,8 +3371,8 @@
   <w:style w:type="paragraph" w:styleId="TextBody">
     <w:name w:val="Body Text"/>
     <w:basedOn w:val="Normal"/>
-    <w:semiHidden w:val="1"/>
-    <w:rsid w:val="00E53C33"/>
+    <w:semiHidden/>
+    <w:rsid w:val="00e53c33"/>
     <w:pPr/>
     <w:rPr>
       <w:sz w:val="22"/>
@@ -3332,15 +3389,15 @@
   <w:style w:type="paragraph" w:styleId="Caption">
     <w:name w:val="Caption"/>
     <w:basedOn w:val="Normal"/>
-    <w:qFormat w:val="1"/>
+    <w:qFormat/>
     <w:pPr>
-      <w:suppressLineNumbers w:val="1"/>
-      <w:spacing w:after="120" w:before="120"/>
+      <w:suppressLineNumbers/>
+      <w:spacing w:before="120" w:after="120"/>
     </w:pPr>
     <w:rPr>
       <w:rFonts w:cs="Noto Sans Devanagari"/>
-      <w:i w:val="1"/>
-      <w:iCs w:val="1"/>
+      <w:i/>
+      <w:iCs/>
       <w:sz w:val="24"/>
       <w:szCs w:val="24"/>
     </w:rPr>
@@ -3348,9 +3405,9 @@
   <w:style w:type="paragraph" w:styleId="Index">
     <w:name w:val="Index"/>
     <w:basedOn w:val="Normal"/>
-    <w:qFormat w:val="1"/>
+    <w:qFormat/>
     <w:pPr>
-      <w:suppressLineNumbers w:val="1"/>
+      <w:suppressLineNumbers/>
     </w:pPr>
     <w:rPr>
       <w:rFonts w:cs="Noto Sans Devanagari"/>
@@ -3359,11 +3416,11 @@
   <w:style w:type="paragraph" w:styleId="BodyText2">
     <w:name w:val="Body Text 2"/>
     <w:basedOn w:val="Normal"/>
-    <w:semiHidden w:val="1"/>
-    <w:qFormat w:val="1"/>
-    <w:rsid w:val="00E53C33"/>
+    <w:semiHidden/>
+    <w:qFormat/>
+    <w:rsid w:val="00e53c33"/>
     <w:pPr>
-      <w:spacing w:after="60" w:before="0"/>
+      <w:spacing w:before="0" w:after="60"/>
       <w:jc w:val="both"/>
     </w:pPr>
     <w:rPr>
@@ -3374,8 +3431,8 @@
   <w:style w:type="paragraph" w:styleId="TextBodyIndent">
     <w:name w:val="Body Text Indent"/>
     <w:basedOn w:val="Normal"/>
-    <w:semiHidden w:val="1"/>
-    <w:rsid w:val="00E53C33"/>
+    <w:semiHidden/>
+    <w:rsid w:val="00e53c33"/>
     <w:pPr>
       <w:ind w:left="2160" w:hanging="2160"/>
     </w:pPr>
@@ -3387,11 +3444,11 @@
     <w:name w:val="Normal (Web)"/>
     <w:basedOn w:val="Normal"/>
     <w:link w:val="NormalWebChar"/>
-    <w:semiHidden w:val="1"/>
-    <w:qFormat w:val="1"/>
-    <w:rsid w:val="00E53C33"/>
+    <w:semiHidden/>
+    <w:qFormat/>
+    <w:rsid w:val="00e53c33"/>
     <w:pPr>
-      <w:spacing w:afterAutospacing="1" w:beforeAutospacing="1"/>
+      <w:spacing w:beforeAutospacing="1" w:afterAutospacing="1"/>
     </w:pPr>
     <w:rPr>
       <w:sz w:val="24"/>
@@ -3401,9 +3458,9 @@
   <w:style w:type="paragraph" w:styleId="BlockText">
     <w:name w:val="Block Text"/>
     <w:basedOn w:val="Normal"/>
-    <w:semiHidden w:val="1"/>
-    <w:qFormat w:val="1"/>
-    <w:rsid w:val="00E53C33"/>
+    <w:semiHidden/>
+    <w:qFormat/>
+    <w:rsid w:val="00e53c33"/>
     <w:pPr>
       <w:ind w:left="450" w:right="540" w:hanging="0"/>
       <w:jc w:val="both"/>
@@ -3419,17 +3476,17 @@
     <w:next w:val="Normal"/>
     <w:link w:val="TitleChar"/>
     <w:uiPriority w:val="10"/>
-    <w:qFormat w:val="1"/>
+    <w:qFormat/>
     <w:rsid w:val="00705698"/>
     <w:pPr>
-      <w:spacing w:after="60" w:before="240"/>
+      <w:spacing w:before="240" w:after="60"/>
       <w:jc w:val="center"/>
       <w:outlineLvl w:val="0"/>
     </w:pPr>
     <w:rPr>
       <w:rFonts w:ascii="Cambria" w:hAnsi="Cambria"/>
-      <w:b w:val="1"/>
-      <w:bCs w:val="1"/>
+      <w:b/>
+      <w:bCs/>
       <w:kern w:val="2"/>
       <w:sz w:val="32"/>
       <w:szCs w:val="32"/>
@@ -3440,7 +3497,7 @@
     <w:basedOn w:val="Normal"/>
     <w:link w:val="ListParagraphChar"/>
     <w:uiPriority w:val="34"/>
-    <w:qFormat w:val="1"/>
+    <w:qFormat/>
     <w:rsid w:val="00705698"/>
     <w:pPr>
       <w:ind w:left="720" w:hanging="0"/>
@@ -3451,16 +3508,16 @@
     <w:name w:val="Heading All Caps"/>
     <w:basedOn w:val="NormalWeb"/>
     <w:link w:val="HeadingAllCapsChar"/>
-    <w:qFormat w:val="1"/>
-    <w:rsid w:val="007B243E"/>
+    <w:qFormat/>
+    <w:rsid w:val="007b243e"/>
     <w:pPr>
-      <w:keepNext w:val="1"/>
-      <w:spacing w:after="60" w:afterAutospacing="0" w:before="0" w:beforeAutospacing="0"/>
+      <w:keepNext w:val="true"/>
+      <w:spacing w:beforeAutospacing="0" w:before="0" w:afterAutospacing="0" w:after="60"/>
       <w:ind w:left="360" w:hanging="0"/>
       <w:jc w:val="both"/>
     </w:pPr>
     <w:rPr>
-      <w:caps w:val="1"/>
+      <w:caps/>
       <w:sz w:val="21"/>
     </w:rPr>
   </w:style>
@@ -3468,10 +3525,10 @@
     <w:name w:val="Empoyer"/>
     <w:basedOn w:val="NormalWeb"/>
     <w:link w:val="EmpoyerCharChar"/>
-    <w:qFormat w:val="1"/>
-    <w:rsid w:val="007B243E"/>
+    <w:qFormat/>
+    <w:rsid w:val="007b243e"/>
     <w:pPr>
-      <w:spacing w:after="0" w:afterAutospacing="0" w:before="0" w:beforeAutospacing="0"/>
+      <w:spacing w:beforeAutospacing="0" w:before="0" w:afterAutospacing="0" w:after="0"/>
       <w:ind w:left="360" w:hanging="0"/>
       <w:jc w:val="both"/>
     </w:pPr>
@@ -3484,10 +3541,10 @@
     <w:name w:val="Address"/>
     <w:basedOn w:val="ListParagraph"/>
     <w:link w:val="AddressChar"/>
-    <w:qFormat w:val="1"/>
-    <w:rsid w:val="00162E6B"/>
+    <w:qFormat/>
+    <w:rsid w:val="00162e6b"/>
     <w:pPr>
-      <w:spacing w:after="120" w:before="0"/>
+      <w:spacing w:before="0" w:after="120"/>
       <w:ind w:left="360" w:hanging="0"/>
     </w:pPr>
     <w:rPr/>
@@ -3495,8 +3552,8 @@
   <w:style w:type="paragraph" w:styleId="Objective" w:customStyle="1">
     <w:name w:val="Objective"/>
     <w:basedOn w:val="Normal"/>
-    <w:qFormat w:val="1"/>
-    <w:rsid w:val="006646B5"/>
+    <w:qFormat/>
+    <w:rsid w:val="006646b5"/>
     <w:pPr>
       <w:ind w:left="360" w:hanging="0"/>
     </w:pPr>
@@ -3507,16 +3564,16 @@
   <w:style w:type="paragraph" w:styleId="SkillsList" w:customStyle="1">
     <w:name w:val="Skills List"/>
     <w:basedOn w:val="Normal"/>
-    <w:qFormat w:val="1"/>
-    <w:rsid w:val="002247F4"/>
+    <w:qFormat/>
+    <w:rsid w:val="002247f4"/>
     <w:pPr/>
     <w:rPr/>
   </w:style>
   <w:style w:type="paragraph" w:styleId="BulletListIndent" w:customStyle="1">
     <w:name w:val="Bullet List Indent"/>
     <w:basedOn w:val="Normal"/>
-    <w:qFormat w:val="1"/>
-    <w:rsid w:val="002247F4"/>
+    <w:qFormat/>
+    <w:rsid w:val="002247f4"/>
     <w:pPr/>
     <w:rPr/>
   </w:style>
@@ -3525,13 +3582,13 @@
     <w:basedOn w:val="Normal"/>
     <w:link w:val="HeaderChar"/>
     <w:uiPriority w:val="99"/>
-    <w:unhideWhenUsed w:val="1"/>
-    <w:rsid w:val="002247F4"/>
+    <w:unhideWhenUsed/>
+    <w:rsid w:val="002247f4"/>
     <w:pPr>
       <w:tabs>
         <w:tab w:val="clear" w:pos="720"/>
-        <w:tab w:val="center" w:leader="none" w:pos="4680"/>
-        <w:tab w:val="right" w:leader="none" w:pos="9360"/>
+        <w:tab w:val="center" w:pos="4680" w:leader="none"/>
+        <w:tab w:val="right" w:pos="9360" w:leader="none"/>
       </w:tabs>
     </w:pPr>
     <w:rPr/>
@@ -3541,13 +3598,13 @@
     <w:basedOn w:val="Normal"/>
     <w:link w:val="FooterChar"/>
     <w:uiPriority w:val="99"/>
-    <w:unhideWhenUsed w:val="1"/>
-    <w:rsid w:val="002247F4"/>
+    <w:unhideWhenUsed/>
+    <w:rsid w:val="002247f4"/>
     <w:pPr>
       <w:tabs>
         <w:tab w:val="clear" w:pos="720"/>
-        <w:tab w:val="center" w:leader="none" w:pos="4680"/>
-        <w:tab w:val="right" w:leader="none" w:pos="9360"/>
+        <w:tab w:val="center" w:pos="4680" w:leader="none"/>
+        <w:tab w:val="right" w:pos="9360" w:leader="none"/>
       </w:tabs>
     </w:pPr>
     <w:rPr/>
@@ -3555,8 +3612,8 @@
   <w:style w:type="paragraph" w:styleId="ProfileDetails" w:customStyle="1">
     <w:name w:val="Profile Details"/>
     <w:basedOn w:val="Normal"/>
-    <w:qFormat w:val="1"/>
-    <w:rsid w:val="00E71B1E"/>
+    <w:qFormat/>
+    <w:rsid w:val="00e71b1e"/>
     <w:pPr>
       <w:ind w:left="360" w:hanging="0"/>
     </w:pPr>
@@ -3566,42 +3623,42 @@
     <w:name w:val="Position"/>
     <w:basedOn w:val="Empoyer"/>
     <w:link w:val="PositionCharChar"/>
-    <w:qFormat w:val="1"/>
-    <w:rsid w:val="00E71B1E"/>
+    <w:qFormat/>
+    <w:rsid w:val="00e71b1e"/>
     <w:pPr>
-      <w:spacing w:after="60" w:before="0"/>
+      <w:spacing w:before="0" w:after="60"/>
       <w:ind w:left="446" w:right="547" w:hanging="0"/>
     </w:pPr>
     <w:rPr>
-      <w:b w:val="1"/>
-      <w:bCs w:val="1"/>
+      <w:b/>
+      <w:bCs/>
     </w:rPr>
   </w:style>
   <w:style w:type="paragraph" w:styleId="BulletedList" w:customStyle="1">
     <w:name w:val="Bulleted List"/>
     <w:basedOn w:val="SkillsList"/>
-    <w:qFormat w:val="1"/>
-    <w:rsid w:val="0062278E"/>
+    <w:qFormat/>
+    <w:rsid w:val="0062278e"/>
     <w:pPr/>
     <w:rPr/>
   </w:style>
   <w:style w:type="paragraph" w:styleId="Degree" w:customStyle="1">
     <w:name w:val="Degree"/>
     <w:basedOn w:val="Position"/>
-    <w:qFormat w:val="1"/>
-    <w:rsid w:val="00E71B1E"/>
+    <w:qFormat/>
+    <w:rsid w:val="00e71b1e"/>
     <w:pPr>
-      <w:spacing w:after="0" w:before="0"/>
+      <w:spacing w:before="0" w:after="0"/>
     </w:pPr>
     <w:rPr/>
   </w:style>
   <w:style w:type="paragraph" w:styleId="EducationDetails" w:customStyle="1">
     <w:name w:val="Education Details"/>
     <w:basedOn w:val="Empoyer"/>
-    <w:qFormat w:val="1"/>
-    <w:rsid w:val="00E71B1E"/>
+    <w:qFormat/>
+    <w:rsid w:val="00e71b1e"/>
     <w:pPr>
-      <w:spacing w:after="120" w:before="0"/>
+      <w:spacing w:before="0" w:after="120"/>
       <w:ind w:left="446" w:right="547" w:hanging="0"/>
       <w:jc w:val="left"/>
     </w:pPr>
@@ -3610,14 +3667,14 @@
   <w:style w:type="paragraph" w:styleId="SubmitResume" w:customStyle="1">
     <w:name w:val="Submit Resume"/>
     <w:basedOn w:val="EducationDetails"/>
-    <w:qFormat w:val="1"/>
-    <w:rsid w:val="00A831DE"/>
+    <w:qFormat/>
+    <w:rsid w:val="00a831de"/>
     <w:pPr>
-      <w:spacing w:after="0" w:before="200"/>
+      <w:spacing w:before="200" w:after="0"/>
     </w:pPr>
     <w:rPr>
       <w:rFonts w:cs="MS Shell Dlg"/>
-      <w:i w:val="1"/>
+      <w:i/>
       <w:color w:val="333399"/>
       <w:sz w:val="18"/>
       <w:szCs w:val="15"/>
@@ -3628,13 +3685,13 @@
     <w:basedOn w:val="Normal"/>
     <w:link w:val="BalloonTextChar"/>
     <w:uiPriority w:val="99"/>
-    <w:semiHidden w:val="1"/>
-    <w:unhideWhenUsed w:val="1"/>
-    <w:qFormat w:val="1"/>
-    <w:rsid w:val="00F61D67"/>
+    <w:semiHidden/>
+    <w:unhideWhenUsed/>
+    <w:qFormat/>
+    <w:rsid w:val="00f61d67"/>
     <w:pPr/>
     <w:rPr>
-      <w:rFonts w:ascii="Tahoma" w:cs="Tahoma" w:hAnsi="Tahoma"/>
+      <w:rFonts w:ascii="Tahoma" w:hAnsi="Tahoma" w:cs="Tahoma"/>
       <w:sz w:val="16"/>
       <w:szCs w:val="16"/>
     </w:rPr>
@@ -3642,75 +3699,58 @@
   <w:style w:type="paragraph" w:styleId="NoSpacing">
     <w:name w:val="No Spacing"/>
     <w:uiPriority w:val="1"/>
-    <w:qFormat w:val="1"/>
-    <w:rsid w:val="003A6BA9"/>
+    <w:qFormat/>
+    <w:rsid w:val="003a6ba9"/>
     <w:pPr>
-      <w:widowControl w:val="1"/>
+      <w:widowControl/>
       <w:bidi w:val="0"/>
       <w:jc w:val="left"/>
     </w:pPr>
     <w:rPr>
-      <w:rFonts w:ascii="Calibri" w:cs="" w:eastAsia="Calibri" w:hAnsi="Calibri" w:asciiTheme="minorHAnsi" w:cstheme="minorBidi" w:eastAsiaTheme="minorHAnsi" w:hAnsiTheme="minorHAnsi"/>
+      <w:rFonts w:ascii="Calibri" w:hAnsi="Calibri" w:eastAsia="Calibri" w:cs="" w:asciiTheme="minorHAnsi" w:cstheme="minorBidi" w:eastAsiaTheme="minorHAnsi" w:hAnsiTheme="minorHAnsi"/>
       <w:color w:val="auto"/>
       <w:kern w:val="0"/>
       <w:sz w:val="22"/>
       <w:szCs w:val="22"/>
-      <w:lang w:bidi="ar-SA" w:eastAsia="en-US" w:val="en-US"/>
+      <w:lang w:val="en-US" w:eastAsia="en-US" w:bidi="ar-SA"/>
     </w:rPr>
   </w:style>
   <w:style w:type="numbering" w:styleId="NoList" w:default="1">
     <w:name w:val="No List"/>
     <w:uiPriority w:val="99"/>
-    <w:semiHidden w:val="1"/>
-    <w:unhideWhenUsed w:val="1"/>
-    <w:qFormat w:val="1"/>
-  </w:style>
-  <w:style w:type="table" w:styleId="TableNormal" w:default="1">
+    <w:semiHidden/>
+    <w:unhideWhenUsed/>
+    <w:qFormat/>
+  </w:style>
+  <w:style w:type="table" w:default="1" w:styleId="TableNormal">
     <w:name w:val="Normal Table"/>
     <w:uiPriority w:val="99"/>
-    <w:semiHidden w:val="1"/>
-    <w:unhideWhenUsed w:val="1"/>
+    <w:semiHidden/>
+    <w:unhideWhenUsed/>
     <w:tblPr>
-      <w:tblInd w:w="0.0" w:type="dxa"/>
+      <w:tblInd w:w="0" w:type="dxa"/>
       <w:tblCellMar>
-        <w:top w:w="0.0" w:type="dxa"/>
-        <w:left w:w="108.0" w:type="dxa"/>
-        <w:bottom w:w="0.0" w:type="dxa"/>
-        <w:right w:w="108.0" w:type="dxa"/>
+        <w:top w:w="0" w:type="dxa"/>
+        <w:left w:w="108" w:type="dxa"/>
+        <w:bottom w:w="0" w:type="dxa"/>
+        <w:right w:w="108" w:type="dxa"/>
       </w:tblCellMar>
     </w:tblPr>
   </w:style>
   <w:style w:type="table" w:styleId="TableGrid">
     <w:name w:val="Table Grid"/>
     <w:basedOn w:val="TableNormal"/>
-    <w:rsid w:val="00B168DA"/>
+    <w:rsid w:val="00b168da"/>
     <w:tblPr>
       <w:tblBorders>
-        <w:top w:color="auto" w:space="0" w:sz="4" w:val="single"/>
-        <w:left w:color="auto" w:space="0" w:sz="4" w:val="single"/>
-        <w:bottom w:color="auto" w:space="0" w:sz="4" w:val="single"/>
-        <w:right w:color="auto" w:space="0" w:sz="4" w:val="single"/>
-        <w:insideH w:color="auto" w:space="0" w:sz="4" w:val="single"/>
-        <w:insideV w:color="auto" w:space="0" w:sz="4" w:val="single"/>
+        <w:top w:val="single" w:color="auto" w:sz="4" w:space="0"/>
+        <w:left w:val="single" w:color="auto" w:sz="4" w:space="0"/>
+        <w:bottom w:val="single" w:color="auto" w:sz="4" w:space="0"/>
+        <w:right w:val="single" w:color="auto" w:sz="4" w:space="0"/>
+        <w:insideH w:val="single" w:color="auto" w:sz="4" w:space="0"/>
+        <w:insideV w:val="single" w:color="auto" w:sz="4" w:space="0"/>
       </w:tblBorders>
     </w:tblPr>
-  </w:style>
-  <w:style w:type="paragraph" w:styleId="Subtitle">
-    <w:name w:val="Subtitle"/>
-    <w:basedOn w:val="Normal"/>
-    <w:next w:val="Normal"/>
-    <w:pPr>
-      <w:keepNext w:val="1"/>
-      <w:keepLines w:val="1"/>
-      <w:spacing w:after="80" w:before="360" w:lineRule="auto"/>
-    </w:pPr>
-    <w:rPr>
-      <w:rFonts w:ascii="Georgia" w:cs="Georgia" w:eastAsia="Georgia" w:hAnsi="Georgia"/>
-      <w:i w:val="1"/>
-      <w:color w:val="666666"/>
-      <w:sz w:val="48"/>
-      <w:szCs w:val="48"/>
-    </w:rPr>
   </w:style>
 </w:styles>
 </file>
@@ -3998,19 +4038,4 @@
   <a:objectDefaults/>
   <a:extraClrSchemeLst/>
 </a:theme>
-</file>
-
-<file path=customXML/item1.xml><?xml version="1.0" encoding="utf-8"?>
-<go:gDocsCustomXmlDataStorage xmlns:go="http://customooxmlschemas.google.com/" xmlns:r="http://schemas.openxmlformats.org/officeDocument/2006/relationships">
-  <go:docsCustomData xmlns:go="http://customooxmlschemas.google.com/" roundtripDataSignature="AMtx7mi3TsAexpHfsONDNc54oa0u+kVSug==">AMUW2mXuZDmq1u4hBCzrb/SNK9tEBShUCpWXZCaeinFRCmLqpRhsJaGYzdWE2CKaTE/hddb8lQcbG+bMsfaJg/94Nii+wBzP6o7uUT75vVKMV9vWAOatK6Fm1HQldoJoAxV8i3cdNiww</go:docsCustomData>
-</go:gDocsCustomXmlDataStorage>
-</file>
-
-<file path=customXML/itemProps1.xml><?xml version="1.0" encoding="utf-8"?>
-<ds:datastoreItem xmlns:ds="http://schemas.openxmlformats.org/officeDocument/2006/customXml" ds:itemID="{11111111-1234-1234-1234-123412341234}">
-  <ds:schemaRefs>
-    <ds:schemaRef ds:uri="http://schemas.openxmlformats.org/officeDocument/2006/relationships"/>
-    <ds:schemaRef ds:uri="http://customooxmlschemas.google.com/"/>
-  </ds:schemaRefs>
-</ds:datastoreItem>
 </file>